--- a/WebContent/docx/HRR45_HRDscore基因检测报告-完整版-病理科.docx
+++ b/WebContent/docx/HRR45_HRDscore基因检测报告-完整版-病理科.docx
@@ -25,7 +25,7 @@
           <w:lang w:eastAsia="zh-CN"/>
         </w:rPr>
         <w:drawing>
-          <wp:anchor distT="0" distB="0" distL="114300" distR="114300" simplePos="0" relativeHeight="251666432" behindDoc="1" locked="0" layoutInCell="1" allowOverlap="1">
+          <wp:anchor distT="0" distB="0" distL="114300" distR="114300" simplePos="0" relativeHeight="251665408" behindDoc="1" locked="0" layoutInCell="1" allowOverlap="1">
             <wp:simplePos x="0" y="0"/>
             <wp:positionH relativeFrom="column">
               <wp:posOffset>0</wp:posOffset>
@@ -344,7 +344,7 @@
     </w:p>
     <w:tbl>
       <w:tblPr>
-        <w:tblStyle w:val="16"/>
+        <w:tblStyle w:val="17"/>
         <w:tblW w:w="8614" w:type="dxa"/>
         <w:tblInd w:w="600" w:type="dxa"/>
         <w:tblBorders>
@@ -2565,7 +2565,7 @@
     </w:p>
     <w:p>
       <w:pPr>
-        <w:pStyle w:val="26"/>
+        <w:pStyle w:val="27"/>
         <w:tabs>
           <w:tab w:val="left" w:pos="1256"/>
           <w:tab w:val="center" w:pos="4876"/>
@@ -2576,7 +2576,7 @@
     </w:p>
     <w:p>
       <w:pPr>
-        <w:pStyle w:val="26"/>
+        <w:pStyle w:val="27"/>
         <w:spacing w:before="156" w:after="156"/>
         <w:rPr>
           <w:rFonts w:hint="eastAsia"/>
@@ -2600,7 +2600,7 @@
     </w:p>
     <w:p>
       <w:pPr>
-        <w:pStyle w:val="26"/>
+        <w:pStyle w:val="27"/>
         <w:spacing w:before="156" w:after="156"/>
       </w:pPr>
       <w:r>
@@ -2648,7 +2648,7 @@
     </w:p>
     <w:tbl>
       <w:tblPr>
-        <w:tblStyle w:val="16"/>
+        <w:tblStyle w:val="17"/>
         <w:tblW w:w="9940" w:type="dxa"/>
         <w:jc w:val="center"/>
         <w:tblBorders>
@@ -2906,7 +2906,7 @@
               <w:adjustRightInd w:val="0"/>
               <w:snapToGrid w:val="0"/>
               <w:rPr>
-                <w:rFonts w:hint="default" w:eastAsia="微软雅黑"/>
+                <w:rFonts w:hint="eastAsia" w:eastAsia="微软雅黑"/>
                 <w:lang w:val="en-US" w:eastAsia="zh-CN"/>
               </w:rPr>
             </w:pPr>
@@ -2934,6 +2934,33 @@
                 <w:sz w:val="20"/>
               </w:rPr>
               <w:t>+HRD基因检测</w:t>
+            </w:r>
+            <w:r>
+              <w:rPr>
+                <w:rFonts w:hint="eastAsia" w:cs="Times New Roman"/>
+                <w:color w:val="262626"/>
+                <w:sz w:val="20"/>
+                <w:lang w:eastAsia="zh-CN"/>
+              </w:rPr>
+              <w:t>（</w:t>
+            </w:r>
+            <w:r>
+              <w:rPr>
+                <w:rFonts w:hint="eastAsia" w:cs="Times New Roman"/>
+                <w:color w:val="262626"/>
+                <w:sz w:val="20"/>
+                <w:lang w:val="en-US" w:eastAsia="zh-CN"/>
+              </w:rPr>
+              <w:t>组织</w:t>
+            </w:r>
+            <w:r>
+              <w:rPr>
+                <w:rFonts w:hint="eastAsia" w:cs="Times New Roman"/>
+                <w:color w:val="262626"/>
+                <w:sz w:val="20"/>
+                <w:lang w:eastAsia="zh-CN"/>
+              </w:rPr>
+              <w:t>）</w:t>
             </w:r>
           </w:p>
         </w:tc>
@@ -2977,8 +3004,8 @@
               <w:adjustRightInd w:val="0"/>
               <w:snapToGrid w:val="0"/>
               <w:rPr>
-                <w:rFonts w:hint="default"/>
-                <w:lang w:val="en-US"/>
+                <w:rFonts w:hint="eastAsia" w:eastAsia="微软雅黑"/>
+                <w:lang w:val="en-US" w:eastAsia="zh-CN"/>
               </w:rPr>
             </w:pPr>
             <w:r>
@@ -2996,6 +3023,15 @@
                 <w:sz w:val="20"/>
               </w:rPr>
               <w:t>：{{ age }}</w:t>
+            </w:r>
+            <w:r>
+              <w:rPr>
+                <w:rFonts w:hint="eastAsia" w:cs="Malgun Gothic Semilight"/>
+                <w:color w:val="262626"/>
+                <w:sz w:val="20"/>
+                <w:lang w:val="en-US" w:eastAsia="zh-CN"/>
+              </w:rPr>
+              <w:t>岁</w:t>
             </w:r>
           </w:p>
         </w:tc>
@@ -3445,8 +3481,8 @@
           <w:rFonts w:hint="eastAsia"/>
         </w:rPr>
       </w:pPr>
-      <w:bookmarkStart w:id="1" w:name="_Toc149837254"/>
-      <w:bookmarkStart w:id="2" w:name="_Toc26933"/>
+      <w:bookmarkStart w:id="1" w:name="_Toc26933"/>
+      <w:bookmarkStart w:id="2" w:name="_Toc149837254"/>
       <w:r>
         <w:rPr>
           <w:rFonts w:hint="eastAsia"/>
@@ -3459,7 +3495,7 @@
     </w:p>
     <w:tbl>
       <w:tblPr>
-        <w:tblStyle w:val="16"/>
+        <w:tblStyle w:val="17"/>
         <w:tblpPr w:leftFromText="180" w:rightFromText="180" w:vertAnchor="text" w:horzAnchor="page" w:tblpXSpec="center" w:tblpY="10"/>
         <w:tblOverlap w:val="never"/>
         <w:tblW w:w="4989" w:type="pct"/>
@@ -3495,6 +3531,7 @@
             <w:insideH w:val="none" w:color="auto" w:sz="0" w:space="0"/>
             <w:insideV w:val="none" w:color="auto" w:sz="0" w:space="0"/>
           </w:tblBorders>
+          <w:shd w:val="clear" w:color="auto" w:fill="auto"/>
           <w:tblCellMar>
             <w:top w:w="0" w:type="dxa"/>
             <w:left w:w="0" w:type="dxa"/>
@@ -3670,7 +3707,7 @@
           </w:tcPr>
           <w:p>
             <w:pPr>
-              <w:pStyle w:val="57"/>
+              <w:pStyle w:val="58"/>
               <w:ind w:left="119" w:leftChars="0"/>
               <w:rPr>
                 <w:rFonts w:ascii="Times New Roman" w:hAnsi="Times New Roman" w:eastAsia="微软雅黑" w:cs="Times New Roman"/>
@@ -3705,7 +3742,7 @@
           </w:tcPr>
           <w:p>
             <w:pPr>
-              <w:pStyle w:val="57"/>
+              <w:pStyle w:val="58"/>
               <w:ind w:left="119" w:leftChars="0"/>
               <w:rPr>
                 <w:rFonts w:ascii="Times New Roman" w:hAnsi="Times New Roman" w:eastAsia="微软雅黑" w:cs="Times New Roman"/>
@@ -3779,7 +3816,7 @@
           </w:tcPr>
           <w:p>
             <w:pPr>
-              <w:pStyle w:val="57"/>
+              <w:pStyle w:val="58"/>
               <w:keepNext w:val="0"/>
               <w:keepLines w:val="0"/>
               <w:pageBreakBefore w:val="0"/>
@@ -3830,7 +3867,7 @@
           </w:tcPr>
           <w:p>
             <w:pPr>
-              <w:pStyle w:val="57"/>
+              <w:pStyle w:val="58"/>
               <w:spacing w:before="100" w:line="187" w:lineRule="auto"/>
               <w:ind w:left="119" w:right="119"/>
               <w:rPr>
@@ -3922,7 +3959,7 @@
           </w:p>
           <w:p>
             <w:pPr>
-              <w:pStyle w:val="57"/>
+              <w:pStyle w:val="58"/>
               <w:keepNext w:val="0"/>
               <w:keepLines w:val="0"/>
               <w:pageBreakBefore w:val="0"/>
@@ -4055,7 +4092,7 @@
           </w:tcPr>
           <w:p>
             <w:pPr>
-              <w:pStyle w:val="57"/>
+              <w:pStyle w:val="58"/>
               <w:keepNext w:val="0"/>
               <w:keepLines w:val="0"/>
               <w:pageBreakBefore w:val="0"/>
@@ -4106,7 +4143,7 @@
           </w:tcPr>
           <w:p>
             <w:pPr>
-              <w:pStyle w:val="57"/>
+              <w:pStyle w:val="58"/>
               <w:keepNext w:val="0"/>
               <w:keepLines w:val="0"/>
               <w:pageBreakBefore w:val="0"/>
@@ -4178,7 +4215,7 @@
           </w:tcPr>
           <w:p>
             <w:pPr>
-              <w:pStyle w:val="57"/>
+              <w:pStyle w:val="58"/>
               <w:keepNext w:val="0"/>
               <w:keepLines w:val="0"/>
               <w:pageBreakBefore w:val="0"/>
@@ -4229,7 +4266,7 @@
           </w:tcPr>
           <w:p>
             <w:pPr>
-              <w:pStyle w:val="57"/>
+              <w:pStyle w:val="58"/>
               <w:keepNext w:val="0"/>
               <w:keepLines w:val="0"/>
               <w:pageBreakBefore w:val="0"/>
@@ -4370,7 +4407,7 @@
     </w:p>
     <w:tbl>
       <w:tblPr>
-        <w:tblStyle w:val="16"/>
+        <w:tblStyle w:val="17"/>
         <w:tblW w:w="9859" w:type="dxa"/>
         <w:jc w:val="center"/>
         <w:tblBorders>
@@ -5116,9 +5153,9 @@
           <w:lang w:eastAsia="zh-CN"/>
         </w:rPr>
       </w:pPr>
-      <w:bookmarkStart w:id="3" w:name="_Toc13492"/>
-      <w:bookmarkStart w:id="4" w:name="_Toc17240"/>
-      <w:bookmarkStart w:id="5" w:name="_Toc107825551"/>
+      <w:bookmarkStart w:id="3" w:name="_Toc107825551"/>
+      <w:bookmarkStart w:id="4" w:name="_Toc13492"/>
+      <w:bookmarkStart w:id="5" w:name="_Toc17240"/>
       <w:bookmarkStart w:id="6" w:name="_Toc149837258"/>
       <w:bookmarkStart w:id="7" w:name="_Toc23434"/>
       <w:r>
@@ -5134,7 +5171,7 @@
     </w:p>
     <w:tbl>
       <w:tblPr>
-        <w:tblStyle w:val="16"/>
+        <w:tblStyle w:val="17"/>
         <w:tblW w:w="9870" w:type="dxa"/>
         <w:jc w:val="center"/>
         <w:tblBorders>
@@ -5338,7 +5375,7 @@
           </w:tcPr>
           <w:p>
             <w:pPr>
-              <w:pStyle w:val="57"/>
+              <w:pStyle w:val="58"/>
               <w:spacing w:before="100" w:line="187" w:lineRule="auto"/>
               <w:ind w:left="118" w:right="178"/>
               <w:rPr>
@@ -5410,7 +5447,7 @@
           </w:tcPr>
           <w:p>
             <w:pPr>
-              <w:pStyle w:val="57"/>
+              <w:pStyle w:val="58"/>
               <w:spacing w:before="77"/>
               <w:ind w:left="119"/>
               <w:rPr>
@@ -5443,7 +5480,7 @@
           </w:tcPr>
           <w:p>
             <w:pPr>
-              <w:pStyle w:val="57"/>
+              <w:pStyle w:val="58"/>
               <w:spacing w:before="77"/>
               <w:ind w:left="118"/>
               <w:rPr>
@@ -5514,7 +5551,7 @@
           </w:tcPr>
           <w:p>
             <w:pPr>
-              <w:pStyle w:val="57"/>
+              <w:pStyle w:val="58"/>
               <w:spacing w:before="77"/>
               <w:ind w:left="119"/>
               <w:rPr>
@@ -5548,7 +5585,7 @@
           </w:tcPr>
           <w:p>
             <w:pPr>
-              <w:pStyle w:val="57"/>
+              <w:pStyle w:val="58"/>
               <w:spacing w:before="77"/>
               <w:ind w:left="118"/>
               <w:rPr>
@@ -5771,7 +5808,7 @@
     </w:p>
     <w:tbl>
       <w:tblPr>
-        <w:tblStyle w:val="58"/>
+        <w:tblStyle w:val="59"/>
         <w:tblW w:w="5096" w:type="pct"/>
         <w:jc w:val="center"/>
         <w:tblBorders>
@@ -5833,7 +5870,7 @@
           </w:tcPr>
           <w:p>
             <w:pPr>
-              <w:pStyle w:val="57"/>
+              <w:pStyle w:val="58"/>
               <w:jc w:val="center"/>
               <w:rPr>
                 <w:rFonts w:hint="default" w:ascii="Times New Roman" w:hAnsi="Times New Roman" w:eastAsia="微软雅黑" w:cs="Times New Roman"/>
@@ -5869,7 +5906,7 @@
           </w:tcPr>
           <w:p>
             <w:pPr>
-              <w:pStyle w:val="57"/>
+              <w:pStyle w:val="58"/>
               <w:jc w:val="center"/>
               <w:rPr>
                 <w:rFonts w:hint="default" w:ascii="Times New Roman" w:hAnsi="Times New Roman" w:eastAsia="微软雅黑" w:cs="Times New Roman"/>
@@ -5903,7 +5940,7 @@
           </w:tcPr>
           <w:p>
             <w:pPr>
-              <w:pStyle w:val="57"/>
+              <w:pStyle w:val="58"/>
               <w:jc w:val="center"/>
               <w:rPr>
                 <w:rFonts w:hint="default" w:ascii="Times New Roman" w:hAnsi="Times New Roman" w:eastAsia="微软雅黑" w:cs="Times New Roman"/>
@@ -5937,7 +5974,7 @@
           </w:tcPr>
           <w:p>
             <w:pPr>
-              <w:pStyle w:val="57"/>
+              <w:pStyle w:val="58"/>
               <w:jc w:val="center"/>
               <w:rPr>
                 <w:rFonts w:hint="default" w:ascii="Times New Roman" w:hAnsi="Times New Roman" w:eastAsia="微软雅黑" w:cs="Times New Roman"/>
@@ -5973,7 +6010,7 @@
           </w:tcPr>
           <w:p>
             <w:pPr>
-              <w:pStyle w:val="57"/>
+              <w:pStyle w:val="58"/>
               <w:jc w:val="center"/>
               <w:rPr>
                 <w:rFonts w:hint="eastAsia" w:ascii="Times New Roman" w:hAnsi="Times New Roman" w:eastAsia="微软雅黑" w:cs="Times New Roman"/>
@@ -6000,7 +6037,7 @@
           </w:p>
           <w:p>
             <w:pPr>
-              <w:pStyle w:val="57"/>
+              <w:pStyle w:val="58"/>
               <w:jc w:val="center"/>
               <w:rPr>
                 <w:rFonts w:hint="default" w:ascii="Times New Roman" w:hAnsi="Times New Roman" w:eastAsia="微软雅黑" w:cs="Times New Roman"/>
@@ -6059,7 +6096,7 @@
           </w:p>
           <w:p>
             <w:pPr>
-              <w:pStyle w:val="57"/>
+              <w:pStyle w:val="58"/>
               <w:jc w:val="center"/>
               <w:rPr>
                 <w:rFonts w:hint="default" w:ascii="Times New Roman" w:hAnsi="Times New Roman" w:eastAsia="微软雅黑" w:cs="Times New Roman"/>
@@ -6107,7 +6144,7 @@
           </w:tcPr>
           <w:p>
             <w:pPr>
-              <w:pStyle w:val="57"/>
+              <w:pStyle w:val="58"/>
               <w:jc w:val="center"/>
               <w:rPr>
                 <w:rFonts w:hint="default" w:ascii="Times New Roman" w:hAnsi="Times New Roman" w:eastAsia="微软雅黑" w:cs="Times New Roman"/>
@@ -6143,7 +6180,7 @@
           </w:tcPr>
           <w:p>
             <w:pPr>
-              <w:pStyle w:val="57"/>
+              <w:pStyle w:val="58"/>
               <w:jc w:val="center"/>
               <w:rPr>
                 <w:rFonts w:hint="default" w:ascii="Times New Roman" w:hAnsi="Times New Roman" w:eastAsia="微软雅黑" w:cs="Times New Roman"/>
@@ -8273,8 +8310,8 @@
           <w:lang w:eastAsia="zh-CN"/>
         </w:rPr>
       </w:pPr>
-      <w:bookmarkStart w:id="8" w:name="_Toc7697"/>
-      <w:bookmarkStart w:id="9" w:name="_Toc149837259"/>
+      <w:bookmarkStart w:id="8" w:name="_Toc149837259"/>
+      <w:bookmarkStart w:id="9" w:name="_Toc7697"/>
       <w:r>
         <w:rPr>
           <w:rFonts w:hint="eastAsia"/>
@@ -8380,7 +8417,7 @@
     </w:p>
     <w:tbl>
       <w:tblPr>
-        <w:tblStyle w:val="58"/>
+        <w:tblStyle w:val="59"/>
         <w:tblW w:w="9844" w:type="dxa"/>
         <w:jc w:val="center"/>
         <w:tblBorders>
@@ -8442,7 +8479,7 @@
           </w:tcPr>
           <w:p>
             <w:pPr>
-              <w:pStyle w:val="57"/>
+              <w:pStyle w:val="58"/>
               <w:jc w:val="center"/>
               <w:rPr>
                 <w:rFonts w:hint="default" w:ascii="Times New Roman" w:hAnsi="Times New Roman" w:eastAsia="微软雅黑" w:cs="Times New Roman"/>
@@ -8488,7 +8525,7 @@
           </w:tcPr>
           <w:p>
             <w:pPr>
-              <w:pStyle w:val="57"/>
+              <w:pStyle w:val="58"/>
               <w:jc w:val="center"/>
               <w:rPr>
                 <w:rFonts w:hint="default" w:ascii="Times New Roman" w:hAnsi="Times New Roman" w:eastAsia="微软雅黑" w:cs="Times New Roman"/>
@@ -8522,7 +8559,7 @@
           </w:tcPr>
           <w:p>
             <w:pPr>
-              <w:pStyle w:val="57"/>
+              <w:pStyle w:val="58"/>
               <w:jc w:val="center"/>
               <w:rPr>
                 <w:rFonts w:hint="eastAsia" w:ascii="Times New Roman" w:hAnsi="Times New Roman" w:eastAsia="微软雅黑" w:cs="Times New Roman"/>
@@ -8558,7 +8595,7 @@
           </w:tcPr>
           <w:p>
             <w:pPr>
-              <w:pStyle w:val="57"/>
+              <w:pStyle w:val="58"/>
               <w:jc w:val="center"/>
               <w:rPr>
                 <w:rFonts w:hint="default" w:ascii="Times New Roman" w:hAnsi="Times New Roman" w:eastAsia="微软雅黑" w:cs="Times New Roman"/>
@@ -8595,7 +8632,7 @@
           </w:tcPr>
           <w:p>
             <w:pPr>
-              <w:pStyle w:val="57"/>
+              <w:pStyle w:val="58"/>
               <w:jc w:val="center"/>
               <w:rPr>
                 <w:rFonts w:hint="default" w:ascii="Times New Roman" w:hAnsi="Times New Roman" w:eastAsia="微软雅黑" w:cs="Times New Roman"/>
@@ -8630,7 +8667,7 @@
           </w:tcPr>
           <w:p>
             <w:pPr>
-              <w:pStyle w:val="57"/>
+              <w:pStyle w:val="58"/>
               <w:jc w:val="center"/>
               <w:rPr>
                 <w:rFonts w:hint="default" w:ascii="Times New Roman" w:hAnsi="Times New Roman" w:eastAsia="微软雅黑" w:cs="Times New Roman"/>
@@ -8664,7 +8701,7 @@
           </w:tcPr>
           <w:p>
             <w:pPr>
-              <w:pStyle w:val="57"/>
+              <w:pStyle w:val="58"/>
               <w:spacing w:before="24" w:beforeLines="10"/>
               <w:jc w:val="center"/>
               <w:rPr>
@@ -8699,7 +8736,7 @@
           </w:tcPr>
           <w:p>
             <w:pPr>
-              <w:pStyle w:val="57"/>
+              <w:pStyle w:val="58"/>
               <w:spacing w:before="24" w:beforeLines="10"/>
               <w:jc w:val="center"/>
               <w:rPr>
@@ -9631,7 +9668,7 @@
     </w:p>
     <w:tbl>
       <w:tblPr>
-        <w:tblStyle w:val="58"/>
+        <w:tblStyle w:val="59"/>
         <w:tblW w:w="5035" w:type="pct"/>
         <w:jc w:val="center"/>
         <w:tblBorders>
@@ -9692,7 +9729,7 @@
           </w:tcPr>
           <w:p>
             <w:pPr>
-              <w:pStyle w:val="57"/>
+              <w:pStyle w:val="58"/>
               <w:jc w:val="center"/>
               <w:rPr>
                 <w:rFonts w:hint="default" w:ascii="Times New Roman" w:hAnsi="Times New Roman" w:eastAsia="微软雅黑" w:cs="Times New Roman"/>
@@ -9726,7 +9763,7 @@
           </w:tcPr>
           <w:p>
             <w:pPr>
-              <w:pStyle w:val="57"/>
+              <w:pStyle w:val="58"/>
               <w:jc w:val="center"/>
               <w:rPr>
                 <w:rFonts w:hint="default" w:ascii="Times New Roman" w:hAnsi="Times New Roman" w:eastAsia="微软雅黑" w:cs="Times New Roman"/>
@@ -9760,7 +9797,7 @@
           </w:tcPr>
           <w:p>
             <w:pPr>
-              <w:pStyle w:val="57"/>
+              <w:pStyle w:val="58"/>
               <w:jc w:val="center"/>
               <w:rPr>
                 <w:rFonts w:hint="default" w:ascii="Times New Roman" w:hAnsi="Times New Roman" w:eastAsia="微软雅黑" w:cs="Times New Roman"/>
@@ -9796,7 +9833,7 @@
           </w:tcPr>
           <w:p>
             <w:pPr>
-              <w:pStyle w:val="57"/>
+              <w:pStyle w:val="58"/>
               <w:jc w:val="center"/>
               <w:rPr>
                 <w:rFonts w:hint="default" w:ascii="Times New Roman" w:hAnsi="Times New Roman" w:eastAsia="微软雅黑" w:cs="Times New Roman"/>
@@ -9833,7 +9870,7 @@
           </w:tcPr>
           <w:p>
             <w:pPr>
-              <w:pStyle w:val="57"/>
+              <w:pStyle w:val="58"/>
               <w:jc w:val="center"/>
               <w:rPr>
                 <w:rFonts w:hint="default" w:ascii="Times New Roman" w:hAnsi="Times New Roman" w:eastAsia="微软雅黑" w:cs="Times New Roman"/>
@@ -9869,7 +9906,7 @@
           </w:tcPr>
           <w:p>
             <w:pPr>
-              <w:pStyle w:val="57"/>
+              <w:pStyle w:val="58"/>
               <w:jc w:val="center"/>
               <w:rPr>
                 <w:rFonts w:hint="default" w:ascii="Times New Roman" w:hAnsi="Times New Roman" w:eastAsia="微软雅黑" w:cs="Times New Roman"/>
@@ -10706,6 +10743,67 @@
         <w:rPr>
           <w:rFonts w:hint="eastAsia" w:ascii="Times New Roman" w:hAnsi="Times New Roman" w:eastAsia="微软雅黑" w:cs="Times New Roman"/>
           <w:color w:val="262626"/>
+          <w:sz w:val="21"/>
+          <w:szCs w:val="21"/>
+          <w:lang w:eastAsia="zh-CN"/>
+        </w:rPr>
+      </w:pPr>
+      <w:r>
+        <w:rPr>
+          <w:rFonts w:hint="eastAsia" w:ascii="Times New Roman" w:hAnsi="Times New Roman" w:eastAsia="微软雅黑" w:cs="Times New Roman"/>
+          <w:sz w:val="21"/>
+          <w:szCs w:val="21"/>
+          <w:lang w:eastAsia="zh-CN"/>
+        </w:rPr>
+        <w:t xml:space="preserve">{% if testedby == </w:t>
+      </w:r>
+      <w:r>
+        <w:rPr>
+          <w:rFonts w:ascii="Times New Roman" w:hAnsi="Times New Roman" w:eastAsia="微软雅黑" w:cs="Times New Roman"/>
+          <w:sz w:val="21"/>
+          <w:szCs w:val="21"/>
+          <w:lang w:eastAsia="zh-CN"/>
+        </w:rPr>
+        <w:t>“</w:t>
+      </w:r>
+      <w:r>
+        <w:rPr>
+          <w:rFonts w:hint="eastAsia" w:ascii="Times New Roman" w:hAnsi="Times New Roman" w:eastAsia="微软雅黑" w:cs="Times New Roman"/>
+          <w:sz w:val="21"/>
+          <w:szCs w:val="21"/>
+          <w:lang w:eastAsia="zh-CN"/>
+        </w:rPr>
+        <w:t>1</w:t>
+      </w:r>
+      <w:r>
+        <w:rPr>
+          <w:rFonts w:ascii="Times New Roman" w:hAnsi="Times New Roman" w:eastAsia="微软雅黑" w:cs="Times New Roman"/>
+          <w:sz w:val="21"/>
+          <w:szCs w:val="21"/>
+          <w:lang w:eastAsia="zh-CN"/>
+        </w:rPr>
+        <w:t>”</w:t>
+      </w:r>
+      <w:r>
+        <w:rPr>
+          <w:rFonts w:hint="eastAsia" w:ascii="Times New Roman" w:hAnsi="Times New Roman" w:eastAsia="微软雅黑" w:cs="Times New Roman"/>
+          <w:sz w:val="21"/>
+          <w:szCs w:val="21"/>
+          <w:lang w:eastAsia="zh-CN"/>
+        </w:rPr>
+        <w:t xml:space="preserve"> %}</w:t>
+      </w:r>
+    </w:p>
+    <w:p>
+      <w:pPr>
+        <w:numPr>
+          <w:ilvl w:val="0"/>
+          <w:numId w:val="0"/>
+        </w:numPr>
+        <w:ind w:leftChars="0"/>
+        <w:rPr>
+          <w:rFonts w:hint="eastAsia" w:ascii="Times New Roman" w:hAnsi="Times New Roman" w:eastAsia="微软雅黑" w:cs="Times New Roman"/>
+          <w:color w:val="262626"/>
           <w:sz w:val="18"/>
           <w:szCs w:val="18"/>
           <w:lang w:eastAsia="zh-CN"/>
@@ -10714,7 +10812,7 @@
     </w:p>
     <w:tbl>
       <w:tblPr>
-        <w:tblStyle w:val="16"/>
+        <w:tblStyle w:val="17"/>
         <w:tblW w:w="9781" w:type="dxa"/>
         <w:jc w:val="center"/>
         <w:tblBorders>
@@ -10785,24 +10883,23 @@
             </w:r>
             <w:r>
               <w:rPr>
-                <w:color w:val="262626"/>
-                <w:sz w:val="28"/>
+                <w:sz w:val="22"/>
               </w:rPr>
               <mc:AlternateContent>
                 <mc:Choice Requires="wpg">
                   <w:drawing>
-                    <wp:anchor distT="0" distB="0" distL="114300" distR="114300" simplePos="0" relativeHeight="251665408" behindDoc="0" locked="0" layoutInCell="1" allowOverlap="1">
+                    <wp:anchor distT="0" distB="0" distL="114300" distR="114300" simplePos="0" relativeHeight="251667456" behindDoc="0" locked="0" layoutInCell="1" allowOverlap="1">
                       <wp:simplePos x="0" y="0"/>
                       <wp:positionH relativeFrom="column">
-                        <wp:posOffset>572135</wp:posOffset>
+                        <wp:posOffset>661035</wp:posOffset>
                       </wp:positionH>
                       <wp:positionV relativeFrom="paragraph">
-                        <wp:posOffset>-94615</wp:posOffset>
+                        <wp:posOffset>-88265</wp:posOffset>
                       </wp:positionV>
-                      <wp:extent cx="3854450" cy="429260"/>
-                      <wp:effectExtent l="0" t="0" r="1270" b="12700"/>
+                      <wp:extent cx="3409950" cy="360045"/>
+                      <wp:effectExtent l="0" t="0" r="0" b="5715"/>
                       <wp:wrapNone/>
-                      <wp:docPr id="5" name="组合 5"/>
+                      <wp:docPr id="12" name="组合 12"/>
                       <wp:cNvGraphicFramePr/>
                       <a:graphic xmlns:a="http://schemas.openxmlformats.org/drawingml/2006/main">
                         <a:graphicData uri="http://schemas.microsoft.com/office/word/2010/wordprocessingGroup">
@@ -10811,14 +10908,14 @@
                             <wpg:grpSpPr>
                               <a:xfrm>
                                 <a:off x="0" y="0"/>
-                                <a:ext cx="3854450" cy="429260"/>
-                                <a:chOff x="5067" y="168435"/>
-                                <a:chExt cx="6070" cy="676"/>
+                                <a:ext cx="3409950" cy="360045"/>
+                                <a:chOff x="9632" y="12252"/>
+                                <a:chExt cx="5370" cy="567"/>
                               </a:xfrm>
                             </wpg:grpSpPr>
                             <pic:pic xmlns:pic="http://schemas.openxmlformats.org/drawingml/2006/picture">
                               <pic:nvPicPr>
-                                <pic:cNvPr id="8" name="_x0000_s2449" descr="杜景光  签名1"/>
+                                <pic:cNvPr id="16" name="图片 6" descr="蔡冬雪"/>
                                 <pic:cNvPicPr>
                                   <a:picLocks noChangeAspect="1"/>
                                 </pic:cNvPicPr>
@@ -10827,10 +10924,51 @@
                                 <a:blip r:embed="rId11">
                                   <a:clrChange>
                                     <a:clrFrom>
-                                      <a:srgbClr val="FDFDFD"/>
+                                      <a:srgbClr val="FFFFFF">
+                                        <a:alpha val="100000"/>
+                                      </a:srgbClr>
                                     </a:clrFrom>
                                     <a:clrTo>
-                                      <a:srgbClr val="FDFDFD">
+                                      <a:srgbClr val="FFFFFF">
+                                        <a:alpha val="100000"/>
+                                        <a:alpha val="0"/>
+                                      </a:srgbClr>
+                                    </a:clrTo>
+                                  </a:clrChange>
+                                </a:blip>
+                                <a:srcRect l="18656" t="33322" r="18897" b="26699"/>
+                                <a:stretch>
+                                  <a:fillRect/>
+                                </a:stretch>
+                              </pic:blipFill>
+                              <pic:spPr>
+                                <a:xfrm>
+                                  <a:off x="9632" y="12347"/>
+                                  <a:ext cx="1010" cy="454"/>
+                                </a:xfrm>
+                                <a:prstGeom prst="rect">
+                                  <a:avLst/>
+                                </a:prstGeom>
+                              </pic:spPr>
+                            </pic:pic>
+                            <pic:pic xmlns:pic="http://schemas.openxmlformats.org/drawingml/2006/picture">
+                              <pic:nvPicPr>
+                                <pic:cNvPr id="13" name="图片 4" descr="王建丽"/>
+                                <pic:cNvPicPr>
+                                  <a:picLocks noChangeAspect="1"/>
+                                </pic:cNvPicPr>
+                              </pic:nvPicPr>
+                              <pic:blipFill>
+                                <a:blip r:embed="rId12">
+                                  <a:clrChange>
+                                    <a:clrFrom>
+                                      <a:srgbClr val="FFFFFF">
+                                        <a:alpha val="100000"/>
+                                      </a:srgbClr>
+                                    </a:clrFrom>
+                                    <a:clrTo>
+                                      <a:srgbClr val="FFFFFF">
+                                        <a:alpha val="100000"/>
                                         <a:alpha val="0"/>
                                       </a:srgbClr>
                                     </a:clrTo>
@@ -10842,42 +10980,8 @@
                               </pic:blipFill>
                               <pic:spPr>
                                 <a:xfrm>
-                                  <a:off x="9623" y="168451"/>
-                                  <a:ext cx="1515" cy="661"/>
-                                </a:xfrm>
-                                <a:prstGeom prst="rect">
-                                  <a:avLst/>
-                                </a:prstGeom>
-                              </pic:spPr>
-                            </pic:pic>
-                            <pic:pic xmlns:pic="http://schemas.openxmlformats.org/drawingml/2006/picture">
-                              <pic:nvPicPr>
-                                <pic:cNvPr id="11" name="_x0000_s2450" descr="林俊雯 签名1"/>
-                                <pic:cNvPicPr>
-                                  <a:picLocks noChangeAspect="1"/>
-                                </pic:cNvPicPr>
-                              </pic:nvPicPr>
-                              <pic:blipFill>
-                                <a:blip r:embed="rId12">
-                                  <a:clrChange>
-                                    <a:clrFrom>
-                                      <a:srgbClr val="FFFFFF"/>
-                                    </a:clrFrom>
-                                    <a:clrTo>
-                                      <a:srgbClr val="FFFFFF">
-                                        <a:alpha val="0"/>
-                                      </a:srgbClr>
-                                    </a:clrTo>
-                                  </a:clrChange>
-                                </a:blip>
-                                <a:stretch>
-                                  <a:fillRect/>
-                                </a:stretch>
-                              </pic:blipFill>
-                              <pic:spPr>
-                                <a:xfrm>
-                                  <a:off x="5067" y="168435"/>
-                                  <a:ext cx="1432" cy="636"/>
+                                  <a:off x="14002" y="12252"/>
+                                  <a:ext cx="1000" cy="567"/>
                                 </a:xfrm>
                                 <a:prstGeom prst="rect">
                                   <a:avLst/>
@@ -10892,15 +10996,15 @@
                 </mc:Choice>
                 <mc:Fallback>
                   <w:pict>
-                    <v:group id="_x0000_s1026" o:spid="_x0000_s1026" o:spt="203" style="position:absolute;left:0pt;margin-left:45.05pt;margin-top:-7.45pt;height:33.8pt;width:303.5pt;z-index:251665408;mso-width-relative:page;mso-height-relative:page;" coordorigin="5067,168435" coordsize="6070,676" o:gfxdata="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">
+                    <v:group id="_x0000_s1026" o:spid="_x0000_s1026" o:spt="203" style="position:absolute;left:0pt;margin-left:52.05pt;margin-top:-6.95pt;height:28.35pt;width:268.5pt;z-index:251667456;mso-width-relative:page;mso-height-relative:page;" coordorigin="9632,12252" coordsize="5370,567" o:gfxdata="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">
                       <o:lock v:ext="edit" aspectratio="f"/>
-                      <v:shape id="_x0000_s2449" o:spid="_x0000_s1026" o:spt="75" alt="杜景光  签名1" type="#_x0000_t75" style="position:absolute;left:9623;top:168451;height:661;width:1515;" filled="f" o:preferrelative="t" stroked="f" coordsize="21600,21600" o:gfxdata="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">
+                      <v:shape id="图片 6" o:spid="_x0000_s1026" o:spt="75" alt="蔡冬雪" type="#_x0000_t75" style="position:absolute;left:9632;top:12347;height:454;width:1010;" filled="f" o:preferrelative="t" stroked="f" coordsize="21600,21600" o:gfxdata="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">
                         <v:fill on="f" focussize="0,0"/>
                         <v:stroke on="f"/>
-                        <v:imagedata r:id="rId11" chromakey="#FDFDFD" o:title=""/>
+                        <v:imagedata r:id="rId11" cropleft="12226f" croptop="21838f" cropright="12384f" cropbottom="17497f" chromakey="#FFFFFF" o:title=""/>
                         <o:lock v:ext="edit" aspectratio="t"/>
                       </v:shape>
-                      <v:shape id="_x0000_s2450" o:spid="_x0000_s1026" o:spt="75" alt="林俊雯 签名1" type="#_x0000_t75" style="position:absolute;left:5067;top:168435;height:636;width:1432;" filled="f" o:preferrelative="t" stroked="f" coordsize="21600,21600" o:gfxdata="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">
+                      <v:shape id="图片 4" o:spid="_x0000_s1026" o:spt="75" alt="王建丽" type="#_x0000_t75" style="position:absolute;left:14002;top:12252;height:567;width:1000;" filled="f" o:preferrelative="t" stroked="f" coordsize="21600,21600" o:gfxdata="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">
                         <v:fill on="f" focussize="0,0"/>
                         <v:stroke on="f"/>
                         <v:imagedata r:id="rId12" chromakey="#FFFFFF" o:title=""/>
@@ -11009,6 +11113,409 @@
         </w:tc>
       </w:tr>
     </w:tbl>
+    <w:p>
+      <w:pPr>
+        <w:widowControl/>
+        <w:rPr>
+          <w:rFonts w:ascii="Times New Roman" w:hAnsi="Times New Roman" w:eastAsia="微软雅黑" w:cs="Times New Roman"/>
+          <w:b/>
+          <w:bCs/>
+          <w:color w:val="0070C0"/>
+          <w:sz w:val="21"/>
+          <w:szCs w:val="21"/>
+          <w:lang w:eastAsia="zh-CN"/>
+        </w:rPr>
+      </w:pPr>
+      <w:r>
+        <w:rPr>
+          <w:rFonts w:hint="eastAsia" w:ascii="Times New Roman" w:hAnsi="Times New Roman" w:eastAsia="微软雅黑" w:cs="Times New Roman"/>
+          <w:sz w:val="21"/>
+          <w:szCs w:val="21"/>
+          <w:lang w:eastAsia="zh-CN"/>
+        </w:rPr>
+        <w:t xml:space="preserve">{% endif %}{% if testedby == </w:t>
+      </w:r>
+      <w:r>
+        <w:rPr>
+          <w:rFonts w:ascii="Times New Roman" w:hAnsi="Times New Roman" w:eastAsia="微软雅黑" w:cs="Times New Roman"/>
+          <w:sz w:val="21"/>
+          <w:szCs w:val="21"/>
+          <w:lang w:eastAsia="zh-CN"/>
+        </w:rPr>
+        <w:t>“</w:t>
+      </w:r>
+      <w:r>
+        <w:rPr>
+          <w:rFonts w:hint="eastAsia" w:ascii="Times New Roman" w:hAnsi="Times New Roman" w:eastAsia="微软雅黑" w:cs="Times New Roman"/>
+          <w:sz w:val="21"/>
+          <w:szCs w:val="21"/>
+          <w:lang w:eastAsia="zh-CN"/>
+        </w:rPr>
+        <w:t>2</w:t>
+      </w:r>
+      <w:r>
+        <w:rPr>
+          <w:rFonts w:ascii="Times New Roman" w:hAnsi="Times New Roman" w:eastAsia="微软雅黑" w:cs="Times New Roman"/>
+          <w:sz w:val="21"/>
+          <w:szCs w:val="21"/>
+          <w:lang w:eastAsia="zh-CN"/>
+        </w:rPr>
+        <w:t>”</w:t>
+      </w:r>
+      <w:r>
+        <w:rPr>
+          <w:rFonts w:hint="eastAsia" w:ascii="Times New Roman" w:hAnsi="Times New Roman" w:eastAsia="微软雅黑" w:cs="Times New Roman"/>
+          <w:sz w:val="21"/>
+          <w:szCs w:val="21"/>
+          <w:lang w:eastAsia="zh-CN"/>
+        </w:rPr>
+        <w:t xml:space="preserve"> %}</w:t>
+      </w:r>
+    </w:p>
+    <w:p>
+      <w:pPr>
+        <w:widowControl/>
+        <w:rPr>
+          <w:rFonts w:ascii="Times New Roman" w:hAnsi="Times New Roman" w:eastAsia="微软雅黑" w:cs="Times New Roman"/>
+          <w:b/>
+          <w:bCs/>
+          <w:color w:val="0070C0"/>
+          <w:sz w:val="28"/>
+          <w:szCs w:val="28"/>
+          <w:lang w:eastAsia="zh-CN"/>
+        </w:rPr>
+      </w:pPr>
+    </w:p>
+    <w:tbl>
+      <w:tblPr>
+        <w:tblStyle w:val="17"/>
+        <w:tblW w:w="9781" w:type="dxa"/>
+        <w:jc w:val="center"/>
+        <w:tblBorders>
+          <w:top w:val="single" w:color="31849B" w:sz="4" w:space="0"/>
+          <w:left w:val="none" w:color="auto" w:sz="0" w:space="0"/>
+          <w:bottom w:val="single" w:color="31849B" w:sz="4" w:space="0"/>
+          <w:right w:val="none" w:color="auto" w:sz="0" w:space="0"/>
+          <w:insideH w:val="single" w:color="31849B" w:sz="4" w:space="0"/>
+          <w:insideV w:val="single" w:color="31849B" w:sz="4" w:space="0"/>
+        </w:tblBorders>
+        <w:tblLayout w:type="fixed"/>
+        <w:tblCellMar>
+          <w:top w:w="113" w:type="dxa"/>
+          <w:left w:w="108" w:type="dxa"/>
+          <w:bottom w:w="113" w:type="dxa"/>
+          <w:right w:w="108" w:type="dxa"/>
+        </w:tblCellMar>
+      </w:tblPr>
+      <w:tblGrid>
+        <w:gridCol w:w="4536"/>
+        <w:gridCol w:w="5245"/>
+      </w:tblGrid>
+      <w:tr>
+        <w:tblPrEx>
+          <w:tblBorders>
+            <w:top w:val="single" w:color="31849B" w:sz="4" w:space="0"/>
+            <w:left w:val="none" w:color="auto" w:sz="0" w:space="0"/>
+            <w:bottom w:val="single" w:color="31849B" w:sz="4" w:space="0"/>
+            <w:right w:val="none" w:color="auto" w:sz="0" w:space="0"/>
+            <w:insideH w:val="single" w:color="31849B" w:sz="4" w:space="0"/>
+            <w:insideV w:val="single" w:color="31849B" w:sz="4" w:space="0"/>
+          </w:tblBorders>
+          <w:tblCellMar>
+            <w:top w:w="113" w:type="dxa"/>
+            <w:left w:w="108" w:type="dxa"/>
+            <w:bottom w:w="113" w:type="dxa"/>
+            <w:right w:w="108" w:type="dxa"/>
+          </w:tblCellMar>
+        </w:tblPrEx>
+        <w:trPr>
+          <w:trHeight w:val="227" w:hRule="atLeast"/>
+          <w:jc w:val="center"/>
+        </w:trPr>
+        <w:tc>
+          <w:tcPr>
+            <w:tcW w:w="4536" w:type="dxa"/>
+            <w:shd w:val="clear" w:color="auto" w:fill="auto"/>
+            <w:tcMar>
+              <w:top w:w="28" w:type="dxa"/>
+              <w:left w:w="108" w:type="dxa"/>
+              <w:bottom w:w="28" w:type="dxa"/>
+              <w:right w:w="108" w:type="dxa"/>
+            </w:tcMar>
+            <w:vAlign w:val="top"/>
+          </w:tcPr>
+          <w:p>
+            <w:pPr>
+              <w:rPr>
+                <w:color w:val="262626"/>
+              </w:rPr>
+            </w:pPr>
+            <w:r>
+              <w:rPr>
+                <w:rFonts w:hint="eastAsia"/>
+                <w:color w:val="262626"/>
+              </w:rPr>
+              <w:t>检测者：</w:t>
+            </w:r>
+            <w:r>
+              <w:rPr>
+                <w:sz w:val="24"/>
+              </w:rPr>
+              <mc:AlternateContent>
+                <mc:Choice Requires="wpg">
+                  <w:drawing>
+                    <wp:anchor distT="0" distB="0" distL="114300" distR="114300" simplePos="0" relativeHeight="251668480" behindDoc="0" locked="0" layoutInCell="1" allowOverlap="1">
+                      <wp:simplePos x="0" y="0"/>
+                      <wp:positionH relativeFrom="column">
+                        <wp:posOffset>619760</wp:posOffset>
+                      </wp:positionH>
+                      <wp:positionV relativeFrom="paragraph">
+                        <wp:posOffset>-96520</wp:posOffset>
+                      </wp:positionV>
+                      <wp:extent cx="3439795" cy="431800"/>
+                      <wp:effectExtent l="0" t="0" r="0" b="0"/>
+                      <wp:wrapNone/>
+                      <wp:docPr id="17" name="组合 17"/>
+                      <wp:cNvGraphicFramePr/>
+                      <a:graphic xmlns:a="http://schemas.openxmlformats.org/drawingml/2006/main">
+                        <a:graphicData uri="http://schemas.microsoft.com/office/word/2010/wordprocessingGroup">
+                          <wpg:wgp>
+                            <wpg:cNvGrpSpPr/>
+                            <wpg:grpSpPr>
+                              <a:xfrm>
+                                <a:off x="0" y="0"/>
+                                <a:ext cx="3439795" cy="431800"/>
+                                <a:chOff x="9633" y="114512"/>
+                                <a:chExt cx="5417" cy="680"/>
+                              </a:xfrm>
+                            </wpg:grpSpPr>
+                            <pic:pic xmlns:pic="http://schemas.openxmlformats.org/drawingml/2006/picture">
+                              <pic:nvPicPr>
+                                <pic:cNvPr id="15" name="图片 1"/>
+                                <pic:cNvPicPr>
+                                  <a:picLocks noChangeAspect="1"/>
+                                </pic:cNvPicPr>
+                              </pic:nvPicPr>
+                              <pic:blipFill>
+                                <a:blip r:embed="rId13">
+                                  <a:clrChange>
+                                    <a:clrFrom>
+                                      <a:srgbClr val="FFFFFF">
+                                        <a:alpha val="100000"/>
+                                      </a:srgbClr>
+                                    </a:clrFrom>
+                                    <a:clrTo>
+                                      <a:srgbClr val="FFFFFF">
+                                        <a:alpha val="100000"/>
+                                        <a:alpha val="0"/>
+                                      </a:srgbClr>
+                                    </a:clrTo>
+                                  </a:clrChange>
+                                </a:blip>
+                                <a:srcRect l="10922" t="11667"/>
+                                <a:stretch>
+                                  <a:fillRect/>
+                                </a:stretch>
+                              </pic:blipFill>
+                              <pic:spPr>
+                                <a:xfrm>
+                                  <a:off x="9633" y="114512"/>
+                                  <a:ext cx="1262" cy="680"/>
+                                </a:xfrm>
+                                <a:prstGeom prst="rect">
+                                  <a:avLst/>
+                                </a:prstGeom>
+                                <a:noFill/>
+                                <a:ln>
+                                  <a:noFill/>
+                                </a:ln>
+                              </pic:spPr>
+                            </pic:pic>
+                            <pic:pic xmlns:pic="http://schemas.openxmlformats.org/drawingml/2006/picture">
+                              <pic:nvPicPr>
+                                <pic:cNvPr id="11" name="图片 11" descr="王建丽"/>
+                                <pic:cNvPicPr>
+                                  <a:picLocks noChangeAspect="1"/>
+                                </pic:cNvPicPr>
+                              </pic:nvPicPr>
+                              <pic:blipFill>
+                                <a:blip r:embed="rId12">
+                                  <a:clrChange>
+                                    <a:clrFrom>
+                                      <a:srgbClr val="FFFFFF">
+                                        <a:alpha val="100000"/>
+                                      </a:srgbClr>
+                                    </a:clrFrom>
+                                    <a:clrTo>
+                                      <a:srgbClr val="FFFFFF">
+                                        <a:alpha val="100000"/>
+                                        <a:alpha val="0"/>
+                                      </a:srgbClr>
+                                    </a:clrTo>
+                                  </a:clrChange>
+                                </a:blip>
+                                <a:stretch>
+                                  <a:fillRect/>
+                                </a:stretch>
+                              </pic:blipFill>
+                              <pic:spPr>
+                                <a:xfrm>
+                                  <a:off x="14048" y="114524"/>
+                                  <a:ext cx="1002" cy="567"/>
+                                </a:xfrm>
+                                <a:prstGeom prst="rect">
+                                  <a:avLst/>
+                                </a:prstGeom>
+                              </pic:spPr>
+                            </pic:pic>
+                          </wpg:wgp>
+                        </a:graphicData>
+                      </a:graphic>
+                    </wp:anchor>
+                  </w:drawing>
+                </mc:Choice>
+                <mc:Fallback>
+                  <w:pict>
+                    <v:group id="_x0000_s1026" o:spid="_x0000_s1026" o:spt="203" style="position:absolute;left:0pt;margin-left:48.8pt;margin-top:-7.6pt;height:34pt;width:270.85pt;z-index:251668480;mso-width-relative:page;mso-height-relative:page;" coordorigin="9633,114512" coordsize="5417,680" o:gfxdata="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">
+                      <o:lock v:ext="edit" aspectratio="f"/>
+                      <v:shape id="图片 1" o:spid="_x0000_s1026" o:spt="75" type="#_x0000_t75" style="position:absolute;left:9633;top:114512;height:680;width:1262;" filled="f" o:preferrelative="t" stroked="f" coordsize="21600,21600" o:gfxdata="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">
+                        <v:fill on="f" focussize="0,0"/>
+                        <v:stroke on="f"/>
+                        <v:imagedata r:id="rId13" cropleft="7158f" croptop="7646f" chromakey="#FFFFFF" o:title=""/>
+                        <o:lock v:ext="edit" aspectratio="t"/>
+                      </v:shape>
+                      <v:shape id="_x0000_s1026" o:spid="_x0000_s1026" o:spt="75" alt="王建丽" type="#_x0000_t75" style="position:absolute;left:14048;top:114524;height:567;width:1002;" filled="f" o:preferrelative="t" stroked="f" coordsize="21600,21600" o:gfxdata="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">
+                        <v:fill on="f" focussize="0,0"/>
+                        <v:stroke on="f"/>
+                        <v:imagedata r:id="rId12" chromakey="#FFFFFF" o:title=""/>
+                        <o:lock v:ext="edit" aspectratio="t"/>
+                      </v:shape>
+                    </v:group>
+                  </w:pict>
+                </mc:Fallback>
+              </mc:AlternateContent>
+            </w:r>
+          </w:p>
+        </w:tc>
+        <w:tc>
+          <w:tcPr>
+            <w:tcW w:w="5245" w:type="dxa"/>
+            <w:shd w:val="clear" w:color="auto" w:fill="auto"/>
+            <w:tcMar>
+              <w:top w:w="28" w:type="dxa"/>
+              <w:left w:w="108" w:type="dxa"/>
+              <w:bottom w:w="28" w:type="dxa"/>
+              <w:right w:w="108" w:type="dxa"/>
+            </w:tcMar>
+            <w:vAlign w:val="top"/>
+          </w:tcPr>
+          <w:p>
+            <w:pPr>
+              <w:rPr>
+                <w:color w:val="262626"/>
+              </w:rPr>
+            </w:pPr>
+            <w:r>
+              <w:rPr>
+                <w:rFonts w:hint="eastAsia"/>
+                <w:color w:val="262626"/>
+              </w:rPr>
+              <w:t>审核者：</w:t>
+            </w:r>
+          </w:p>
+        </w:tc>
+      </w:tr>
+      <w:tr>
+        <w:tblPrEx>
+          <w:tblBorders>
+            <w:top w:val="single" w:color="31849B" w:sz="4" w:space="0"/>
+            <w:left w:val="none" w:color="auto" w:sz="0" w:space="0"/>
+            <w:bottom w:val="single" w:color="31849B" w:sz="4" w:space="0"/>
+            <w:right w:val="none" w:color="auto" w:sz="0" w:space="0"/>
+            <w:insideH w:val="single" w:color="31849B" w:sz="4" w:space="0"/>
+            <w:insideV w:val="single" w:color="31849B" w:sz="4" w:space="0"/>
+          </w:tblBorders>
+          <w:tblCellMar>
+            <w:top w:w="113" w:type="dxa"/>
+            <w:left w:w="108" w:type="dxa"/>
+            <w:bottom w:w="113" w:type="dxa"/>
+            <w:right w:w="108" w:type="dxa"/>
+          </w:tblCellMar>
+        </w:tblPrEx>
+        <w:trPr>
+          <w:trHeight w:val="227" w:hRule="atLeast"/>
+          <w:jc w:val="center"/>
+        </w:trPr>
+        <w:tc>
+          <w:tcPr>
+            <w:tcW w:w="9781" w:type="dxa"/>
+            <w:gridSpan w:val="2"/>
+            <w:shd w:val="clear" w:color="auto" w:fill="auto"/>
+            <w:tcMar>
+              <w:top w:w="28" w:type="dxa"/>
+              <w:left w:w="108" w:type="dxa"/>
+              <w:bottom w:w="28" w:type="dxa"/>
+              <w:right w:w="108" w:type="dxa"/>
+            </w:tcMar>
+            <w:vAlign w:val="top"/>
+          </w:tcPr>
+          <w:p>
+            <w:pPr>
+              <w:rPr>
+                <w:rFonts w:hint="default" w:eastAsia="微软雅黑"/>
+                <w:color w:val="262626"/>
+                <w:lang w:val="en-US" w:eastAsia="zh-CN"/>
+              </w:rPr>
+            </w:pPr>
+            <w:r>
+              <w:rPr>
+                <w:rFonts w:hint="eastAsia"/>
+                <w:color w:val="262626"/>
+                <w:lang w:val="en-US" w:eastAsia="zh-CN"/>
+              </w:rPr>
+              <w:t>报告</w:t>
+            </w:r>
+            <w:r>
+              <w:rPr>
+                <w:rFonts w:hint="eastAsia"/>
+                <w:color w:val="262626"/>
+              </w:rPr>
+              <w:t>时间</w:t>
+            </w:r>
+            <w:r>
+              <w:rPr>
+                <w:rFonts w:hint="eastAsia" w:cs="Malgun Gothic Semilight"/>
+                <w:color w:val="262626"/>
+              </w:rPr>
+              <w:t>：{{ reportdate }}</w:t>
+            </w:r>
+          </w:p>
+        </w:tc>
+      </w:tr>
+    </w:tbl>
+    <w:p>
+      <w:pPr>
+        <w:widowControl/>
+        <w:rPr>
+          <w:rFonts w:ascii="Times New Roman" w:hAnsi="Times New Roman" w:eastAsia="微软雅黑" w:cs="Times New Roman"/>
+          <w:b/>
+          <w:bCs/>
+          <w:color w:val="0070C0"/>
+          <w:sz w:val="28"/>
+          <w:szCs w:val="28"/>
+          <w:lang w:eastAsia="zh-CN"/>
+        </w:rPr>
+      </w:pPr>
+      <w:r>
+        <w:rPr>
+          <w:rFonts w:hint="eastAsia" w:ascii="Times New Roman" w:hAnsi="Times New Roman" w:eastAsia="微软雅黑" w:cs="Times New Roman"/>
+          <w:sz w:val="21"/>
+          <w:szCs w:val="21"/>
+          <w:lang w:eastAsia="zh-CN"/>
+        </w:rPr>
+        <w:t>{% endif %}</w:t>
+      </w:r>
+    </w:p>
     <w:p>
       <w:pPr>
         <w:widowControl/>
@@ -11097,8 +11604,8 @@
           <w:lang w:val="en-US" w:eastAsia="zh-CN"/>
         </w:rPr>
       </w:pPr>
-      <w:bookmarkStart w:id="10" w:name="_Toc149837260"/>
-      <w:bookmarkStart w:id="11" w:name="_Toc15882"/>
+      <w:bookmarkStart w:id="10" w:name="_Toc15882"/>
+      <w:bookmarkStart w:id="11" w:name="_Toc149837260"/>
       <w:r>
         <w:rPr>
           <w:rFonts w:hint="eastAsia"/>
@@ -11111,7 +11618,7 @@
     </w:p>
     <w:tbl>
       <w:tblPr>
-        <w:tblStyle w:val="17"/>
+        <w:tblStyle w:val="18"/>
         <w:tblW w:w="9937" w:type="dxa"/>
         <w:jc w:val="center"/>
         <w:tblBorders>
@@ -11170,7 +11677,7 @@
           </w:tcPr>
           <w:p>
             <w:pPr>
-              <w:pStyle w:val="57"/>
+              <w:pStyle w:val="58"/>
               <w:jc w:val="center"/>
               <w:rPr>
                 <w:rFonts w:ascii="Times New Roman" w:hAnsi="Times New Roman" w:eastAsia="微软雅黑" w:cs="Times New Roman"/>
@@ -11206,7 +11713,7 @@
           </w:tcPr>
           <w:p>
             <w:pPr>
-              <w:pStyle w:val="57"/>
+              <w:pStyle w:val="58"/>
               <w:jc w:val="center"/>
               <w:rPr>
                 <w:rFonts w:ascii="Times New Roman" w:hAnsi="Times New Roman" w:eastAsia="微软雅黑" w:cs="Times New Roman"/>
@@ -11242,7 +11749,7 @@
           </w:tcPr>
           <w:p>
             <w:pPr>
-              <w:pStyle w:val="57"/>
+              <w:pStyle w:val="58"/>
               <w:jc w:val="center"/>
               <w:rPr>
                 <w:rFonts w:ascii="Times New Roman" w:hAnsi="Times New Roman" w:eastAsia="微软雅黑" w:cs="Times New Roman"/>
@@ -11277,7 +11784,7 @@
           </w:tcPr>
           <w:p>
             <w:pPr>
-              <w:pStyle w:val="57"/>
+              <w:pStyle w:val="58"/>
               <w:jc w:val="center"/>
               <w:rPr>
                 <w:rFonts w:ascii="Times New Roman" w:hAnsi="Times New Roman" w:eastAsia="微软雅黑" w:cs="Times New Roman"/>
@@ -12011,7 +12518,7 @@
     </w:p>
     <w:tbl>
       <w:tblPr>
-        <w:tblStyle w:val="16"/>
+        <w:tblStyle w:val="17"/>
         <w:tblW w:w="9870" w:type="dxa"/>
         <w:jc w:val="center"/>
         <w:tblBorders>
@@ -13178,7 +13685,7 @@
     </w:p>
     <w:tbl>
       <w:tblPr>
-        <w:tblStyle w:val="16"/>
+        <w:tblStyle w:val="17"/>
         <w:tblpPr w:leftFromText="180" w:rightFromText="180" w:vertAnchor="text" w:tblpXSpec="center" w:tblpY="1"/>
         <w:tblOverlap w:val="never"/>
         <w:tblW w:w="9870" w:type="dxa"/>
@@ -15365,7 +15872,7 @@
     </w:p>
     <w:tbl>
       <w:tblPr>
-        <w:tblStyle w:val="16"/>
+        <w:tblStyle w:val="17"/>
         <w:tblpPr w:leftFromText="180" w:rightFromText="180" w:vertAnchor="text" w:tblpXSpec="center" w:tblpY="1"/>
         <w:tblOverlap w:val="never"/>
         <w:tblW w:w="9870" w:type="dxa"/>
@@ -15986,7 +16493,7 @@
     </w:p>
     <w:tbl>
       <w:tblPr>
-        <w:tblStyle w:val="16"/>
+        <w:tblStyle w:val="17"/>
         <w:tblpPr w:leftFromText="180" w:rightFromText="180" w:vertAnchor="text" w:tblpXSpec="center" w:tblpY="1"/>
         <w:tblOverlap w:val="never"/>
         <w:tblW w:w="9870" w:type="dxa"/>
@@ -16606,7 +17113,7 @@
     </w:p>
     <w:tbl>
       <w:tblPr>
-        <w:tblStyle w:val="16"/>
+        <w:tblStyle w:val="17"/>
         <w:tblW w:w="9870" w:type="dxa"/>
         <w:jc w:val="center"/>
         <w:tblBorders>
@@ -17203,8 +17710,8 @@
         </w:rPr>
         <w:br w:type="page"/>
       </w:r>
-      <w:bookmarkStart w:id="14" w:name="_Toc26395"/>
-      <w:bookmarkStart w:id="15" w:name="_Toc31324"/>
+      <w:bookmarkStart w:id="14" w:name="_Toc31324"/>
+      <w:bookmarkStart w:id="15" w:name="_Toc26395"/>
     </w:p>
     <w:bookmarkEnd w:id="14"/>
     <w:bookmarkEnd w:id="15"/>
@@ -17388,7 +17895,7 @@
     </w:p>
     <w:tbl>
       <w:tblPr>
-        <w:tblStyle w:val="16"/>
+        <w:tblStyle w:val="17"/>
         <w:tblpPr w:leftFromText="180" w:rightFromText="180" w:vertAnchor="text" w:tblpXSpec="center" w:tblpY="1"/>
         <w:tblOverlap w:val="never"/>
         <w:tblW w:w="9870" w:type="dxa"/>
@@ -19360,7 +19867,7 @@
     </w:p>
     <w:tbl>
       <w:tblPr>
-        <w:tblStyle w:val="16"/>
+        <w:tblStyle w:val="17"/>
         <w:tblpPr w:leftFromText="180" w:rightFromText="180" w:vertAnchor="text" w:tblpXSpec="center" w:tblpY="1"/>
         <w:tblOverlap w:val="never"/>
         <w:tblW w:w="9870" w:type="dxa"/>
@@ -19988,7 +20495,7 @@
     </w:p>
     <w:tbl>
       <w:tblPr>
-        <w:tblStyle w:val="16"/>
+        <w:tblStyle w:val="17"/>
         <w:tblpPr w:leftFromText="180" w:rightFromText="180" w:vertAnchor="text" w:tblpXSpec="center" w:tblpY="1"/>
         <w:tblOverlap w:val="never"/>
         <w:tblW w:w="9870" w:type="dxa"/>
@@ -20636,7 +21143,7 @@
     </w:p>
     <w:tbl>
       <w:tblPr>
-        <w:tblStyle w:val="16"/>
+        <w:tblStyle w:val="17"/>
         <w:tblpPr w:leftFromText="180" w:rightFromText="180" w:vertAnchor="text" w:tblpXSpec="center" w:tblpY="1"/>
         <w:tblOverlap w:val="never"/>
         <w:tblW w:w="9870" w:type="dxa"/>
@@ -21382,7 +21889,7 @@
     </w:p>
     <w:tbl>
       <w:tblPr>
-        <w:tblStyle w:val="16"/>
+        <w:tblStyle w:val="17"/>
         <w:tblpPr w:leftFromText="180" w:rightFromText="180" w:vertAnchor="text" w:tblpXSpec="center" w:tblpY="1"/>
         <w:tblOverlap w:val="never"/>
         <w:tblW w:w="9870" w:type="dxa"/>
@@ -23353,7 +23860,7 @@
     </w:p>
     <w:tbl>
       <w:tblPr>
-        <w:tblStyle w:val="16"/>
+        <w:tblStyle w:val="17"/>
         <w:tblpPr w:leftFromText="180" w:rightFromText="180" w:vertAnchor="text" w:tblpXSpec="center" w:tblpY="1"/>
         <w:tblOverlap w:val="never"/>
         <w:tblW w:w="9870" w:type="dxa"/>
@@ -23981,7 +24488,7 @@
     </w:p>
     <w:tbl>
       <w:tblPr>
-        <w:tblStyle w:val="16"/>
+        <w:tblStyle w:val="17"/>
         <w:tblpPr w:leftFromText="180" w:rightFromText="180" w:vertAnchor="text" w:tblpXSpec="center" w:tblpY="1"/>
         <w:tblOverlap w:val="never"/>
         <w:tblW w:w="9870" w:type="dxa"/>
@@ -24629,7 +25136,7 @@
     </w:p>
     <w:tbl>
       <w:tblPr>
-        <w:tblStyle w:val="16"/>
+        <w:tblStyle w:val="17"/>
         <w:tblpPr w:leftFromText="180" w:rightFromText="180" w:vertAnchor="text" w:tblpXSpec="center" w:tblpY="1"/>
         <w:tblOverlap w:val="never"/>
         <w:tblW w:w="9870" w:type="dxa"/>
@@ -25361,7 +25868,7 @@
     </w:p>
     <w:tbl>
       <w:tblPr>
-        <w:tblStyle w:val="16"/>
+        <w:tblStyle w:val="17"/>
         <w:tblpPr w:leftFromText="180" w:rightFromText="180" w:vertAnchor="text" w:tblpXSpec="center" w:tblpY="1"/>
         <w:tblOverlap w:val="never"/>
         <w:tblW w:w="9870" w:type="dxa"/>
@@ -25802,7 +26309,7 @@
     </w:p>
     <w:tbl>
       <w:tblPr>
-        <w:tblStyle w:val="16"/>
+        <w:tblStyle w:val="17"/>
         <w:tblpPr w:leftFromText="180" w:rightFromText="180" w:vertAnchor="text" w:tblpXSpec="center" w:tblpY="1"/>
         <w:tblOverlap w:val="never"/>
         <w:tblW w:w="9870" w:type="dxa"/>
@@ -27774,7 +28281,7 @@
     </w:p>
     <w:tbl>
       <w:tblPr>
-        <w:tblStyle w:val="16"/>
+        <w:tblStyle w:val="17"/>
         <w:tblpPr w:leftFromText="180" w:rightFromText="180" w:vertAnchor="text" w:tblpXSpec="center" w:tblpY="1"/>
         <w:tblOverlap w:val="never"/>
         <w:tblW w:w="9870" w:type="dxa"/>
@@ -28402,7 +28909,7 @@
     </w:p>
     <w:tbl>
       <w:tblPr>
-        <w:tblStyle w:val="16"/>
+        <w:tblStyle w:val="17"/>
         <w:tblpPr w:leftFromText="180" w:rightFromText="180" w:vertAnchor="text" w:tblpXSpec="center" w:tblpY="1"/>
         <w:tblOverlap w:val="never"/>
         <w:tblW w:w="9870" w:type="dxa"/>
@@ -29050,7 +29557,7 @@
     </w:p>
     <w:tbl>
       <w:tblPr>
-        <w:tblStyle w:val="16"/>
+        <w:tblStyle w:val="17"/>
         <w:tblpPr w:leftFromText="180" w:rightFromText="180" w:vertAnchor="text" w:tblpXSpec="center" w:tblpY="1"/>
         <w:tblOverlap w:val="never"/>
         <w:tblW w:w="9870" w:type="dxa"/>
@@ -29860,7 +30367,7 @@
     </w:p>
     <w:tbl>
       <w:tblPr>
-        <w:tblStyle w:val="16"/>
+        <w:tblStyle w:val="17"/>
         <w:tblW w:w="4986" w:type="pct"/>
         <w:jc w:val="center"/>
         <w:tblBorders>
@@ -29880,10 +30387,9 @@
         </w:tblCellMar>
       </w:tblPr>
       <w:tblGrid>
-        <w:gridCol w:w="2038"/>
-        <w:gridCol w:w="2838"/>
-        <w:gridCol w:w="2533"/>
-        <w:gridCol w:w="2317"/>
+        <w:gridCol w:w="3051"/>
+        <w:gridCol w:w="3333"/>
+        <w:gridCol w:w="3342"/>
       </w:tblGrid>
       <w:tr>
         <w:tblPrEx>
@@ -29908,7 +30414,7 @@
         </w:trPr>
         <w:tc>
           <w:tcPr>
-            <w:tcW w:w="1047" w:type="pct"/>
+            <w:tcW w:w="1568" w:type="pct"/>
             <w:tcBorders>
               <w:tl2br w:val="nil"/>
               <w:tr2bl w:val="nil"/>
@@ -29949,7 +30455,7 @@
         </w:tc>
         <w:tc>
           <w:tcPr>
-            <w:tcW w:w="1458" w:type="pct"/>
+            <w:tcW w:w="1713" w:type="pct"/>
             <w:tcBorders>
               <w:tl2br w:val="nil"/>
               <w:tr2bl w:val="nil"/>
@@ -29990,7 +30496,7 @@
         </w:tc>
         <w:tc>
           <w:tcPr>
-            <w:tcW w:w="1302" w:type="pct"/>
+            <w:tcW w:w="1718" w:type="pct"/>
             <w:tcBorders>
               <w:tl2br w:val="nil"/>
               <w:tr2bl w:val="nil"/>
@@ -30006,7 +30512,7 @@
               <w:spacing w:before="0"/>
               <w:jc w:val="center"/>
               <w:rPr>
-                <w:rFonts w:hint="default" w:ascii="微软雅黑" w:hAnsi="微软雅黑" w:eastAsia="微软雅黑" w:cs="微软雅黑"/>
+                <w:rFonts w:hint="default" w:cs="微软雅黑"/>
                 <w:b/>
                 <w:color w:val="31849B"/>
                 <w:kern w:val="2"/>
@@ -30017,55 +30523,25 @@
             </w:pPr>
             <w:r>
               <w:rPr>
+                <w:rFonts w:hint="eastAsia" w:ascii="微软雅黑" w:hAnsi="微软雅黑" w:eastAsia="微软雅黑" w:cs="微软雅黑"/>
+                <w:b/>
+                <w:color w:val="31849B"/>
+                <w:sz w:val="21"/>
+                <w:szCs w:val="21"/>
+                <w:lang w:eastAsia="zh-CN" w:bidi="ar"/>
+              </w:rPr>
+              <w:t>质控</w:t>
+            </w:r>
+            <w:r>
+              <w:rPr>
                 <w:rFonts w:hint="eastAsia" w:cs="微软雅黑"/>
                 <w:b/>
                 <w:color w:val="31849B"/>
-                <w:kern w:val="2"/>
-                <w:sz w:val="21"/>
-                <w:szCs w:val="16"/>
-                <w:lang w:val="en-US" w:eastAsia="zh-CN"/>
-              </w:rPr>
-              <w:t>质控数值</w:t>
-            </w:r>
-          </w:p>
-        </w:tc>
-        <w:tc>
-          <w:tcPr>
-            <w:tcW w:w="1191" w:type="pct"/>
-            <w:tcBorders>
-              <w:tl2br w:val="nil"/>
-              <w:tr2bl w:val="nil"/>
-            </w:tcBorders>
-            <w:shd w:val="clear" w:color="auto" w:fill="DAEEF3"/>
-            <w:vAlign w:val="center"/>
-          </w:tcPr>
-          <w:p>
-            <w:pPr>
-              <w:keepNext w:val="0"/>
-              <w:adjustRightInd w:val="0"/>
-              <w:snapToGrid w:val="0"/>
-              <w:spacing w:before="0"/>
-              <w:jc w:val="center"/>
-              <w:rPr>
-                <w:rFonts w:hint="eastAsia" w:cs="微软雅黑"/>
-                <w:b/>
-                <w:color w:val="31849B"/>
-                <w:kern w:val="2"/>
-                <w:sz w:val="21"/>
-                <w:szCs w:val="16"/>
-                <w:lang w:val="en-US" w:eastAsia="zh-CN"/>
-              </w:rPr>
-            </w:pPr>
-            <w:r>
-              <w:rPr>
-                <w:rFonts w:hint="eastAsia" w:ascii="微软雅黑" w:hAnsi="微软雅黑" w:eastAsia="微软雅黑" w:cs="微软雅黑"/>
-                <w:b/>
-                <w:color w:val="31849B"/>
-                <w:sz w:val="21"/>
-                <w:szCs w:val="21"/>
-                <w:lang w:eastAsia="zh-CN" w:bidi="ar"/>
-              </w:rPr>
-              <w:t>质控标准</w:t>
+                <w:sz w:val="21"/>
+                <w:szCs w:val="21"/>
+                <w:lang w:val="en-US" w:eastAsia="zh-CN" w:bidi="ar"/>
+              </w:rPr>
+              <w:t>结果</w:t>
             </w:r>
           </w:p>
         </w:tc>
@@ -30093,7 +30569,7 @@
         </w:trPr>
         <w:tc>
           <w:tcPr>
-            <w:tcW w:w="1047" w:type="pct"/>
+            <w:tcW w:w="1568" w:type="pct"/>
             <w:tcBorders>
               <w:tl2br w:val="nil"/>
               <w:tr2bl w:val="nil"/>
@@ -30113,6 +30589,7 @@
                 <w:szCs w:val="21"/>
               </w:rPr>
             </w:pPr>
+            <w:bookmarkStart w:id="39" w:name="_GoBack" w:colFirst="2" w:colLast="2"/>
             <w:r>
               <w:rPr>
                 <w:rFonts w:hint="eastAsia" w:ascii="微软雅黑" w:hAnsi="微软雅黑" w:eastAsia="微软雅黑" w:cs="微软雅黑"/>
@@ -30127,7 +30604,7 @@
         </w:tc>
         <w:tc>
           <w:tcPr>
-            <w:tcW w:w="1458" w:type="pct"/>
+            <w:tcW w:w="1713" w:type="pct"/>
             <w:tcBorders>
               <w:tl2br w:val="nil"/>
               <w:tr2bl w:val="nil"/>
@@ -30161,7 +30638,7 @@
         </w:tc>
         <w:tc>
           <w:tcPr>
-            <w:tcW w:w="1302" w:type="pct"/>
+            <w:tcW w:w="3342" w:type="dxa"/>
             <w:tcBorders>
               <w:tl2br w:val="nil"/>
               <w:tr2bl w:val="nil"/>
@@ -30171,96 +30648,39 @@
           </w:tcPr>
           <w:p>
             <w:pPr>
-              <w:ind w:left="119" w:leftChars="0"/>
-              <w:jc w:val="center"/>
-              <w:rPr>
-                <w:rFonts w:ascii="Times New Roman" w:hAnsi="Times New Roman" w:eastAsia="微软雅黑" w:cs="Times New Roman"/>
-                <w:color w:val="262626"/>
-                <w:sz w:val="21"/>
-                <w:szCs w:val="21"/>
-              </w:rPr>
-            </w:pPr>
-            <w:r>
-              <w:rPr>
-                <w:rFonts w:hint="eastAsia" w:ascii="Times New Roman" w:hAnsi="Times New Roman" w:eastAsia="微软雅黑" w:cs="Times New Roman"/>
-                <w:color w:val="262626"/>
-                <w:sz w:val="21"/>
-                <w:lang w:eastAsia="zh-CN"/>
-              </w:rPr>
-              <w:t xml:space="preserve">{{ </w:t>
-            </w:r>
-            <w:r>
-              <w:rPr>
-                <w:rFonts w:ascii="Times New Roman" w:hAnsi="Times New Roman" w:eastAsia="微软雅黑" w:cs="Times New Roman"/>
-                <w:color w:val="262626"/>
-                <w:sz w:val="21"/>
-                <w:lang w:eastAsia="zh-CN"/>
-              </w:rPr>
-              <w:t>tumorcellcontent</w:t>
-            </w:r>
-            <w:r>
-              <w:rPr>
-                <w:rFonts w:hint="eastAsia" w:ascii="Times New Roman" w:hAnsi="Times New Roman" w:eastAsia="微软雅黑" w:cs="Times New Roman"/>
-                <w:color w:val="262626"/>
-                <w:sz w:val="21"/>
-                <w:lang w:eastAsia="zh-CN"/>
-              </w:rPr>
-              <w:t xml:space="preserve"> }}</w:t>
-            </w:r>
-          </w:p>
-        </w:tc>
-        <w:tc>
-          <w:tcPr>
-            <w:tcW w:w="1191" w:type="pct"/>
-            <w:tcBorders>
-              <w:tl2br w:val="nil"/>
-              <w:tr2bl w:val="nil"/>
-            </w:tcBorders>
-            <w:shd w:val="clear" w:color="auto" w:fill="auto"/>
-            <w:vAlign w:val="center"/>
-          </w:tcPr>
-          <w:p>
-            <w:pPr>
-              <w:autoSpaceDE w:val="0"/>
-              <w:ind w:left="100" w:leftChars="50"/>
-              <w:jc w:val="center"/>
-              <w:rPr>
-                <w:rFonts w:hint="eastAsia" w:ascii="微软雅黑" w:hAnsi="微软雅黑" w:eastAsia="微软雅黑"/>
-                <w:color w:val="262626"/>
-                <w:sz w:val="21"/>
-                <w:szCs w:val="21"/>
-                <w:lang w:eastAsia="zh-CN"/>
-              </w:rPr>
-            </w:pPr>
-            <w:r>
-              <w:rPr>
-                <w:rFonts w:hint="eastAsia" w:ascii="微软雅黑" w:hAnsi="微软雅黑" w:eastAsia="微软雅黑" w:cs="微软雅黑"/>
-                <w:color w:val="262626"/>
-                <w:sz w:val="21"/>
-                <w:szCs w:val="21"/>
-                <w:lang w:eastAsia="zh-CN" w:bidi="ar"/>
-              </w:rPr>
-              <w:t>≥</w:t>
-            </w:r>
-            <w:r>
-              <w:rPr>
-                <w:rFonts w:hint="eastAsia" w:ascii="Times New Roman" w:hAnsi="Times New Roman" w:eastAsia="微软雅黑" w:cs="Times New Roman"/>
-                <w:color w:val="262626"/>
-                <w:sz w:val="21"/>
-                <w:szCs w:val="21"/>
-                <w:lang w:eastAsia="zh-CN" w:bidi="ar"/>
-              </w:rPr>
-              <w:t>1</w:t>
-            </w:r>
-            <w:r>
-              <w:rPr>
-                <w:rFonts w:ascii="Times New Roman" w:hAnsi="Times New Roman" w:eastAsia="微软雅黑" w:cs="Times New Roman"/>
-                <w:color w:val="262626"/>
-                <w:sz w:val="21"/>
-                <w:szCs w:val="21"/>
-                <w:lang w:eastAsia="zh-CN" w:bidi="ar"/>
-              </w:rPr>
-              <w:t>0%</w:t>
+              <w:pStyle w:val="14"/>
+              <w:keepNext w:val="0"/>
+              <w:keepLines w:val="0"/>
+              <w:widowControl/>
+              <w:suppressLineNumbers w:val="0"/>
+              <w:pBdr>
+                <w:top w:val="none" w:color="auto" w:sz="0" w:space="0"/>
+                <w:left w:val="none" w:color="auto" w:sz="0" w:space="0"/>
+                <w:bottom w:val="none" w:color="auto" w:sz="0" w:space="0"/>
+                <w:right w:val="none" w:color="auto" w:sz="0" w:space="0"/>
+              </w:pBdr>
+              <w:wordWrap/>
+              <w:spacing w:before="0" w:beforeAutospacing="0" w:after="0" w:afterAutospacing="0" w:line="15" w:lineRule="atLeast"/>
+              <w:ind w:left="0" w:leftChars="0" w:right="0" w:rightChars="0" w:firstLine="0" w:firstLineChars="0"/>
+              <w:jc w:val="center"/>
+              <w:rPr>
+                <w:rFonts w:hint="default" w:ascii="Times New Roman" w:hAnsi="Times New Roman" w:eastAsia="微软雅黑" w:cs="Times New Roman"/>
+                <w:color w:val="262626"/>
+                <w:sz w:val="21"/>
+                <w:szCs w:val="21"/>
+                <w:lang w:eastAsia="zh-CN"/>
+              </w:rPr>
+            </w:pPr>
+            <w:r>
+              <w:rPr>
+                <w:rFonts w:hint="default" w:ascii="Times New Roman" w:hAnsi="Times New Roman" w:eastAsia="微软雅黑" w:cs="Times New Roman"/>
+                <w:color w:val="262626"/>
+                <w:kern w:val="2"/>
+                <w:sz w:val="21"/>
+                <w:szCs w:val="21"/>
+                <w:lang w:val="en-US" w:eastAsia="zh-CN" w:bidi="ar-SA"/>
+              </w:rPr>
+              <w:t>{% if tumorcellcontent and (tumorcellcontent|percent_to_float) &gt;= 10 %}合格{% else %}不合格{% endif %}</w:t>
             </w:r>
           </w:p>
         </w:tc>
@@ -30288,7 +30708,7 @@
         </w:trPr>
         <w:tc>
           <w:tcPr>
-            <w:tcW w:w="1047" w:type="pct"/>
+            <w:tcW w:w="1568" w:type="pct"/>
             <w:vMerge w:val="restart"/>
             <w:tcBorders>
               <w:tl2br w:val="nil"/>
@@ -30323,7 +30743,7 @@
         </w:tc>
         <w:tc>
           <w:tcPr>
-            <w:tcW w:w="1458" w:type="pct"/>
+            <w:tcW w:w="1713" w:type="pct"/>
             <w:tcBorders>
               <w:tl2br w:val="nil"/>
               <w:tr2bl w:val="nil"/>
@@ -30387,7 +30807,7 @@
         </w:tc>
         <w:tc>
           <w:tcPr>
-            <w:tcW w:w="1302" w:type="pct"/>
+            <w:tcW w:w="3342" w:type="dxa"/>
             <w:tcBorders>
               <w:tl2br w:val="nil"/>
               <w:tr2bl w:val="nil"/>
@@ -30397,83 +30817,98 @@
           </w:tcPr>
           <w:p>
             <w:pPr>
-              <w:ind w:left="119" w:leftChars="0"/>
-              <w:jc w:val="center"/>
-              <w:rPr>
-                <w:rFonts w:ascii="Times New Roman" w:hAnsi="Times New Roman" w:eastAsia="微软雅黑" w:cs="Times New Roman"/>
-                <w:color w:val="262626"/>
-                <w:sz w:val="21"/>
-                <w:szCs w:val="21"/>
-              </w:rPr>
-            </w:pPr>
-            <w:r>
-              <w:rPr>
-                <w:rFonts w:hint="eastAsia" w:ascii="Times New Roman" w:hAnsi="Times New Roman" w:eastAsia="微软雅黑" w:cs="Times New Roman"/>
-                <w:color w:val="262626"/>
-                <w:sz w:val="21"/>
-                <w:lang w:eastAsia="zh-CN"/>
-              </w:rPr>
-              <w:t xml:space="preserve">{{ </w:t>
-            </w:r>
-            <w:r>
-              <w:rPr>
-                <w:rFonts w:ascii="Times New Roman" w:hAnsi="Times New Roman" w:eastAsia="微软雅黑" w:cs="Times New Roman"/>
-                <w:color w:val="262626"/>
-                <w:sz w:val="21"/>
-                <w:lang w:eastAsia="zh-CN"/>
+              <w:keepNext w:val="0"/>
+              <w:keepLines w:val="0"/>
+              <w:widowControl w:val="0"/>
+              <w:suppressLineNumbers w:val="0"/>
+              <w:adjustRightInd w:val="0"/>
+              <w:snapToGrid w:val="0"/>
+              <w:spacing w:before="0" w:beforeAutospacing="0" w:after="0" w:afterAutospacing="0"/>
+              <w:ind w:left="0" w:leftChars="0" w:right="0" w:rightChars="0"/>
+              <w:jc w:val="center"/>
+              <w:rPr>
+                <w:rFonts w:hint="default" w:ascii="Times New Roman" w:hAnsi="Times New Roman" w:eastAsia="微软雅黑" w:cs="Times New Roman"/>
+                <w:color w:val="262626"/>
+                <w:sz w:val="21"/>
+                <w:szCs w:val="21"/>
+                <w:lang w:eastAsia="zh-CN"/>
+              </w:rPr>
+            </w:pPr>
+            <w:r>
+              <w:rPr>
+                <w:rFonts w:hint="default" w:ascii="Times New Roman" w:hAnsi="Times New Roman" w:eastAsia="微软雅黑" w:cs="Times New Roman"/>
+                <w:color w:val="262626"/>
+                <w:sz w:val="21"/>
+                <w:szCs w:val="21"/>
+                <w:lang w:val="en-US" w:eastAsia="zh-CN"/>
+              </w:rPr>
+              <w:t xml:space="preserve">{% if </w:t>
+            </w:r>
+            <w:r>
+              <w:rPr>
+                <w:rFonts w:hint="default" w:ascii="Times New Roman" w:hAnsi="Times New Roman" w:eastAsia="微软雅黑" w:cs="Times New Roman"/>
+                <w:snapToGrid/>
+                <w:color w:val="262626"/>
+                <w:kern w:val="2"/>
+                <w:sz w:val="21"/>
+                <w:szCs w:val="21"/>
+                <w:lang w:val="en-US" w:eastAsia="zh-CN" w:bidi="ar"/>
+              </w:rPr>
+              <w:t xml:space="preserve">DNA_total </w:t>
+            </w:r>
+            <w:r>
+              <w:rPr>
+                <w:rFonts w:hint="default" w:ascii="Times New Roman" w:hAnsi="Times New Roman" w:eastAsia="微软雅黑" w:cs="Times New Roman"/>
+                <w:color w:val="262626"/>
+                <w:sz w:val="21"/>
+                <w:szCs w:val="21"/>
+                <w:lang w:val="en-US" w:eastAsia="zh-CN"/>
+              </w:rPr>
+              <w:t xml:space="preserve">and </w:t>
+            </w:r>
+            <w:r>
+              <w:rPr>
+                <w:rFonts w:hint="default" w:ascii="Times New Roman" w:hAnsi="Times New Roman" w:eastAsia="微软雅黑" w:cs="Times New Roman"/>
+                <w:color w:val="262626"/>
+                <w:kern w:val="2"/>
+                <w:sz w:val="21"/>
+                <w:szCs w:val="21"/>
+                <w:lang w:val="en-US" w:eastAsia="zh-CN" w:bidi="ar-SA"/>
+              </w:rPr>
+              <w:t>(</w:t>
+            </w:r>
+            <w:r>
+              <w:rPr>
+                <w:rFonts w:hint="default" w:ascii="Times New Roman" w:hAnsi="Times New Roman" w:eastAsia="微软雅黑" w:cs="Times New Roman"/>
+                <w:snapToGrid/>
+                <w:color w:val="262626"/>
+                <w:kern w:val="2"/>
+                <w:sz w:val="21"/>
+                <w:szCs w:val="21"/>
+                <w:lang w:val="en-US" w:eastAsia="zh-CN" w:bidi="ar"/>
               </w:rPr>
               <w:t>DNA_total</w:t>
             </w:r>
             <w:r>
               <w:rPr>
-                <w:rFonts w:hint="eastAsia" w:ascii="Times New Roman" w:hAnsi="Times New Roman" w:eastAsia="微软雅黑" w:cs="Times New Roman"/>
-                <w:color w:val="262626"/>
-                <w:sz w:val="21"/>
-                <w:lang w:eastAsia="zh-CN"/>
-              </w:rPr>
-              <w:t xml:space="preserve"> }}</w:t>
-            </w:r>
-          </w:p>
-        </w:tc>
-        <w:tc>
-          <w:tcPr>
-            <w:tcW w:w="1191" w:type="pct"/>
-            <w:tcBorders>
-              <w:tl2br w:val="nil"/>
-              <w:tr2bl w:val="nil"/>
-            </w:tcBorders>
-            <w:shd w:val="clear" w:color="auto" w:fill="DAEEF3"/>
-            <w:vAlign w:val="center"/>
-          </w:tcPr>
-          <w:p>
-            <w:pPr>
-              <w:jc w:val="center"/>
-              <w:rPr>
-                <w:rFonts w:hint="eastAsia" w:ascii="微软雅黑" w:hAnsi="微软雅黑" w:eastAsia="微软雅黑"/>
-                <w:color w:val="262626"/>
-                <w:sz w:val="21"/>
-                <w:szCs w:val="21"/>
-                <w:lang w:eastAsia="zh-CN"/>
-              </w:rPr>
-            </w:pPr>
-            <w:r>
-              <w:rPr>
-                <w:rFonts w:hint="eastAsia" w:ascii="Times New Roman" w:hAnsi="Times New Roman" w:eastAsia="微软雅黑" w:cs="Times New Roman"/>
-                <w:bCs/>
-                <w:color w:val="262626"/>
-                <w:sz w:val="21"/>
-                <w:lang w:eastAsia="zh-CN"/>
-              </w:rPr>
-              <w:t>≥2</w:t>
-            </w:r>
-            <w:r>
-              <w:rPr>
-                <w:rFonts w:hint="eastAsia" w:ascii="Times New Roman" w:hAnsi="Times New Roman" w:eastAsia="微软雅黑" w:cs="Times New Roman"/>
-                <w:bCs/>
-                <w:color w:val="262626"/>
-                <w:sz w:val="21"/>
-              </w:rPr>
-              <w:t>00</w:t>
+                <w:rFonts w:hint="default" w:ascii="Times New Roman" w:hAnsi="Times New Roman" w:eastAsia="微软雅黑" w:cs="Times New Roman"/>
+                <w:color w:val="262626"/>
+                <w:kern w:val="2"/>
+                <w:sz w:val="21"/>
+                <w:szCs w:val="21"/>
+                <w:lang w:val="en-US" w:eastAsia="zh-CN" w:bidi="ar-SA"/>
+              </w:rPr>
+              <w:t>|percent_to_float)</w:t>
+            </w:r>
+            <w:r>
+              <w:rPr>
+                <w:rFonts w:hint="default" w:ascii="Times New Roman" w:hAnsi="Times New Roman" w:eastAsia="微软雅黑" w:cs="Times New Roman"/>
+                <w:color w:val="262626"/>
+                <w:sz w:val="21"/>
+                <w:szCs w:val="21"/>
+                <w:lang w:val="en-US" w:eastAsia="zh-CN"/>
+              </w:rPr>
+              <w:t xml:space="preserve"> &gt;= 200 %}合格{% else %}不合格{% endif %}</w:t>
             </w:r>
           </w:p>
         </w:tc>
@@ -30501,7 +30936,7 @@
         </w:trPr>
         <w:tc>
           <w:tcPr>
-            <w:tcW w:w="1047" w:type="pct"/>
+            <w:tcW w:w="1568" w:type="pct"/>
             <w:vMerge w:val="continue"/>
             <w:tcBorders>
               <w:tl2br w:val="nil"/>
@@ -30523,7 +30958,7 @@
         </w:tc>
         <w:tc>
           <w:tcPr>
-            <w:tcW w:w="1458" w:type="pct"/>
+            <w:tcW w:w="1713" w:type="pct"/>
             <w:tcBorders>
               <w:tl2br w:val="nil"/>
               <w:tr2bl w:val="nil"/>
@@ -30567,7 +31002,7 @@
         </w:tc>
         <w:tc>
           <w:tcPr>
-            <w:tcW w:w="1302" w:type="pct"/>
+            <w:tcW w:w="3342" w:type="dxa"/>
             <w:tcBorders>
               <w:tl2br w:val="nil"/>
               <w:tr2bl w:val="nil"/>
@@ -30577,86 +31012,78 @@
           </w:tcPr>
           <w:p>
             <w:pPr>
-              <w:ind w:left="119" w:leftChars="0"/>
-              <w:jc w:val="center"/>
-              <w:rPr>
-                <w:rFonts w:ascii="Times New Roman" w:hAnsi="Times New Roman" w:eastAsia="微软雅黑" w:cs="Times New Roman"/>
-                <w:color w:val="262626"/>
-                <w:sz w:val="21"/>
-                <w:szCs w:val="21"/>
-              </w:rPr>
-            </w:pPr>
-            <w:r>
-              <w:rPr>
-                <w:rFonts w:hint="eastAsia" w:ascii="Times New Roman" w:hAnsi="Times New Roman" w:eastAsia="微软雅黑" w:cs="Times New Roman"/>
-                <w:color w:val="262626"/>
-                <w:sz w:val="21"/>
-                <w:lang w:eastAsia="zh-CN"/>
-              </w:rPr>
-              <w:t xml:space="preserve">{{ </w:t>
-            </w:r>
-            <w:r>
-              <w:rPr>
-                <w:rFonts w:ascii="Times New Roman" w:hAnsi="Times New Roman" w:eastAsia="微软雅黑" w:cs="Times New Roman"/>
-                <w:color w:val="262626"/>
-                <w:sz w:val="21"/>
-                <w:lang w:eastAsia="zh-CN"/>
-              </w:rPr>
-              <w:t>DNA_degradation</w:t>
-            </w:r>
-            <w:r>
-              <w:rPr>
-                <w:rFonts w:hint="eastAsia" w:ascii="Times New Roman" w:hAnsi="Times New Roman" w:eastAsia="微软雅黑" w:cs="Times New Roman"/>
-                <w:color w:val="262626"/>
-                <w:sz w:val="21"/>
-                <w:lang w:eastAsia="zh-CN"/>
-              </w:rPr>
-              <w:t xml:space="preserve"> }}</w:t>
-            </w:r>
-          </w:p>
-        </w:tc>
-        <w:tc>
-          <w:tcPr>
-            <w:tcW w:w="1191" w:type="pct"/>
-            <w:tcBorders>
-              <w:tl2br w:val="nil"/>
-              <w:tr2bl w:val="nil"/>
-            </w:tcBorders>
-            <w:shd w:val="clear" w:color="auto" w:fill="DAEEF3"/>
-            <w:vAlign w:val="center"/>
-          </w:tcPr>
-          <w:p>
-            <w:pPr>
               <w:autoSpaceDE w:val="0"/>
               <w:ind w:left="100" w:leftChars="50"/>
               <w:jc w:val="center"/>
               <w:rPr>
-                <w:rFonts w:hint="eastAsia" w:ascii="微软雅黑" w:hAnsi="微软雅黑" w:eastAsia="微软雅黑"/>
-                <w:color w:val="262626"/>
-                <w:sz w:val="21"/>
-                <w:szCs w:val="21"/>
-                <w:lang w:eastAsia="zh-CN"/>
-              </w:rPr>
-            </w:pPr>
-            <w:r>
-              <w:rPr>
-                <w:rFonts w:ascii="Times New Roman" w:hAnsi="Times New Roman" w:eastAsia="微软雅黑" w:cs="Times New Roman"/>
-                <w:color w:val="262626"/>
-                <w:sz w:val="21"/>
-                <w:szCs w:val="21"/>
-                <w:lang w:eastAsia="zh-CN" w:bidi="ar"/>
-              </w:rPr>
-              <w:t>A/B/C</w:t>
-            </w:r>
-            <w:r>
-              <w:rPr>
-                <w:rFonts w:hint="eastAsia" w:ascii="微软雅黑" w:hAnsi="微软雅黑" w:eastAsia="微软雅黑" w:cs="微软雅黑"/>
-                <w:color w:val="262626"/>
-                <w:sz w:val="21"/>
-                <w:szCs w:val="21"/>
-                <w:lang w:eastAsia="zh-CN" w:bidi="ar"/>
-              </w:rPr>
-              <w:t>级</w:t>
+                <w:rFonts w:hint="default" w:ascii="Times New Roman" w:hAnsi="Times New Roman" w:eastAsia="微软雅黑" w:cs="Times New Roman"/>
+                <w:color w:val="262626"/>
+                <w:sz w:val="21"/>
+                <w:szCs w:val="21"/>
+                <w:lang w:eastAsia="zh-CN"/>
+              </w:rPr>
+            </w:pPr>
+            <w:r>
+              <w:rPr>
+                <w:rFonts w:hint="default" w:ascii="Times New Roman" w:hAnsi="Times New Roman" w:eastAsia="微软雅黑" w:cs="Times New Roman"/>
+                <w:color w:val="262626"/>
+                <w:sz w:val="21"/>
+                <w:szCs w:val="21"/>
+                <w:lang w:val="en-US" w:eastAsia="zh-CN"/>
+              </w:rPr>
+              <w:t>{% if</w:t>
+            </w:r>
+            <w:r>
+              <w:rPr>
+                <w:rFonts w:hint="default" w:ascii="Times New Roman" w:hAnsi="Times New Roman" w:eastAsia="微软雅黑" w:cs="Times New Roman"/>
+                <w:color w:val="262626"/>
+                <w:sz w:val="21"/>
+                <w:szCs w:val="21"/>
+                <w:lang w:eastAsia="zh-CN"/>
+              </w:rPr>
+              <w:t xml:space="preserve"> DNA_degradation</w:t>
+            </w:r>
+            <w:r>
+              <w:rPr>
+                <w:rFonts w:hint="default" w:ascii="Times New Roman" w:hAnsi="Times New Roman" w:eastAsia="微软雅黑" w:cs="Times New Roman"/>
+                <w:snapToGrid/>
+                <w:color w:val="262626"/>
+                <w:kern w:val="2"/>
+                <w:sz w:val="21"/>
+                <w:szCs w:val="21"/>
+                <w:lang w:val="en-US" w:eastAsia="zh-CN" w:bidi="ar"/>
+              </w:rPr>
+              <w:t xml:space="preserve"> </w:t>
+            </w:r>
+            <w:r>
+              <w:rPr>
+                <w:rFonts w:hint="default" w:ascii="Times New Roman" w:hAnsi="Times New Roman" w:eastAsia="微软雅黑" w:cs="Times New Roman"/>
+                <w:color w:val="262626"/>
+                <w:sz w:val="21"/>
+                <w:szCs w:val="21"/>
+                <w:lang w:val="en-US" w:eastAsia="zh-CN"/>
+              </w:rPr>
+              <w:t xml:space="preserve">and </w:t>
+            </w:r>
+            <w:r>
+              <w:rPr>
+                <w:rFonts w:hint="default" w:ascii="Times New Roman" w:hAnsi="Times New Roman" w:eastAsia="微软雅黑" w:cs="Times New Roman"/>
+                <w:color w:val="262626"/>
+                <w:sz w:val="21"/>
+                <w:szCs w:val="21"/>
+                <w:lang w:eastAsia="zh-CN"/>
+              </w:rPr>
+              <w:t>DNA_degradation</w:t>
+            </w:r>
+            <w:r>
+              <w:rPr>
+                <w:rFonts w:hint="default" w:ascii="Times New Roman" w:hAnsi="Times New Roman" w:eastAsia="微软雅黑" w:cs="Times New Roman"/>
+                <w:color w:val="262626"/>
+                <w:sz w:val="21"/>
+                <w:szCs w:val="21"/>
+                <w:lang w:val="en-US" w:eastAsia="zh-CN"/>
+              </w:rPr>
+              <w:t xml:space="preserve"> in [‘A’, ‘B’, ‘C’] %}合格{% else %}不合格{% endif %}</w:t>
             </w:r>
           </w:p>
         </w:tc>
@@ -30684,7 +31111,7 @@
         </w:trPr>
         <w:tc>
           <w:tcPr>
-            <w:tcW w:w="1047" w:type="pct"/>
+            <w:tcW w:w="1568" w:type="pct"/>
             <w:vMerge w:val="continue"/>
             <w:tcBorders>
               <w:tl2br w:val="nil"/>
@@ -30706,7 +31133,7 @@
         </w:tc>
         <w:tc>
           <w:tcPr>
-            <w:tcW w:w="1458" w:type="pct"/>
+            <w:tcW w:w="1713" w:type="pct"/>
             <w:tcBorders>
               <w:tl2br w:val="nil"/>
               <w:tr2bl w:val="nil"/>
@@ -30760,7 +31187,7 @@
         </w:tc>
         <w:tc>
           <w:tcPr>
-            <w:tcW w:w="1302" w:type="pct"/>
+            <w:tcW w:w="3342" w:type="dxa"/>
             <w:tcBorders>
               <w:tl2br w:val="nil"/>
               <w:tr2bl w:val="nil"/>
@@ -30770,86 +31197,100 @@
           </w:tcPr>
           <w:p>
             <w:pPr>
-              <w:ind w:left="119" w:leftChars="0"/>
-              <w:jc w:val="center"/>
-              <w:rPr>
-                <w:rFonts w:ascii="Times New Roman" w:hAnsi="Times New Roman" w:eastAsia="微软雅黑" w:cs="Times New Roman"/>
-                <w:color w:val="262626"/>
-                <w:sz w:val="21"/>
-                <w:szCs w:val="21"/>
-              </w:rPr>
-            </w:pPr>
-            <w:r>
-              <w:rPr>
-                <w:rFonts w:hint="eastAsia" w:ascii="Times New Roman" w:hAnsi="Times New Roman" w:eastAsia="微软雅黑" w:cs="Times New Roman"/>
-                <w:color w:val="262626"/>
-                <w:sz w:val="21"/>
-                <w:lang w:eastAsia="zh-CN"/>
-              </w:rPr>
-              <w:t xml:space="preserve">{{ </w:t>
-            </w:r>
-            <w:r>
-              <w:rPr>
-                <w:rFonts w:ascii="Times New Roman" w:hAnsi="Times New Roman" w:eastAsia="微软雅黑" w:cs="Times New Roman"/>
-                <w:color w:val="262626"/>
-                <w:sz w:val="21"/>
-                <w:lang w:eastAsia="zh-CN"/>
-              </w:rPr>
-              <w:t>outbound_quantity</w:t>
-            </w:r>
-            <w:r>
-              <w:rPr>
-                <w:rFonts w:hint="eastAsia" w:ascii="Times New Roman" w:hAnsi="Times New Roman" w:eastAsia="微软雅黑" w:cs="Times New Roman"/>
-                <w:color w:val="262626"/>
-                <w:sz w:val="21"/>
-                <w:lang w:eastAsia="zh-CN"/>
-              </w:rPr>
-              <w:t xml:space="preserve"> }}</w:t>
-            </w:r>
-          </w:p>
-        </w:tc>
-        <w:tc>
-          <w:tcPr>
-            <w:tcW w:w="1191" w:type="pct"/>
-            <w:tcBorders>
-              <w:tl2br w:val="nil"/>
-              <w:tr2bl w:val="nil"/>
-            </w:tcBorders>
-            <w:shd w:val="clear" w:color="auto" w:fill="DAEEF3"/>
-            <w:vAlign w:val="center"/>
-          </w:tcPr>
-          <w:p>
-            <w:pPr>
               <w:autoSpaceDE w:val="0"/>
               <w:ind w:left="100" w:leftChars="50"/>
               <w:jc w:val="center"/>
               <w:rPr>
-                <w:rFonts w:hint="eastAsia" w:ascii="微软雅黑" w:hAnsi="微软雅黑" w:eastAsia="微软雅黑"/>
-                <w:color w:val="262626"/>
-                <w:sz w:val="21"/>
-                <w:szCs w:val="21"/>
-                <w:lang w:eastAsia="zh-CN"/>
-              </w:rPr>
-            </w:pPr>
-            <w:r>
-              <w:rPr>
-                <w:rFonts w:hint="eastAsia" w:ascii="微软雅黑" w:hAnsi="微软雅黑" w:eastAsia="微软雅黑" w:cs="微软雅黑"/>
-                <w:color w:val="262626"/>
-                <w:sz w:val="21"/>
-                <w:szCs w:val="21"/>
-                <w:lang w:eastAsia="zh-CN" w:bidi="ar"/>
-              </w:rPr>
-              <w:t>≥</w:t>
-            </w:r>
-            <w:r>
-              <w:rPr>
-                <w:rFonts w:ascii="Times New Roman" w:hAnsi="Times New Roman" w:eastAsia="微软雅黑" w:cs="Times New Roman"/>
-                <w:color w:val="262626"/>
-                <w:sz w:val="21"/>
-                <w:szCs w:val="21"/>
-                <w:lang w:eastAsia="zh-CN" w:bidi="ar"/>
-              </w:rPr>
-              <w:t>500</w:t>
+                <w:rFonts w:hint="default" w:ascii="Times New Roman" w:hAnsi="Times New Roman" w:eastAsia="微软雅黑" w:cs="Times New Roman"/>
+                <w:color w:val="262626"/>
+                <w:sz w:val="21"/>
+                <w:szCs w:val="21"/>
+                <w:lang w:eastAsia="zh-CN"/>
+              </w:rPr>
+            </w:pPr>
+            <w:r>
+              <w:rPr>
+                <w:rFonts w:hint="default" w:ascii="Times New Roman" w:hAnsi="Times New Roman" w:eastAsia="微软雅黑" w:cs="Times New Roman"/>
+                <w:color w:val="262626"/>
+                <w:sz w:val="21"/>
+                <w:szCs w:val="21"/>
+                <w:lang w:val="en-US" w:eastAsia="zh-CN"/>
+              </w:rPr>
+              <w:t xml:space="preserve">{% if </w:t>
+            </w:r>
+            <w:r>
+              <w:rPr>
+                <w:rFonts w:hint="default" w:ascii="Times New Roman" w:hAnsi="Times New Roman" w:eastAsia="微软雅黑" w:cs="Times New Roman"/>
+                <w:color w:val="262626"/>
+                <w:sz w:val="21"/>
+                <w:szCs w:val="21"/>
+                <w:lang w:eastAsia="zh-CN"/>
+              </w:rPr>
+              <w:t>outbound_quantity</w:t>
+            </w:r>
+            <w:r>
+              <w:rPr>
+                <w:rFonts w:hint="default" w:ascii="Times New Roman" w:hAnsi="Times New Roman" w:eastAsia="微软雅黑" w:cs="Times New Roman"/>
+                <w:snapToGrid/>
+                <w:color w:val="262626"/>
+                <w:kern w:val="2"/>
+                <w:sz w:val="21"/>
+                <w:szCs w:val="21"/>
+                <w:lang w:val="en-US" w:eastAsia="zh-CN" w:bidi="ar"/>
+              </w:rPr>
+              <w:t xml:space="preserve"> </w:t>
+            </w:r>
+            <w:r>
+              <w:rPr>
+                <w:rFonts w:hint="default" w:ascii="Times New Roman" w:hAnsi="Times New Roman" w:eastAsia="微软雅黑" w:cs="Times New Roman"/>
+                <w:color w:val="262626"/>
+                <w:sz w:val="21"/>
+                <w:szCs w:val="21"/>
+                <w:lang w:val="en-US" w:eastAsia="zh-CN"/>
+              </w:rPr>
+              <w:t xml:space="preserve">and </w:t>
+            </w:r>
+            <w:r>
+              <w:rPr>
+                <w:rFonts w:hint="default" w:ascii="Times New Roman" w:hAnsi="Times New Roman" w:eastAsia="微软雅黑" w:cs="Times New Roman"/>
+                <w:color w:val="262626"/>
+                <w:kern w:val="2"/>
+                <w:sz w:val="21"/>
+                <w:szCs w:val="21"/>
+                <w:lang w:val="en-US" w:eastAsia="zh-CN" w:bidi="ar-SA"/>
+              </w:rPr>
+              <w:t>(</w:t>
+            </w:r>
+            <w:r>
+              <w:rPr>
+                <w:rFonts w:hint="default" w:ascii="Times New Roman" w:hAnsi="Times New Roman" w:eastAsia="微软雅黑" w:cs="Times New Roman"/>
+                <w:color w:val="262626"/>
+                <w:sz w:val="21"/>
+                <w:szCs w:val="21"/>
+                <w:lang w:eastAsia="zh-CN"/>
+              </w:rPr>
+              <w:t>outbound_quantity</w:t>
+            </w:r>
+            <w:r>
+              <w:rPr>
+                <w:rFonts w:hint="default" w:ascii="Times New Roman" w:hAnsi="Times New Roman" w:eastAsia="微软雅黑" w:cs="Times New Roman"/>
+                <w:color w:val="262626"/>
+                <w:kern w:val="2"/>
+                <w:sz w:val="21"/>
+                <w:szCs w:val="21"/>
+                <w:lang w:val="en-US" w:eastAsia="zh-CN" w:bidi="ar-SA"/>
+              </w:rPr>
+              <w:t>|percent_to_float)</w:t>
+            </w:r>
+            <w:r>
+              <w:rPr>
+                <w:rFonts w:hint="default" w:ascii="Times New Roman" w:hAnsi="Times New Roman" w:eastAsia="微软雅黑" w:cs="Times New Roman"/>
+                <w:color w:val="262626"/>
+                <w:sz w:val="21"/>
+                <w:szCs w:val="21"/>
+                <w:lang w:val="en-US" w:eastAsia="zh-CN"/>
+              </w:rPr>
+              <w:t xml:space="preserve"> &gt;= 500 %}合格{% else %}不合格{% endif %}</w:t>
             </w:r>
           </w:p>
         </w:tc>
@@ -30877,7 +31318,7 @@
         </w:trPr>
         <w:tc>
           <w:tcPr>
-            <w:tcW w:w="1047" w:type="pct"/>
+            <w:tcW w:w="1568" w:type="pct"/>
             <w:vMerge w:val="restart"/>
             <w:tcBorders>
               <w:tl2br w:val="nil"/>
@@ -30912,7 +31353,7 @@
         </w:tc>
         <w:tc>
           <w:tcPr>
-            <w:tcW w:w="1458" w:type="pct"/>
+            <w:tcW w:w="1713" w:type="pct"/>
             <w:tcBorders>
               <w:tl2br w:val="nil"/>
               <w:tr2bl w:val="nil"/>
@@ -30945,7 +31386,7 @@
         </w:tc>
         <w:tc>
           <w:tcPr>
-            <w:tcW w:w="1302" w:type="pct"/>
+            <w:tcW w:w="3342" w:type="dxa"/>
             <w:tcBorders>
               <w:tl2br w:val="nil"/>
               <w:tr2bl w:val="nil"/>
@@ -30955,69 +31396,100 @@
           </w:tcPr>
           <w:p>
             <w:pPr>
-              <w:ind w:left="119" w:leftChars="0"/>
-              <w:jc w:val="center"/>
-              <w:rPr>
-                <w:rFonts w:ascii="Times New Roman" w:hAnsi="Times New Roman" w:eastAsia="微软雅黑" w:cs="Times New Roman"/>
-                <w:color w:val="262626"/>
-                <w:sz w:val="21"/>
-                <w:szCs w:val="21"/>
-                <w:highlight w:val="lightGray"/>
-              </w:rPr>
-            </w:pPr>
-            <w:r>
-              <w:rPr>
-                <w:rFonts w:hint="eastAsia" w:ascii="Times New Roman" w:hAnsi="Times New Roman" w:eastAsia="微软雅黑" w:cs="Times New Roman"/>
-                <w:color w:val="262626"/>
-                <w:sz w:val="21"/>
-                <w:lang w:eastAsia="zh-CN"/>
-              </w:rPr>
-              <w:t>{%if hrd != undefined%}{{ hrd.sequencing_depth }}{%endif%}</w:t>
-            </w:r>
-          </w:p>
-        </w:tc>
-        <w:tc>
-          <w:tcPr>
-            <w:tcW w:w="1191" w:type="pct"/>
-            <w:tcBorders>
-              <w:tl2br w:val="nil"/>
-              <w:tr2bl w:val="nil"/>
-            </w:tcBorders>
-            <w:shd w:val="clear" w:color="auto" w:fill="auto"/>
-            <w:vAlign w:val="center"/>
-          </w:tcPr>
-          <w:p>
-            <w:pPr>
               <w:autoSpaceDE w:val="0"/>
               <w:ind w:left="100" w:leftChars="50"/>
               <w:jc w:val="center"/>
               <w:rPr>
-                <w:rFonts w:hint="eastAsia" w:ascii="微软雅黑" w:hAnsi="微软雅黑" w:eastAsia="微软雅黑"/>
-                <w:color w:val="262626"/>
-                <w:sz w:val="21"/>
-                <w:szCs w:val="21"/>
-                <w:lang w:eastAsia="zh-CN"/>
-              </w:rPr>
-            </w:pPr>
-            <w:r>
-              <w:rPr>
-                <w:rFonts w:hint="eastAsia" w:ascii="Times New Roman" w:hAnsi="Times New Roman" w:eastAsia="微软雅黑" w:cs="Times New Roman"/>
-                <w:bCs/>
-                <w:color w:val="262626"/>
-                <w:sz w:val="21"/>
-                <w:lang w:eastAsia="zh-CN"/>
-              </w:rPr>
-              <w:t>≥</w:t>
-            </w:r>
-            <w:r>
-              <w:rPr>
-                <w:rFonts w:ascii="Times New Roman" w:hAnsi="Times New Roman" w:eastAsia="微软雅黑" w:cs="Times New Roman"/>
-                <w:bCs/>
-                <w:color w:val="262626"/>
-                <w:sz w:val="21"/>
-                <w:lang w:eastAsia="zh-CN"/>
-              </w:rPr>
-              <w:t>200</w:t>
+                <w:rFonts w:hint="default" w:ascii="Times New Roman" w:hAnsi="Times New Roman" w:eastAsia="微软雅黑" w:cs="Times New Roman"/>
+                <w:color w:val="262626"/>
+                <w:sz w:val="21"/>
+                <w:szCs w:val="21"/>
+                <w:lang w:eastAsia="zh-CN"/>
+              </w:rPr>
+            </w:pPr>
+            <w:r>
+              <w:rPr>
+                <w:rFonts w:hint="default" w:ascii="Times New Roman" w:hAnsi="Times New Roman" w:eastAsia="微软雅黑" w:cs="Times New Roman"/>
+                <w:color w:val="262626"/>
+                <w:sz w:val="21"/>
+                <w:szCs w:val="21"/>
+                <w:lang w:val="en-US" w:eastAsia="zh-CN"/>
+              </w:rPr>
+              <w:t>{% if</w:t>
+            </w:r>
+            <w:r>
+              <w:rPr>
+                <w:rFonts w:hint="default" w:ascii="Times New Roman" w:hAnsi="Times New Roman" w:eastAsia="微软雅黑" w:cs="Times New Roman"/>
+                <w:color w:val="262626"/>
+                <w:sz w:val="21"/>
+                <w:szCs w:val="21"/>
+                <w:lang w:eastAsia="zh-CN"/>
+              </w:rPr>
+              <w:t xml:space="preserve"> hrd.sequencing_depth</w:t>
+            </w:r>
+            <w:r>
+              <w:rPr>
+                <w:rFonts w:hint="default" w:ascii="Times New Roman" w:hAnsi="Times New Roman" w:eastAsia="微软雅黑" w:cs="Times New Roman"/>
+                <w:snapToGrid/>
+                <w:color w:val="262626"/>
+                <w:kern w:val="2"/>
+                <w:sz w:val="21"/>
+                <w:szCs w:val="21"/>
+                <w:lang w:val="en-US" w:eastAsia="zh-CN" w:bidi="ar"/>
+              </w:rPr>
+              <w:t xml:space="preserve"> </w:t>
+            </w:r>
+            <w:r>
+              <w:rPr>
+                <w:rFonts w:hint="default" w:ascii="Times New Roman" w:hAnsi="Times New Roman" w:eastAsia="微软雅黑" w:cs="Times New Roman"/>
+                <w:color w:val="262626"/>
+                <w:sz w:val="21"/>
+                <w:szCs w:val="21"/>
+                <w:lang w:val="en-US" w:eastAsia="zh-CN"/>
+              </w:rPr>
+              <w:t xml:space="preserve">and </w:t>
+            </w:r>
+            <w:r>
+              <w:rPr>
+                <w:rFonts w:hint="default" w:ascii="Times New Roman" w:hAnsi="Times New Roman" w:eastAsia="微软雅黑" w:cs="Times New Roman"/>
+                <w:color w:val="262626"/>
+                <w:kern w:val="2"/>
+                <w:sz w:val="21"/>
+                <w:szCs w:val="21"/>
+                <w:lang w:val="en-US" w:eastAsia="zh-CN" w:bidi="ar-SA"/>
+              </w:rPr>
+              <w:t>(</w:t>
+            </w:r>
+            <w:r>
+              <w:rPr>
+                <w:rFonts w:hint="default" w:ascii="Times New Roman" w:hAnsi="Times New Roman" w:eastAsia="微软雅黑" w:cs="Times New Roman"/>
+                <w:color w:val="262626"/>
+                <w:sz w:val="21"/>
+                <w:szCs w:val="21"/>
+                <w:lang w:eastAsia="zh-CN"/>
+              </w:rPr>
+              <w:t>hrd.sequencing_depth</w:t>
+            </w:r>
+            <w:r>
+              <w:rPr>
+                <w:rFonts w:hint="default" w:ascii="Times New Roman" w:hAnsi="Times New Roman" w:eastAsia="微软雅黑" w:cs="Times New Roman"/>
+                <w:color w:val="262626"/>
+                <w:kern w:val="2"/>
+                <w:sz w:val="21"/>
+                <w:szCs w:val="21"/>
+                <w:lang w:val="en-US" w:eastAsia="zh-CN" w:bidi="ar-SA"/>
+              </w:rPr>
+              <w:t>|percent_to_float)</w:t>
+            </w:r>
+            <w:r>
+              <w:rPr>
+                <w:rFonts w:hint="default" w:ascii="Times New Roman" w:hAnsi="Times New Roman" w:eastAsia="微软雅黑" w:cs="Times New Roman"/>
+                <w:color w:val="262626"/>
+                <w:sz w:val="21"/>
+                <w:szCs w:val="21"/>
+                <w:lang w:val="en-US" w:eastAsia="zh-CN"/>
+              </w:rPr>
+              <w:t xml:space="preserve"> &gt;= 200 %}合格{% else %}不合格{% endif %}</w:t>
             </w:r>
           </w:p>
         </w:tc>
@@ -31045,7 +31517,7 @@
         </w:trPr>
         <w:tc>
           <w:tcPr>
-            <w:tcW w:w="1047" w:type="pct"/>
+            <w:tcW w:w="1568" w:type="pct"/>
             <w:vMerge w:val="continue"/>
             <w:tcBorders>
               <w:tl2br w:val="nil"/>
@@ -31067,7 +31539,7 @@
         </w:tc>
         <w:tc>
           <w:tcPr>
-            <w:tcW w:w="1458" w:type="pct"/>
+            <w:tcW w:w="1713" w:type="pct"/>
             <w:tcBorders>
               <w:tl2br w:val="nil"/>
               <w:tr2bl w:val="nil"/>
@@ -31113,7 +31585,7 @@
         </w:tc>
         <w:tc>
           <w:tcPr>
-            <w:tcW w:w="1302" w:type="pct"/>
+            <w:tcW w:w="3342" w:type="dxa"/>
             <w:tcBorders>
               <w:tl2br w:val="nil"/>
               <w:tr2bl w:val="nil"/>
@@ -31126,96 +31598,86 @@
               <w:ind w:left="119" w:leftChars="0"/>
               <w:jc w:val="center"/>
               <w:rPr>
-                <w:rFonts w:hint="eastAsia" w:ascii="Times New Roman" w:hAnsi="Times New Roman" w:eastAsia="微软雅黑" w:cs="Times New Roman"/>
+                <w:rFonts w:hint="default" w:ascii="Times New Roman" w:hAnsi="Times New Roman" w:eastAsia="微软雅黑" w:cs="Times New Roman"/>
+                <w:bCs/>
                 <w:color w:val="262626"/>
                 <w:kern w:val="2"/>
                 <w:sz w:val="21"/>
-                <w:szCs w:val="22"/>
+                <w:szCs w:val="21"/>
                 <w:lang w:val="en-US" w:eastAsia="zh-CN" w:bidi="ar-SA"/>
               </w:rPr>
             </w:pPr>
             <w:r>
               <w:rPr>
-                <w:rFonts w:hint="eastAsia" w:ascii="Times New Roman" w:hAnsi="Times New Roman" w:eastAsia="微软雅黑" w:cs="Times New Roman"/>
-                <w:color w:val="262626"/>
-                <w:sz w:val="21"/>
-                <w:lang w:eastAsia="zh-CN"/>
-              </w:rPr>
-              <w:t xml:space="preserve">{%if hrd != </w:t>
-            </w:r>
-            <w:r>
-              <w:rPr>
-                <w:rFonts w:ascii="Times New Roman" w:hAnsi="Times New Roman" w:eastAsia="微软雅黑" w:cs="Times New Roman"/>
-                <w:color w:val="262626"/>
-                <w:sz w:val="21"/>
-                <w:lang w:eastAsia="zh-CN"/>
-              </w:rPr>
-              <w:t>undefined</w:t>
-            </w:r>
-            <w:r>
-              <w:rPr>
-                <w:rFonts w:hint="eastAsia" w:ascii="Times New Roman" w:hAnsi="Times New Roman" w:eastAsia="微软雅黑" w:cs="Times New Roman"/>
-                <w:color w:val="262626"/>
-                <w:sz w:val="21"/>
-                <w:lang w:eastAsia="zh-CN"/>
-              </w:rPr>
-              <w:t>%}{{ hrd.coverage_uniformity }}{%endif%}</w:t>
-            </w:r>
-          </w:p>
-        </w:tc>
-        <w:tc>
-          <w:tcPr>
-            <w:tcW w:w="1191" w:type="pct"/>
-            <w:tcBorders>
-              <w:tl2br w:val="nil"/>
-              <w:tr2bl w:val="nil"/>
-            </w:tcBorders>
-            <w:shd w:val="clear" w:color="auto" w:fill="auto"/>
-            <w:vAlign w:val="center"/>
-          </w:tcPr>
-          <w:p>
-            <w:pPr>
-              <w:ind w:left="119" w:leftChars="0"/>
-              <w:jc w:val="center"/>
-              <w:rPr>
-                <w:rFonts w:hint="eastAsia" w:ascii="Times New Roman" w:hAnsi="Times New Roman" w:eastAsia="微软雅黑" w:cs="Times New Roman"/>
-                <w:bCs/>
+                <w:rFonts w:hint="default" w:ascii="Times New Roman" w:hAnsi="Times New Roman" w:eastAsia="微软雅黑" w:cs="Times New Roman"/>
+                <w:color w:val="262626"/>
+                <w:sz w:val="21"/>
+                <w:szCs w:val="21"/>
+                <w:lang w:val="en-US" w:eastAsia="zh-CN"/>
+              </w:rPr>
+              <w:t xml:space="preserve">{% if </w:t>
+            </w:r>
+            <w:r>
+              <w:rPr>
+                <w:rFonts w:hint="default" w:ascii="Times New Roman" w:hAnsi="Times New Roman" w:eastAsia="微软雅黑" w:cs="Times New Roman"/>
+                <w:color w:val="262626"/>
+                <w:sz w:val="21"/>
+                <w:szCs w:val="21"/>
+                <w:lang w:eastAsia="zh-CN"/>
+              </w:rPr>
+              <w:t xml:space="preserve">hrd.coverage_uniformity </w:t>
+            </w:r>
+            <w:r>
+              <w:rPr>
+                <w:rFonts w:hint="default" w:ascii="Times New Roman" w:hAnsi="Times New Roman" w:eastAsia="微软雅黑" w:cs="Times New Roman"/>
+                <w:color w:val="262626"/>
+                <w:sz w:val="21"/>
+                <w:szCs w:val="21"/>
+                <w:lang w:val="en-US" w:eastAsia="zh-CN"/>
+              </w:rPr>
+              <w:t xml:space="preserve">and </w:t>
+            </w:r>
+            <w:r>
+              <w:rPr>
+                <w:rFonts w:hint="default" w:ascii="Times New Roman" w:hAnsi="Times New Roman" w:eastAsia="微软雅黑" w:cs="Times New Roman"/>
                 <w:color w:val="262626"/>
                 <w:kern w:val="2"/>
                 <w:sz w:val="21"/>
-                <w:szCs w:val="22"/>
+                <w:szCs w:val="21"/>
                 <w:lang w:val="en-US" w:eastAsia="zh-CN" w:bidi="ar-SA"/>
               </w:rPr>
-            </w:pPr>
-            <w:r>
-              <w:rPr>
-                <w:rFonts w:hint="eastAsia" w:ascii="Times New Roman" w:hAnsi="Times New Roman" w:eastAsia="微软雅黑" w:cs="Times New Roman"/>
-                <w:bCs/>
-                <w:color w:val="262626"/>
-                <w:sz w:val="21"/>
-                <w:lang w:eastAsia="zh-CN"/>
-              </w:rPr>
-              <w:t>≥</w:t>
-            </w:r>
-            <w:r>
-              <w:rPr>
-                <w:rFonts w:ascii="Times New Roman" w:hAnsi="Times New Roman" w:eastAsia="微软雅黑" w:cs="Times New Roman"/>
-                <w:bCs/>
-                <w:color w:val="262626"/>
-                <w:sz w:val="21"/>
-                <w:lang w:eastAsia="zh-CN"/>
-              </w:rPr>
-              <w:t>8</w:t>
-            </w:r>
-            <w:r>
-              <w:rPr>
-                <w:rFonts w:hint="eastAsia" w:ascii="Times New Roman" w:hAnsi="Times New Roman" w:eastAsia="微软雅黑" w:cs="Times New Roman"/>
-                <w:bCs/>
-                <w:color w:val="262626"/>
-                <w:sz w:val="21"/>
-                <w:lang w:eastAsia="zh-CN"/>
-              </w:rPr>
-              <w:t>0%</w:t>
+              <w:t>(</w:t>
+            </w:r>
+            <w:r>
+              <w:rPr>
+                <w:rFonts w:hint="default" w:ascii="Times New Roman" w:hAnsi="Times New Roman" w:eastAsia="微软雅黑" w:cs="Times New Roman"/>
+                <w:color w:val="262626"/>
+                <w:sz w:val="21"/>
+                <w:szCs w:val="21"/>
+                <w:lang w:eastAsia="zh-CN"/>
+              </w:rPr>
+              <w:t>hrd.coverage_uniformity</w:t>
+            </w:r>
+            <w:r>
+              <w:rPr>
+                <w:rFonts w:hint="default" w:ascii="Times New Roman" w:hAnsi="Times New Roman" w:eastAsia="微软雅黑" w:cs="Times New Roman"/>
+                <w:color w:val="262626"/>
+                <w:kern w:val="2"/>
+                <w:sz w:val="21"/>
+                <w:szCs w:val="21"/>
+                <w:lang w:val="en-US" w:eastAsia="zh-CN" w:bidi="ar-SA"/>
+              </w:rPr>
+              <w:t>|percent_to_float)</w:t>
+            </w:r>
+            <w:r>
+              <w:rPr>
+                <w:rFonts w:hint="default" w:ascii="Times New Roman" w:hAnsi="Times New Roman" w:eastAsia="微软雅黑" w:cs="Times New Roman"/>
+                <w:color w:val="262626"/>
+                <w:sz w:val="21"/>
+                <w:szCs w:val="21"/>
+                <w:lang w:val="en-US" w:eastAsia="zh-CN"/>
+              </w:rPr>
+              <w:t xml:space="preserve"> &gt;= 80 %}合格{% else %}不合格{% endif %}</w:t>
             </w:r>
           </w:p>
         </w:tc>
@@ -31243,7 +31705,7 @@
         </w:trPr>
         <w:tc>
           <w:tcPr>
-            <w:tcW w:w="1047" w:type="pct"/>
+            <w:tcW w:w="1568" w:type="pct"/>
             <w:vMerge w:val="continue"/>
             <w:tcBorders>
               <w:tl2br w:val="nil"/>
@@ -31265,7 +31727,7 @@
         </w:tc>
         <w:tc>
           <w:tcPr>
-            <w:tcW w:w="1458" w:type="pct"/>
+            <w:tcW w:w="1713" w:type="pct"/>
             <w:tcBorders>
               <w:tl2br w:val="nil"/>
               <w:tr2bl w:val="nil"/>
@@ -31311,7 +31773,7 @@
         </w:tc>
         <w:tc>
           <w:tcPr>
-            <w:tcW w:w="1302" w:type="pct"/>
+            <w:tcW w:w="3342" w:type="dxa"/>
             <w:tcBorders>
               <w:tl2br w:val="nil"/>
               <w:tr2bl w:val="nil"/>
@@ -31321,71 +31783,90 @@
           </w:tcPr>
           <w:p>
             <w:pPr>
-              <w:ind w:left="119" w:leftChars="0"/>
-              <w:jc w:val="center"/>
-              <w:rPr>
-                <w:rFonts w:hint="eastAsia" w:ascii="Times New Roman" w:hAnsi="Times New Roman" w:eastAsia="微软雅黑" w:cs="Times New Roman"/>
+              <w:autoSpaceDE w:val="0"/>
+              <w:ind w:left="100" w:leftChars="50"/>
+              <w:jc w:val="center"/>
+              <w:rPr>
+                <w:rFonts w:hint="default" w:ascii="Times New Roman" w:hAnsi="Times New Roman" w:eastAsia="微软雅黑" w:cs="Times New Roman"/>
+                <w:bCs/>
                 <w:color w:val="262626"/>
                 <w:kern w:val="2"/>
                 <w:sz w:val="21"/>
-                <w:szCs w:val="22"/>
+                <w:szCs w:val="21"/>
                 <w:lang w:val="en-US" w:eastAsia="zh-CN" w:bidi="ar-SA"/>
               </w:rPr>
             </w:pPr>
             <w:r>
               <w:rPr>
-                <w:rFonts w:hint="eastAsia" w:ascii="Times New Roman" w:hAnsi="Times New Roman" w:eastAsia="微软雅黑" w:cs="Times New Roman"/>
-                <w:color w:val="262626"/>
-                <w:sz w:val="21"/>
-                <w:lang w:eastAsia="zh-CN"/>
-              </w:rPr>
-              <w:t>{{ sequencing_depth }}</w:t>
-            </w:r>
-          </w:p>
-        </w:tc>
-        <w:tc>
-          <w:tcPr>
-            <w:tcW w:w="1191" w:type="pct"/>
-            <w:tcBorders>
-              <w:tl2br w:val="nil"/>
-              <w:tr2bl w:val="nil"/>
-            </w:tcBorders>
-            <w:shd w:val="clear" w:color="auto" w:fill="auto"/>
-            <w:vAlign w:val="center"/>
-          </w:tcPr>
-          <w:p>
-            <w:pPr>
-              <w:ind w:left="119" w:leftChars="0"/>
-              <w:jc w:val="center"/>
-              <w:rPr>
-                <w:rFonts w:hint="eastAsia" w:ascii="Times New Roman" w:hAnsi="Times New Roman" w:eastAsia="微软雅黑" w:cs="Times New Roman"/>
-                <w:bCs/>
+                <w:rFonts w:hint="default" w:ascii="Times New Roman" w:hAnsi="Times New Roman" w:eastAsia="微软雅黑" w:cs="Times New Roman"/>
+                <w:color w:val="262626"/>
+                <w:sz w:val="21"/>
+                <w:szCs w:val="21"/>
+                <w:lang w:val="en-US" w:eastAsia="zh-CN"/>
+              </w:rPr>
+              <w:t xml:space="preserve">{% if </w:t>
+            </w:r>
+            <w:r>
+              <w:rPr>
+                <w:rFonts w:hint="default" w:ascii="Times New Roman" w:hAnsi="Times New Roman" w:eastAsia="微软雅黑" w:cs="Times New Roman"/>
+                <w:color w:val="262626"/>
+                <w:sz w:val="21"/>
+                <w:szCs w:val="21"/>
+                <w:lang w:eastAsia="zh-CN"/>
+              </w:rPr>
+              <w:t xml:space="preserve">sequencing_depth </w:t>
+            </w:r>
+            <w:r>
+              <w:rPr>
+                <w:rFonts w:hint="default" w:ascii="Times New Roman" w:hAnsi="Times New Roman" w:eastAsia="微软雅黑" w:cs="Times New Roman"/>
+                <w:color w:val="262626"/>
+                <w:sz w:val="21"/>
+                <w:szCs w:val="21"/>
+                <w:lang w:val="en-US" w:eastAsia="zh-CN"/>
+              </w:rPr>
+              <w:t xml:space="preserve">and </w:t>
+            </w:r>
+            <w:r>
+              <w:rPr>
+                <w:rFonts w:hint="default" w:ascii="Times New Roman" w:hAnsi="Times New Roman" w:eastAsia="微软雅黑" w:cs="Times New Roman"/>
                 <w:color w:val="262626"/>
                 <w:kern w:val="2"/>
                 <w:sz w:val="21"/>
-                <w:szCs w:val="22"/>
+                <w:szCs w:val="21"/>
                 <w:lang w:val="en-US" w:eastAsia="zh-CN" w:bidi="ar-SA"/>
               </w:rPr>
-            </w:pPr>
-            <w:r>
-              <w:rPr>
-                <w:rFonts w:hint="eastAsia" w:ascii="Times New Roman" w:hAnsi="Times New Roman" w:eastAsia="微软雅黑" w:cs="Times New Roman"/>
-                <w:bCs/>
-                <w:color w:val="262626"/>
-                <w:sz w:val="21"/>
-                <w:lang w:eastAsia="zh-CN"/>
-              </w:rPr>
-              <w:t>≥</w:t>
-            </w:r>
-            <w:r>
-              <w:rPr>
-                <w:rFonts w:ascii="Times New Roman" w:hAnsi="Times New Roman" w:eastAsia="微软雅黑" w:cs="Times New Roman"/>
-                <w:bCs/>
-                <w:color w:val="262626"/>
-                <w:sz w:val="21"/>
-                <w:lang w:eastAsia="zh-CN"/>
-              </w:rPr>
-              <w:t>500</w:t>
+              <w:t>(</w:t>
+            </w:r>
+            <w:r>
+              <w:rPr>
+                <w:rFonts w:hint="default" w:ascii="Times New Roman" w:hAnsi="Times New Roman" w:eastAsia="微软雅黑" w:cs="Times New Roman"/>
+                <w:color w:val="262626"/>
+                <w:sz w:val="21"/>
+                <w:szCs w:val="21"/>
+                <w:lang w:eastAsia="zh-CN"/>
+              </w:rPr>
+              <w:t>sequencing_depth</w:t>
+            </w:r>
+            <w:r>
+              <w:rPr>
+                <w:rFonts w:hint="default" w:ascii="Times New Roman" w:hAnsi="Times New Roman" w:eastAsia="微软雅黑" w:cs="Times New Roman"/>
+                <w:color w:val="262626"/>
+                <w:kern w:val="2"/>
+                <w:sz w:val="21"/>
+                <w:szCs w:val="21"/>
+                <w:lang w:val="en-US" w:eastAsia="zh-CN" w:bidi="ar-SA"/>
+              </w:rPr>
+              <w:t>|percent_to_float)</w:t>
+            </w:r>
+            <w:r>
+              <w:rPr>
+                <w:rFonts w:hint="default" w:ascii="Times New Roman" w:hAnsi="Times New Roman" w:eastAsia="微软雅黑" w:cs="Times New Roman"/>
+                <w:color w:val="262626"/>
+                <w:sz w:val="21"/>
+                <w:szCs w:val="21"/>
+                <w:lang w:val="en-US" w:eastAsia="zh-CN"/>
+              </w:rPr>
+              <w:t xml:space="preserve"> &gt;= 500 %}合格{% else %}不合格{% endif %}</w:t>
             </w:r>
           </w:p>
         </w:tc>
@@ -31413,7 +31894,7 @@
         </w:trPr>
         <w:tc>
           <w:tcPr>
-            <w:tcW w:w="1047" w:type="pct"/>
+            <w:tcW w:w="1568" w:type="pct"/>
             <w:vMerge w:val="continue"/>
             <w:tcBorders>
               <w:tl2br w:val="nil"/>
@@ -31435,7 +31916,7 @@
         </w:tc>
         <w:tc>
           <w:tcPr>
-            <w:tcW w:w="1458" w:type="pct"/>
+            <w:tcW w:w="1713" w:type="pct"/>
             <w:tcBorders>
               <w:tl2br w:val="nil"/>
               <w:tr2bl w:val="nil"/>
@@ -31481,7 +31962,7 @@
         </w:tc>
         <w:tc>
           <w:tcPr>
-            <w:tcW w:w="1302" w:type="pct"/>
+            <w:tcW w:w="3342" w:type="dxa"/>
             <w:tcBorders>
               <w:tl2br w:val="nil"/>
               <w:tr2bl w:val="nil"/>
@@ -31494,68 +31975,86 @@
               <w:ind w:left="119" w:leftChars="0"/>
               <w:jc w:val="center"/>
               <w:rPr>
-                <w:rFonts w:ascii="Times New Roman" w:hAnsi="Times New Roman" w:eastAsia="微软雅黑" w:cs="Times New Roman"/>
+                <w:rFonts w:hint="default" w:ascii="Times New Roman" w:hAnsi="Times New Roman" w:eastAsia="微软雅黑" w:cs="Times New Roman"/>
+                <w:bCs/>
                 <w:color w:val="262626"/>
                 <w:kern w:val="2"/>
                 <w:sz w:val="21"/>
-                <w:szCs w:val="22"/>
+                <w:szCs w:val="21"/>
                 <w:lang w:val="en-US" w:eastAsia="zh-CN" w:bidi="ar-SA"/>
               </w:rPr>
             </w:pPr>
             <w:r>
               <w:rPr>
-                <w:rFonts w:hint="eastAsia" w:ascii="Times New Roman" w:hAnsi="Times New Roman" w:eastAsia="微软雅黑" w:cs="Times New Roman"/>
-                <w:color w:val="262626"/>
-                <w:sz w:val="21"/>
-                <w:lang w:eastAsia="zh-CN"/>
-              </w:rPr>
-              <w:t>{{ coverage_uniformity }}</w:t>
-            </w:r>
-          </w:p>
-        </w:tc>
-        <w:tc>
-          <w:tcPr>
-            <w:tcW w:w="1191" w:type="pct"/>
-            <w:tcBorders>
-              <w:tl2br w:val="nil"/>
-              <w:tr2bl w:val="nil"/>
-            </w:tcBorders>
-            <w:shd w:val="clear" w:color="auto" w:fill="auto"/>
-            <w:vAlign w:val="center"/>
-          </w:tcPr>
-          <w:p>
-            <w:pPr>
-              <w:ind w:left="119" w:leftChars="0"/>
-              <w:jc w:val="center"/>
-              <w:rPr>
-                <w:rFonts w:hint="eastAsia" w:ascii="Times New Roman" w:hAnsi="Times New Roman" w:eastAsia="微软雅黑" w:cs="Times New Roman"/>
-                <w:bCs/>
+                <w:rFonts w:hint="default" w:ascii="Times New Roman" w:hAnsi="Times New Roman" w:eastAsia="微软雅黑" w:cs="Times New Roman"/>
+                <w:color w:val="262626"/>
+                <w:sz w:val="21"/>
+                <w:szCs w:val="21"/>
+                <w:lang w:val="en-US" w:eastAsia="zh-CN"/>
+              </w:rPr>
+              <w:t xml:space="preserve">{% if </w:t>
+            </w:r>
+            <w:r>
+              <w:rPr>
+                <w:rFonts w:hint="default" w:ascii="Times New Roman" w:hAnsi="Times New Roman" w:eastAsia="微软雅黑" w:cs="Times New Roman"/>
+                <w:color w:val="262626"/>
+                <w:sz w:val="21"/>
+                <w:szCs w:val="21"/>
+                <w:lang w:eastAsia="zh-CN"/>
+              </w:rPr>
+              <w:t xml:space="preserve">coverage_uniformity </w:t>
+            </w:r>
+            <w:r>
+              <w:rPr>
+                <w:rFonts w:hint="default" w:ascii="Times New Roman" w:hAnsi="Times New Roman" w:eastAsia="微软雅黑" w:cs="Times New Roman"/>
+                <w:color w:val="262626"/>
+                <w:sz w:val="21"/>
+                <w:szCs w:val="21"/>
+                <w:lang w:val="en-US" w:eastAsia="zh-CN"/>
+              </w:rPr>
+              <w:t xml:space="preserve">and </w:t>
+            </w:r>
+            <w:r>
+              <w:rPr>
+                <w:rFonts w:hint="default" w:ascii="Times New Roman" w:hAnsi="Times New Roman" w:eastAsia="微软雅黑" w:cs="Times New Roman"/>
                 <w:color w:val="262626"/>
                 <w:kern w:val="2"/>
                 <w:sz w:val="21"/>
-                <w:szCs w:val="22"/>
+                <w:szCs w:val="21"/>
                 <w:lang w:val="en-US" w:eastAsia="zh-CN" w:bidi="ar-SA"/>
               </w:rPr>
-            </w:pPr>
-            <w:r>
-              <w:rPr>
-                <w:rFonts w:hint="eastAsia" w:ascii="Times New Roman" w:hAnsi="Times New Roman" w:eastAsia="微软雅黑" w:cs="Times New Roman"/>
-                <w:bCs/>
-                <w:color w:val="262626"/>
-                <w:sz w:val="21"/>
-                <w:lang w:eastAsia="zh-CN"/>
-              </w:rPr>
-              <w:t>≥</w:t>
-            </w:r>
-            <w:r>
-              <w:rPr>
-                <w:rFonts w:ascii="Times New Roman" w:hAnsi="Times New Roman" w:eastAsia="微软雅黑" w:cs="Times New Roman"/>
-                <w:bCs/>
-                <w:color w:val="262626"/>
-                <w:sz w:val="21"/>
-                <w:lang w:eastAsia="zh-CN"/>
-              </w:rPr>
-              <w:t>90%</w:t>
+              <w:t>(</w:t>
+            </w:r>
+            <w:r>
+              <w:rPr>
+                <w:rFonts w:hint="default" w:ascii="Times New Roman" w:hAnsi="Times New Roman" w:eastAsia="微软雅黑" w:cs="Times New Roman"/>
+                <w:color w:val="262626"/>
+                <w:sz w:val="21"/>
+                <w:szCs w:val="21"/>
+                <w:lang w:eastAsia="zh-CN"/>
+              </w:rPr>
+              <w:t>coverage_uniformity</w:t>
+            </w:r>
+            <w:r>
+              <w:rPr>
+                <w:rFonts w:hint="default" w:ascii="Times New Roman" w:hAnsi="Times New Roman" w:eastAsia="微软雅黑" w:cs="Times New Roman"/>
+                <w:color w:val="262626"/>
+                <w:kern w:val="2"/>
+                <w:sz w:val="21"/>
+                <w:szCs w:val="21"/>
+                <w:lang w:val="en-US" w:eastAsia="zh-CN" w:bidi="ar-SA"/>
+              </w:rPr>
+              <w:t>|percent_to_float)</w:t>
+            </w:r>
+            <w:r>
+              <w:rPr>
+                <w:rFonts w:hint="default" w:ascii="Times New Roman" w:hAnsi="Times New Roman" w:eastAsia="微软雅黑" w:cs="Times New Roman"/>
+                <w:color w:val="262626"/>
+                <w:sz w:val="21"/>
+                <w:szCs w:val="21"/>
+                <w:lang w:val="en-US" w:eastAsia="zh-CN"/>
+              </w:rPr>
+              <w:t xml:space="preserve"> &gt;= 90 %}合格{% else %}不合格{% endif %}</w:t>
             </w:r>
           </w:p>
         </w:tc>
@@ -31583,7 +32082,7 @@
         </w:trPr>
         <w:tc>
           <w:tcPr>
-            <w:tcW w:w="1047" w:type="pct"/>
+            <w:tcW w:w="1568" w:type="pct"/>
             <w:vMerge w:val="continue"/>
             <w:tcBorders>
               <w:tl2br w:val="nil"/>
@@ -31605,7 +32104,7 @@
         </w:tc>
         <w:tc>
           <w:tcPr>
-            <w:tcW w:w="1458" w:type="pct"/>
+            <w:tcW w:w="1713" w:type="pct"/>
             <w:tcBorders>
               <w:tl2br w:val="nil"/>
               <w:tr2bl w:val="nil"/>
@@ -31639,7 +32138,7 @@
         </w:tc>
         <w:tc>
           <w:tcPr>
-            <w:tcW w:w="1302" w:type="pct"/>
+            <w:tcW w:w="3342" w:type="dxa"/>
             <w:tcBorders>
               <w:tl2br w:val="nil"/>
               <w:tr2bl w:val="nil"/>
@@ -31649,69 +32148,88 @@
           </w:tcPr>
           <w:p>
             <w:pPr>
-              <w:ind w:left="119" w:leftChars="0"/>
-              <w:jc w:val="center"/>
-              <w:rPr>
-                <w:rFonts w:ascii="Times New Roman" w:hAnsi="Times New Roman" w:eastAsia="微软雅黑" w:cs="Times New Roman"/>
-                <w:color w:val="262626"/>
-                <w:sz w:val="21"/>
-                <w:szCs w:val="21"/>
-                <w:highlight w:val="lightGray"/>
-              </w:rPr>
-            </w:pPr>
-            <w:r>
-              <w:rPr>
-                <w:rFonts w:hint="eastAsia" w:ascii="Times New Roman" w:hAnsi="Times New Roman" w:eastAsia="微软雅黑" w:cs="Times New Roman"/>
-                <w:color w:val="262626"/>
-                <w:sz w:val="21"/>
-                <w:lang w:eastAsia="zh-CN"/>
-              </w:rPr>
-              <w:t>{{ genome_alignment }}</w:t>
-            </w:r>
-          </w:p>
-        </w:tc>
-        <w:tc>
-          <w:tcPr>
-            <w:tcW w:w="1191" w:type="pct"/>
-            <w:tcBorders>
-              <w:tl2br w:val="nil"/>
-              <w:tr2bl w:val="nil"/>
-            </w:tcBorders>
-            <w:shd w:val="clear" w:color="auto" w:fill="auto"/>
-            <w:vAlign w:val="center"/>
-          </w:tcPr>
-          <w:p>
-            <w:pPr>
               <w:autoSpaceDE w:val="0"/>
               <w:ind w:left="100" w:leftChars="50"/>
               <w:jc w:val="center"/>
               <w:rPr>
-                <w:rFonts w:hint="eastAsia" w:ascii="微软雅黑" w:hAnsi="微软雅黑" w:eastAsia="微软雅黑"/>
-                <w:color w:val="262626"/>
-                <w:sz w:val="21"/>
-                <w:szCs w:val="21"/>
-                <w:lang w:eastAsia="zh-CN"/>
-              </w:rPr>
-            </w:pPr>
-            <w:r>
-              <w:rPr>
-                <w:rFonts w:hint="eastAsia" w:ascii="微软雅黑" w:hAnsi="微软雅黑" w:eastAsia="微软雅黑" w:cs="微软雅黑"/>
-                <w:color w:val="262626"/>
-                <w:sz w:val="21"/>
-                <w:szCs w:val="21"/>
-                <w:lang w:eastAsia="zh-CN" w:bidi="ar"/>
-              </w:rPr>
-              <w:t>≥</w:t>
-            </w:r>
-            <w:r>
-              <w:rPr>
-                <w:rFonts w:ascii="Times New Roman" w:hAnsi="Times New Roman" w:eastAsia="微软雅黑" w:cs="Times New Roman"/>
-                <w:color w:val="262626"/>
-                <w:sz w:val="21"/>
-                <w:szCs w:val="21"/>
-                <w:lang w:eastAsia="zh-CN" w:bidi="ar"/>
-              </w:rPr>
-              <w:t>95%</w:t>
+                <w:rFonts w:hint="default" w:ascii="Times New Roman" w:hAnsi="Times New Roman" w:eastAsia="微软雅黑" w:cs="Times New Roman"/>
+                <w:color w:val="262626"/>
+                <w:sz w:val="21"/>
+                <w:szCs w:val="21"/>
+                <w:lang w:eastAsia="zh-CN"/>
+              </w:rPr>
+            </w:pPr>
+            <w:r>
+              <w:rPr>
+                <w:rFonts w:hint="default" w:ascii="Times New Roman" w:hAnsi="Times New Roman" w:eastAsia="微软雅黑" w:cs="Times New Roman"/>
+                <w:color w:val="262626"/>
+                <w:sz w:val="21"/>
+                <w:szCs w:val="21"/>
+                <w:lang w:val="en-US" w:eastAsia="zh-CN"/>
+              </w:rPr>
+              <w:t xml:space="preserve">{% if </w:t>
+            </w:r>
+            <w:r>
+              <w:rPr>
+                <w:rFonts w:hint="default" w:ascii="Times New Roman" w:hAnsi="Times New Roman" w:eastAsia="微软雅黑" w:cs="Times New Roman"/>
+                <w:color w:val="262626"/>
+                <w:sz w:val="21"/>
+                <w:szCs w:val="21"/>
+                <w:lang w:eastAsia="zh-CN"/>
+              </w:rPr>
+              <w:t xml:space="preserve">genome_alignment </w:t>
+            </w:r>
+            <w:r>
+              <w:rPr>
+                <w:rFonts w:hint="default" w:ascii="Times New Roman" w:hAnsi="Times New Roman" w:eastAsia="微软雅黑" w:cs="Times New Roman"/>
+                <w:color w:val="262626"/>
+                <w:sz w:val="21"/>
+                <w:szCs w:val="21"/>
+                <w:lang w:val="en-US" w:eastAsia="zh-CN"/>
+              </w:rPr>
+              <w:t xml:space="preserve">and </w:t>
+            </w:r>
+            <w:r>
+              <w:rPr>
+                <w:rFonts w:hint="default" w:ascii="Times New Roman" w:hAnsi="Times New Roman" w:eastAsia="微软雅黑" w:cs="Times New Roman"/>
+                <w:color w:val="262626"/>
+                <w:kern w:val="2"/>
+                <w:sz w:val="21"/>
+                <w:szCs w:val="21"/>
+                <w:lang w:val="en-US" w:eastAsia="zh-CN" w:bidi="ar-SA"/>
+              </w:rPr>
+              <w:t>(</w:t>
+            </w:r>
+            <w:r>
+              <w:rPr>
+                <w:rFonts w:hint="default" w:ascii="Times New Roman" w:hAnsi="Times New Roman" w:eastAsia="微软雅黑" w:cs="Times New Roman"/>
+                <w:color w:val="262626"/>
+                <w:sz w:val="21"/>
+                <w:szCs w:val="21"/>
+                <w:lang w:eastAsia="zh-CN"/>
+              </w:rPr>
+              <w:t>genome_alignment</w:t>
+            </w:r>
+            <w:r>
+              <w:rPr>
+                <w:rFonts w:hint="default" w:ascii="Times New Roman" w:hAnsi="Times New Roman" w:eastAsia="微软雅黑" w:cs="Times New Roman"/>
+                <w:color w:val="262626"/>
+                <w:kern w:val="2"/>
+                <w:sz w:val="21"/>
+                <w:szCs w:val="21"/>
+                <w:lang w:val="en-US" w:eastAsia="zh-CN" w:bidi="ar-SA"/>
+              </w:rPr>
+              <w:t>|percent_to_float)</w:t>
+            </w:r>
+            <w:r>
+              <w:rPr>
+                <w:rFonts w:hint="default" w:ascii="Times New Roman" w:hAnsi="Times New Roman" w:eastAsia="微软雅黑" w:cs="Times New Roman"/>
+                <w:color w:val="262626"/>
+                <w:sz w:val="21"/>
+                <w:szCs w:val="21"/>
+                <w:lang w:val="en-US" w:eastAsia="zh-CN"/>
+              </w:rPr>
+              <w:t xml:space="preserve"> &gt;= 95 %}合格{% else %}不合格{% endif %}</w:t>
             </w:r>
           </w:p>
         </w:tc>
@@ -31739,7 +32257,7 @@
         </w:trPr>
         <w:tc>
           <w:tcPr>
-            <w:tcW w:w="1047" w:type="pct"/>
+            <w:tcW w:w="1568" w:type="pct"/>
             <w:vMerge w:val="continue"/>
             <w:tcBorders>
               <w:tl2br w:val="nil"/>
@@ -31761,7 +32279,7 @@
         </w:tc>
         <w:tc>
           <w:tcPr>
-            <w:tcW w:w="1458" w:type="pct"/>
+            <w:tcW w:w="1713" w:type="pct"/>
             <w:tcBorders>
               <w:tl2br w:val="nil"/>
               <w:tr2bl w:val="nil"/>
@@ -31815,7 +32333,7 @@
         </w:tc>
         <w:tc>
           <w:tcPr>
-            <w:tcW w:w="1302" w:type="pct"/>
+            <w:tcW w:w="3342" w:type="dxa"/>
             <w:tcBorders>
               <w:tl2br w:val="nil"/>
               <w:tr2bl w:val="nil"/>
@@ -31829,70 +32347,90 @@
               <w:ind w:left="100" w:leftChars="50"/>
               <w:jc w:val="center"/>
               <w:rPr>
-                <w:rFonts w:ascii="Times New Roman" w:hAnsi="Times New Roman" w:eastAsia="微软雅黑" w:cs="Times New Roman"/>
-                <w:color w:val="262626"/>
-                <w:sz w:val="21"/>
-                <w:szCs w:val="21"/>
-                <w:highlight w:val="lightGray"/>
-              </w:rPr>
-            </w:pPr>
-            <w:r>
-              <w:rPr>
-                <w:rFonts w:hint="eastAsia" w:ascii="Times New Roman" w:hAnsi="Times New Roman" w:eastAsia="微软雅黑" w:cs="Times New Roman"/>
-                <w:color w:val="262626"/>
-                <w:sz w:val="21"/>
-                <w:lang w:eastAsia="zh-CN"/>
-              </w:rPr>
-              <w:t>{{ base_quality }}</w:t>
-            </w:r>
-          </w:p>
-        </w:tc>
-        <w:tc>
-          <w:tcPr>
-            <w:tcW w:w="1191" w:type="pct"/>
-            <w:tcBorders>
-              <w:tl2br w:val="nil"/>
-              <w:tr2bl w:val="nil"/>
-            </w:tcBorders>
-            <w:shd w:val="clear" w:color="auto" w:fill="auto"/>
-            <w:vAlign w:val="center"/>
-          </w:tcPr>
-          <w:p>
-            <w:pPr>
-              <w:autoSpaceDE w:val="0"/>
-              <w:ind w:left="100" w:leftChars="50"/>
-              <w:jc w:val="center"/>
-              <w:rPr>
-                <w:rFonts w:hint="eastAsia" w:ascii="微软雅黑" w:hAnsi="微软雅黑" w:eastAsia="微软雅黑"/>
-                <w:color w:val="262626"/>
-                <w:sz w:val="21"/>
-                <w:szCs w:val="21"/>
-                <w:lang w:eastAsia="zh-CN"/>
-              </w:rPr>
-            </w:pPr>
-            <w:r>
-              <w:rPr>
-                <w:rFonts w:hint="eastAsia" w:ascii="微软雅黑" w:hAnsi="微软雅黑" w:eastAsia="微软雅黑" w:cs="微软雅黑"/>
-                <w:color w:val="262626"/>
-                <w:sz w:val="21"/>
-                <w:szCs w:val="21"/>
-                <w:lang w:eastAsia="zh-CN" w:bidi="ar"/>
-              </w:rPr>
-              <w:t>≥</w:t>
-            </w:r>
-            <w:r>
-              <w:rPr>
-                <w:rFonts w:ascii="Times New Roman" w:hAnsi="Times New Roman" w:eastAsia="微软雅黑" w:cs="Times New Roman"/>
-                <w:color w:val="262626"/>
-                <w:sz w:val="21"/>
-                <w:szCs w:val="21"/>
-                <w:lang w:eastAsia="zh-CN" w:bidi="ar"/>
-              </w:rPr>
-              <w:t>80%</w:t>
+                <w:rFonts w:hint="default" w:ascii="Times New Roman" w:hAnsi="Times New Roman" w:eastAsia="微软雅黑" w:cs="Times New Roman"/>
+                <w:color w:val="262626"/>
+                <w:kern w:val="2"/>
+                <w:sz w:val="21"/>
+                <w:szCs w:val="21"/>
+                <w:lang w:val="en-US" w:eastAsia="zh-CN" w:bidi="ar-SA"/>
+              </w:rPr>
+            </w:pPr>
+            <w:r>
+              <w:rPr>
+                <w:rFonts w:hint="default" w:ascii="Times New Roman" w:hAnsi="Times New Roman" w:eastAsia="微软雅黑" w:cs="Times New Roman"/>
+                <w:color w:val="262626"/>
+                <w:sz w:val="21"/>
+                <w:szCs w:val="21"/>
+                <w:lang w:val="en-US" w:eastAsia="zh-CN"/>
+              </w:rPr>
+              <w:t xml:space="preserve">{% if </w:t>
+            </w:r>
+            <w:r>
+              <w:rPr>
+                <w:rFonts w:hint="default" w:ascii="Times New Roman" w:hAnsi="Times New Roman" w:eastAsia="微软雅黑" w:cs="Times New Roman"/>
+                <w:color w:val="262626"/>
+                <w:sz w:val="21"/>
+                <w:szCs w:val="21"/>
+                <w:lang w:eastAsia="zh-CN"/>
+              </w:rPr>
+              <w:t xml:space="preserve">base_quality </w:t>
+            </w:r>
+            <w:r>
+              <w:rPr>
+                <w:rFonts w:hint="default" w:ascii="Times New Roman" w:hAnsi="Times New Roman" w:eastAsia="微软雅黑" w:cs="Times New Roman"/>
+                <w:color w:val="262626"/>
+                <w:sz w:val="21"/>
+                <w:szCs w:val="21"/>
+                <w:lang w:val="en-US" w:eastAsia="zh-CN"/>
+              </w:rPr>
+              <w:t xml:space="preserve">and </w:t>
+            </w:r>
+            <w:r>
+              <w:rPr>
+                <w:rFonts w:hint="default" w:ascii="Times New Roman" w:hAnsi="Times New Roman" w:eastAsia="微软雅黑" w:cs="Times New Roman"/>
+                <w:color w:val="262626"/>
+                <w:kern w:val="2"/>
+                <w:sz w:val="21"/>
+                <w:szCs w:val="21"/>
+                <w:lang w:val="en-US" w:eastAsia="zh-CN" w:bidi="ar-SA"/>
+              </w:rPr>
+              <w:t>(</w:t>
+            </w:r>
+            <w:r>
+              <w:rPr>
+                <w:rFonts w:hint="default" w:ascii="Times New Roman" w:hAnsi="Times New Roman" w:eastAsia="微软雅黑" w:cs="Times New Roman"/>
+                <w:color w:val="262626"/>
+                <w:sz w:val="21"/>
+                <w:szCs w:val="21"/>
+                <w:lang w:eastAsia="zh-CN"/>
+              </w:rPr>
+              <w:t>base_quality</w:t>
+            </w:r>
+            <w:r>
+              <w:rPr>
+                <w:rFonts w:hint="default" w:ascii="Times New Roman" w:hAnsi="Times New Roman" w:eastAsia="微软雅黑" w:cs="Times New Roman"/>
+                <w:color w:val="262626"/>
+                <w:kern w:val="2"/>
+                <w:sz w:val="21"/>
+                <w:szCs w:val="21"/>
+                <w:lang w:val="en-US" w:eastAsia="zh-CN" w:bidi="ar-SA"/>
+              </w:rPr>
+              <w:t>|percent_to_float)</w:t>
+            </w:r>
+            <w:r>
+              <w:rPr>
+                <w:rFonts w:hint="default" w:ascii="Times New Roman" w:hAnsi="Times New Roman" w:eastAsia="微软雅黑" w:cs="Times New Roman"/>
+                <w:color w:val="262626"/>
+                <w:sz w:val="21"/>
+                <w:szCs w:val="21"/>
+                <w:lang w:val="en-US" w:eastAsia="zh-CN"/>
+              </w:rPr>
+              <w:t xml:space="preserve"> &gt;= 80 %}合格{% else %}不合格{% endif %}</w:t>
             </w:r>
           </w:p>
         </w:tc>
       </w:tr>
+      <w:bookmarkEnd w:id="39"/>
       <w:tr>
         <w:tblPrEx>
           <w:tblBorders>
@@ -31916,7 +32454,7 @@
         </w:trPr>
         <w:tc>
           <w:tcPr>
-            <w:tcW w:w="1047" w:type="pct"/>
+            <w:tcW w:w="1568" w:type="pct"/>
             <w:tcBorders>
               <w:tl2br w:val="nil"/>
               <w:tr2bl w:val="nil"/>
@@ -31950,8 +32488,8 @@
         </w:tc>
         <w:tc>
           <w:tcPr>
-            <w:tcW w:w="3952" w:type="pct"/>
-            <w:gridSpan w:val="3"/>
+            <w:tcW w:w="3431" w:type="pct"/>
+            <w:gridSpan w:val="2"/>
             <w:tcBorders>
               <w:tl2br w:val="nil"/>
               <w:tr2bl w:val="nil"/>
@@ -31972,25 +32510,23 @@
                 <w:lang w:eastAsia="zh-CN"/>
               </w:rPr>
             </w:pPr>
-            <w:bookmarkStart w:id="39" w:name="_GoBack"/>
             <w:r>
               <w:rPr>
                 <w:rFonts w:hint="eastAsia" w:ascii="微软雅黑" w:hAnsi="微软雅黑" w:eastAsia="微软雅黑"/>
-                <w:color w:val="auto"/>
+                <w:color w:val="000000"/>
                 <w:sz w:val="21"/>
                 <w:szCs w:val="21"/>
                 <w:lang w:eastAsia="zh-CN"/>
               </w:rPr>
               <w:t>{{ sequencing_depth | oqa(500,400) }}</w:t>
             </w:r>
-            <w:bookmarkEnd w:id="39"/>
           </w:p>
         </w:tc>
       </w:tr>
     </w:tbl>
     <w:p>
       <w:pPr>
-        <w:pStyle w:val="56"/>
+        <w:pStyle w:val="57"/>
         <w:keepNext w:val="0"/>
         <w:keepLines w:val="0"/>
         <w:pageBreakBefore w:val="0"/>
@@ -32208,8 +32744,8 @@
           <w:lang w:eastAsia="zh-CN"/>
         </w:rPr>
       </w:pPr>
-      <w:bookmarkStart w:id="17" w:name="_Toc23742"/>
-      <w:bookmarkStart w:id="18" w:name="_Toc9502"/>
+      <w:bookmarkStart w:id="17" w:name="_Toc9502"/>
+      <w:bookmarkStart w:id="18" w:name="_Toc23742"/>
       <w:r>
         <w:rPr>
           <w:rFonts w:ascii="Times New Roman" w:hAnsi="Times New Roman" w:eastAsia="微软雅黑" w:cs="Times New Roman"/>
@@ -32229,7 +32765,7 @@
     <w:bookmarkEnd w:id="19"/>
     <w:tbl>
       <w:tblPr>
-        <w:tblStyle w:val="16"/>
+        <w:tblStyle w:val="17"/>
         <w:tblW w:w="10207" w:type="dxa"/>
         <w:jc w:val="center"/>
         <w:tblBorders>
@@ -32283,7 +32819,7 @@
           </w:tcPr>
           <w:p>
             <w:pPr>
-              <w:pStyle w:val="57"/>
+              <w:pStyle w:val="58"/>
               <w:spacing w:before="10"/>
               <w:jc w:val="center"/>
               <w:rPr>
@@ -32314,7 +32850,7 @@
           </w:tcPr>
           <w:p>
             <w:pPr>
-              <w:pStyle w:val="57"/>
+              <w:pStyle w:val="58"/>
               <w:spacing w:before="10"/>
               <w:jc w:val="center"/>
               <w:rPr>
@@ -32345,7 +32881,7 @@
           </w:tcPr>
           <w:p>
             <w:pPr>
-              <w:pStyle w:val="57"/>
+              <w:pStyle w:val="58"/>
               <w:jc w:val="center"/>
               <w:rPr>
                 <w:rFonts w:ascii="Times New Roman" w:hAnsi="Times New Roman" w:eastAsia="微软雅黑" w:cs="Times New Roman"/>
@@ -32375,7 +32911,7 @@
           </w:tcPr>
           <w:p>
             <w:pPr>
-              <w:pStyle w:val="57"/>
+              <w:pStyle w:val="58"/>
               <w:ind w:left="134"/>
               <w:jc w:val="center"/>
               <w:rPr>
@@ -32430,7 +32966,7 @@
           </w:tcPr>
           <w:p>
             <w:pPr>
-              <w:pStyle w:val="57"/>
+              <w:pStyle w:val="58"/>
               <w:ind w:left="119" w:right="181"/>
               <w:jc w:val="both"/>
               <w:rPr>
@@ -32495,7 +33031,7 @@
           </w:tcPr>
           <w:p>
             <w:pPr>
-              <w:pStyle w:val="57"/>
+              <w:pStyle w:val="58"/>
               <w:adjustRightInd w:val="0"/>
               <w:spacing w:before="158"/>
               <w:jc w:val="both"/>
@@ -32528,7 +33064,7 @@
           </w:tcPr>
           <w:p>
             <w:pPr>
-              <w:pStyle w:val="57"/>
+              <w:pStyle w:val="58"/>
               <w:ind w:left="119" w:right="40"/>
               <w:jc w:val="both"/>
               <w:rPr>
@@ -32556,7 +33092,7 @@
           </w:tcPr>
           <w:p>
             <w:pPr>
-              <w:pStyle w:val="57"/>
+              <w:pStyle w:val="58"/>
               <w:adjustRightInd w:val="0"/>
               <w:spacing w:before="35"/>
               <w:ind w:left="100" w:leftChars="50"/>
@@ -32751,7 +33287,7 @@
           </w:p>
           <w:p>
             <w:pPr>
-              <w:pStyle w:val="57"/>
+              <w:pStyle w:val="58"/>
               <w:spacing w:before="35" w:line="319" w:lineRule="auto"/>
               <w:ind w:left="100" w:leftChars="50"/>
               <w:jc w:val="both"/>
@@ -32770,7 +33306,7 @@
           </w:tcPr>
           <w:p>
             <w:pPr>
-              <w:pStyle w:val="57"/>
+              <w:pStyle w:val="58"/>
               <w:ind w:left="119" w:right="181"/>
               <w:jc w:val="both"/>
               <w:rPr>
@@ -32821,7 +33357,7 @@
           </w:tcPr>
           <w:p>
             <w:pPr>
-              <w:pStyle w:val="57"/>
+              <w:pStyle w:val="58"/>
               <w:ind w:left="119" w:right="181"/>
               <w:jc w:val="both"/>
               <w:rPr>
@@ -32880,7 +33416,7 @@
     </w:p>
     <w:p>
       <w:pPr>
-        <w:pStyle w:val="65"/>
+        <w:pStyle w:val="66"/>
         <w:numPr>
           <w:ilvl w:val="0"/>
           <w:numId w:val="10"/>
@@ -32961,7 +33497,7 @@
     </w:p>
     <w:p>
       <w:pPr>
-        <w:pStyle w:val="65"/>
+        <w:pStyle w:val="66"/>
         <w:numPr>
           <w:ilvl w:val="0"/>
           <w:numId w:val="10"/>
@@ -33006,7 +33542,7 @@
     </w:p>
     <w:p>
       <w:pPr>
-        <w:pStyle w:val="65"/>
+        <w:pStyle w:val="66"/>
         <w:numPr>
           <w:ilvl w:val="0"/>
           <w:numId w:val="10"/>
@@ -33918,7 +34454,7 @@
                     </pic:cNvPicPr>
                   </pic:nvPicPr>
                   <pic:blipFill>
-                    <a:blip r:embed="rId13"/>
+                    <a:blip r:embed="rId14"/>
                     <a:stretch>
                       <a:fillRect/>
                     </a:stretch>
@@ -33990,7 +34526,7 @@
     </w:p>
     <w:tbl>
       <w:tblPr>
-        <w:tblStyle w:val="17"/>
+        <w:tblStyle w:val="18"/>
         <w:tblpPr w:leftFromText="181" w:rightFromText="181" w:vertAnchor="text" w:horzAnchor="page" w:tblpXSpec="center" w:tblpY="1"/>
         <w:tblOverlap w:val="never"/>
         <w:tblW w:w="10113" w:type="dxa"/>
@@ -40161,10 +40697,10 @@
           <w:lang w:eastAsia="zh-CN"/>
         </w:rPr>
       </w:pPr>
-      <w:bookmarkStart w:id="23" w:name="_Toc32060"/>
-      <w:bookmarkStart w:id="24" w:name="_Toc5400"/>
-      <w:bookmarkStart w:id="25" w:name="_Toc331"/>
-      <w:bookmarkStart w:id="26" w:name="_Toc3846"/>
+      <w:bookmarkStart w:id="23" w:name="_Toc5400"/>
+      <w:bookmarkStart w:id="24" w:name="_Toc3846"/>
+      <w:bookmarkStart w:id="25" w:name="_Toc32060"/>
+      <w:bookmarkStart w:id="26" w:name="_Toc331"/>
       <w:r>
         <w:rPr>
           <w:rFonts w:ascii="Times New Roman" w:hAnsi="Times New Roman" w:eastAsia="微软雅黑" w:cs="Times New Roman"/>
@@ -40295,8 +40831,8 @@
           <w:lang w:eastAsia="zh-CN"/>
         </w:rPr>
       </w:pPr>
-      <w:bookmarkStart w:id="27" w:name="_Toc126"/>
-      <w:bookmarkStart w:id="28" w:name="_Toc22196"/>
+      <w:bookmarkStart w:id="27" w:name="_Toc22196"/>
+      <w:bookmarkStart w:id="28" w:name="_Toc126"/>
       <w:bookmarkStart w:id="29" w:name="_Toc5423"/>
       <w:bookmarkStart w:id="30" w:name="_Toc10299"/>
       <w:r>
@@ -40526,13 +41062,13 @@
           <w:lang w:eastAsia="zh-CN"/>
         </w:rPr>
       </w:pPr>
-      <w:bookmarkStart w:id="31" w:name="_Toc6304_WPSOffice_Level2"/>
-      <w:bookmarkStart w:id="32" w:name="_Toc31515_WPSOffice_Level2"/>
-      <w:bookmarkStart w:id="33" w:name="_Toc19280_WPSOffice_Level2"/>
+      <w:bookmarkStart w:id="31" w:name="_Toc6931_WPSOffice_Level2"/>
+      <w:bookmarkStart w:id="32" w:name="_Toc6304_WPSOffice_Level2"/>
+      <w:bookmarkStart w:id="33" w:name="_Toc31515_WPSOffice_Level2"/>
       <w:bookmarkStart w:id="34" w:name="_Toc17111_WPSOffice_Level2"/>
-      <w:bookmarkStart w:id="35" w:name="_Toc11193_WPSOffice_Level2"/>
-      <w:bookmarkStart w:id="36" w:name="_Toc3488_WPSOffice_Level2"/>
-      <w:bookmarkStart w:id="37" w:name="_Toc6931_WPSOffice_Level2"/>
+      <w:bookmarkStart w:id="35" w:name="_Toc19280_WPSOffice_Level2"/>
+      <w:bookmarkStart w:id="36" w:name="_Toc11193_WPSOffice_Level2"/>
+      <w:bookmarkStart w:id="37" w:name="_Toc3488_WPSOffice_Level2"/>
       <w:r>
         <w:rPr>
           <w:rFonts w:hint="default" w:ascii="Times New Roman" w:hAnsi="Times New Roman" w:eastAsia="微软雅黑" w:cs="Times New Roman"/>
@@ -40632,7 +41168,7 @@
     </w:p>
     <w:tbl>
       <w:tblPr>
-        <w:tblStyle w:val="58"/>
+        <w:tblStyle w:val="59"/>
         <w:tblW w:w="9864" w:type="dxa"/>
         <w:jc w:val="center"/>
         <w:tblBorders>
@@ -41393,7 +41929,7 @@
                     </pic:cNvPicPr>
                   </pic:nvPicPr>
                   <pic:blipFill>
-                    <a:blip r:embed="rId14"/>
+                    <a:blip r:embed="rId15"/>
                     <a:stretch>
                       <a:fillRect/>
                     </a:stretch>
@@ -42216,7 +42752,7 @@
     </w:pPr>
     <w:r>
       <w:drawing>
-        <wp:anchor distT="0" distB="0" distL="114300" distR="114300" simplePos="0" relativeHeight="251667456" behindDoc="1" locked="0" layoutInCell="1" allowOverlap="1">
+        <wp:anchor distT="0" distB="0" distL="114300" distR="114300" simplePos="0" relativeHeight="251666432" behindDoc="1" locked="0" layoutInCell="1" allowOverlap="1">
           <wp:simplePos x="0" y="0"/>
           <wp:positionH relativeFrom="column">
             <wp:posOffset>-53975</wp:posOffset>
@@ -43395,7 +43931,7 @@
     <w:lsdException w:uiPriority="99" w:name="HTML Code"/>
     <w:lsdException w:uiPriority="99" w:name="HTML Definition"/>
     <w:lsdException w:uiPriority="99" w:name="HTML Keyboard"/>
-    <w:lsdException w:uiPriority="99" w:name="HTML Preformatted"/>
+    <w:lsdException w:qFormat="1" w:uiPriority="99" w:name="HTML Preformatted"/>
     <w:lsdException w:uiPriority="99" w:name="HTML Sample"/>
     <w:lsdException w:unhideWhenUsed="0" w:uiPriority="99" w:semiHidden="0" w:name="HTML Typewriter"/>
     <w:lsdException w:uiPriority="99" w:name="HTML Variable"/>
@@ -43569,7 +44105,7 @@
     <w:name w:val="heading 1"/>
     <w:basedOn w:val="1"/>
     <w:next w:val="1"/>
-    <w:link w:val="27"/>
+    <w:link w:val="28"/>
     <w:autoRedefine/>
     <w:qFormat/>
     <w:uiPriority w:val="9"/>
@@ -43596,7 +44132,7 @@
     <w:name w:val="heading 2"/>
     <w:basedOn w:val="1"/>
     <w:next w:val="1"/>
-    <w:link w:val="30"/>
+    <w:link w:val="31"/>
     <w:autoRedefine/>
     <w:unhideWhenUsed/>
     <w:qFormat/>
@@ -43623,7 +44159,7 @@
     <w:name w:val="heading 3"/>
     <w:basedOn w:val="1"/>
     <w:next w:val="1"/>
-    <w:link w:val="32"/>
+    <w:link w:val="33"/>
     <w:autoRedefine/>
     <w:unhideWhenUsed/>
     <w:qFormat/>
@@ -43650,7 +44186,7 @@
     <w:name w:val="heading 4"/>
     <w:basedOn w:val="1"/>
     <w:next w:val="1"/>
-    <w:link w:val="34"/>
+    <w:link w:val="35"/>
     <w:autoRedefine/>
     <w:unhideWhenUsed/>
     <w:qFormat/>
@@ -43673,7 +44209,7 @@
       <w:szCs w:val="28"/>
     </w:rPr>
   </w:style>
-  <w:style w:type="character" w:default="1" w:styleId="19">
+  <w:style w:type="character" w:default="1" w:styleId="20">
     <w:name w:val="Default Paragraph Font"/>
     <w:autoRedefine/>
     <w:semiHidden/>
@@ -43681,7 +44217,7 @@
     <w:qFormat/>
     <w:uiPriority w:val="1"/>
   </w:style>
-  <w:style w:type="table" w:default="1" w:styleId="16">
+  <w:style w:type="table" w:default="1" w:styleId="17">
     <w:name w:val="Normal Table"/>
     <w:autoRedefine/>
     <w:semiHidden/>
@@ -43845,6 +44381,42 @@
     </w:rPr>
   </w:style>
   <w:style w:type="paragraph" w:styleId="14">
+    <w:name w:val="HTML Preformatted"/>
+    <w:basedOn w:val="1"/>
+    <w:semiHidden/>
+    <w:unhideWhenUsed/>
+    <w:qFormat/>
+    <w:uiPriority w:val="99"/>
+    <w:pPr>
+      <w:tabs>
+        <w:tab w:val="left" w:pos="916"/>
+        <w:tab w:val="left" w:pos="1832"/>
+        <w:tab w:val="left" w:pos="2748"/>
+        <w:tab w:val="left" w:pos="3664"/>
+        <w:tab w:val="left" w:pos="4580"/>
+        <w:tab w:val="left" w:pos="5496"/>
+        <w:tab w:val="left" w:pos="6412"/>
+        <w:tab w:val="left" w:pos="7328"/>
+        <w:tab w:val="left" w:pos="8244"/>
+        <w:tab w:val="left" w:pos="9160"/>
+        <w:tab w:val="left" w:pos="10076"/>
+        <w:tab w:val="left" w:pos="10992"/>
+        <w:tab w:val="left" w:pos="11908"/>
+        <w:tab w:val="left" w:pos="12824"/>
+        <w:tab w:val="left" w:pos="13740"/>
+        <w:tab w:val="left" w:pos="14656"/>
+      </w:tabs>
+      <w:jc w:val="left"/>
+    </w:pPr>
+    <w:rPr>
+      <w:rFonts w:hint="eastAsia" w:ascii="宋体" w:hAnsi="宋体" w:eastAsia="宋体" w:cs="宋体"/>
+      <w:kern w:val="0"/>
+      <w:sz w:val="24"/>
+      <w:szCs w:val="24"/>
+      <w:lang w:val="en-US" w:eastAsia="zh-CN" w:bidi="ar"/>
+    </w:rPr>
+  </w:style>
+  <w:style w:type="paragraph" w:styleId="15">
     <w:name w:val="Normal (Web)"/>
     <w:basedOn w:val="1"/>
     <w:qFormat/>
@@ -43853,7 +44425,7 @@
       <w:sz w:val="24"/>
     </w:rPr>
   </w:style>
-  <w:style w:type="paragraph" w:styleId="15">
+  <w:style w:type="paragraph" w:styleId="16">
     <w:name w:val="annotation subject"/>
     <w:basedOn w:val="6"/>
     <w:next w:val="6"/>
@@ -43875,9 +44447,9 @@
       <w:szCs w:val="22"/>
     </w:rPr>
   </w:style>
-  <w:style w:type="table" w:styleId="17">
+  <w:style w:type="table" w:styleId="18">
     <w:name w:val="Table Grid"/>
-    <w:basedOn w:val="16"/>
+    <w:basedOn w:val="17"/>
     <w:autoRedefine/>
     <w:qFormat/>
     <w:uiPriority w:val="39"/>
@@ -43892,9 +44464,9 @@
       </w:tblBorders>
     </w:tblPr>
   </w:style>
-  <w:style w:type="table" w:styleId="18">
+  <w:style w:type="table" w:styleId="19">
     <w:name w:val="Light Shading Accent 5"/>
-    <w:basedOn w:val="16"/>
+    <w:basedOn w:val="17"/>
     <w:autoRedefine/>
     <w:qFormat/>
     <w:uiPriority w:val="60"/>
@@ -43984,9 +44556,9 @@
       </w:tcPr>
     </w:tblStylePr>
   </w:style>
-  <w:style w:type="character" w:styleId="20">
+  <w:style w:type="character" w:styleId="21">
     <w:name w:val="Strong"/>
-    <w:basedOn w:val="19"/>
+    <w:basedOn w:val="20"/>
     <w:autoRedefine/>
     <w:qFormat/>
     <w:uiPriority w:val="22"/>
@@ -43995,9 +44567,9 @@
       <w:bCs/>
     </w:rPr>
   </w:style>
-  <w:style w:type="character" w:styleId="21">
+  <w:style w:type="character" w:styleId="22">
     <w:name w:val="Hyperlink"/>
-    <w:basedOn w:val="19"/>
+    <w:basedOn w:val="20"/>
     <w:autoRedefine/>
     <w:unhideWhenUsed/>
     <w:qFormat/>
@@ -44012,7 +44584,7 @@
       </w14:textFill>
     </w:rPr>
   </w:style>
-  <w:style w:type="character" w:styleId="22">
+  <w:style w:type="character" w:styleId="23">
     <w:name w:val="annotation reference"/>
     <w:autoRedefine/>
     <w:unhideWhenUsed/>
@@ -44023,7 +44595,7 @@
       <w:szCs w:val="21"/>
     </w:rPr>
   </w:style>
-  <w:style w:type="character" w:customStyle="1" w:styleId="23">
+  <w:style w:type="character" w:customStyle="1" w:styleId="24">
     <w:name w:val="页眉 字符"/>
     <w:autoRedefine/>
     <w:qFormat/>
@@ -44033,7 +44605,7 @@
       <w:szCs w:val="18"/>
     </w:rPr>
   </w:style>
-  <w:style w:type="character" w:customStyle="1" w:styleId="24">
+  <w:style w:type="character" w:customStyle="1" w:styleId="25">
     <w:name w:val="页脚 字符"/>
     <w:autoRedefine/>
     <w:qFormat/>
@@ -44043,7 +44615,7 @@
       <w:szCs w:val="18"/>
     </w:rPr>
   </w:style>
-  <w:style w:type="character" w:customStyle="1" w:styleId="25">
+  <w:style w:type="character" w:customStyle="1" w:styleId="26">
     <w:name w:val="批注框文本 字符"/>
     <w:autoRedefine/>
     <w:semiHidden/>
@@ -44054,7 +44626,7 @@
       <w:szCs w:val="18"/>
     </w:rPr>
   </w:style>
-  <w:style w:type="paragraph" w:customStyle="1" w:styleId="26">
+  <w:style w:type="paragraph" w:customStyle="1" w:styleId="27">
     <w:name w:val="副标题1"/>
     <w:basedOn w:val="1"/>
     <w:autoRedefine/>
@@ -44070,7 +44642,7 @@
       <w:sz w:val="28"/>
     </w:rPr>
   </w:style>
-  <w:style w:type="character" w:customStyle="1" w:styleId="27">
+  <w:style w:type="character" w:customStyle="1" w:styleId="28">
     <w:name w:val="标题 1 字符"/>
     <w:link w:val="2"/>
     <w:autoRedefine/>
@@ -44086,7 +44658,7 @@
       <w:szCs w:val="44"/>
     </w:rPr>
   </w:style>
-  <w:style w:type="character" w:customStyle="1" w:styleId="28">
+  <w:style w:type="character" w:customStyle="1" w:styleId="29">
     <w:name w:val="SubTitle 字符"/>
     <w:autoRedefine/>
     <w:qFormat/>
@@ -44098,7 +44670,7 @@
       <w:sz w:val="28"/>
     </w:rPr>
   </w:style>
-  <w:style w:type="paragraph" w:styleId="29">
+  <w:style w:type="paragraph" w:styleId="30">
     <w:name w:val="List Paragraph"/>
     <w:basedOn w:val="1"/>
     <w:autoRedefine/>
@@ -44108,7 +44680,7 @@
       <w:ind w:firstLine="420" w:firstLineChars="200"/>
     </w:pPr>
   </w:style>
-  <w:style w:type="character" w:customStyle="1" w:styleId="30">
+  <w:style w:type="character" w:customStyle="1" w:styleId="31">
     <w:name w:val="标题 2 字符"/>
     <w:link w:val="3"/>
     <w:autoRedefine/>
@@ -44124,7 +44696,7 @@
       <w:szCs w:val="32"/>
     </w:rPr>
   </w:style>
-  <w:style w:type="paragraph" w:customStyle="1" w:styleId="31">
+  <w:style w:type="paragraph" w:customStyle="1" w:styleId="32">
     <w:name w:val="样式1"/>
     <w:basedOn w:val="7"/>
     <w:autoRedefine/>
@@ -44134,7 +44706,7 @@
       <w:spacing w:before="156" w:after="156"/>
     </w:pPr>
   </w:style>
-  <w:style w:type="character" w:customStyle="1" w:styleId="32">
+  <w:style w:type="character" w:customStyle="1" w:styleId="33">
     <w:name w:val="标题 3 字符"/>
     <w:link w:val="4"/>
     <w:autoRedefine/>
@@ -44149,7 +44721,7 @@
       <w:szCs w:val="32"/>
     </w:rPr>
   </w:style>
-  <w:style w:type="character" w:customStyle="1" w:styleId="33">
+  <w:style w:type="character" w:customStyle="1" w:styleId="34">
     <w:name w:val="样式1 字符"/>
     <w:autoRedefine/>
     <w:qFormat/>
@@ -44163,7 +44735,7 @@
       <w:szCs w:val="32"/>
     </w:rPr>
   </w:style>
-  <w:style w:type="character" w:customStyle="1" w:styleId="34">
+  <w:style w:type="character" w:customStyle="1" w:styleId="35">
     <w:name w:val="标题 4 字符"/>
     <w:link w:val="5"/>
     <w:autoRedefine/>
@@ -44178,9 +44750,9 @@
       <w:szCs w:val="28"/>
     </w:rPr>
   </w:style>
-  <w:style w:type="table" w:customStyle="1" w:styleId="35">
+  <w:style w:type="table" w:customStyle="1" w:styleId="36">
     <w:name w:val="浅色底纹 - 着色 51"/>
-    <w:basedOn w:val="16"/>
+    <w:basedOn w:val="17"/>
     <w:autoRedefine/>
     <w:qFormat/>
     <w:uiPriority w:val="60"/>
@@ -44268,9 +44840,9 @@
       </w:tcPr>
     </w:tblStylePr>
   </w:style>
-  <w:style w:type="table" w:customStyle="1" w:styleId="36">
+  <w:style w:type="table" w:customStyle="1" w:styleId="37">
     <w:name w:val="浅色底纹 - 着色 53"/>
-    <w:basedOn w:val="16"/>
+    <w:basedOn w:val="17"/>
     <w:autoRedefine/>
     <w:semiHidden/>
     <w:unhideWhenUsed/>
@@ -44359,7 +44931,7 @@
       </w:tcPr>
     </w:tblStylePr>
   </w:style>
-  <w:style w:type="character" w:customStyle="1" w:styleId="37">
+  <w:style w:type="character" w:customStyle="1" w:styleId="38">
     <w:name w:val="批注文字 字符"/>
     <w:autoRedefine/>
     <w:qFormat/>
@@ -44369,7 +44941,7 @@
       <w:szCs w:val="24"/>
     </w:rPr>
   </w:style>
-  <w:style w:type="paragraph" w:styleId="38">
+  <w:style w:type="paragraph" w:styleId="39">
     <w:name w:val="No Spacing"/>
     <w:autoRedefine/>
     <w:qFormat/>
@@ -44387,9 +44959,9 @@
       <w:lang w:val="en-US" w:eastAsia="zh-CN" w:bidi="ar-SA"/>
     </w:rPr>
   </w:style>
-  <w:style w:type="table" w:customStyle="1" w:styleId="39">
+  <w:style w:type="table" w:customStyle="1" w:styleId="40">
     <w:name w:val="网格型1"/>
-    <w:basedOn w:val="16"/>
+    <w:basedOn w:val="17"/>
     <w:autoRedefine/>
     <w:qFormat/>
     <w:uiPriority w:val="59"/>
@@ -44404,9 +44976,9 @@
       </w:tblBorders>
     </w:tblPr>
   </w:style>
-  <w:style w:type="table" w:customStyle="1" w:styleId="40">
+  <w:style w:type="table" w:customStyle="1" w:styleId="41">
     <w:name w:val="浅色底纹 - 强调文字颜色 51"/>
-    <w:basedOn w:val="16"/>
+    <w:basedOn w:val="17"/>
     <w:autoRedefine/>
     <w:qFormat/>
     <w:uiPriority w:val="60"/>
@@ -44494,9 +45066,9 @@
       </w:tcPr>
     </w:tblStylePr>
   </w:style>
-  <w:style w:type="table" w:customStyle="1" w:styleId="41">
+  <w:style w:type="table" w:customStyle="1" w:styleId="42">
     <w:name w:val="网格表 1 浅色 - 着色 11"/>
-    <w:basedOn w:val="16"/>
+    <w:basedOn w:val="17"/>
     <w:autoRedefine/>
     <w:qFormat/>
     <w:uiPriority w:val="46"/>
@@ -44548,9 +45120,9 @@
       </w:rPr>
     </w:tblStylePr>
   </w:style>
-  <w:style w:type="table" w:customStyle="1" w:styleId="42">
+  <w:style w:type="table" w:customStyle="1" w:styleId="43">
     <w:name w:val="浅色底纹 - 着色 52"/>
-    <w:basedOn w:val="16"/>
+    <w:basedOn w:val="17"/>
     <w:autoRedefine/>
     <w:qFormat/>
     <w:uiPriority w:val="60"/>
@@ -44640,9 +45212,9 @@
       </w:tcPr>
     </w:tblStylePr>
   </w:style>
-  <w:style w:type="character" w:customStyle="1" w:styleId="43">
+  <w:style w:type="character" w:customStyle="1" w:styleId="44">
     <w:name w:val="批注主题 字符"/>
-    <w:basedOn w:val="37"/>
+    <w:basedOn w:val="38"/>
     <w:autoRedefine/>
     <w:semiHidden/>
     <w:qFormat/>
@@ -44657,7 +45229,7 @@
       <w:szCs w:val="22"/>
     </w:rPr>
   </w:style>
-  <w:style w:type="paragraph" w:customStyle="1" w:styleId="44">
+  <w:style w:type="paragraph" w:customStyle="1" w:styleId="45">
     <w:name w:val="TOC Heading"/>
     <w:basedOn w:val="2"/>
     <w:next w:val="1"/>
@@ -44685,9 +45257,9 @@
       <w:szCs w:val="32"/>
     </w:rPr>
   </w:style>
-  <w:style w:type="table" w:customStyle="1" w:styleId="45">
+  <w:style w:type="table" w:customStyle="1" w:styleId="46">
     <w:name w:val="表格2"/>
-    <w:basedOn w:val="16"/>
+    <w:basedOn w:val="17"/>
     <w:autoRedefine/>
     <w:qFormat/>
     <w:uiPriority w:val="99"/>
@@ -44720,9 +45292,9 @@
       </w:tcPr>
     </w:tblStylePr>
   </w:style>
-  <w:style w:type="table" w:customStyle="1" w:styleId="46">
+  <w:style w:type="table" w:customStyle="1" w:styleId="47">
     <w:name w:val="网格型2"/>
-    <w:basedOn w:val="16"/>
+    <w:basedOn w:val="17"/>
     <w:autoRedefine/>
     <w:qFormat/>
     <w:uiPriority w:val="39"/>
@@ -44737,9 +45309,9 @@
       </w:tblBorders>
     </w:tblPr>
   </w:style>
-  <w:style w:type="table" w:customStyle="1" w:styleId="47">
+  <w:style w:type="table" w:customStyle="1" w:styleId="48">
     <w:name w:val="浅色底纹 - 着色 511"/>
-    <w:basedOn w:val="16"/>
+    <w:basedOn w:val="17"/>
     <w:autoRedefine/>
     <w:qFormat/>
     <w:uiPriority w:val="60"/>
@@ -44827,9 +45399,9 @@
       </w:tcPr>
     </w:tblStylePr>
   </w:style>
-  <w:style w:type="table" w:customStyle="1" w:styleId="48">
+  <w:style w:type="table" w:customStyle="1" w:styleId="49">
     <w:name w:val="浅色底纹 - 着色 54"/>
-    <w:basedOn w:val="16"/>
+    <w:basedOn w:val="17"/>
     <w:autoRedefine/>
     <w:qFormat/>
     <w:uiPriority w:val="60"/>
@@ -44915,9 +45487,9 @@
       </w:tcPr>
     </w:tblStylePr>
   </w:style>
-  <w:style w:type="table" w:customStyle="1" w:styleId="49">
+  <w:style w:type="table" w:customStyle="1" w:styleId="50">
     <w:name w:val="浅色底纹 - 着色 531"/>
-    <w:basedOn w:val="16"/>
+    <w:basedOn w:val="17"/>
     <w:autoRedefine/>
     <w:semiHidden/>
     <w:unhideWhenUsed/>
@@ -45006,9 +45578,9 @@
       </w:tcPr>
     </w:tblStylePr>
   </w:style>
-  <w:style w:type="table" w:customStyle="1" w:styleId="50">
+  <w:style w:type="table" w:customStyle="1" w:styleId="51">
     <w:name w:val="网格型11"/>
-    <w:basedOn w:val="16"/>
+    <w:basedOn w:val="17"/>
     <w:autoRedefine/>
     <w:qFormat/>
     <w:uiPriority w:val="59"/>
@@ -45023,9 +45595,9 @@
       </w:tblBorders>
     </w:tblPr>
   </w:style>
-  <w:style w:type="table" w:customStyle="1" w:styleId="51">
+  <w:style w:type="table" w:customStyle="1" w:styleId="52">
     <w:name w:val="浅色底纹 - 强调文字颜色 511"/>
-    <w:basedOn w:val="16"/>
+    <w:basedOn w:val="17"/>
     <w:autoRedefine/>
     <w:qFormat/>
     <w:uiPriority w:val="60"/>
@@ -45113,9 +45685,9 @@
       </w:tcPr>
     </w:tblStylePr>
   </w:style>
-  <w:style w:type="table" w:customStyle="1" w:styleId="52">
+  <w:style w:type="table" w:customStyle="1" w:styleId="53">
     <w:name w:val="网格表 1 浅色 - 着色 111"/>
-    <w:basedOn w:val="16"/>
+    <w:basedOn w:val="17"/>
     <w:autoRedefine/>
     <w:qFormat/>
     <w:uiPriority w:val="46"/>
@@ -45167,9 +45739,9 @@
       </w:rPr>
     </w:tblStylePr>
   </w:style>
-  <w:style w:type="table" w:customStyle="1" w:styleId="53">
+  <w:style w:type="table" w:customStyle="1" w:styleId="54">
     <w:name w:val="浅色底纹 - 着色 521"/>
-    <w:basedOn w:val="16"/>
+    <w:basedOn w:val="17"/>
     <w:autoRedefine/>
     <w:qFormat/>
     <w:uiPriority w:val="60"/>
@@ -45259,9 +45831,9 @@
       </w:tcPr>
     </w:tblStylePr>
   </w:style>
-  <w:style w:type="character" w:customStyle="1" w:styleId="54">
+  <w:style w:type="character" w:customStyle="1" w:styleId="55">
     <w:name w:val="列表段落 字符"/>
-    <w:basedOn w:val="19"/>
+    <w:basedOn w:val="20"/>
     <w:autoRedefine/>
     <w:qFormat/>
     <w:uiPriority w:val="34"/>
@@ -45272,9 +45844,9 @@
       <w:szCs w:val="22"/>
     </w:rPr>
   </w:style>
-  <w:style w:type="table" w:customStyle="1" w:styleId="55">
+  <w:style w:type="table" w:customStyle="1" w:styleId="56">
     <w:name w:val="奇偶条"/>
-    <w:basedOn w:val="16"/>
+    <w:basedOn w:val="17"/>
     <w:autoRedefine/>
     <w:qFormat/>
     <w:uiPriority w:val="99"/>
@@ -45308,7 +45880,7 @@
       </w:pPr>
     </w:tblStylePr>
   </w:style>
-  <w:style w:type="paragraph" w:customStyle="1" w:styleId="56">
+  <w:style w:type="paragraph" w:customStyle="1" w:styleId="57">
     <w:name w:val="列出段落1"/>
     <w:basedOn w:val="1"/>
     <w:autoRedefine/>
@@ -45318,14 +45890,14 @@
       <w:ind w:firstLine="420" w:firstLineChars="200"/>
     </w:pPr>
   </w:style>
-  <w:style w:type="paragraph" w:customStyle="1" w:styleId="57">
+  <w:style w:type="paragraph" w:customStyle="1" w:styleId="58">
     <w:name w:val="Table Paragraph"/>
     <w:basedOn w:val="1"/>
     <w:autoRedefine/>
     <w:qFormat/>
     <w:uiPriority w:val="1"/>
   </w:style>
-  <w:style w:type="table" w:customStyle="1" w:styleId="58">
+  <w:style w:type="table" w:customStyle="1" w:styleId="59">
     <w:name w:val="Table Normal1"/>
     <w:autoRedefine/>
     <w:unhideWhenUsed/>
@@ -45340,7 +45912,7 @@
       </w:tblCellMar>
     </w:tblPr>
   </w:style>
-  <w:style w:type="paragraph" w:customStyle="1" w:styleId="59">
+  <w:style w:type="paragraph" w:customStyle="1" w:styleId="60">
     <w:name w:val="List Paragraph1"/>
     <w:basedOn w:val="1"/>
     <w:autoRedefine/>
@@ -45350,9 +45922,9 @@
       <w:rFonts w:asciiTheme="minorHAnsi" w:hAnsiTheme="minorHAnsi" w:eastAsiaTheme="minorEastAsia" w:cstheme="minorBidi"/>
     </w:rPr>
   </w:style>
-  <w:style w:type="character" w:customStyle="1" w:styleId="60">
+  <w:style w:type="character" w:customStyle="1" w:styleId="61">
     <w:name w:val="font21"/>
-    <w:basedOn w:val="19"/>
+    <w:basedOn w:val="20"/>
     <w:autoRedefine/>
     <w:qFormat/>
     <w:uiPriority w:val="0"/>
@@ -45366,9 +45938,9 @@
       <w:u w:val="none"/>
     </w:rPr>
   </w:style>
-  <w:style w:type="character" w:customStyle="1" w:styleId="61">
+  <w:style w:type="character" w:customStyle="1" w:styleId="62">
     <w:name w:val="font101"/>
-    <w:basedOn w:val="19"/>
+    <w:basedOn w:val="20"/>
     <w:autoRedefine/>
     <w:qFormat/>
     <w:uiPriority w:val="0"/>
@@ -45382,9 +45954,9 @@
       <w:u w:val="none"/>
     </w:rPr>
   </w:style>
-  <w:style w:type="character" w:customStyle="1" w:styleId="62">
+  <w:style w:type="character" w:customStyle="1" w:styleId="63">
     <w:name w:val="font51"/>
-    <w:basedOn w:val="19"/>
+    <w:basedOn w:val="20"/>
     <w:autoRedefine/>
     <w:qFormat/>
     <w:uiPriority w:val="0"/>
@@ -45396,9 +45968,9 @@
       <w:u w:val="none"/>
     </w:rPr>
   </w:style>
-  <w:style w:type="character" w:customStyle="1" w:styleId="63">
+  <w:style w:type="character" w:customStyle="1" w:styleId="64">
     <w:name w:val="font31"/>
-    <w:basedOn w:val="19"/>
+    <w:basedOn w:val="20"/>
     <w:autoRedefine/>
     <w:qFormat/>
     <w:uiPriority w:val="0"/>
@@ -45412,9 +45984,9 @@
       <w:u w:val="none"/>
     </w:rPr>
   </w:style>
-  <w:style w:type="character" w:customStyle="1" w:styleId="64">
+  <w:style w:type="character" w:customStyle="1" w:styleId="65">
     <w:name w:val="font61"/>
-    <w:basedOn w:val="19"/>
+    <w:basedOn w:val="20"/>
     <w:autoRedefine/>
     <w:qFormat/>
     <w:uiPriority w:val="0"/>
@@ -45426,7 +45998,7 @@
       <w:u w:val="none"/>
     </w:rPr>
   </w:style>
-  <w:style w:type="paragraph" w:customStyle="1" w:styleId="65">
+  <w:style w:type="paragraph" w:customStyle="1" w:styleId="66">
     <w:name w:val="列表段落2"/>
     <w:basedOn w:val="1"/>
     <w:autoRedefine/>
@@ -45711,7 +46283,14 @@
 </file>
 
 <file path=customXml/item2.xml><?xml version="1.0" encoding="utf-8"?>
-<b:Sources xmlns:b="http://schemas.openxmlformats.org/officeDocument/2006/bibliography" xmlns="http://schemas.openxmlformats.org/officeDocument/2006/bibliography" SelectedStyle="\APASixthEditionOfficeOnline.xsl" StyleName="APA" Version="6"/>
+<cp:coreProperties xmlns:cp="http://schemas.openxmlformats.org/package/2006/metadata/core-properties" xmlns:dc="http://purl.org/dc/elements/1.1/" xmlns:dcterms="http://purl.org/dc/terms/" xmlns:dcmitype="http://purl.org/dc/dcmitype/" xmlns:xsi="http://www.w3.org/2001/XMLSchema-instance">
+  <dc:creator>wuzhongwei</dc:creator>
+  <cp:lastModifiedBy>Han</cp:lastModifiedBy>
+  <cp:revision>25</cp:revision>
+  <cp:lastPrinted>2019-09-19T01:02:00Z</cp:lastPrinted>
+  <dcterms:created xsi:type="dcterms:W3CDTF">2021-09-02T10:21:00Z</dcterms:created>
+  <dcterms:modified xsi:type="dcterms:W3CDTF">2022-11-04T08:31:00Z</dcterms:modified>
+</cp:coreProperties>
 </file>
 
 <file path=customXml/item3.xml><?xml version="1.0" encoding="utf-8"?>
@@ -45725,13 +46304,8 @@
   <DocSecurity>0</DocSecurity>
   <Lines>502</Lines>
   <Paragraphs>141</Paragraphs>
-  <ScaleCrop>false</ScaleCrop>
-  <Company/>
-  <LinksUpToDate>false</LinksUpToDate>
   <CharactersWithSpaces>70759</CharactersWithSpaces>
-  <SharedDoc>false</SharedDoc>
-  <HyperlinksChanged>false</HyperlinksChanged>
-  <AppVersion>16.0000</AppVersion>
+  <AppVersion>15.0000</AppVersion>
 </Properties>
 </file>
 
@@ -45761,20 +46335,18 @@
   <DocSecurity>0</DocSecurity>
   <Lines>502</Lines>
   <Paragraphs>141</Paragraphs>
+  <ScaleCrop>false</ScaleCrop>
+  <Company/>
+  <LinksUpToDate>false</LinksUpToDate>
   <CharactersWithSpaces>70759</CharactersWithSpaces>
-  <AppVersion>15.0000</AppVersion>
+  <SharedDoc>false</SharedDoc>
+  <HyperlinksChanged>false</HyperlinksChanged>
+  <AppVersion>16.0000</AppVersion>
 </Properties>
 </file>
 
 <file path=customXml/item6.xml><?xml version="1.0" encoding="utf-8"?>
-<cp:coreProperties xmlns:cp="http://schemas.openxmlformats.org/package/2006/metadata/core-properties" xmlns:dc="http://purl.org/dc/elements/1.1/" xmlns:dcterms="http://purl.org/dc/terms/" xmlns:dcmitype="http://purl.org/dc/dcmitype/" xmlns:xsi="http://www.w3.org/2001/XMLSchema-instance">
-  <dc:creator>wuzhongwei</dc:creator>
-  <cp:lastModifiedBy>Han</cp:lastModifiedBy>
-  <cp:revision>25</cp:revision>
-  <cp:lastPrinted>2019-09-19T01:02:00Z</cp:lastPrinted>
-  <dcterms:created xsi:type="dcterms:W3CDTF">2021-09-02T10:21:00Z</dcterms:created>
-  <dcterms:modified xsi:type="dcterms:W3CDTF">2022-11-04T08:31:00Z</dcterms:modified>
-</cp:coreProperties>
+<b:Sources xmlns:b="http://schemas.openxmlformats.org/officeDocument/2006/bibliography" xmlns="http://schemas.openxmlformats.org/officeDocument/2006/bibliography" SelectedStyle="\APASixthEditionOfficeOnline.xsl" StyleName="APA" Version="6"/>
 </file>
 
 <file path=customXml/itemProps1.xml><?xml version="1.0" encoding="utf-8"?>
@@ -45786,13 +46358,13 @@
 </file>
 
 <file path=customXml/itemProps2.xml><?xml version="1.0" encoding="utf-8"?>
-<ds:datastoreItem xmlns:ds="http://schemas.openxmlformats.org/officeDocument/2006/customXml" ds:itemID="{D9E68FF8-7140-42C3-A777-F9DF59379B8B}">
+<ds:datastoreItem xmlns:ds="http://schemas.openxmlformats.org/officeDocument/2006/customXml" ds:itemID="{9730dbff-7d23-4f3f-8945-b22c712870b2}">
   <ds:schemaRefs/>
 </ds:datastoreItem>
 </file>
 
 <file path=customXml/itemProps3.xml><?xml version="1.0" encoding="utf-8"?>
-<ds:datastoreItem xmlns:ds="http://schemas.openxmlformats.org/officeDocument/2006/customXml" ds:itemID="{bd807534-c03b-4eb0-a608-0c9c0cf1cedb}">
+<ds:datastoreItem xmlns:ds="http://schemas.openxmlformats.org/officeDocument/2006/customXml" ds:itemID="{82825c24-1b70-4d0e-a282-2cf4617ceb25}">
   <ds:schemaRefs/>
 </ds:datastoreItem>
 </file>
@@ -45804,13 +46376,13 @@
 </file>
 
 <file path=customXml/itemProps5.xml><?xml version="1.0" encoding="utf-8"?>
-<ds:datastoreItem xmlns:ds="http://schemas.openxmlformats.org/officeDocument/2006/customXml" ds:itemID="{82825c24-1b70-4d0e-a282-2cf4617ceb25}">
+<ds:datastoreItem xmlns:ds="http://schemas.openxmlformats.org/officeDocument/2006/customXml" ds:itemID="{bd807534-c03b-4eb0-a608-0c9c0cf1cedb}">
   <ds:schemaRefs/>
 </ds:datastoreItem>
 </file>
 
 <file path=customXml/itemProps6.xml><?xml version="1.0" encoding="utf-8"?>
-<ds:datastoreItem xmlns:ds="http://schemas.openxmlformats.org/officeDocument/2006/customXml" ds:itemID="{9730dbff-7d23-4f3f-8945-b22c712870b2}">
+<ds:datastoreItem xmlns:ds="http://schemas.openxmlformats.org/officeDocument/2006/customXml" ds:itemID="{D9E68FF8-7140-42C3-A777-F9DF59379B8B}">
   <ds:schemaRefs/>
 </ds:datastoreItem>
 </file>
--- a/WebContent/docx/HRR45_HRDscore基因检测报告-完整版-病理科.docx
+++ b/WebContent/docx/HRR45_HRDscore基因检测报告-完整版-病理科.docx
@@ -3531,7 +3531,6 @@
             <w:insideH w:val="none" w:color="auto" w:sz="0" w:space="0"/>
             <w:insideV w:val="none" w:color="auto" w:sz="0" w:space="0"/>
           </w:tblBorders>
-          <w:shd w:val="clear" w:color="auto" w:fill="auto"/>
           <w:tblCellMar>
             <w:top w:w="0" w:type="dxa"/>
             <w:left w:w="0" w:type="dxa"/>
@@ -4190,7 +4189,6 @@
             <w:insideH w:val="none" w:color="auto" w:sz="0" w:space="0"/>
             <w:insideV w:val="none" w:color="auto" w:sz="0" w:space="0"/>
           </w:tblBorders>
-          <w:shd w:val="clear" w:color="auto" w:fill="auto"/>
           <w:tblCellMar>
             <w:top w:w="0" w:type="dxa"/>
             <w:left w:w="0" w:type="dxa"/>
@@ -4442,12 +4440,6 @@
             <w:insideH w:val="single" w:color="A4A4A4" w:sz="4" w:space="0"/>
             <w:insideV w:val="single" w:color="A4A4A4" w:sz="4" w:space="0"/>
           </w:tblBorders>
-          <w:tblCellMar>
-            <w:top w:w="0" w:type="dxa"/>
-            <w:left w:w="108" w:type="dxa"/>
-            <w:bottom w:w="0" w:type="dxa"/>
-            <w:right w:w="108" w:type="dxa"/>
-          </w:tblCellMar>
         </w:tblPrEx>
         <w:trPr>
           <w:trHeight w:val="454" w:hRule="atLeast"/>
@@ -5153,9 +5145,9 @@
           <w:lang w:eastAsia="zh-CN"/>
         </w:rPr>
       </w:pPr>
-      <w:bookmarkStart w:id="3" w:name="_Toc107825551"/>
-      <w:bookmarkStart w:id="4" w:name="_Toc13492"/>
-      <w:bookmarkStart w:id="5" w:name="_Toc17240"/>
+      <w:bookmarkStart w:id="3" w:name="_Toc13492"/>
+      <w:bookmarkStart w:id="4" w:name="_Toc17240"/>
+      <w:bookmarkStart w:id="5" w:name="_Toc107825551"/>
       <w:bookmarkStart w:id="6" w:name="_Toc149837258"/>
       <w:bookmarkStart w:id="7" w:name="_Toc23434"/>
       <w:r>
@@ -10996,7 +10988,7 @@
                 </mc:Choice>
                 <mc:Fallback>
                   <w:pict>
-                    <v:group id="_x0000_s1026" o:spid="_x0000_s1026" o:spt="203" style="position:absolute;left:0pt;margin-left:52.05pt;margin-top:-6.95pt;height:28.35pt;width:268.5pt;z-index:251667456;mso-width-relative:page;mso-height-relative:page;" coordorigin="9632,12252" coordsize="5370,567" o:gfxdata="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">
+                    <v:group id="_x0000_s1026" o:spid="_x0000_s1026" o:spt="203" style="position:absolute;left:0pt;margin-left:52.05pt;margin-top:-6.95pt;height:28.35pt;width:268.5pt;z-index:251667456;mso-width-relative:page;mso-height-relative:page;" coordorigin="9632,12252" coordsize="5370,567" o:gfxdata="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">
                       <o:lock v:ext="edit" aspectratio="f"/>
                       <v:shape id="图片 6" o:spid="_x0000_s1026" o:spt="75" alt="蔡冬雪" type="#_x0000_t75" style="position:absolute;left:9632;top:12347;height:454;width:1010;" filled="f" o:preferrelative="t" stroked="f" coordsize="21600,21600" o:gfxdata="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">
                         <v:fill on="f" focussize="0,0"/>
@@ -11221,12 +11213,6 @@
             <w:insideH w:val="single" w:color="31849B" w:sz="4" w:space="0"/>
             <w:insideV w:val="single" w:color="31849B" w:sz="4" w:space="0"/>
           </w:tblBorders>
-          <w:tblCellMar>
-            <w:top w:w="113" w:type="dxa"/>
-            <w:left w:w="108" w:type="dxa"/>
-            <w:bottom w:w="113" w:type="dxa"/>
-            <w:right w:w="108" w:type="dxa"/>
-          </w:tblCellMar>
         </w:tblPrEx>
         <w:trPr>
           <w:trHeight w:val="227" w:hRule="atLeast"/>
@@ -11376,7 +11362,7 @@
                 </mc:Choice>
                 <mc:Fallback>
                   <w:pict>
-                    <v:group id="_x0000_s1026" o:spid="_x0000_s1026" o:spt="203" style="position:absolute;left:0pt;margin-left:48.8pt;margin-top:-7.6pt;height:34pt;width:270.85pt;z-index:251668480;mso-width-relative:page;mso-height-relative:page;" coordorigin="9633,114512" coordsize="5417,680" o:gfxdata="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">
+                    <v:group id="_x0000_s1026" o:spid="_x0000_s1026" o:spt="203" style="position:absolute;left:0pt;margin-left:48.8pt;margin-top:-7.6pt;height:34pt;width:270.85pt;z-index:251668480;mso-width-relative:page;mso-height-relative:page;" coordorigin="9633,114512" coordsize="5417,680" o:gfxdata="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">
                       <o:lock v:ext="edit" aspectratio="f"/>
                       <v:shape id="图片 1" o:spid="_x0000_s1026" o:spt="75" type="#_x0000_t75" style="position:absolute;left:9633;top:114512;height:680;width:1262;" filled="f" o:preferrelative="t" stroked="f" coordsize="21600,21600" o:gfxdata="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">
                         <v:fill on="f" focussize="0,0"/>
@@ -11604,8 +11590,8 @@
           <w:lang w:val="en-US" w:eastAsia="zh-CN"/>
         </w:rPr>
       </w:pPr>
-      <w:bookmarkStart w:id="10" w:name="_Toc15882"/>
-      <w:bookmarkStart w:id="11" w:name="_Toc149837260"/>
+      <w:bookmarkStart w:id="10" w:name="_Toc149837260"/>
+      <w:bookmarkStart w:id="11" w:name="_Toc15882"/>
       <w:r>
         <w:rPr>
           <w:rFonts w:hint="eastAsia"/>
@@ -17150,12 +17136,6 @@
             <w:insideH w:val="single" w:color="31849B" w:sz="8" w:space="0"/>
             <w:insideV w:val="single" w:color="31849B" w:sz="8" w:space="0"/>
           </w:tblBorders>
-          <w:tblCellMar>
-            <w:top w:w="0" w:type="dxa"/>
-            <w:left w:w="108" w:type="dxa"/>
-            <w:bottom w:w="0" w:type="dxa"/>
-            <w:right w:w="108" w:type="dxa"/>
-          </w:tblCellMar>
         </w:tblPrEx>
         <w:trPr>
           <w:trHeight w:val="420" w:hRule="atLeast"/>
@@ -30589,7 +30569,6 @@
                 <w:szCs w:val="21"/>
               </w:rPr>
             </w:pPr>
-            <w:bookmarkStart w:id="39" w:name="_GoBack" w:colFirst="2" w:colLast="2"/>
             <w:r>
               <w:rPr>
                 <w:rFonts w:hint="eastAsia" w:ascii="微软雅黑" w:hAnsi="微软雅黑" w:eastAsia="微软雅黑" w:cs="微软雅黑"/>
@@ -30680,7 +30659,288 @@
                 <w:szCs w:val="21"/>
                 <w:lang w:val="en-US" w:eastAsia="zh-CN" w:bidi="ar-SA"/>
               </w:rPr>
-              <w:t>{% if tumorcellcontent and (tumorcellcontent|percent_to_float) &gt;= 10 %}合格{% else %}不合格{% endif %}</w:t>
+              <w:t>{%</w:t>
+            </w:r>
+            <w:r>
+              <w:rPr>
+                <w:rFonts w:hint="eastAsia" w:ascii="Times New Roman" w:hAnsi="Times New Roman" w:eastAsia="微软雅黑" w:cs="Times New Roman"/>
+                <w:color w:val="262626"/>
+                <w:kern w:val="2"/>
+                <w:sz w:val="21"/>
+                <w:szCs w:val="21"/>
+                <w:lang w:val="en-US" w:eastAsia="zh-CN" w:bidi="ar-SA"/>
+              </w:rPr>
+              <w:t xml:space="preserve"> </w:t>
+            </w:r>
+            <w:r>
+              <w:rPr>
+                <w:rFonts w:hint="default" w:ascii="Times New Roman" w:hAnsi="Times New Roman" w:eastAsia="微软雅黑" w:cs="Times New Roman"/>
+                <w:color w:val="262626"/>
+                <w:kern w:val="2"/>
+                <w:sz w:val="21"/>
+                <w:szCs w:val="21"/>
+                <w:lang w:val="en-US" w:eastAsia="zh-CN" w:bidi="ar-SA"/>
+              </w:rPr>
+              <w:t>if</w:t>
+            </w:r>
+            <w:r>
+              <w:rPr>
+                <w:rFonts w:hint="eastAsia" w:ascii="Times New Roman" w:hAnsi="Times New Roman" w:eastAsia="微软雅黑" w:cs="Times New Roman"/>
+                <w:color w:val="262626"/>
+                <w:kern w:val="2"/>
+                <w:sz w:val="21"/>
+                <w:szCs w:val="21"/>
+                <w:lang w:val="en-US" w:eastAsia="zh-CN" w:bidi="ar-SA"/>
+              </w:rPr>
+              <w:t xml:space="preserve"> type == </w:t>
+            </w:r>
+            <w:r>
+              <w:rPr>
+                <w:rFonts w:hint="default" w:ascii="Times New Roman" w:hAnsi="Times New Roman" w:eastAsia="微软雅黑" w:cs="Times New Roman"/>
+                <w:color w:val="262626"/>
+                <w:kern w:val="2"/>
+                <w:sz w:val="21"/>
+                <w:szCs w:val="21"/>
+                <w:lang w:val="en-US" w:eastAsia="zh-CN" w:bidi="ar-SA"/>
+              </w:rPr>
+              <w:t>‘</w:t>
+            </w:r>
+            <w:r>
+              <w:rPr>
+                <w:rFonts w:hint="eastAsia" w:ascii="Times New Roman" w:hAnsi="Times New Roman" w:eastAsia="微软雅黑" w:cs="Times New Roman"/>
+                <w:color w:val="262626"/>
+                <w:kern w:val="2"/>
+                <w:sz w:val="21"/>
+                <w:szCs w:val="21"/>
+                <w:lang w:val="en-US" w:eastAsia="zh-CN" w:bidi="ar-SA"/>
+              </w:rPr>
+              <w:t>tissue</w:t>
+            </w:r>
+            <w:r>
+              <w:rPr>
+                <w:rFonts w:hint="default" w:ascii="Times New Roman" w:hAnsi="Times New Roman" w:eastAsia="微软雅黑" w:cs="Times New Roman"/>
+                <w:color w:val="262626"/>
+                <w:kern w:val="2"/>
+                <w:sz w:val="21"/>
+                <w:szCs w:val="21"/>
+                <w:lang w:val="en-US" w:eastAsia="zh-CN" w:bidi="ar-SA"/>
+              </w:rPr>
+              <w:t>’</w:t>
+            </w:r>
+            <w:r>
+              <w:rPr>
+                <w:rFonts w:hint="eastAsia" w:ascii="Times New Roman" w:hAnsi="Times New Roman" w:eastAsia="微软雅黑" w:cs="Times New Roman"/>
+                <w:color w:val="262626"/>
+                <w:kern w:val="2"/>
+                <w:sz w:val="21"/>
+                <w:szCs w:val="21"/>
+                <w:lang w:val="en-US" w:eastAsia="zh-CN" w:bidi="ar-SA"/>
+              </w:rPr>
+              <w:t xml:space="preserve"> and</w:t>
+            </w:r>
+            <w:r>
+              <w:rPr>
+                <w:rFonts w:hint="default" w:ascii="Times New Roman" w:hAnsi="Times New Roman" w:eastAsia="微软雅黑" w:cs="Times New Roman"/>
+                <w:color w:val="262626"/>
+                <w:kern w:val="2"/>
+                <w:sz w:val="21"/>
+                <w:szCs w:val="21"/>
+                <w:lang w:val="en-US" w:eastAsia="zh-CN" w:bidi="ar-SA"/>
+              </w:rPr>
+              <w:t xml:space="preserve"> tumorcellcontent and (tumorcellcontent|percent_to_float) &gt;= 10 %}合格</w:t>
+            </w:r>
+            <w:r>
+              <w:rPr>
+                <w:rFonts w:hint="eastAsia" w:ascii="Times New Roman" w:hAnsi="Times New Roman" w:eastAsia="微软雅黑" w:cs="Times New Roman"/>
+                <w:color w:val="262626"/>
+                <w:kern w:val="2"/>
+                <w:sz w:val="21"/>
+                <w:szCs w:val="21"/>
+                <w:lang w:val="en-US" w:eastAsia="zh-CN" w:bidi="ar-SA"/>
+              </w:rPr>
+              <w:t xml:space="preserve">{% elif </w:t>
+            </w:r>
+            <w:r>
+              <w:rPr>
+                <w:rFonts w:hint="default" w:ascii="Times New Roman" w:hAnsi="Times New Roman" w:eastAsia="微软雅黑" w:cs="Times New Roman"/>
+                <w:color w:val="262626"/>
+                <w:kern w:val="2"/>
+                <w:sz w:val="21"/>
+                <w:szCs w:val="21"/>
+                <w:lang w:val="en-US" w:eastAsia="zh-CN" w:bidi="ar-SA"/>
+              </w:rPr>
+              <w:t xml:space="preserve">tumorcellcontent </w:t>
+            </w:r>
+            <w:r>
+              <w:rPr>
+                <w:rFonts w:hint="eastAsia" w:ascii="Times New Roman" w:hAnsi="Times New Roman" w:eastAsia="微软雅黑" w:cs="Times New Roman"/>
+                <w:color w:val="262626"/>
+                <w:kern w:val="2"/>
+                <w:sz w:val="21"/>
+                <w:szCs w:val="21"/>
+                <w:lang w:val="en-US" w:eastAsia="zh-CN" w:bidi="ar-SA"/>
+              </w:rPr>
+              <w:t xml:space="preserve">== </w:t>
+            </w:r>
+            <w:r>
+              <w:rPr>
+                <w:rFonts w:hint="default" w:ascii="Times New Roman" w:hAnsi="Times New Roman" w:eastAsia="微软雅黑" w:cs="Times New Roman"/>
+                <w:color w:val="262626"/>
+                <w:kern w:val="2"/>
+                <w:sz w:val="21"/>
+                <w:szCs w:val="21"/>
+                <w:lang w:val="en-US" w:eastAsia="zh-CN" w:bidi="ar-SA"/>
+              </w:rPr>
+              <w:t>‘</w:t>
+            </w:r>
+            <w:r>
+              <w:rPr>
+                <w:rFonts w:hint="eastAsia" w:ascii="Times New Roman" w:hAnsi="Times New Roman" w:eastAsia="微软雅黑" w:cs="Times New Roman"/>
+                <w:color w:val="262626"/>
+                <w:kern w:val="2"/>
+                <w:sz w:val="21"/>
+                <w:szCs w:val="21"/>
+                <w:lang w:val="en-US" w:eastAsia="zh-CN" w:bidi="ar-SA"/>
+              </w:rPr>
+              <w:t>/</w:t>
+            </w:r>
+            <w:r>
+              <w:rPr>
+                <w:rFonts w:hint="default" w:ascii="Times New Roman" w:hAnsi="Times New Roman" w:eastAsia="微软雅黑" w:cs="Times New Roman"/>
+                <w:color w:val="262626"/>
+                <w:kern w:val="2"/>
+                <w:sz w:val="21"/>
+                <w:szCs w:val="21"/>
+                <w:lang w:val="en-US" w:eastAsia="zh-CN" w:bidi="ar-SA"/>
+              </w:rPr>
+              <w:t>’</w:t>
+            </w:r>
+            <w:r>
+              <w:rPr>
+                <w:rFonts w:hint="eastAsia" w:ascii="Times New Roman" w:hAnsi="Times New Roman" w:eastAsia="微软雅黑" w:cs="Times New Roman"/>
+                <w:color w:val="262626"/>
+                <w:kern w:val="2"/>
+                <w:sz w:val="21"/>
+                <w:szCs w:val="21"/>
+                <w:lang w:val="en-US" w:eastAsia="zh-CN" w:bidi="ar-SA"/>
+              </w:rPr>
+              <w:t xml:space="preserve"> and type == </w:t>
+            </w:r>
+            <w:r>
+              <w:rPr>
+                <w:rFonts w:hint="default" w:ascii="Times New Roman" w:hAnsi="Times New Roman" w:eastAsia="微软雅黑" w:cs="Times New Roman"/>
+                <w:color w:val="262626"/>
+                <w:kern w:val="2"/>
+                <w:sz w:val="21"/>
+                <w:szCs w:val="21"/>
+                <w:lang w:val="en-US" w:eastAsia="zh-CN" w:bidi="ar-SA"/>
+              </w:rPr>
+              <w:t>‘</w:t>
+            </w:r>
+            <w:r>
+              <w:rPr>
+                <w:rFonts w:hint="eastAsia" w:ascii="Times New Roman" w:hAnsi="Times New Roman" w:eastAsia="微软雅黑" w:cs="Times New Roman"/>
+                <w:color w:val="262626"/>
+                <w:kern w:val="2"/>
+                <w:sz w:val="21"/>
+                <w:szCs w:val="21"/>
+                <w:lang w:val="en-US" w:eastAsia="zh-CN" w:bidi="ar-SA"/>
+              </w:rPr>
+              <w:t>tissue</w:t>
+            </w:r>
+            <w:r>
+              <w:rPr>
+                <w:rFonts w:hint="default" w:ascii="Times New Roman" w:hAnsi="Times New Roman" w:eastAsia="微软雅黑" w:cs="Times New Roman"/>
+                <w:color w:val="262626"/>
+                <w:kern w:val="2"/>
+                <w:sz w:val="21"/>
+                <w:szCs w:val="21"/>
+                <w:lang w:val="en-US" w:eastAsia="zh-CN" w:bidi="ar-SA"/>
+              </w:rPr>
+              <w:t>’</w:t>
+            </w:r>
+            <w:r>
+              <w:rPr>
+                <w:rFonts w:hint="eastAsia" w:ascii="Times New Roman" w:hAnsi="Times New Roman" w:eastAsia="微软雅黑" w:cs="Times New Roman"/>
+                <w:color w:val="262626"/>
+                <w:kern w:val="2"/>
+                <w:sz w:val="21"/>
+                <w:szCs w:val="21"/>
+                <w:lang w:val="en-US" w:eastAsia="zh-CN" w:bidi="ar-SA"/>
+              </w:rPr>
+              <w:t>%}/</w:t>
+            </w:r>
+            <w:r>
+              <w:rPr>
+                <w:rFonts w:hint="eastAsia" w:ascii="Times New Roman" w:hAnsi="Times New Roman" w:cs="Times New Roman"/>
+                <w:color w:val="262626"/>
+                <w:sz w:val="21"/>
+                <w:szCs w:val="21"/>
+                <w:lang w:val="en-US" w:eastAsia="zh-CN"/>
+              </w:rPr>
+              <w:t xml:space="preserve">{% elif type == </w:t>
+            </w:r>
+            <w:r>
+              <w:rPr>
+                <w:rFonts w:hint="default" w:ascii="Times New Roman" w:hAnsi="Times New Roman" w:cs="Times New Roman"/>
+                <w:color w:val="262626"/>
+                <w:sz w:val="21"/>
+                <w:szCs w:val="21"/>
+                <w:lang w:val="en-US" w:eastAsia="zh-CN"/>
+              </w:rPr>
+              <w:t>‘</w:t>
+            </w:r>
+            <w:r>
+              <w:rPr>
+                <w:rFonts w:hint="eastAsia" w:ascii="Times New Roman" w:hAnsi="Times New Roman" w:cs="Times New Roman"/>
+                <w:color w:val="262626"/>
+                <w:sz w:val="21"/>
+                <w:szCs w:val="21"/>
+                <w:lang w:val="en-US" w:eastAsia="zh-CN"/>
+              </w:rPr>
+              <w:t>blood</w:t>
+            </w:r>
+            <w:r>
+              <w:rPr>
+                <w:rFonts w:hint="default" w:ascii="Times New Roman" w:hAnsi="Times New Roman" w:cs="Times New Roman"/>
+                <w:color w:val="262626"/>
+                <w:sz w:val="21"/>
+                <w:szCs w:val="21"/>
+                <w:lang w:val="en-US" w:eastAsia="zh-CN"/>
+              </w:rPr>
+              <w:t>’</w:t>
+            </w:r>
+            <w:r>
+              <w:rPr>
+                <w:rFonts w:hint="eastAsia" w:ascii="Times New Roman" w:hAnsi="Times New Roman" w:cs="Times New Roman"/>
+                <w:color w:val="262626"/>
+                <w:sz w:val="21"/>
+                <w:szCs w:val="21"/>
+                <w:lang w:val="en-US" w:eastAsia="zh-CN"/>
+              </w:rPr>
+              <w:t>%}</w:t>
+            </w:r>
+            <w:r>
+              <w:rPr>
+                <w:rFonts w:hint="eastAsia" w:ascii="Times New Roman" w:hAnsi="Times New Roman" w:eastAsia="微软雅黑" w:cs="Times New Roman"/>
+                <w:color w:val="262626"/>
+                <w:kern w:val="2"/>
+                <w:sz w:val="21"/>
+                <w:szCs w:val="21"/>
+                <w:lang w:val="en-US" w:eastAsia="zh-CN" w:bidi="ar-SA"/>
+              </w:rPr>
+              <w:t>不适用</w:t>
+            </w:r>
+            <w:r>
+              <w:rPr>
+                <w:rFonts w:hint="default" w:ascii="Times New Roman" w:hAnsi="Times New Roman" w:eastAsia="微软雅黑" w:cs="Times New Roman"/>
+                <w:color w:val="262626"/>
+                <w:kern w:val="2"/>
+                <w:sz w:val="21"/>
+                <w:szCs w:val="21"/>
+                <w:lang w:val="en-US" w:eastAsia="zh-CN" w:bidi="ar-SA"/>
+              </w:rPr>
+              <w:t>{% else %}不合格{% endif %}</w:t>
             </w:r>
           </w:p>
         </w:tc>
@@ -32430,7 +32690,6 @@
           </w:p>
         </w:tc>
       </w:tr>
-      <w:bookmarkEnd w:id="39"/>
       <w:tr>
         <w:tblPrEx>
           <w:tblBorders>
@@ -40390,8 +40649,8 @@
           <w:lang w:eastAsia="zh-CN"/>
         </w:rPr>
       </w:pPr>
-      <w:bookmarkStart w:id="21" w:name="_Toc15830"/>
-      <w:bookmarkStart w:id="22" w:name="_Toc23705"/>
+      <w:bookmarkStart w:id="21" w:name="_Toc23705"/>
+      <w:bookmarkStart w:id="22" w:name="_Toc15830"/>
     </w:p>
     <w:p>
       <w:pPr>
@@ -40698,9 +40957,9 @@
         </w:rPr>
       </w:pPr>
       <w:bookmarkStart w:id="23" w:name="_Toc5400"/>
-      <w:bookmarkStart w:id="24" w:name="_Toc3846"/>
-      <w:bookmarkStart w:id="25" w:name="_Toc32060"/>
-      <w:bookmarkStart w:id="26" w:name="_Toc331"/>
+      <w:bookmarkStart w:id="24" w:name="_Toc331"/>
+      <w:bookmarkStart w:id="25" w:name="_Toc3846"/>
+      <w:bookmarkStart w:id="26" w:name="_Toc32060"/>
       <w:r>
         <w:rPr>
           <w:rFonts w:ascii="Times New Roman" w:hAnsi="Times New Roman" w:eastAsia="微软雅黑" w:cs="Times New Roman"/>
@@ -41064,10 +41323,10 @@
       </w:pPr>
       <w:bookmarkStart w:id="31" w:name="_Toc6931_WPSOffice_Level2"/>
       <w:bookmarkStart w:id="32" w:name="_Toc6304_WPSOffice_Level2"/>
-      <w:bookmarkStart w:id="33" w:name="_Toc31515_WPSOffice_Level2"/>
-      <w:bookmarkStart w:id="34" w:name="_Toc17111_WPSOffice_Level2"/>
-      <w:bookmarkStart w:id="35" w:name="_Toc19280_WPSOffice_Level2"/>
-      <w:bookmarkStart w:id="36" w:name="_Toc11193_WPSOffice_Level2"/>
+      <w:bookmarkStart w:id="33" w:name="_Toc11193_WPSOffice_Level2"/>
+      <w:bookmarkStart w:id="34" w:name="_Toc31515_WPSOffice_Level2"/>
+      <w:bookmarkStart w:id="35" w:name="_Toc17111_WPSOffice_Level2"/>
+      <w:bookmarkStart w:id="36" w:name="_Toc19280_WPSOffice_Level2"/>
       <w:bookmarkStart w:id="37" w:name="_Toc3488_WPSOffice_Level2"/>
       <w:r>
         <w:rPr>
@@ -46283,14 +46542,7 @@
 </file>
 
 <file path=customXml/item2.xml><?xml version="1.0" encoding="utf-8"?>
-<cp:coreProperties xmlns:cp="http://schemas.openxmlformats.org/package/2006/metadata/core-properties" xmlns:dc="http://purl.org/dc/elements/1.1/" xmlns:dcterms="http://purl.org/dc/terms/" xmlns:dcmitype="http://purl.org/dc/dcmitype/" xmlns:xsi="http://www.w3.org/2001/XMLSchema-instance">
-  <dc:creator>wuzhongwei</dc:creator>
-  <cp:lastModifiedBy>Han</cp:lastModifiedBy>
-  <cp:revision>25</cp:revision>
-  <cp:lastPrinted>2019-09-19T01:02:00Z</cp:lastPrinted>
-  <dcterms:created xsi:type="dcterms:W3CDTF">2021-09-02T10:21:00Z</dcterms:created>
-  <dcterms:modified xsi:type="dcterms:W3CDTF">2022-11-04T08:31:00Z</dcterms:modified>
-</cp:coreProperties>
+<b:Sources xmlns:b="http://schemas.openxmlformats.org/officeDocument/2006/bibliography" xmlns="http://schemas.openxmlformats.org/officeDocument/2006/bibliography" SelectedStyle="\APASixthEditionOfficeOnline.xsl" StyleName="APA" Version="6"/>
 </file>
 
 <file path=customXml/item3.xml><?xml version="1.0" encoding="utf-8"?>
@@ -46304,8 +46556,13 @@
   <DocSecurity>0</DocSecurity>
   <Lines>502</Lines>
   <Paragraphs>141</Paragraphs>
+  <ScaleCrop>false</ScaleCrop>
+  <Company/>
+  <LinksUpToDate>false</LinksUpToDate>
   <CharactersWithSpaces>70759</CharactersWithSpaces>
-  <AppVersion>15.0000</AppVersion>
+  <SharedDoc>false</SharedDoc>
+  <HyperlinksChanged>false</HyperlinksChanged>
+  <AppVersion>16.0000</AppVersion>
 </Properties>
 </file>
 
@@ -46335,18 +46592,20 @@
   <DocSecurity>0</DocSecurity>
   <Lines>502</Lines>
   <Paragraphs>141</Paragraphs>
-  <ScaleCrop>false</ScaleCrop>
-  <Company/>
-  <LinksUpToDate>false</LinksUpToDate>
   <CharactersWithSpaces>70759</CharactersWithSpaces>
-  <SharedDoc>false</SharedDoc>
-  <HyperlinksChanged>false</HyperlinksChanged>
-  <AppVersion>16.0000</AppVersion>
+  <AppVersion>15.0000</AppVersion>
 </Properties>
 </file>
 
 <file path=customXml/item6.xml><?xml version="1.0" encoding="utf-8"?>
-<b:Sources xmlns:b="http://schemas.openxmlformats.org/officeDocument/2006/bibliography" xmlns="http://schemas.openxmlformats.org/officeDocument/2006/bibliography" SelectedStyle="\APASixthEditionOfficeOnline.xsl" StyleName="APA" Version="6"/>
+<cp:coreProperties xmlns:cp="http://schemas.openxmlformats.org/package/2006/metadata/core-properties" xmlns:dc="http://purl.org/dc/elements/1.1/" xmlns:dcterms="http://purl.org/dc/terms/" xmlns:dcmitype="http://purl.org/dc/dcmitype/" xmlns:xsi="http://www.w3.org/2001/XMLSchema-instance">
+  <dc:creator>wuzhongwei</dc:creator>
+  <cp:lastModifiedBy>Han</cp:lastModifiedBy>
+  <cp:revision>25</cp:revision>
+  <cp:lastPrinted>2019-09-19T01:02:00Z</cp:lastPrinted>
+  <dcterms:created xsi:type="dcterms:W3CDTF">2021-09-02T10:21:00Z</dcterms:created>
+  <dcterms:modified xsi:type="dcterms:W3CDTF">2022-11-04T08:31:00Z</dcterms:modified>
+</cp:coreProperties>
 </file>
 
 <file path=customXml/itemProps1.xml><?xml version="1.0" encoding="utf-8"?>
@@ -46358,13 +46617,13 @@
 </file>
 
 <file path=customXml/itemProps2.xml><?xml version="1.0" encoding="utf-8"?>
-<ds:datastoreItem xmlns:ds="http://schemas.openxmlformats.org/officeDocument/2006/customXml" ds:itemID="{9730dbff-7d23-4f3f-8945-b22c712870b2}">
+<ds:datastoreItem xmlns:ds="http://schemas.openxmlformats.org/officeDocument/2006/customXml" ds:itemID="{D9E68FF8-7140-42C3-A777-F9DF59379B8B}">
   <ds:schemaRefs/>
 </ds:datastoreItem>
 </file>
 
 <file path=customXml/itemProps3.xml><?xml version="1.0" encoding="utf-8"?>
-<ds:datastoreItem xmlns:ds="http://schemas.openxmlformats.org/officeDocument/2006/customXml" ds:itemID="{82825c24-1b70-4d0e-a282-2cf4617ceb25}">
+<ds:datastoreItem xmlns:ds="http://schemas.openxmlformats.org/officeDocument/2006/customXml" ds:itemID="{bd807534-c03b-4eb0-a608-0c9c0cf1cedb}">
   <ds:schemaRefs/>
 </ds:datastoreItem>
 </file>
@@ -46376,13 +46635,13 @@
 </file>
 
 <file path=customXml/itemProps5.xml><?xml version="1.0" encoding="utf-8"?>
-<ds:datastoreItem xmlns:ds="http://schemas.openxmlformats.org/officeDocument/2006/customXml" ds:itemID="{bd807534-c03b-4eb0-a608-0c9c0cf1cedb}">
+<ds:datastoreItem xmlns:ds="http://schemas.openxmlformats.org/officeDocument/2006/customXml" ds:itemID="{82825c24-1b70-4d0e-a282-2cf4617ceb25}">
   <ds:schemaRefs/>
 </ds:datastoreItem>
 </file>
 
 <file path=customXml/itemProps6.xml><?xml version="1.0" encoding="utf-8"?>
-<ds:datastoreItem xmlns:ds="http://schemas.openxmlformats.org/officeDocument/2006/customXml" ds:itemID="{D9E68FF8-7140-42C3-A777-F9DF59379B8B}">
+<ds:datastoreItem xmlns:ds="http://schemas.openxmlformats.org/officeDocument/2006/customXml" ds:itemID="{9730dbff-7d23-4f3f-8945-b22c712870b2}">
   <ds:schemaRefs/>
 </ds:datastoreItem>
 </file>
--- a/WebContent/docx/HRR45_HRDscore基因检测报告-完整版-病理科.docx
+++ b/WebContent/docx/HRR45_HRDscore基因检测报告-完整版-病理科.docx
@@ -3481,8 +3481,8 @@
           <w:rFonts w:hint="eastAsia"/>
         </w:rPr>
       </w:pPr>
-      <w:bookmarkStart w:id="1" w:name="_Toc26933"/>
-      <w:bookmarkStart w:id="2" w:name="_Toc149837254"/>
+      <w:bookmarkStart w:id="1" w:name="_Toc149837254"/>
+      <w:bookmarkStart w:id="2" w:name="_Toc26933"/>
       <w:r>
         <w:rPr>
           <w:rFonts w:hint="eastAsia"/>
@@ -3531,6 +3531,7 @@
             <w:insideH w:val="none" w:color="auto" w:sz="0" w:space="0"/>
             <w:insideV w:val="none" w:color="auto" w:sz="0" w:space="0"/>
           </w:tblBorders>
+          <w:shd w:val="clear" w:color="auto" w:fill="auto"/>
           <w:tblCellMar>
             <w:top w:w="0" w:type="dxa"/>
             <w:left w:w="0" w:type="dxa"/>
@@ -4189,6 +4190,7 @@
             <w:insideH w:val="none" w:color="auto" w:sz="0" w:space="0"/>
             <w:insideV w:val="none" w:color="auto" w:sz="0" w:space="0"/>
           </w:tblBorders>
+          <w:shd w:val="clear" w:color="auto" w:fill="auto"/>
           <w:tblCellMar>
             <w:top w:w="0" w:type="dxa"/>
             <w:left w:w="0" w:type="dxa"/>
@@ -4440,6 +4442,12 @@
             <w:insideH w:val="single" w:color="A4A4A4" w:sz="4" w:space="0"/>
             <w:insideV w:val="single" w:color="A4A4A4" w:sz="4" w:space="0"/>
           </w:tblBorders>
+          <w:tblCellMar>
+            <w:top w:w="0" w:type="dxa"/>
+            <w:left w:w="108" w:type="dxa"/>
+            <w:bottom w:w="0" w:type="dxa"/>
+            <w:right w:w="108" w:type="dxa"/>
+          </w:tblCellMar>
         </w:tblPrEx>
         <w:trPr>
           <w:trHeight w:val="454" w:hRule="atLeast"/>
@@ -5146,8 +5154,8 @@
         </w:rPr>
       </w:pPr>
       <w:bookmarkStart w:id="3" w:name="_Toc13492"/>
-      <w:bookmarkStart w:id="4" w:name="_Toc17240"/>
-      <w:bookmarkStart w:id="5" w:name="_Toc107825551"/>
+      <w:bookmarkStart w:id="4" w:name="_Toc107825551"/>
+      <w:bookmarkStart w:id="5" w:name="_Toc17240"/>
       <w:bookmarkStart w:id="6" w:name="_Toc149837258"/>
       <w:bookmarkStart w:id="7" w:name="_Toc23434"/>
       <w:r>
@@ -5910,13 +5918,24 @@
             </w:pPr>
             <w:r>
               <w:rPr>
+                <w:rFonts w:hint="eastAsia" w:ascii="Times New Roman" w:hAnsi="Times New Roman" w:eastAsia="微软雅黑" w:cs="Times New Roman"/>
+                <w:b/>
+                <w:color w:val="31849B"/>
+                <w:sz w:val="21"/>
+                <w:szCs w:val="21"/>
+                <w:lang w:val="en-US" w:eastAsia="zh-CN"/>
+              </w:rPr>
+              <w:t>检测</w:t>
+            </w:r>
+            <w:r>
+              <w:rPr>
                 <w:rFonts w:hint="default" w:ascii="Times New Roman" w:hAnsi="Times New Roman" w:eastAsia="微软雅黑" w:cs="Times New Roman"/>
                 <w:b/>
                 <w:color w:val="31849B"/>
                 <w:sz w:val="21"/>
                 <w:szCs w:val="21"/>
               </w:rPr>
-              <w:t>突变基因</w:t>
+              <w:t>基因</w:t>
             </w:r>
           </w:p>
         </w:tc>
@@ -6371,7 +6390,7 @@
         </w:tc>
         <w:tc>
           <w:tcPr>
-            <w:tcW w:w="535" w:type="pct"/>
+            <w:tcW w:w="1064" w:type="dxa"/>
             <w:tcBorders>
               <w:tl2br w:val="nil"/>
               <w:tr2bl w:val="nil"/>
@@ -6396,18 +6415,37 @@
               <w:rPr>
                 <w:rFonts w:hint="default" w:ascii="Times New Roman" w:hAnsi="Times New Roman" w:eastAsia="微软雅黑" w:cs="Times New Roman"/>
                 <w:b/>
-                <w:color w:val="262626"/>
-                <w:sz w:val="21"/>
-                <w:szCs w:val="21"/>
-                <w:lang w:eastAsia="zh-CN"/>
-              </w:rPr>
-              <w:t>{{ tip.comutation }}</w:t>
-            </w:r>
-          </w:p>
-        </w:tc>
-        <w:tc>
-          <w:tcPr>
-            <w:tcW w:w="758" w:type="pct"/>
+                <w:sz w:val="21"/>
+                <w:szCs w:val="21"/>
+                <w:lang w:eastAsia="zh-CN"/>
+              </w:rPr>
+              <w:t>{{ tip.comutation</w:t>
+            </w:r>
+            <w:r>
+              <w:rPr>
+                <w:rFonts w:hint="eastAsia" w:ascii="Times New Roman" w:hAnsi="Times New Roman" w:eastAsia="微软雅黑" w:cs="Times New Roman"/>
+                <w:b/>
+                <w:sz w:val="21"/>
+                <w:szCs w:val="21"/>
+                <w:lang w:val="en-US" w:eastAsia="zh-CN"/>
+              </w:rPr>
+              <w:t>1</w:t>
+            </w:r>
+            <w:r>
+              <w:rPr>
+                <w:rFonts w:hint="default" w:ascii="Times New Roman" w:hAnsi="Times New Roman" w:eastAsia="微软雅黑" w:cs="Times New Roman"/>
+                <w:b/>
+                <w:sz w:val="21"/>
+                <w:szCs w:val="21"/>
+                <w:lang w:eastAsia="zh-CN"/>
+              </w:rPr>
+              <w:t xml:space="preserve"> }}</w:t>
+            </w:r>
+          </w:p>
+        </w:tc>
+        <w:tc>
+          <w:tcPr>
+            <w:tcW w:w="1510" w:type="dxa"/>
             <w:tcBorders>
               <w:tl2br w:val="nil"/>
               <w:tr2bl w:val="nil"/>
@@ -6431,12 +6469,11 @@
             <w:r>
               <w:rPr>
                 <w:rFonts w:hint="default" w:ascii="Times New Roman" w:hAnsi="Times New Roman" w:eastAsia="微软雅黑" w:cs="Times New Roman"/>
-                <w:color w:val="262626"/>
-                <w:sz w:val="21"/>
-                <w:szCs w:val="21"/>
-                <w:lang w:eastAsia="zh-CN"/>
-              </w:rPr>
-              <w:t>-</w:t>
+                <w:sz w:val="21"/>
+                <w:szCs w:val="21"/>
+                <w:lang w:eastAsia="zh-CN"/>
+              </w:rPr>
+              <w:t>{{ tip.comutation }}</w:t>
             </w:r>
           </w:p>
         </w:tc>
@@ -8482,15 +8519,14 @@
             </w:pPr>
             <w:r>
               <w:rPr>
-                <w:rFonts w:hint="default" w:ascii="Times New Roman" w:hAnsi="Times New Roman" w:eastAsia="微软雅黑" w:cs="Times New Roman"/>
-                <w:b/>
-                <w:bCs/>
+                <w:rFonts w:hint="eastAsia" w:ascii="Times New Roman" w:hAnsi="Times New Roman" w:eastAsia="微软雅黑" w:cs="Times New Roman"/>
+                <w:b/>
                 <w:color w:val="31849B"/>
                 <w:sz w:val="21"/>
                 <w:szCs w:val="21"/>
-                <w:lang w:eastAsia="zh-CN"/>
-              </w:rPr>
-              <w:t>突变</w:t>
+                <w:lang w:val="en-US" w:eastAsia="zh-CN"/>
+              </w:rPr>
+              <w:t>检测</w:t>
             </w:r>
             <w:r>
               <w:rPr>
@@ -9733,13 +9769,24 @@
             </w:pPr>
             <w:r>
               <w:rPr>
+                <w:rFonts w:hint="eastAsia" w:ascii="Times New Roman" w:hAnsi="Times New Roman" w:eastAsia="微软雅黑" w:cs="Times New Roman"/>
+                <w:b/>
+                <w:color w:val="31849B"/>
+                <w:sz w:val="21"/>
+                <w:szCs w:val="21"/>
+                <w:lang w:val="en-US" w:eastAsia="zh-CN"/>
+              </w:rPr>
+              <w:t>检测</w:t>
+            </w:r>
+            <w:r>
+              <w:rPr>
                 <w:rFonts w:hint="default" w:ascii="Times New Roman" w:hAnsi="Times New Roman" w:eastAsia="微软雅黑" w:cs="Times New Roman"/>
                 <w:b/>
                 <w:color w:val="31849B"/>
                 <w:sz w:val="21"/>
                 <w:szCs w:val="21"/>
               </w:rPr>
-              <w:t>突变基因</w:t>
+              <w:t>基因</w:t>
             </w:r>
           </w:p>
         </w:tc>
@@ -10990,7 +11037,7 @@
                   <w:pict>
                     <v:group id="_x0000_s1026" o:spid="_x0000_s1026" o:spt="203" style="position:absolute;left:0pt;margin-left:52.05pt;margin-top:-6.95pt;height:28.35pt;width:268.5pt;z-index:251667456;mso-width-relative:page;mso-height-relative:page;" coordorigin="9632,12252" coordsize="5370,567" o:gfxdata="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">
                       <o:lock v:ext="edit" aspectratio="f"/>
-                      <v:shape id="图片 6" o:spid="_x0000_s1026" o:spt="75" alt="蔡冬雪" type="#_x0000_t75" style="position:absolute;left:9632;top:12347;height:454;width:1010;" filled="f" o:preferrelative="t" stroked="f" coordsize="21600,21600" o:gfxdata="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">
+                      <v:shape id="图片 6" o:spid="_x0000_s1026" o:spt="75" alt="蔡冬雪" type="#_x0000_t75" style="position:absolute;left:9632;top:12347;height:454;width:1010;" filled="f" o:preferrelative="t" stroked="f" coordsize="21600,21600" o:gfxdata="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">
                         <v:fill on="f" focussize="0,0"/>
                         <v:stroke on="f"/>
                         <v:imagedata r:id="rId11" cropleft="12226f" croptop="21838f" cropright="12384f" cropbottom="17497f" chromakey="#FFFFFF" o:title=""/>
@@ -11213,6 +11260,12 @@
             <w:insideH w:val="single" w:color="31849B" w:sz="4" w:space="0"/>
             <w:insideV w:val="single" w:color="31849B" w:sz="4" w:space="0"/>
           </w:tblBorders>
+          <w:tblCellMar>
+            <w:top w:w="113" w:type="dxa"/>
+            <w:left w:w="108" w:type="dxa"/>
+            <w:bottom w:w="113" w:type="dxa"/>
+            <w:right w:w="108" w:type="dxa"/>
+          </w:tblCellMar>
         </w:tblPrEx>
         <w:trPr>
           <w:trHeight w:val="227" w:hRule="atLeast"/>
@@ -11364,7 +11417,7 @@
                   <w:pict>
                     <v:group id="_x0000_s1026" o:spid="_x0000_s1026" o:spt="203" style="position:absolute;left:0pt;margin-left:48.8pt;margin-top:-7.6pt;height:34pt;width:270.85pt;z-index:251668480;mso-width-relative:page;mso-height-relative:page;" coordorigin="9633,114512" coordsize="5417,680" o:gfxdata="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">
                       <o:lock v:ext="edit" aspectratio="f"/>
-                      <v:shape id="图片 1" o:spid="_x0000_s1026" o:spt="75" type="#_x0000_t75" style="position:absolute;left:9633;top:114512;height:680;width:1262;" filled="f" o:preferrelative="t" stroked="f" coordsize="21600,21600" o:gfxdata="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">
+                      <v:shape id="图片 1" o:spid="_x0000_s1026" o:spt="75" type="#_x0000_t75" style="position:absolute;left:9633;top:114512;height:680;width:1262;" filled="f" o:preferrelative="t" stroked="f" coordsize="21600,21600" o:gfxdata="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">
                         <v:fill on="f" focussize="0,0"/>
                         <v:stroke on="f"/>
                         <v:imagedata r:id="rId13" cropleft="7158f" croptop="7646f" chromakey="#FFFFFF" o:title=""/>
@@ -12475,8 +12528,8 @@
           <w:lang w:eastAsia="zh-CN"/>
         </w:rPr>
       </w:pPr>
-      <w:bookmarkStart w:id="12" w:name="_Toc17537"/>
-      <w:bookmarkStart w:id="13" w:name="_Toc289"/>
+      <w:bookmarkStart w:id="12" w:name="_Toc289"/>
+      <w:bookmarkStart w:id="13" w:name="_Toc17537"/>
       <w:r>
         <w:rPr>
           <w:rFonts w:hint="eastAsia" w:ascii="Times New Roman" w:hAnsi="Times New Roman" w:cs="Times New Roman"/>
@@ -17136,6 +17189,12 @@
             <w:insideH w:val="single" w:color="31849B" w:sz="8" w:space="0"/>
             <w:insideV w:val="single" w:color="31849B" w:sz="8" w:space="0"/>
           </w:tblBorders>
+          <w:tblCellMar>
+            <w:top w:w="0" w:type="dxa"/>
+            <w:left w:w="108" w:type="dxa"/>
+            <w:bottom w:w="0" w:type="dxa"/>
+            <w:right w:w="108" w:type="dxa"/>
+          </w:tblCellMar>
         </w:tblPrEx>
         <w:trPr>
           <w:trHeight w:val="420" w:hRule="atLeast"/>
@@ -17690,8 +17749,8 @@
         </w:rPr>
         <w:br w:type="page"/>
       </w:r>
-      <w:bookmarkStart w:id="14" w:name="_Toc31324"/>
-      <w:bookmarkStart w:id="15" w:name="_Toc26395"/>
+      <w:bookmarkStart w:id="14" w:name="_Toc26395"/>
+      <w:bookmarkStart w:id="15" w:name="_Toc31324"/>
     </w:p>
     <w:bookmarkEnd w:id="14"/>
     <w:bookmarkEnd w:id="15"/>
@@ -17870,7 +17929,33 @@
           <w:szCs w:val="22"/>
           <w:lang w:val="en-US" w:eastAsia="zh-CN"/>
         </w:rPr>
-        <w:t>{{ tdd.comutation }}</w:t>
+        <w:t>{{ tdd.comutation</w:t>
+      </w:r>
+      <w:r>
+        <w:rPr>
+          <w:rFonts w:hint="eastAsia" w:cs="微软雅黑"/>
+          <w:b/>
+          <w:bCs/>
+          <w:color w:val="31849B"/>
+          <w:sz w:val="22"/>
+          <w:szCs w:val="22"/>
+          <w:lang w:val="en-US" w:eastAsia="zh-CN"/>
+        </w:rPr>
+        <w:t>1</w:t>
+      </w:r>
+      <w:bookmarkStart w:id="39" w:name="_GoBack"/>
+      <w:bookmarkEnd w:id="39"/>
+      <w:r>
+        <w:rPr>
+          <w:rFonts w:hint="eastAsia" w:ascii="微软雅黑" w:hAnsi="微软雅黑" w:eastAsia="微软雅黑" w:cs="微软雅黑"/>
+          <w:b/>
+          <w:bCs/>
+          <w:color w:val="31849B"/>
+          <w:sz w:val="22"/>
+          <w:szCs w:val="22"/>
+          <w:lang w:val="en-US" w:eastAsia="zh-CN"/>
+        </w:rPr>
+        <w:t xml:space="preserve"> }}</w:t>
       </w:r>
     </w:p>
     <w:tbl>
@@ -17992,9 +18077,9 @@
                 <w:bCs/>
                 <w:sz w:val="18"/>
                 <w:szCs w:val="18"/>
-                <w:lang w:eastAsia="zh-CN"/>
-              </w:rPr>
-              <w:t>-</w:t>
+                <w:lang w:val="en-US" w:eastAsia="zh-CN"/>
+              </w:rPr>
+              <w:t>{{tdd.comutation}}</w:t>
             </w:r>
           </w:p>
         </w:tc>
@@ -40649,8 +40734,8 @@
           <w:lang w:eastAsia="zh-CN"/>
         </w:rPr>
       </w:pPr>
-      <w:bookmarkStart w:id="21" w:name="_Toc23705"/>
-      <w:bookmarkStart w:id="22" w:name="_Toc15830"/>
+      <w:bookmarkStart w:id="21" w:name="_Toc15830"/>
+      <w:bookmarkStart w:id="22" w:name="_Toc23705"/>
     </w:p>
     <w:p>
       <w:pPr>
@@ -40956,9 +41041,9 @@
           <w:lang w:eastAsia="zh-CN"/>
         </w:rPr>
       </w:pPr>
-      <w:bookmarkStart w:id="23" w:name="_Toc5400"/>
-      <w:bookmarkStart w:id="24" w:name="_Toc331"/>
-      <w:bookmarkStart w:id="25" w:name="_Toc3846"/>
+      <w:bookmarkStart w:id="23" w:name="_Toc331"/>
+      <w:bookmarkStart w:id="24" w:name="_Toc3846"/>
+      <w:bookmarkStart w:id="25" w:name="_Toc5400"/>
       <w:bookmarkStart w:id="26" w:name="_Toc32060"/>
       <w:r>
         <w:rPr>
@@ -41090,10 +41175,10 @@
           <w:lang w:eastAsia="zh-CN"/>
         </w:rPr>
       </w:pPr>
-      <w:bookmarkStart w:id="27" w:name="_Toc22196"/>
-      <w:bookmarkStart w:id="28" w:name="_Toc126"/>
+      <w:bookmarkStart w:id="27" w:name="_Toc10299"/>
+      <w:bookmarkStart w:id="28" w:name="_Toc22196"/>
       <w:bookmarkStart w:id="29" w:name="_Toc5423"/>
-      <w:bookmarkStart w:id="30" w:name="_Toc10299"/>
+      <w:bookmarkStart w:id="30" w:name="_Toc126"/>
       <w:r>
         <w:rPr>
           <w:rFonts w:ascii="Times New Roman" w:hAnsi="Times New Roman" w:eastAsia="微软雅黑" w:cs="Times New Roman"/>
@@ -41321,13 +41406,13 @@
           <w:lang w:eastAsia="zh-CN"/>
         </w:rPr>
       </w:pPr>
-      <w:bookmarkStart w:id="31" w:name="_Toc6931_WPSOffice_Level2"/>
-      <w:bookmarkStart w:id="32" w:name="_Toc6304_WPSOffice_Level2"/>
-      <w:bookmarkStart w:id="33" w:name="_Toc11193_WPSOffice_Level2"/>
-      <w:bookmarkStart w:id="34" w:name="_Toc31515_WPSOffice_Level2"/>
-      <w:bookmarkStart w:id="35" w:name="_Toc17111_WPSOffice_Level2"/>
-      <w:bookmarkStart w:id="36" w:name="_Toc19280_WPSOffice_Level2"/>
-      <w:bookmarkStart w:id="37" w:name="_Toc3488_WPSOffice_Level2"/>
+      <w:bookmarkStart w:id="31" w:name="_Toc17111_WPSOffice_Level2"/>
+      <w:bookmarkStart w:id="32" w:name="_Toc11193_WPSOffice_Level2"/>
+      <w:bookmarkStart w:id="33" w:name="_Toc19280_WPSOffice_Level2"/>
+      <w:bookmarkStart w:id="34" w:name="_Toc6931_WPSOffice_Level2"/>
+      <w:bookmarkStart w:id="35" w:name="_Toc3488_WPSOffice_Level2"/>
+      <w:bookmarkStart w:id="36" w:name="_Toc6304_WPSOffice_Level2"/>
+      <w:bookmarkStart w:id="37" w:name="_Toc31515_WPSOffice_Level2"/>
       <w:r>
         <w:rPr>
           <w:rFonts w:hint="default" w:ascii="Times New Roman" w:hAnsi="Times New Roman" w:eastAsia="微软雅黑" w:cs="Times New Roman"/>
@@ -46542,7 +46627,14 @@
 </file>
 
 <file path=customXml/item2.xml><?xml version="1.0" encoding="utf-8"?>
-<b:Sources xmlns:b="http://schemas.openxmlformats.org/officeDocument/2006/bibliography" xmlns="http://schemas.openxmlformats.org/officeDocument/2006/bibliography" SelectedStyle="\APASixthEditionOfficeOnline.xsl" StyleName="APA" Version="6"/>
+<cp:coreProperties xmlns:cp="http://schemas.openxmlformats.org/package/2006/metadata/core-properties" xmlns:dc="http://purl.org/dc/elements/1.1/" xmlns:dcterms="http://purl.org/dc/terms/" xmlns:dcmitype="http://purl.org/dc/dcmitype/" xmlns:xsi="http://www.w3.org/2001/XMLSchema-instance">
+  <dc:creator>wuzhongwei</dc:creator>
+  <cp:lastModifiedBy>Han</cp:lastModifiedBy>
+  <cp:revision>25</cp:revision>
+  <cp:lastPrinted>2019-09-19T01:02:00Z</cp:lastPrinted>
+  <dcterms:created xsi:type="dcterms:W3CDTF">2021-09-02T10:21:00Z</dcterms:created>
+  <dcterms:modified xsi:type="dcterms:W3CDTF">2022-11-04T08:31:00Z</dcterms:modified>
+</cp:coreProperties>
 </file>
 
 <file path=customXml/item3.xml><?xml version="1.0" encoding="utf-8"?>
@@ -46556,13 +46648,8 @@
   <DocSecurity>0</DocSecurity>
   <Lines>502</Lines>
   <Paragraphs>141</Paragraphs>
-  <ScaleCrop>false</ScaleCrop>
-  <Company/>
-  <LinksUpToDate>false</LinksUpToDate>
   <CharactersWithSpaces>70759</CharactersWithSpaces>
-  <SharedDoc>false</SharedDoc>
-  <HyperlinksChanged>false</HyperlinksChanged>
-  <AppVersion>16.0000</AppVersion>
+  <AppVersion>15.0000</AppVersion>
 </Properties>
 </file>
 
@@ -46592,20 +46679,18 @@
   <DocSecurity>0</DocSecurity>
   <Lines>502</Lines>
   <Paragraphs>141</Paragraphs>
+  <ScaleCrop>false</ScaleCrop>
+  <Company/>
+  <LinksUpToDate>false</LinksUpToDate>
   <CharactersWithSpaces>70759</CharactersWithSpaces>
-  <AppVersion>15.0000</AppVersion>
+  <SharedDoc>false</SharedDoc>
+  <HyperlinksChanged>false</HyperlinksChanged>
+  <AppVersion>16.0000</AppVersion>
 </Properties>
 </file>
 
 <file path=customXml/item6.xml><?xml version="1.0" encoding="utf-8"?>
-<cp:coreProperties xmlns:cp="http://schemas.openxmlformats.org/package/2006/metadata/core-properties" xmlns:dc="http://purl.org/dc/elements/1.1/" xmlns:dcterms="http://purl.org/dc/terms/" xmlns:dcmitype="http://purl.org/dc/dcmitype/" xmlns:xsi="http://www.w3.org/2001/XMLSchema-instance">
-  <dc:creator>wuzhongwei</dc:creator>
-  <cp:lastModifiedBy>Han</cp:lastModifiedBy>
-  <cp:revision>25</cp:revision>
-  <cp:lastPrinted>2019-09-19T01:02:00Z</cp:lastPrinted>
-  <dcterms:created xsi:type="dcterms:W3CDTF">2021-09-02T10:21:00Z</dcterms:created>
-  <dcterms:modified xsi:type="dcterms:W3CDTF">2022-11-04T08:31:00Z</dcterms:modified>
-</cp:coreProperties>
+<b:Sources xmlns:b="http://schemas.openxmlformats.org/officeDocument/2006/bibliography" xmlns="http://schemas.openxmlformats.org/officeDocument/2006/bibliography" SelectedStyle="\APASixthEditionOfficeOnline.xsl" StyleName="APA" Version="6"/>
 </file>
 
 <file path=customXml/itemProps1.xml><?xml version="1.0" encoding="utf-8"?>
@@ -46617,13 +46702,13 @@
 </file>
 
 <file path=customXml/itemProps2.xml><?xml version="1.0" encoding="utf-8"?>
-<ds:datastoreItem xmlns:ds="http://schemas.openxmlformats.org/officeDocument/2006/customXml" ds:itemID="{D9E68FF8-7140-42C3-A777-F9DF59379B8B}">
+<ds:datastoreItem xmlns:ds="http://schemas.openxmlformats.org/officeDocument/2006/customXml" ds:itemID="{9730dbff-7d23-4f3f-8945-b22c712870b2}">
   <ds:schemaRefs/>
 </ds:datastoreItem>
 </file>
 
 <file path=customXml/itemProps3.xml><?xml version="1.0" encoding="utf-8"?>
-<ds:datastoreItem xmlns:ds="http://schemas.openxmlformats.org/officeDocument/2006/customXml" ds:itemID="{bd807534-c03b-4eb0-a608-0c9c0cf1cedb}">
+<ds:datastoreItem xmlns:ds="http://schemas.openxmlformats.org/officeDocument/2006/customXml" ds:itemID="{82825c24-1b70-4d0e-a282-2cf4617ceb25}">
   <ds:schemaRefs/>
 </ds:datastoreItem>
 </file>
@@ -46635,13 +46720,13 @@
 </file>
 
 <file path=customXml/itemProps5.xml><?xml version="1.0" encoding="utf-8"?>
-<ds:datastoreItem xmlns:ds="http://schemas.openxmlformats.org/officeDocument/2006/customXml" ds:itemID="{82825c24-1b70-4d0e-a282-2cf4617ceb25}">
+<ds:datastoreItem xmlns:ds="http://schemas.openxmlformats.org/officeDocument/2006/customXml" ds:itemID="{bd807534-c03b-4eb0-a608-0c9c0cf1cedb}">
   <ds:schemaRefs/>
 </ds:datastoreItem>
 </file>
 
 <file path=customXml/itemProps6.xml><?xml version="1.0" encoding="utf-8"?>
-<ds:datastoreItem xmlns:ds="http://schemas.openxmlformats.org/officeDocument/2006/customXml" ds:itemID="{9730dbff-7d23-4f3f-8945-b22c712870b2}">
+<ds:datastoreItem xmlns:ds="http://schemas.openxmlformats.org/officeDocument/2006/customXml" ds:itemID="{D9E68FF8-7140-42C3-A777-F9DF59379B8B}">
   <ds:schemaRefs/>
 </ds:datastoreItem>
 </file>
--- a/WebContent/docx/HRR45_HRDscore基因检测报告-完整版-病理科.docx
+++ b/WebContent/docx/HRR45_HRDscore基因检测报告-完整版-病理科.docx
@@ -3682,7 +3682,6 @@
             <w:insideH w:val="none" w:color="auto" w:sz="0" w:space="0"/>
             <w:insideV w:val="none" w:color="auto" w:sz="0" w:space="0"/>
           </w:tblBorders>
-          <w:shd w:val="clear" w:color="auto" w:fill="auto"/>
           <w:tblCellMar>
             <w:top w:w="0" w:type="dxa"/>
             <w:left w:w="0" w:type="dxa"/>
@@ -5153,11 +5152,11 @@
           <w:lang w:eastAsia="zh-CN"/>
         </w:rPr>
       </w:pPr>
-      <w:bookmarkStart w:id="3" w:name="_Toc13492"/>
-      <w:bookmarkStart w:id="4" w:name="_Toc107825551"/>
-      <w:bookmarkStart w:id="5" w:name="_Toc17240"/>
-      <w:bookmarkStart w:id="6" w:name="_Toc149837258"/>
-      <w:bookmarkStart w:id="7" w:name="_Toc23434"/>
+      <w:bookmarkStart w:id="3" w:name="_Toc17240"/>
+      <w:bookmarkStart w:id="4" w:name="_Toc13492"/>
+      <w:bookmarkStart w:id="5" w:name="_Toc107825551"/>
+      <w:bookmarkStart w:id="6" w:name="_Toc23434"/>
+      <w:bookmarkStart w:id="7" w:name="_Toc149837258"/>
       <w:r>
         <w:rPr>
           <w:rFonts w:hint="eastAsia"/>
@@ -5347,17 +5346,26 @@
             <w:pPr>
               <w:widowControl/>
               <w:rPr>
-                <w:rFonts w:ascii="Times New Roman" w:hAnsi="Times New Roman" w:eastAsia="微软雅黑" w:cs="Times New Roman"/>
-                <w:sz w:val="21"/>
-              </w:rPr>
-            </w:pPr>
-            <w:r>
-              <w:rPr>
-                <w:rFonts w:hint="eastAsia" w:ascii="Times New Roman" w:hAnsi="Times New Roman" w:eastAsia="微软雅黑" w:cs="Times New Roman"/>
-                <w:sz w:val="21"/>
-                <w:lang w:eastAsia="zh-CN"/>
-              </w:rPr>
-              <w:t>BRCA1/2基因状态</w:t>
+                <w:rFonts w:hint="default" w:ascii="Times New Roman" w:hAnsi="Times New Roman" w:eastAsia="微软雅黑" w:cs="Times New Roman"/>
+                <w:sz w:val="21"/>
+                <w:lang w:val="en-US"/>
+              </w:rPr>
+            </w:pPr>
+            <w:r>
+              <w:rPr>
+                <w:rFonts w:hint="eastAsia" w:ascii="Times New Roman" w:hAnsi="Times New Roman" w:eastAsia="微软雅黑" w:cs="Times New Roman"/>
+                <w:sz w:val="21"/>
+                <w:lang w:eastAsia="zh-CN"/>
+              </w:rPr>
+              <w:t>BRCA1/2基因</w:t>
+            </w:r>
+            <w:r>
+              <w:rPr>
+                <w:rFonts w:hint="eastAsia" w:ascii="Times New Roman" w:hAnsi="Times New Roman" w:cs="Times New Roman"/>
+                <w:sz w:val="21"/>
+                <w:lang w:val="en-US" w:eastAsia="zh-CN"/>
+              </w:rPr>
+              <w:t>失活变异</w:t>
             </w:r>
           </w:p>
         </w:tc>
@@ -5391,23 +5399,7 @@
                 <w:sz w:val="21"/>
                 <w:lang w:eastAsia="zh-CN"/>
               </w:rPr>
-              <w:t>{{ summaryOfRresults.hrd</w:t>
-            </w:r>
-            <w:r>
-              <w:rPr>
-                <w:rFonts w:ascii="Times New Roman" w:hAnsi="Times New Roman" w:eastAsia="微软雅黑" w:cs="黑体"/>
-                <w:sz w:val="21"/>
-                <w:lang w:eastAsia="zh-CN"/>
-              </w:rPr>
-              <w:t>BRCAState</w:t>
-            </w:r>
-            <w:r>
-              <w:rPr>
-                <w:rFonts w:hint="eastAsia" w:ascii="Times New Roman" w:hAnsi="Times New Roman" w:eastAsia="微软雅黑" w:cs="黑体"/>
-                <w:sz w:val="21"/>
-                <w:lang w:eastAsia="zh-CN"/>
-              </w:rPr>
-              <w:t xml:space="preserve"> }}</w:t>
+              <w:t>{{ summaryOfRresults.hrdBRCAState | splitlines }}</w:t>
             </w:r>
           </w:p>
         </w:tc>
@@ -9733,12 +9725,6 @@
             <w:insideH w:val="single" w:color="31849B" w:sz="4" w:space="0"/>
             <w:insideV w:val="single" w:color="31849B" w:sz="4" w:space="0"/>
           </w:tblBorders>
-          <w:tblCellMar>
-            <w:top w:w="0" w:type="dxa"/>
-            <w:left w:w="0" w:type="dxa"/>
-            <w:bottom w:w="0" w:type="dxa"/>
-            <w:right w:w="0" w:type="dxa"/>
-          </w:tblCellMar>
         </w:tblPrEx>
         <w:trPr>
           <w:trHeight w:val="510" w:hRule="atLeast"/>
@@ -11035,7 +11021,7 @@
                 </mc:Choice>
                 <mc:Fallback>
                   <w:pict>
-                    <v:group id="_x0000_s1026" o:spid="_x0000_s1026" o:spt="203" style="position:absolute;left:0pt;margin-left:52.05pt;margin-top:-6.95pt;height:28.35pt;width:268.5pt;z-index:251667456;mso-width-relative:page;mso-height-relative:page;" coordorigin="9632,12252" coordsize="5370,567" o:gfxdata="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">
+                    <v:group id="_x0000_s1026" o:spid="_x0000_s1026" o:spt="203" style="position:absolute;left:0pt;margin-left:52.05pt;margin-top:-6.95pt;height:28.35pt;width:268.5pt;z-index:251667456;mso-width-relative:page;mso-height-relative:page;" coordorigin="9632,12252" coordsize="5370,567" o:gfxdata="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">
                       <o:lock v:ext="edit" aspectratio="f"/>
                       <v:shape id="图片 6" o:spid="_x0000_s1026" o:spt="75" alt="蔡冬雪" type="#_x0000_t75" style="position:absolute;left:9632;top:12347;height:454;width:1010;" filled="f" o:preferrelative="t" stroked="f" coordsize="21600,21600" o:gfxdata="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">
                         <v:fill on="f" focussize="0,0"/>
@@ -11643,8 +11629,8 @@
           <w:lang w:val="en-US" w:eastAsia="zh-CN"/>
         </w:rPr>
       </w:pPr>
-      <w:bookmarkStart w:id="10" w:name="_Toc149837260"/>
-      <w:bookmarkStart w:id="11" w:name="_Toc15882"/>
+      <w:bookmarkStart w:id="10" w:name="_Toc15882"/>
+      <w:bookmarkStart w:id="11" w:name="_Toc149837260"/>
       <w:r>
         <w:rPr>
           <w:rFonts w:hint="eastAsia"/>
@@ -12361,7 +12347,45 @@
           <w:szCs w:val="24"/>
           <w:lang w:eastAsia="zh-CN"/>
         </w:rPr>
-        <w:t>同源重组缺陷状态为阴性：未检测到该肿瘤患者存在致病或可能致病变异的</w:t>
+        <w:t>同源重组缺陷状态为阴性：未检测到该肿瘤患者存在</w:t>
+      </w:r>
+      <w:r>
+        <w:rPr>
+          <w:rFonts w:hint="eastAsia"/>
+          <w:sz w:val="24"/>
+          <w:szCs w:val="24"/>
+          <w:lang w:val="en-US" w:eastAsia="zh-CN"/>
+        </w:rPr>
+        <w:t>有害</w:t>
+      </w:r>
+      <w:r>
+        <w:rPr>
+          <w:rFonts w:ascii="微软雅黑" w:hAnsi="微软雅黑" w:eastAsia="微软雅黑"/>
+          <w:sz w:val="24"/>
+          <w:szCs w:val="24"/>
+          <w:lang w:eastAsia="zh-CN"/>
+        </w:rPr>
+        <w:t>或可能</w:t>
+      </w:r>
+      <w:r>
+        <w:rPr>
+          <w:rFonts w:hint="eastAsia"/>
+          <w:sz w:val="24"/>
+          <w:szCs w:val="24"/>
+          <w:lang w:val="en-US" w:eastAsia="zh-CN"/>
+        </w:rPr>
+        <w:t>有害</w:t>
+      </w:r>
+      <w:bookmarkStart w:id="39" w:name="_GoBack"/>
+      <w:bookmarkEnd w:id="39"/>
+      <w:r>
+        <w:rPr>
+          <w:rFonts w:ascii="微软雅黑" w:hAnsi="微软雅黑" w:eastAsia="微软雅黑"/>
+          <w:sz w:val="24"/>
+          <w:szCs w:val="24"/>
+          <w:lang w:eastAsia="zh-CN"/>
+        </w:rPr>
+        <w:t>的</w:t>
       </w:r>
       <w:r>
         <w:rPr>
@@ -12528,8 +12552,8 @@
           <w:lang w:eastAsia="zh-CN"/>
         </w:rPr>
       </w:pPr>
-      <w:bookmarkStart w:id="12" w:name="_Toc289"/>
-      <w:bookmarkStart w:id="13" w:name="_Toc17537"/>
+      <w:bookmarkStart w:id="12" w:name="_Toc17537"/>
+      <w:bookmarkStart w:id="13" w:name="_Toc289"/>
       <w:r>
         <w:rPr>
           <w:rFonts w:hint="eastAsia" w:ascii="Times New Roman" w:hAnsi="Times New Roman" w:cs="Times New Roman"/>
@@ -17749,8 +17773,8 @@
         </w:rPr>
         <w:br w:type="page"/>
       </w:r>
-      <w:bookmarkStart w:id="14" w:name="_Toc26395"/>
-      <w:bookmarkStart w:id="15" w:name="_Toc31324"/>
+      <w:bookmarkStart w:id="14" w:name="_Toc31324"/>
+      <w:bookmarkStart w:id="15" w:name="_Toc26395"/>
     </w:p>
     <w:bookmarkEnd w:id="14"/>
     <w:bookmarkEnd w:id="15"/>
@@ -17943,8 +17967,6 @@
         </w:rPr>
         <w:t>1</w:t>
       </w:r>
-      <w:bookmarkStart w:id="39" w:name="_GoBack"/>
-      <w:bookmarkEnd w:id="39"/>
       <w:r>
         <w:rPr>
           <w:rFonts w:hint="eastAsia" w:ascii="微软雅黑" w:hAnsi="微软雅黑" w:eastAsia="微软雅黑" w:cs="微软雅黑"/>
@@ -33088,8 +33110,8 @@
           <w:lang w:eastAsia="zh-CN"/>
         </w:rPr>
       </w:pPr>
-      <w:bookmarkStart w:id="17" w:name="_Toc9502"/>
-      <w:bookmarkStart w:id="18" w:name="_Toc23742"/>
+      <w:bookmarkStart w:id="17" w:name="_Toc23742"/>
+      <w:bookmarkStart w:id="18" w:name="_Toc9502"/>
       <w:r>
         <w:rPr>
           <w:rFonts w:ascii="Times New Roman" w:hAnsi="Times New Roman" w:eastAsia="微软雅黑" w:cs="Times New Roman"/>
@@ -41041,10 +41063,10 @@
           <w:lang w:eastAsia="zh-CN"/>
         </w:rPr>
       </w:pPr>
-      <w:bookmarkStart w:id="23" w:name="_Toc331"/>
-      <w:bookmarkStart w:id="24" w:name="_Toc3846"/>
-      <w:bookmarkStart w:id="25" w:name="_Toc5400"/>
-      <w:bookmarkStart w:id="26" w:name="_Toc32060"/>
+      <w:bookmarkStart w:id="23" w:name="_Toc3846"/>
+      <w:bookmarkStart w:id="24" w:name="_Toc32060"/>
+      <w:bookmarkStart w:id="25" w:name="_Toc331"/>
+      <w:bookmarkStart w:id="26" w:name="_Toc5400"/>
       <w:r>
         <w:rPr>
           <w:rFonts w:ascii="Times New Roman" w:hAnsi="Times New Roman" w:eastAsia="微软雅黑" w:cs="Times New Roman"/>
@@ -41177,8 +41199,8 @@
       </w:pPr>
       <w:bookmarkStart w:id="27" w:name="_Toc10299"/>
       <w:bookmarkStart w:id="28" w:name="_Toc22196"/>
-      <w:bookmarkStart w:id="29" w:name="_Toc5423"/>
-      <w:bookmarkStart w:id="30" w:name="_Toc126"/>
+      <w:bookmarkStart w:id="29" w:name="_Toc126"/>
+      <w:bookmarkStart w:id="30" w:name="_Toc5423"/>
       <w:r>
         <w:rPr>
           <w:rFonts w:ascii="Times New Roman" w:hAnsi="Times New Roman" w:eastAsia="微软雅黑" w:cs="Times New Roman"/>
@@ -41407,12 +41429,12 @@
         </w:rPr>
       </w:pPr>
       <w:bookmarkStart w:id="31" w:name="_Toc17111_WPSOffice_Level2"/>
-      <w:bookmarkStart w:id="32" w:name="_Toc11193_WPSOffice_Level2"/>
-      <w:bookmarkStart w:id="33" w:name="_Toc19280_WPSOffice_Level2"/>
-      <w:bookmarkStart w:id="34" w:name="_Toc6931_WPSOffice_Level2"/>
-      <w:bookmarkStart w:id="35" w:name="_Toc3488_WPSOffice_Level2"/>
-      <w:bookmarkStart w:id="36" w:name="_Toc6304_WPSOffice_Level2"/>
-      <w:bookmarkStart w:id="37" w:name="_Toc31515_WPSOffice_Level2"/>
+      <w:bookmarkStart w:id="32" w:name="_Toc3488_WPSOffice_Level2"/>
+      <w:bookmarkStart w:id="33" w:name="_Toc31515_WPSOffice_Level2"/>
+      <w:bookmarkStart w:id="34" w:name="_Toc11193_WPSOffice_Level2"/>
+      <w:bookmarkStart w:id="35" w:name="_Toc6304_WPSOffice_Level2"/>
+      <w:bookmarkStart w:id="36" w:name="_Toc19280_WPSOffice_Level2"/>
+      <w:bookmarkStart w:id="37" w:name="_Toc6931_WPSOffice_Level2"/>
       <w:r>
         <w:rPr>
           <w:rFonts w:hint="default" w:ascii="Times New Roman" w:hAnsi="Times New Roman" w:eastAsia="微软雅黑" w:cs="Times New Roman"/>
@@ -41546,12 +41568,6 @@
             <w:insideH w:val="single" w:color="A4A4A4" w:sz="4" w:space="0"/>
             <w:insideV w:val="single" w:color="A4A4A4" w:sz="4" w:space="0"/>
           </w:tblBorders>
-          <w:tblCellMar>
-            <w:top w:w="0" w:type="dxa"/>
-            <w:left w:w="0" w:type="dxa"/>
-            <w:bottom w:w="0" w:type="dxa"/>
-            <w:right w:w="0" w:type="dxa"/>
-          </w:tblCellMar>
         </w:tblPrEx>
         <w:trPr>
           <w:trHeight w:val="227" w:hRule="atLeast"/>
@@ -46627,14 +46643,7 @@
 </file>
 
 <file path=customXml/item2.xml><?xml version="1.0" encoding="utf-8"?>
-<cp:coreProperties xmlns:cp="http://schemas.openxmlformats.org/package/2006/metadata/core-properties" xmlns:dc="http://purl.org/dc/elements/1.1/" xmlns:dcterms="http://purl.org/dc/terms/" xmlns:dcmitype="http://purl.org/dc/dcmitype/" xmlns:xsi="http://www.w3.org/2001/XMLSchema-instance">
-  <dc:creator>wuzhongwei</dc:creator>
-  <cp:lastModifiedBy>Han</cp:lastModifiedBy>
-  <cp:revision>25</cp:revision>
-  <cp:lastPrinted>2019-09-19T01:02:00Z</cp:lastPrinted>
-  <dcterms:created xsi:type="dcterms:W3CDTF">2021-09-02T10:21:00Z</dcterms:created>
-  <dcterms:modified xsi:type="dcterms:W3CDTF">2022-11-04T08:31:00Z</dcterms:modified>
-</cp:coreProperties>
+<b:Sources xmlns:b="http://schemas.openxmlformats.org/officeDocument/2006/bibliography" xmlns="http://schemas.openxmlformats.org/officeDocument/2006/bibliography" SelectedStyle="\APASixthEditionOfficeOnline.xsl" StyleName="APA" Version="6"/>
 </file>
 
 <file path=customXml/item3.xml><?xml version="1.0" encoding="utf-8"?>
@@ -46648,8 +46657,13 @@
   <DocSecurity>0</DocSecurity>
   <Lines>502</Lines>
   <Paragraphs>141</Paragraphs>
+  <ScaleCrop>false</ScaleCrop>
+  <Company/>
+  <LinksUpToDate>false</LinksUpToDate>
   <CharactersWithSpaces>70759</CharactersWithSpaces>
-  <AppVersion>15.0000</AppVersion>
+  <SharedDoc>false</SharedDoc>
+  <HyperlinksChanged>false</HyperlinksChanged>
+  <AppVersion>16.0000</AppVersion>
 </Properties>
 </file>
 
@@ -46679,18 +46693,20 @@
   <DocSecurity>0</DocSecurity>
   <Lines>502</Lines>
   <Paragraphs>141</Paragraphs>
-  <ScaleCrop>false</ScaleCrop>
-  <Company/>
-  <LinksUpToDate>false</LinksUpToDate>
   <CharactersWithSpaces>70759</CharactersWithSpaces>
-  <SharedDoc>false</SharedDoc>
-  <HyperlinksChanged>false</HyperlinksChanged>
-  <AppVersion>16.0000</AppVersion>
+  <AppVersion>15.0000</AppVersion>
 </Properties>
 </file>
 
 <file path=customXml/item6.xml><?xml version="1.0" encoding="utf-8"?>
-<b:Sources xmlns:b="http://schemas.openxmlformats.org/officeDocument/2006/bibliography" xmlns="http://schemas.openxmlformats.org/officeDocument/2006/bibliography" SelectedStyle="\APASixthEditionOfficeOnline.xsl" StyleName="APA" Version="6"/>
+<cp:coreProperties xmlns:cp="http://schemas.openxmlformats.org/package/2006/metadata/core-properties" xmlns:dc="http://purl.org/dc/elements/1.1/" xmlns:dcterms="http://purl.org/dc/terms/" xmlns:dcmitype="http://purl.org/dc/dcmitype/" xmlns:xsi="http://www.w3.org/2001/XMLSchema-instance">
+  <dc:creator>wuzhongwei</dc:creator>
+  <cp:lastModifiedBy>Han</cp:lastModifiedBy>
+  <cp:revision>25</cp:revision>
+  <cp:lastPrinted>2019-09-19T01:02:00Z</cp:lastPrinted>
+  <dcterms:created xsi:type="dcterms:W3CDTF">2021-09-02T10:21:00Z</dcterms:created>
+  <dcterms:modified xsi:type="dcterms:W3CDTF">2022-11-04T08:31:00Z</dcterms:modified>
+</cp:coreProperties>
 </file>
 
 <file path=customXml/itemProps1.xml><?xml version="1.0" encoding="utf-8"?>
@@ -46702,13 +46718,13 @@
 </file>
 
 <file path=customXml/itemProps2.xml><?xml version="1.0" encoding="utf-8"?>
-<ds:datastoreItem xmlns:ds="http://schemas.openxmlformats.org/officeDocument/2006/customXml" ds:itemID="{9730dbff-7d23-4f3f-8945-b22c712870b2}">
+<ds:datastoreItem xmlns:ds="http://schemas.openxmlformats.org/officeDocument/2006/customXml" ds:itemID="{D9E68FF8-7140-42C3-A777-F9DF59379B8B}">
   <ds:schemaRefs/>
 </ds:datastoreItem>
 </file>
 
 <file path=customXml/itemProps3.xml><?xml version="1.0" encoding="utf-8"?>
-<ds:datastoreItem xmlns:ds="http://schemas.openxmlformats.org/officeDocument/2006/customXml" ds:itemID="{82825c24-1b70-4d0e-a282-2cf4617ceb25}">
+<ds:datastoreItem xmlns:ds="http://schemas.openxmlformats.org/officeDocument/2006/customXml" ds:itemID="{bd807534-c03b-4eb0-a608-0c9c0cf1cedb}">
   <ds:schemaRefs/>
 </ds:datastoreItem>
 </file>
@@ -46720,13 +46736,13 @@
 </file>
 
 <file path=customXml/itemProps5.xml><?xml version="1.0" encoding="utf-8"?>
-<ds:datastoreItem xmlns:ds="http://schemas.openxmlformats.org/officeDocument/2006/customXml" ds:itemID="{bd807534-c03b-4eb0-a608-0c9c0cf1cedb}">
+<ds:datastoreItem xmlns:ds="http://schemas.openxmlformats.org/officeDocument/2006/customXml" ds:itemID="{82825c24-1b70-4d0e-a282-2cf4617ceb25}">
   <ds:schemaRefs/>
 </ds:datastoreItem>
 </file>
 
 <file path=customXml/itemProps6.xml><?xml version="1.0" encoding="utf-8"?>
-<ds:datastoreItem xmlns:ds="http://schemas.openxmlformats.org/officeDocument/2006/customXml" ds:itemID="{D9E68FF8-7140-42C3-A777-F9DF59379B8B}">
+<ds:datastoreItem xmlns:ds="http://schemas.openxmlformats.org/officeDocument/2006/customXml" ds:itemID="{9730dbff-7d23-4f3f-8945-b22c712870b2}">
   <ds:schemaRefs/>
 </ds:datastoreItem>
 </file>
--- a/WebContent/docx/HRR45_HRDscore基因检测报告-完整版-病理科.docx
+++ b/WebContent/docx/HRR45_HRDscore基因检测报告-完整版-病理科.docx
@@ -3481,8 +3481,8 @@
           <w:rFonts w:hint="eastAsia"/>
         </w:rPr>
       </w:pPr>
-      <w:bookmarkStart w:id="1" w:name="_Toc149837254"/>
-      <w:bookmarkStart w:id="2" w:name="_Toc26933"/>
+      <w:bookmarkStart w:id="1" w:name="_Toc26933"/>
+      <w:bookmarkStart w:id="2" w:name="_Toc149837254"/>
       <w:r>
         <w:rPr>
           <w:rFonts w:hint="eastAsia"/>
@@ -3682,6 +3682,7 @@
             <w:insideH w:val="none" w:color="auto" w:sz="0" w:space="0"/>
             <w:insideV w:val="none" w:color="auto" w:sz="0" w:space="0"/>
           </w:tblBorders>
+          <w:shd w:val="clear" w:color="auto" w:fill="auto"/>
           <w:tblCellMar>
             <w:top w:w="0" w:type="dxa"/>
             <w:left w:w="0" w:type="dxa"/>
@@ -4066,7 +4067,6 @@
             <w:insideH w:val="none" w:color="auto" w:sz="0" w:space="0"/>
             <w:insideV w:val="none" w:color="auto" w:sz="0" w:space="0"/>
           </w:tblBorders>
-          <w:shd w:val="clear" w:color="auto" w:fill="auto"/>
           <w:tblCellMar>
             <w:top w:w="0" w:type="dxa"/>
             <w:left w:w="0" w:type="dxa"/>
@@ -4189,7 +4189,6 @@
             <w:insideH w:val="none" w:color="auto" w:sz="0" w:space="0"/>
             <w:insideV w:val="none" w:color="auto" w:sz="0" w:space="0"/>
           </w:tblBorders>
-          <w:shd w:val="clear" w:color="auto" w:fill="auto"/>
           <w:tblCellMar>
             <w:top w:w="0" w:type="dxa"/>
             <w:left w:w="0" w:type="dxa"/>
@@ -5152,11 +5151,11 @@
           <w:lang w:eastAsia="zh-CN"/>
         </w:rPr>
       </w:pPr>
-      <w:bookmarkStart w:id="3" w:name="_Toc17240"/>
-      <w:bookmarkStart w:id="4" w:name="_Toc13492"/>
-      <w:bookmarkStart w:id="5" w:name="_Toc107825551"/>
-      <w:bookmarkStart w:id="6" w:name="_Toc23434"/>
-      <w:bookmarkStart w:id="7" w:name="_Toc149837258"/>
+      <w:bookmarkStart w:id="3" w:name="_Toc13492"/>
+      <w:bookmarkStart w:id="4" w:name="_Toc107825551"/>
+      <w:bookmarkStart w:id="5" w:name="_Toc17240"/>
+      <w:bookmarkStart w:id="6" w:name="_Toc149837258"/>
+      <w:bookmarkStart w:id="7" w:name="_Toc23434"/>
       <w:r>
         <w:rPr>
           <w:rFonts w:hint="eastAsia"/>
@@ -5659,6 +5658,30 @@
           <w:lang w:eastAsia="zh-CN"/>
         </w:rPr>
         <w:t>同源重组缺陷状态“阳性”定义为：存在致病或可能致病的BRCA基因变异和（或）基因组不稳定性评分（HRD score）大于等于43分，同源重组缺陷状态“阴性”定义为：不存在致病或可能致病变异的BRCA基因变异且基因组不稳定性评分（HRD score）小于43分。</w:t>
+      </w:r>
+    </w:p>
+    <w:p>
+      <w:pPr>
+        <w:pStyle w:val="7"/>
+        <w:numPr>
+          <w:ilvl w:val="0"/>
+          <w:numId w:val="6"/>
+        </w:numPr>
+        <w:rPr>
+          <w:rFonts w:ascii="Times New Roman" w:hAnsi="Times New Roman" w:eastAsia="微软雅黑" w:cs="Times New Roman"/>
+          <w:sz w:val="18"/>
+          <w:szCs w:val="18"/>
+          <w:lang w:eastAsia="zh-CN"/>
+        </w:rPr>
+      </w:pPr>
+      <w:r>
+        <w:rPr>
+          <w:rFonts w:hint="eastAsia" w:ascii="Times New Roman" w:hAnsi="Times New Roman" w:eastAsia="微软雅黑" w:cs="Times New Roman"/>
+          <w:sz w:val="18"/>
+          <w:szCs w:val="18"/>
+          <w:lang w:eastAsia="zh-CN"/>
+        </w:rPr>
+        <w:t>BRCA1、BRCA2基因检测点突变（SNV）、小片段插入/缺失（Indel）、大片段缺失等变异类型，为患者提供遗传风险评估和临床用药参考；基因组不稳定评分（HRD score）是参考杂合性缺失（LOH）、端粒等位基因不平衡（TAI）、大片段迁移（LST）3个指标综合计算评分，全面反应基因组瘢痕状态，进而对基因组不稳定状态进行评估，为患者提供临床用药参考。</w:t>
       </w:r>
     </w:p>
     <w:p>
@@ -9725,6 +9748,12 @@
             <w:insideH w:val="single" w:color="31849B" w:sz="4" w:space="0"/>
             <w:insideV w:val="single" w:color="31849B" w:sz="4" w:space="0"/>
           </w:tblBorders>
+          <w:tblCellMar>
+            <w:top w:w="0" w:type="dxa"/>
+            <w:left w:w="0" w:type="dxa"/>
+            <w:bottom w:w="0" w:type="dxa"/>
+            <w:right w:w="0" w:type="dxa"/>
+          </w:tblCellMar>
         </w:tblPrEx>
         <w:trPr>
           <w:trHeight w:val="510" w:hRule="atLeast"/>
@@ -12376,8 +12405,6 @@
         </w:rPr>
         <w:t>有害</w:t>
       </w:r>
-      <w:bookmarkStart w:id="39" w:name="_GoBack"/>
-      <w:bookmarkEnd w:id="39"/>
       <w:r>
         <w:rPr>
           <w:rFonts w:ascii="微软雅黑" w:hAnsi="微软雅黑" w:eastAsia="微软雅黑"/>
@@ -12552,8 +12579,8 @@
           <w:lang w:eastAsia="zh-CN"/>
         </w:rPr>
       </w:pPr>
-      <w:bookmarkStart w:id="12" w:name="_Toc17537"/>
-      <w:bookmarkStart w:id="13" w:name="_Toc289"/>
+      <w:bookmarkStart w:id="12" w:name="_Toc289"/>
+      <w:bookmarkStart w:id="13" w:name="_Toc17537"/>
       <w:r>
         <w:rPr>
           <w:rFonts w:hint="eastAsia" w:ascii="Times New Roman" w:hAnsi="Times New Roman" w:cs="Times New Roman"/>
@@ -12603,9 +12630,9 @@
       <w:tblGrid>
         <w:gridCol w:w="1974"/>
         <w:gridCol w:w="1974"/>
-        <w:gridCol w:w="1974"/>
-        <w:gridCol w:w="1974"/>
-        <w:gridCol w:w="1974"/>
+        <w:gridCol w:w="1781"/>
+        <w:gridCol w:w="2412"/>
+        <w:gridCol w:w="1729"/>
       </w:tblGrid>
       <w:tr>
         <w:tblPrEx>
@@ -12694,7 +12721,7 @@
         </w:tc>
         <w:tc>
           <w:tcPr>
-            <w:tcW w:w="1974" w:type="dxa"/>
+            <w:tcW w:w="1781" w:type="dxa"/>
             <w:shd w:val="clear" w:color="auto" w:fill="DAEEF3"/>
             <w:vAlign w:val="center"/>
           </w:tcPr>
@@ -12726,7 +12753,7 @@
         </w:tc>
         <w:tc>
           <w:tcPr>
-            <w:tcW w:w="1974" w:type="dxa"/>
+            <w:tcW w:w="2412" w:type="dxa"/>
             <w:shd w:val="clear" w:color="auto" w:fill="DAEEF3"/>
             <w:vAlign w:val="center"/>
           </w:tcPr>
@@ -12735,12 +12762,12 @@
               <w:spacing w:before="26"/>
               <w:jc w:val="center"/>
               <w:rPr>
-                <w:rFonts w:ascii="Times New Roman" w:hAnsi="Times New Roman" w:eastAsia="微软雅黑" w:cs="Times New Roman"/>
+                <w:rFonts w:hint="default" w:ascii="Times New Roman" w:hAnsi="Times New Roman" w:eastAsia="微软雅黑" w:cs="Times New Roman"/>
                 <w:b/>
                 <w:color w:val="31849B"/>
                 <w:sz w:val="18"/>
                 <w:szCs w:val="18"/>
-                <w:lang w:eastAsia="zh-CN"/>
+                <w:lang w:val="en-US" w:eastAsia="zh-CN"/>
               </w:rPr>
             </w:pPr>
             <w:r>
@@ -12798,11 +12825,22 @@
               </w:rPr>
               <w:t>突变频率</w:t>
             </w:r>
-          </w:p>
-        </w:tc>
-        <w:tc>
-          <w:tcPr>
-            <w:tcW w:w="1974" w:type="dxa"/>
+            <w:r>
+              <w:rPr>
+                <w:rFonts w:hint="eastAsia" w:ascii="Times New Roman" w:hAnsi="Times New Roman" w:cs="Times New Roman"/>
+                <w:b/>
+                <w:color w:val="31849B"/>
+                <w:sz w:val="18"/>
+                <w:szCs w:val="18"/>
+                <w:lang w:val="en-US" w:eastAsia="zh-CN"/>
+              </w:rPr>
+              <w:t>/拷贝数</w:t>
+            </w:r>
+          </w:p>
+        </w:tc>
+        <w:tc>
+          <w:tcPr>
+            <w:tcW w:w="1729" w:type="dxa"/>
             <w:shd w:val="clear" w:color="auto" w:fill="DAEEF3"/>
             <w:vAlign w:val="center"/>
           </w:tcPr>
@@ -13018,12 +13056,261 @@
               <w:spacing w:before="26"/>
               <w:jc w:val="center"/>
               <w:rPr>
-                <w:rFonts w:ascii="Times New Roman" w:hAnsi="Times New Roman" w:eastAsia="微软雅黑" w:cs="Times New Roman"/>
+                <w:rFonts w:hint="default" w:ascii="Times New Roman" w:hAnsi="Times New Roman" w:eastAsia="微软雅黑" w:cs="Times New Roman"/>
                 <w:bCs/>
-                <w:color w:val="262626"/>
-                <w:sz w:val="18"/>
-                <w:szCs w:val="18"/>
-                <w:lang w:eastAsia="zh-CN"/>
+                <w:sz w:val="18"/>
+                <w:szCs w:val="18"/>
+                <w:lang w:eastAsia="zh-CN"/>
+              </w:rPr>
+            </w:pPr>
+            <w:r>
+              <w:rPr>
+                <w:rFonts w:hint="eastAsia" w:ascii="Times New Roman" w:hAnsi="Times New Roman" w:eastAsia="微软雅黑" w:cs="Times New Roman"/>
+                <w:sz w:val="18"/>
+                <w:lang w:val="en-US" w:eastAsia="zh-CN"/>
+              </w:rPr>
+              <w:t>{% if brca.</w:t>
+            </w:r>
+            <w:r>
+              <w:rPr>
+                <w:rFonts w:hint="default" w:ascii="Times New Roman" w:hAnsi="Times New Roman" w:eastAsia="微软雅黑" w:cs="Times New Roman"/>
+                <w:sz w:val="18"/>
+              </w:rPr>
+              <w:t>Transcript</w:t>
+            </w:r>
+            <w:r>
+              <w:rPr>
+                <w:rFonts w:hint="eastAsia" w:ascii="Times New Roman" w:hAnsi="Times New Roman" w:eastAsia="微软雅黑" w:cs="Times New Roman"/>
+                <w:sz w:val="18"/>
+                <w:lang w:val="en-US" w:eastAsia="zh-CN"/>
+              </w:rPr>
+              <w:t xml:space="preserve"> == </w:t>
+            </w:r>
+            <w:r>
+              <w:rPr>
+                <w:rFonts w:hint="default" w:ascii="Times New Roman" w:hAnsi="Times New Roman" w:eastAsia="微软雅黑" w:cs="Times New Roman"/>
+                <w:sz w:val="18"/>
+                <w:lang w:val="en-US" w:eastAsia="zh-CN"/>
+              </w:rPr>
+              <w:t>‘</w:t>
+            </w:r>
+            <w:r>
+              <w:rPr>
+                <w:rFonts w:hint="eastAsia" w:ascii="Times New Roman" w:hAnsi="Times New Roman" w:eastAsia="微软雅黑" w:cs="Times New Roman"/>
+                <w:sz w:val="18"/>
+                <w:lang w:val="en-US" w:eastAsia="zh-CN"/>
+              </w:rPr>
+              <w:t>.</w:t>
+            </w:r>
+            <w:r>
+              <w:rPr>
+                <w:rFonts w:hint="default" w:ascii="Times New Roman" w:hAnsi="Times New Roman" w:eastAsia="微软雅黑" w:cs="Times New Roman"/>
+                <w:sz w:val="18"/>
+                <w:lang w:val="en-US" w:eastAsia="zh-CN"/>
+              </w:rPr>
+              <w:t>’</w:t>
+            </w:r>
+            <w:r>
+              <w:rPr>
+                <w:rFonts w:hint="eastAsia" w:ascii="Times New Roman" w:hAnsi="Times New Roman" w:eastAsia="微软雅黑" w:cs="Times New Roman"/>
+                <w:sz w:val="18"/>
+                <w:lang w:val="en-US" w:eastAsia="zh-CN"/>
+              </w:rPr>
+              <w:t>%}</w:t>
+            </w:r>
+            <w:r>
+              <w:rPr>
+                <w:rFonts w:hint="default" w:ascii="Times New Roman" w:hAnsi="Times New Roman" w:eastAsia="微软雅黑" w:cs="Times New Roman"/>
+                <w:sz w:val="18"/>
+              </w:rPr>
+              <w:t>{{ brca.</w:t>
+            </w:r>
+            <w:r>
+              <w:rPr>
+                <w:rFonts w:hint="eastAsia" w:ascii="Times New Roman" w:hAnsi="Times New Roman" w:eastAsia="微软雅黑" w:cs="Times New Roman"/>
+                <w:sz w:val="18"/>
+                <w:lang w:val="en-US" w:eastAsia="zh-CN"/>
+              </w:rPr>
+              <w:t>Gene</w:t>
+            </w:r>
+            <w:r>
+              <w:rPr>
+                <w:rFonts w:hint="default" w:ascii="Times New Roman" w:hAnsi="Times New Roman" w:eastAsia="微软雅黑" w:cs="Times New Roman"/>
+                <w:sz w:val="18"/>
+              </w:rPr>
+              <w:t>}}</w:t>
+            </w:r>
+            <w:r>
+              <w:rPr>
+                <w:rFonts w:hint="eastAsia" w:ascii="Times New Roman" w:hAnsi="Times New Roman" w:eastAsia="微软雅黑" w:cs="Times New Roman"/>
+                <w:sz w:val="18"/>
+                <w:lang w:val="en-US" w:eastAsia="zh-CN"/>
+              </w:rPr>
+              <w:t>{% else%}</w:t>
+            </w:r>
+            <w:r>
+              <w:rPr>
+                <w:rFonts w:hint="default" w:ascii="Times New Roman" w:hAnsi="Times New Roman" w:eastAsia="微软雅黑" w:cs="Times New Roman"/>
+                <w:sz w:val="18"/>
+              </w:rPr>
+              <w:t>{{ brca.Gene }}</w:t>
+            </w:r>
+          </w:p>
+          <w:p>
+            <w:pPr>
+              <w:spacing w:before="26"/>
+              <w:jc w:val="center"/>
+              <w:rPr>
+                <w:rFonts w:ascii="Times New Roman" w:hAnsi="Times New Roman" w:eastAsia="微软雅黑" w:cs="Times New Roman"/>
+                <w:b/>
+                <w:color w:val="262626"/>
+                <w:sz w:val="18"/>
+                <w:szCs w:val="18"/>
+                <w:lang w:eastAsia="zh-CN"/>
+              </w:rPr>
+            </w:pPr>
+            <w:r>
+              <w:rPr>
+                <w:rFonts w:hint="default" w:ascii="Times New Roman" w:hAnsi="Times New Roman" w:eastAsia="微软雅黑" w:cs="Times New Roman"/>
+                <w:sz w:val="18"/>
+              </w:rPr>
+              <w:t>{{ brca</w:t>
+            </w:r>
+            <w:r>
+              <w:rPr>
+                <w:rFonts w:hint="eastAsia" w:ascii="Times New Roman" w:hAnsi="Times New Roman" w:eastAsia="微软雅黑" w:cs="Times New Roman"/>
+                <w:sz w:val="18"/>
+                <w:lang w:val="en-US" w:eastAsia="zh-CN"/>
+              </w:rPr>
+              <w:t>.Transcript</w:t>
+            </w:r>
+            <w:r>
+              <w:rPr>
+                <w:rFonts w:hint="default" w:ascii="Times New Roman" w:hAnsi="Times New Roman" w:eastAsia="微软雅黑" w:cs="Times New Roman"/>
+                <w:sz w:val="18"/>
+              </w:rPr>
+              <w:t xml:space="preserve"> }}</w:t>
+            </w:r>
+            <w:r>
+              <w:rPr>
+                <w:rFonts w:hint="eastAsia" w:ascii="Times New Roman" w:hAnsi="Times New Roman" w:eastAsia="微软雅黑" w:cs="Times New Roman"/>
+                <w:sz w:val="18"/>
+                <w:lang w:val="en-US" w:eastAsia="zh-CN"/>
+              </w:rPr>
+              <w:t>{% endif%}</w:t>
+            </w:r>
+          </w:p>
+        </w:tc>
+        <w:tc>
+          <w:tcPr>
+            <w:tcW w:w="1974" w:type="dxa"/>
+            <w:vAlign w:val="center"/>
+          </w:tcPr>
+          <w:p>
+            <w:pPr>
+              <w:spacing w:before="26"/>
+              <w:jc w:val="center"/>
+              <w:rPr>
+                <w:rFonts w:hint="default" w:ascii="Times New Roman" w:hAnsi="Times New Roman" w:eastAsia="微软雅黑" w:cs="Times New Roman"/>
+                <w:bCs/>
+                <w:sz w:val="18"/>
+                <w:szCs w:val="18"/>
+                <w:lang w:eastAsia="zh-CN"/>
+              </w:rPr>
+            </w:pPr>
+            <w:r>
+              <w:rPr>
+                <w:rFonts w:hint="eastAsia" w:ascii="Times New Roman" w:hAnsi="Times New Roman" w:eastAsia="微软雅黑" w:cs="Times New Roman"/>
+                <w:sz w:val="18"/>
+                <w:lang w:val="en-US" w:eastAsia="zh-CN"/>
+              </w:rPr>
+              <w:t xml:space="preserve">{% if brca.Exon != </w:t>
+            </w:r>
+            <w:r>
+              <w:rPr>
+                <w:rFonts w:hint="default" w:ascii="Times New Roman" w:hAnsi="Times New Roman" w:eastAsia="微软雅黑" w:cs="Times New Roman"/>
+                <w:sz w:val="18"/>
+                <w:lang w:val="en-US" w:eastAsia="zh-CN"/>
+              </w:rPr>
+              <w:t>‘</w:t>
+            </w:r>
+            <w:r>
+              <w:rPr>
+                <w:rFonts w:hint="eastAsia" w:ascii="Times New Roman" w:hAnsi="Times New Roman" w:eastAsia="微软雅黑" w:cs="Times New Roman"/>
+                <w:sz w:val="18"/>
+                <w:lang w:val="en-US" w:eastAsia="zh-CN"/>
+              </w:rPr>
+              <w:t>.</w:t>
+            </w:r>
+            <w:r>
+              <w:rPr>
+                <w:rFonts w:hint="default" w:ascii="Times New Roman" w:hAnsi="Times New Roman" w:eastAsia="微软雅黑" w:cs="Times New Roman"/>
+                <w:sz w:val="18"/>
+                <w:lang w:val="en-US" w:eastAsia="zh-CN"/>
+              </w:rPr>
+              <w:t>’</w:t>
+            </w:r>
+            <w:r>
+              <w:rPr>
+                <w:rFonts w:hint="eastAsia" w:ascii="Times New Roman" w:hAnsi="Times New Roman" w:eastAsia="微软雅黑" w:cs="Times New Roman"/>
+                <w:sz w:val="18"/>
+                <w:lang w:val="en-US" w:eastAsia="zh-CN"/>
+              </w:rPr>
+              <w:t>%}</w:t>
+            </w:r>
+            <w:r>
+              <w:rPr>
+                <w:rFonts w:hint="default" w:ascii="Times New Roman" w:hAnsi="Times New Roman" w:eastAsia="微软雅黑" w:cs="Times New Roman"/>
+                <w:sz w:val="18"/>
+              </w:rPr>
+              <w:t>{{ brca.Exon }}</w:t>
+            </w:r>
+          </w:p>
+          <w:p>
+            <w:pPr>
+              <w:spacing w:before="26"/>
+              <w:jc w:val="center"/>
+              <w:rPr>
+                <w:rFonts w:ascii="Times New Roman" w:hAnsi="Times New Roman" w:eastAsia="微软雅黑" w:cs="Times New Roman"/>
+                <w:bCs/>
+                <w:color w:val="262626"/>
+                <w:sz w:val="18"/>
+                <w:szCs w:val="18"/>
+                <w:lang w:eastAsia="zh-CN"/>
+              </w:rPr>
+            </w:pPr>
+            <w:r>
+              <w:rPr>
+                <w:rFonts w:hint="eastAsia" w:ascii="Times New Roman" w:hAnsi="Times New Roman" w:eastAsia="微软雅黑" w:cs="Times New Roman"/>
+                <w:sz w:val="18"/>
+                <w:lang w:val="en-US" w:eastAsia="zh-CN"/>
+              </w:rPr>
+              <w:t>{% endif %}</w:t>
+            </w:r>
+            <w:r>
+              <w:rPr>
+                <w:rFonts w:hint="default" w:ascii="Times New Roman" w:hAnsi="Times New Roman" w:eastAsia="微软雅黑" w:cs="Times New Roman"/>
+                <w:sz w:val="18"/>
+              </w:rPr>
+              <w:t>{{ brca.cHGVS }}</w:t>
+            </w:r>
+            <w:bookmarkStart w:id="39" w:name="_GoBack"/>
+            <w:bookmarkEnd w:id="39"/>
+          </w:p>
+        </w:tc>
+        <w:tc>
+          <w:tcPr>
+            <w:tcW w:w="1781" w:type="dxa"/>
+            <w:vAlign w:val="center"/>
+          </w:tcPr>
+          <w:p>
+            <w:pPr>
+              <w:spacing w:before="20"/>
+              <w:jc w:val="center"/>
+              <w:rPr>
+                <w:rFonts w:ascii="Times New Roman" w:hAnsi="Times New Roman" w:eastAsia="微软雅黑"/>
+                <w:color w:val="262626"/>
+                <w:sz w:val="18"/>
               </w:rPr>
             </w:pPr>
             <w:r>
@@ -13048,16 +13335,22 @@
                 <w:color w:val="262626"/>
                 <w:sz w:val="18"/>
               </w:rPr>
-              <w:t>.Gene }}</w:t>
-            </w:r>
-          </w:p>
+              <w:t>.pHGVS }}</w:t>
+            </w:r>
+          </w:p>
+        </w:tc>
+        <w:tc>
+          <w:tcPr>
+            <w:tcW w:w="2412" w:type="dxa"/>
+            <w:vAlign w:val="center"/>
+          </w:tcPr>
           <w:p>
             <w:pPr>
               <w:spacing w:before="26"/>
               <w:jc w:val="center"/>
               <w:rPr>
                 <w:rFonts w:ascii="Times New Roman" w:hAnsi="Times New Roman" w:eastAsia="微软雅黑" w:cs="Times New Roman"/>
-                <w:b/>
+                <w:bCs/>
                 <w:color w:val="262626"/>
                 <w:sz w:val="18"/>
                 <w:szCs w:val="18"/>
@@ -13086,196 +13379,13 @@
                 <w:color w:val="262626"/>
                 <w:sz w:val="18"/>
               </w:rPr>
-              <w:t>.</w:t>
-            </w:r>
-            <w:r>
-              <w:rPr>
-                <w:rFonts w:ascii="Times New Roman" w:hAnsi="Times New Roman" w:eastAsia="微软雅黑"/>
-                <w:color w:val="262626"/>
-                <w:sz w:val="18"/>
-              </w:rPr>
-              <w:t>Transcript</w:t>
-            </w:r>
-            <w:r>
-              <w:rPr>
-                <w:rFonts w:hint="eastAsia" w:ascii="Times New Roman" w:hAnsi="Times New Roman" w:eastAsia="微软雅黑"/>
-                <w:color w:val="262626"/>
-                <w:sz w:val="18"/>
-              </w:rPr>
-              <w:t>}}</w:t>
-            </w:r>
-          </w:p>
-        </w:tc>
-        <w:tc>
-          <w:tcPr>
-            <w:tcW w:w="1974" w:type="dxa"/>
-            <w:vAlign w:val="center"/>
-          </w:tcPr>
-          <w:p>
-            <w:pPr>
-              <w:spacing w:before="26"/>
-              <w:jc w:val="center"/>
-              <w:rPr>
-                <w:rFonts w:ascii="Times New Roman" w:hAnsi="Times New Roman" w:eastAsia="微软雅黑" w:cs="Times New Roman"/>
-                <w:bCs/>
-                <w:color w:val="262626"/>
-                <w:sz w:val="18"/>
-                <w:szCs w:val="18"/>
-                <w:lang w:eastAsia="zh-CN"/>
-              </w:rPr>
-            </w:pPr>
-            <w:r>
-              <w:rPr>
-                <w:rFonts w:hint="eastAsia" w:ascii="Times New Roman" w:hAnsi="Times New Roman" w:eastAsia="微软雅黑"/>
-                <w:color w:val="262626"/>
-                <w:sz w:val="18"/>
-              </w:rPr>
-              <w:t xml:space="preserve">{{ </w:t>
-            </w:r>
-            <w:r>
-              <w:rPr>
-                <w:rFonts w:ascii="Times New Roman" w:hAnsi="Times New Roman" w:eastAsia="微软雅黑"/>
-                <w:color w:val="262626"/>
-                <w:sz w:val="18"/>
-              </w:rPr>
-              <w:t>brca</w:t>
-            </w:r>
-            <w:r>
-              <w:rPr>
-                <w:rFonts w:hint="eastAsia" w:ascii="Times New Roman" w:hAnsi="Times New Roman" w:eastAsia="微软雅黑"/>
-                <w:color w:val="262626"/>
-                <w:sz w:val="18"/>
-              </w:rPr>
-              <w:t>.Exon }}</w:t>
-            </w:r>
-          </w:p>
-          <w:p>
-            <w:pPr>
-              <w:spacing w:before="26"/>
-              <w:jc w:val="center"/>
-              <w:rPr>
-                <w:rFonts w:ascii="Times New Roman" w:hAnsi="Times New Roman" w:eastAsia="微软雅黑" w:cs="Times New Roman"/>
-                <w:bCs/>
-                <w:color w:val="262626"/>
-                <w:sz w:val="18"/>
-                <w:szCs w:val="18"/>
-                <w:lang w:eastAsia="zh-CN"/>
-              </w:rPr>
-            </w:pPr>
-            <w:r>
-              <w:rPr>
-                <w:rFonts w:hint="eastAsia" w:ascii="Times New Roman" w:hAnsi="Times New Roman" w:eastAsia="微软雅黑"/>
-                <w:color w:val="262626"/>
-                <w:sz w:val="18"/>
-              </w:rPr>
-              <w:t xml:space="preserve">{{ </w:t>
-            </w:r>
-            <w:r>
-              <w:rPr>
-                <w:rFonts w:ascii="Times New Roman" w:hAnsi="Times New Roman" w:eastAsia="微软雅黑"/>
-                <w:color w:val="262626"/>
-                <w:sz w:val="18"/>
-              </w:rPr>
-              <w:t>brca</w:t>
-            </w:r>
-            <w:r>
-              <w:rPr>
-                <w:rFonts w:hint="eastAsia" w:ascii="Times New Roman" w:hAnsi="Times New Roman" w:eastAsia="微软雅黑"/>
-                <w:color w:val="262626"/>
-                <w:sz w:val="18"/>
-              </w:rPr>
-              <w:t>.cHGVS }}</w:t>
-            </w:r>
-          </w:p>
-        </w:tc>
-        <w:tc>
-          <w:tcPr>
-            <w:tcW w:w="1974" w:type="dxa"/>
-            <w:vAlign w:val="center"/>
-          </w:tcPr>
-          <w:p>
-            <w:pPr>
-              <w:spacing w:before="20"/>
-              <w:jc w:val="center"/>
-              <w:rPr>
-                <w:rFonts w:ascii="Times New Roman" w:hAnsi="Times New Roman" w:eastAsia="微软雅黑"/>
-                <w:color w:val="262626"/>
-                <w:sz w:val="18"/>
-              </w:rPr>
-            </w:pPr>
-            <w:r>
-              <w:rPr>
-                <w:rFonts w:hint="eastAsia" w:ascii="Times New Roman" w:hAnsi="Times New Roman" w:eastAsia="微软雅黑"/>
-                <w:color w:val="262626"/>
-                <w:sz w:val="18"/>
-              </w:rPr>
-              <w:t xml:space="preserve">{{ </w:t>
-            </w:r>
-            <w:r>
-              <w:rPr>
-                <w:rFonts w:ascii="Times New Roman" w:hAnsi="Times New Roman" w:eastAsia="微软雅黑"/>
-                <w:color w:val="262626"/>
-                <w:sz w:val="18"/>
-              </w:rPr>
-              <w:t>brca</w:t>
-            </w:r>
-            <w:r>
-              <w:rPr>
-                <w:rFonts w:hint="eastAsia" w:ascii="Times New Roman" w:hAnsi="Times New Roman" w:eastAsia="微软雅黑"/>
-                <w:color w:val="262626"/>
-                <w:sz w:val="18"/>
-              </w:rPr>
-              <w:t>.pHGVS }}</w:t>
-            </w:r>
-          </w:p>
-        </w:tc>
-        <w:tc>
-          <w:tcPr>
-            <w:tcW w:w="1974" w:type="dxa"/>
-            <w:vAlign w:val="center"/>
-          </w:tcPr>
-          <w:p>
-            <w:pPr>
-              <w:spacing w:before="26"/>
-              <w:jc w:val="center"/>
-              <w:rPr>
-                <w:rFonts w:ascii="Times New Roman" w:hAnsi="Times New Roman" w:eastAsia="微软雅黑" w:cs="Times New Roman"/>
-                <w:bCs/>
-                <w:color w:val="262626"/>
-                <w:sz w:val="18"/>
-                <w:szCs w:val="18"/>
-                <w:lang w:eastAsia="zh-CN"/>
-              </w:rPr>
-            </w:pPr>
-            <w:r>
-              <w:rPr>
-                <w:rFonts w:hint="eastAsia" w:ascii="Times New Roman" w:hAnsi="Times New Roman" w:eastAsia="微软雅黑"/>
-                <w:color w:val="262626"/>
-                <w:sz w:val="18"/>
-              </w:rPr>
-              <w:t xml:space="preserve">{{ </w:t>
-            </w:r>
-            <w:r>
-              <w:rPr>
-                <w:rFonts w:ascii="Times New Roman" w:hAnsi="Times New Roman" w:eastAsia="微软雅黑"/>
-                <w:color w:val="262626"/>
-                <w:sz w:val="18"/>
-              </w:rPr>
-              <w:t>brca</w:t>
-            </w:r>
-            <w:r>
-              <w:rPr>
-                <w:rFonts w:hint="eastAsia" w:ascii="Times New Roman" w:hAnsi="Times New Roman" w:eastAsia="微软雅黑"/>
-                <w:color w:val="262626"/>
-                <w:sz w:val="18"/>
-              </w:rPr>
               <w:t>.Zygosity }}</w:t>
             </w:r>
           </w:p>
         </w:tc>
         <w:tc>
           <w:tcPr>
-            <w:tcW w:w="1974" w:type="dxa"/>
+            <w:tcW w:w="1729" w:type="dxa"/>
             <w:vAlign w:val="center"/>
           </w:tcPr>
           <w:p>
@@ -13499,7 +13609,7 @@
         </w:tc>
         <w:tc>
           <w:tcPr>
-            <w:tcW w:w="1974" w:type="dxa"/>
+            <w:tcW w:w="1781" w:type="dxa"/>
             <w:vAlign w:val="center"/>
           </w:tcPr>
           <w:p>
@@ -13530,7 +13640,7 @@
         </w:tc>
         <w:tc>
           <w:tcPr>
-            <w:tcW w:w="1974" w:type="dxa"/>
+            <w:tcW w:w="2412" w:type="dxa"/>
             <w:vAlign w:val="center"/>
           </w:tcPr>
           <w:p>
@@ -13561,7 +13671,7 @@
         </w:tc>
         <w:tc>
           <w:tcPr>
-            <w:tcW w:w="1974" w:type="dxa"/>
+            <w:tcW w:w="1729" w:type="dxa"/>
             <w:vAlign w:val="center"/>
           </w:tcPr>
           <w:p>
@@ -17213,12 +17323,6 @@
             <w:insideH w:val="single" w:color="31849B" w:sz="8" w:space="0"/>
             <w:insideV w:val="single" w:color="31849B" w:sz="8" w:space="0"/>
           </w:tblBorders>
-          <w:tblCellMar>
-            <w:top w:w="0" w:type="dxa"/>
-            <w:left w:w="108" w:type="dxa"/>
-            <w:bottom w:w="0" w:type="dxa"/>
-            <w:right w:w="108" w:type="dxa"/>
-          </w:tblCellMar>
         </w:tblPrEx>
         <w:trPr>
           <w:trHeight w:val="420" w:hRule="atLeast"/>
@@ -17773,8 +17877,8 @@
         </w:rPr>
         <w:br w:type="page"/>
       </w:r>
-      <w:bookmarkStart w:id="14" w:name="_Toc31324"/>
-      <w:bookmarkStart w:id="15" w:name="_Toc26395"/>
+      <w:bookmarkStart w:id="14" w:name="_Toc26395"/>
+      <w:bookmarkStart w:id="15" w:name="_Toc31324"/>
     </w:p>
     <w:bookmarkEnd w:id="14"/>
     <w:bookmarkEnd w:id="15"/>
@@ -20619,12 +20723,6 @@
             <w:insideH w:val="dotted" w:color="45A3A7" w:sz="4" w:space="0"/>
             <w:insideV w:val="dotted" w:color="45A3A7" w:sz="4" w:space="0"/>
           </w:tblBorders>
-          <w:tblCellMar>
-            <w:top w:w="0" w:type="dxa"/>
-            <w:left w:w="108" w:type="dxa"/>
-            <w:bottom w:w="0" w:type="dxa"/>
-            <w:right w:w="108" w:type="dxa"/>
-          </w:tblCellMar>
         </w:tblPrEx>
         <w:trPr>
           <w:trHeight w:val="417" w:hRule="atLeast"/>
@@ -26432,12 +26530,6 @@
             <w:insideH w:val="dotted" w:color="45A3A7" w:sz="4" w:space="0"/>
             <w:insideV w:val="dotted" w:color="45A3A7" w:sz="4" w:space="0"/>
           </w:tblBorders>
-          <w:tblCellMar>
-            <w:top w:w="0" w:type="dxa"/>
-            <w:left w:w="108" w:type="dxa"/>
-            <w:bottom w:w="0" w:type="dxa"/>
-            <w:right w:w="108" w:type="dxa"/>
-          </w:tblCellMar>
         </w:tblPrEx>
         <w:trPr>
           <w:trHeight w:val="417" w:hRule="atLeast"/>
@@ -33110,8 +33202,8 @@
           <w:lang w:eastAsia="zh-CN"/>
         </w:rPr>
       </w:pPr>
-      <w:bookmarkStart w:id="17" w:name="_Toc23742"/>
-      <w:bookmarkStart w:id="18" w:name="_Toc9502"/>
+      <w:bookmarkStart w:id="17" w:name="_Toc9502"/>
+      <w:bookmarkStart w:id="18" w:name="_Toc23742"/>
       <w:r>
         <w:rPr>
           <w:rFonts w:ascii="Times New Roman" w:hAnsi="Times New Roman" w:eastAsia="微软雅黑" w:cs="Times New Roman"/>
@@ -40756,8 +40848,8 @@
           <w:lang w:eastAsia="zh-CN"/>
         </w:rPr>
       </w:pPr>
-      <w:bookmarkStart w:id="21" w:name="_Toc15830"/>
-      <w:bookmarkStart w:id="22" w:name="_Toc23705"/>
+      <w:bookmarkStart w:id="21" w:name="_Toc23705"/>
+      <w:bookmarkStart w:id="22" w:name="_Toc15830"/>
     </w:p>
     <w:p>
       <w:pPr>
@@ -41063,10 +41155,10 @@
           <w:lang w:eastAsia="zh-CN"/>
         </w:rPr>
       </w:pPr>
-      <w:bookmarkStart w:id="23" w:name="_Toc3846"/>
-      <w:bookmarkStart w:id="24" w:name="_Toc32060"/>
+      <w:bookmarkStart w:id="23" w:name="_Toc5400"/>
+      <w:bookmarkStart w:id="24" w:name="_Toc3846"/>
       <w:bookmarkStart w:id="25" w:name="_Toc331"/>
-      <w:bookmarkStart w:id="26" w:name="_Toc5400"/>
+      <w:bookmarkStart w:id="26" w:name="_Toc32060"/>
       <w:r>
         <w:rPr>
           <w:rFonts w:ascii="Times New Roman" w:hAnsi="Times New Roman" w:eastAsia="微软雅黑" w:cs="Times New Roman"/>
@@ -41197,10 +41289,10 @@
           <w:lang w:eastAsia="zh-CN"/>
         </w:rPr>
       </w:pPr>
-      <w:bookmarkStart w:id="27" w:name="_Toc10299"/>
-      <w:bookmarkStart w:id="28" w:name="_Toc22196"/>
-      <w:bookmarkStart w:id="29" w:name="_Toc126"/>
-      <w:bookmarkStart w:id="30" w:name="_Toc5423"/>
+      <w:bookmarkStart w:id="27" w:name="_Toc22196"/>
+      <w:bookmarkStart w:id="28" w:name="_Toc5423"/>
+      <w:bookmarkStart w:id="29" w:name="_Toc10299"/>
+      <w:bookmarkStart w:id="30" w:name="_Toc126"/>
       <w:r>
         <w:rPr>
           <w:rFonts w:ascii="Times New Roman" w:hAnsi="Times New Roman" w:eastAsia="微软雅黑" w:cs="Times New Roman"/>
@@ -41428,13 +41520,13 @@
           <w:lang w:eastAsia="zh-CN"/>
         </w:rPr>
       </w:pPr>
-      <w:bookmarkStart w:id="31" w:name="_Toc17111_WPSOffice_Level2"/>
-      <w:bookmarkStart w:id="32" w:name="_Toc3488_WPSOffice_Level2"/>
-      <w:bookmarkStart w:id="33" w:name="_Toc31515_WPSOffice_Level2"/>
-      <w:bookmarkStart w:id="34" w:name="_Toc11193_WPSOffice_Level2"/>
-      <w:bookmarkStart w:id="35" w:name="_Toc6304_WPSOffice_Level2"/>
-      <w:bookmarkStart w:id="36" w:name="_Toc19280_WPSOffice_Level2"/>
-      <w:bookmarkStart w:id="37" w:name="_Toc6931_WPSOffice_Level2"/>
+      <w:bookmarkStart w:id="31" w:name="_Toc11193_WPSOffice_Level2"/>
+      <w:bookmarkStart w:id="32" w:name="_Toc6304_WPSOffice_Level2"/>
+      <w:bookmarkStart w:id="33" w:name="_Toc3488_WPSOffice_Level2"/>
+      <w:bookmarkStart w:id="34" w:name="_Toc19280_WPSOffice_Level2"/>
+      <w:bookmarkStart w:id="35" w:name="_Toc6931_WPSOffice_Level2"/>
+      <w:bookmarkStart w:id="36" w:name="_Toc17111_WPSOffice_Level2"/>
+      <w:bookmarkStart w:id="37" w:name="_Toc31515_WPSOffice_Level2"/>
       <w:r>
         <w:rPr>
           <w:rFonts w:hint="default" w:ascii="Times New Roman" w:hAnsi="Times New Roman" w:eastAsia="微软雅黑" w:cs="Times New Roman"/>
@@ -41568,6 +41660,12 @@
             <w:insideH w:val="single" w:color="A4A4A4" w:sz="4" w:space="0"/>
             <w:insideV w:val="single" w:color="A4A4A4" w:sz="4" w:space="0"/>
           </w:tblBorders>
+          <w:tblCellMar>
+            <w:top w:w="0" w:type="dxa"/>
+            <w:left w:w="0" w:type="dxa"/>
+            <w:bottom w:w="0" w:type="dxa"/>
+            <w:right w:w="0" w:type="dxa"/>
+          </w:tblCellMar>
         </w:tblPrEx>
         <w:trPr>
           <w:trHeight w:val="227" w:hRule="atLeast"/>
@@ -41815,9 +41913,18 @@
     </w:tbl>
     <w:p>
       <w:pPr>
-        <w:rPr>
-          <w:sz w:val="16"/>
-          <w:szCs w:val="16"/>
+        <w:numPr>
+          <w:ilvl w:val="0"/>
+          <w:numId w:val="0"/>
+        </w:numPr>
+        <w:ind w:leftChars="0"/>
+        <w:rPr>
+          <w:rFonts w:hint="default" w:ascii="Times New Roman" w:hAnsi="Times New Roman" w:eastAsia="微软雅黑" w:cs="Times New Roman"/>
+          <w:b/>
+          <w:bCs/>
+          <w:sz w:val="18"/>
+          <w:szCs w:val="18"/>
+          <w:lang w:eastAsia="zh-CN"/>
         </w:rPr>
       </w:pPr>
       <w:r>
@@ -41833,26 +41940,52 @@
       </w:r>
       <w:r>
         <w:rPr>
-          <w:rFonts w:ascii="Times New Roman" w:hAnsi="Times New Roman" w:eastAsia="微软雅黑" w:cs="Times New Roman"/>
+          <w:rFonts w:hint="default" w:ascii="Times New Roman" w:hAnsi="Times New Roman" w:eastAsia="微软雅黑" w:cs="Times New Roman"/>
           <w:b/>
           <w:bCs/>
           <w:sz w:val="18"/>
           <w:szCs w:val="18"/>
-          <w:highlight w:val="none"/>
           <w:lang w:eastAsia="zh-CN"/>
         </w:rPr>
         <w:t>注：</w:t>
       </w:r>
-      <w:r>
-        <w:rPr>
-          <w:rFonts w:hint="eastAsia" w:ascii="Times New Roman" w:hAnsi="Times New Roman" w:eastAsia="微软雅黑" w:cs="Times New Roman"/>
+    </w:p>
+    <w:p>
+      <w:pPr>
+        <w:numPr>
+          <w:ilvl w:val="0"/>
+          <w:numId w:val="12"/>
+        </w:numPr>
+        <w:ind w:leftChars="0"/>
+        <w:rPr>
+          <w:rFonts w:hint="default" w:ascii="Times New Roman" w:hAnsi="Times New Roman" w:eastAsia="微软雅黑" w:cs="Times New Roman"/>
           <w:sz w:val="18"/>
           <w:szCs w:val="18"/>
-          <w:highlight w:val="none"/>
           <w:lang w:eastAsia="zh-CN"/>
         </w:rPr>
-        <w:t>红色标</w:t>
+      </w:pPr>
+      <w:r>
+        <w:rPr>
+          <w:rFonts w:hint="default" w:ascii="Times New Roman" w:hAnsi="Times New Roman" w:eastAsia="微软雅黑" w:cs="Times New Roman"/>
+          <w:sz w:val="18"/>
+          <w:szCs w:val="18"/>
+          <w:lang w:eastAsia="zh-CN"/>
+        </w:rPr>
+        <w:t>红色标注基因表示本次检出结果阳性，无红色标注基因表示本次检出结果阴性。</w:t>
       </w:r>
+    </w:p>
+    <w:p>
+      <w:pPr>
+        <w:numPr>
+          <w:ilvl w:val="0"/>
+          <w:numId w:val="12"/>
+        </w:numPr>
+        <w:ind w:leftChars="0"/>
+        <w:rPr>
+          <w:sz w:val="16"/>
+          <w:szCs w:val="16"/>
+        </w:rPr>
+      </w:pPr>
       <w:r>
         <w:rPr>
           <w:rFonts w:hint="eastAsia" w:ascii="Times New Roman" w:hAnsi="Times New Roman" w:eastAsia="微软雅黑" w:cs="Times New Roman"/>
@@ -41861,37 +41994,7 @@
           <w:highlight w:val="none"/>
           <w:lang w:val="en-US" w:eastAsia="zh-CN"/>
         </w:rPr>
-        <w:t>注</w:t>
-      </w:r>
-      <w:r>
-        <w:rPr>
-          <w:rFonts w:hint="eastAsia" w:ascii="Times New Roman" w:hAnsi="Times New Roman" w:eastAsia="微软雅黑" w:cs="Times New Roman"/>
-          <w:sz w:val="18"/>
-          <w:szCs w:val="18"/>
-          <w:highlight w:val="none"/>
-          <w:lang w:eastAsia="zh-CN"/>
-        </w:rPr>
-        <w:t>基因表示本次检出结果阳性，无红色标</w:t>
-      </w:r>
-      <w:r>
-        <w:rPr>
-          <w:rFonts w:hint="eastAsia" w:ascii="Times New Roman" w:hAnsi="Times New Roman" w:eastAsia="微软雅黑" w:cs="Times New Roman"/>
-          <w:sz w:val="18"/>
-          <w:szCs w:val="18"/>
-          <w:highlight w:val="none"/>
-          <w:lang w:val="en-US" w:eastAsia="zh-CN"/>
-        </w:rPr>
-        <w:t>注</w:t>
-      </w:r>
-      <w:r>
-        <w:rPr>
-          <w:rFonts w:hint="eastAsia" w:ascii="Times New Roman" w:hAnsi="Times New Roman" w:eastAsia="微软雅黑" w:cs="Times New Roman"/>
-          <w:sz w:val="18"/>
-          <w:szCs w:val="18"/>
-          <w:highlight w:val="none"/>
-          <w:lang w:eastAsia="zh-CN"/>
-        </w:rPr>
-        <w:t>基因表示本次检出结果阴性。</w:t>
+        <w:t>仅BRCA1、BRCA2基因检测大片段缺失。</w:t>
       </w:r>
       <w:r>
         <w:rPr>
@@ -42174,7 +42277,7 @@
         <w:widowControl/>
         <w:numPr>
           <w:ilvl w:val="0"/>
-          <w:numId w:val="12"/>
+          <w:numId w:val="13"/>
         </w:numPr>
         <w:kinsoku/>
         <w:wordWrap/>
@@ -43885,6 +43988,22 @@
     </w:lvl>
   </w:abstractNum>
   <w:abstractNum w:abstractNumId="8">
+    <w:nsid w:val="2D319487"/>
+    <w:multiLevelType w:val="singleLevel"/>
+    <w:tmpl w:val="2D319487"/>
+    <w:lvl w:ilvl="0" w:tentative="0">
+      <w:start w:val="1"/>
+      <w:numFmt w:val="decimal"/>
+      <w:lvlText w:val="%1."/>
+      <w:lvlJc w:val="left"/>
+      <w:pPr>
+        <w:tabs>
+          <w:tab w:val="left" w:pos="312"/>
+        </w:tabs>
+      </w:pPr>
+    </w:lvl>
+  </w:abstractNum>
+  <w:abstractNum w:abstractNumId="9">
     <w:nsid w:val="361A96C8"/>
     <w:multiLevelType w:val="singleLevel"/>
     <w:tmpl w:val="361A96C8"/>
@@ -43904,7 +44023,7 @@
       </w:rPr>
     </w:lvl>
   </w:abstractNum>
-  <w:abstractNum w:abstractNumId="9">
+  <w:abstractNum w:abstractNumId="10">
     <w:nsid w:val="5EFAFD38"/>
     <w:multiLevelType w:val="multilevel"/>
     <w:tmpl w:val="5EFAFD38"/>
@@ -44017,7 +44136,7 @@
       </w:rPr>
     </w:lvl>
   </w:abstractNum>
-  <w:abstractNum w:abstractNumId="10">
+  <w:abstractNum w:abstractNumId="11">
     <w:nsid w:val="6BAC6FD5"/>
     <w:multiLevelType w:val="singleLevel"/>
     <w:tmpl w:val="6BAC6FD5"/>
@@ -44029,7 +44148,7 @@
       <w:lvlJc w:val="left"/>
     </w:lvl>
   </w:abstractNum>
-  <w:abstractNum w:abstractNumId="11">
+  <w:abstractNum w:abstractNumId="12">
     <w:nsid w:val="7C0A0902"/>
     <w:multiLevelType w:val="multilevel"/>
     <w:tmpl w:val="7C0A0902"/>
@@ -44155,16 +44274,16 @@
     <w:abstractNumId w:val="3"/>
   </w:num>
   <w:num w:numId="5">
-    <w:abstractNumId w:val="9"/>
+    <w:abstractNumId w:val="10"/>
   </w:num>
   <w:num w:numId="6">
-    <w:abstractNumId w:val="8"/>
+    <w:abstractNumId w:val="9"/>
   </w:num>
   <w:num w:numId="7">
     <w:abstractNumId w:val="7"/>
   </w:num>
   <w:num w:numId="8">
-    <w:abstractNumId w:val="11"/>
+    <w:abstractNumId w:val="12"/>
   </w:num>
   <w:num w:numId="9">
     <w:abstractNumId w:val="2"/>
@@ -44173,9 +44292,12 @@
     <w:abstractNumId w:val="6"/>
   </w:num>
   <w:num w:numId="11">
-    <w:abstractNumId w:val="10"/>
+    <w:abstractNumId w:val="11"/>
   </w:num>
   <w:num w:numId="12">
+    <w:abstractNumId w:val="8"/>
+  </w:num>
+  <w:num w:numId="13">
     <w:abstractNumId w:val="0"/>
   </w:num>
 </w:numbering>
@@ -46643,7 +46765,14 @@
 </file>
 
 <file path=customXml/item2.xml><?xml version="1.0" encoding="utf-8"?>
-<b:Sources xmlns:b="http://schemas.openxmlformats.org/officeDocument/2006/bibliography" xmlns="http://schemas.openxmlformats.org/officeDocument/2006/bibliography" SelectedStyle="\APASixthEditionOfficeOnline.xsl" StyleName="APA" Version="6"/>
+<cp:coreProperties xmlns:cp="http://schemas.openxmlformats.org/package/2006/metadata/core-properties" xmlns:dc="http://purl.org/dc/elements/1.1/" xmlns:dcterms="http://purl.org/dc/terms/" xmlns:dcmitype="http://purl.org/dc/dcmitype/" xmlns:xsi="http://www.w3.org/2001/XMLSchema-instance">
+  <dc:creator>wuzhongwei</dc:creator>
+  <cp:lastModifiedBy>Han</cp:lastModifiedBy>
+  <cp:revision>25</cp:revision>
+  <cp:lastPrinted>2019-09-19T01:02:00Z</cp:lastPrinted>
+  <dcterms:created xsi:type="dcterms:W3CDTF">2021-09-02T10:21:00Z</dcterms:created>
+  <dcterms:modified xsi:type="dcterms:W3CDTF">2022-11-04T08:31:00Z</dcterms:modified>
+</cp:coreProperties>
 </file>
 
 <file path=customXml/item3.xml><?xml version="1.0" encoding="utf-8"?>
@@ -46657,13 +46786,8 @@
   <DocSecurity>0</DocSecurity>
   <Lines>502</Lines>
   <Paragraphs>141</Paragraphs>
-  <ScaleCrop>false</ScaleCrop>
-  <Company/>
-  <LinksUpToDate>false</LinksUpToDate>
   <CharactersWithSpaces>70759</CharactersWithSpaces>
-  <SharedDoc>false</SharedDoc>
-  <HyperlinksChanged>false</HyperlinksChanged>
-  <AppVersion>16.0000</AppVersion>
+  <AppVersion>15.0000</AppVersion>
 </Properties>
 </file>
 
@@ -46693,20 +46817,18 @@
   <DocSecurity>0</DocSecurity>
   <Lines>502</Lines>
   <Paragraphs>141</Paragraphs>
+  <ScaleCrop>false</ScaleCrop>
+  <Company/>
+  <LinksUpToDate>false</LinksUpToDate>
   <CharactersWithSpaces>70759</CharactersWithSpaces>
-  <AppVersion>15.0000</AppVersion>
+  <SharedDoc>false</SharedDoc>
+  <HyperlinksChanged>false</HyperlinksChanged>
+  <AppVersion>16.0000</AppVersion>
 </Properties>
 </file>
 
 <file path=customXml/item6.xml><?xml version="1.0" encoding="utf-8"?>
-<cp:coreProperties xmlns:cp="http://schemas.openxmlformats.org/package/2006/metadata/core-properties" xmlns:dc="http://purl.org/dc/elements/1.1/" xmlns:dcterms="http://purl.org/dc/terms/" xmlns:dcmitype="http://purl.org/dc/dcmitype/" xmlns:xsi="http://www.w3.org/2001/XMLSchema-instance">
-  <dc:creator>wuzhongwei</dc:creator>
-  <cp:lastModifiedBy>Han</cp:lastModifiedBy>
-  <cp:revision>25</cp:revision>
-  <cp:lastPrinted>2019-09-19T01:02:00Z</cp:lastPrinted>
-  <dcterms:created xsi:type="dcterms:W3CDTF">2021-09-02T10:21:00Z</dcterms:created>
-  <dcterms:modified xsi:type="dcterms:W3CDTF">2022-11-04T08:31:00Z</dcterms:modified>
-</cp:coreProperties>
+<b:Sources xmlns:b="http://schemas.openxmlformats.org/officeDocument/2006/bibliography" xmlns="http://schemas.openxmlformats.org/officeDocument/2006/bibliography" SelectedStyle="\APASixthEditionOfficeOnline.xsl" StyleName="APA" Version="6"/>
 </file>
 
 <file path=customXml/itemProps1.xml><?xml version="1.0" encoding="utf-8"?>
@@ -46718,13 +46840,13 @@
 </file>
 
 <file path=customXml/itemProps2.xml><?xml version="1.0" encoding="utf-8"?>
-<ds:datastoreItem xmlns:ds="http://schemas.openxmlformats.org/officeDocument/2006/customXml" ds:itemID="{D9E68FF8-7140-42C3-A777-F9DF59379B8B}">
+<ds:datastoreItem xmlns:ds="http://schemas.openxmlformats.org/officeDocument/2006/customXml" ds:itemID="{9730dbff-7d23-4f3f-8945-b22c712870b2}">
   <ds:schemaRefs/>
 </ds:datastoreItem>
 </file>
 
 <file path=customXml/itemProps3.xml><?xml version="1.0" encoding="utf-8"?>
-<ds:datastoreItem xmlns:ds="http://schemas.openxmlformats.org/officeDocument/2006/customXml" ds:itemID="{bd807534-c03b-4eb0-a608-0c9c0cf1cedb}">
+<ds:datastoreItem xmlns:ds="http://schemas.openxmlformats.org/officeDocument/2006/customXml" ds:itemID="{82825c24-1b70-4d0e-a282-2cf4617ceb25}">
   <ds:schemaRefs/>
 </ds:datastoreItem>
 </file>
@@ -46736,13 +46858,13 @@
 </file>
 
 <file path=customXml/itemProps5.xml><?xml version="1.0" encoding="utf-8"?>
-<ds:datastoreItem xmlns:ds="http://schemas.openxmlformats.org/officeDocument/2006/customXml" ds:itemID="{82825c24-1b70-4d0e-a282-2cf4617ceb25}">
+<ds:datastoreItem xmlns:ds="http://schemas.openxmlformats.org/officeDocument/2006/customXml" ds:itemID="{bd807534-c03b-4eb0-a608-0c9c0cf1cedb}">
   <ds:schemaRefs/>
 </ds:datastoreItem>
 </file>
 
 <file path=customXml/itemProps6.xml><?xml version="1.0" encoding="utf-8"?>
-<ds:datastoreItem xmlns:ds="http://schemas.openxmlformats.org/officeDocument/2006/customXml" ds:itemID="{9730dbff-7d23-4f3f-8945-b22c712870b2}">
+<ds:datastoreItem xmlns:ds="http://schemas.openxmlformats.org/officeDocument/2006/customXml" ds:itemID="{D9E68FF8-7140-42C3-A777-F9DF59379B8B}">
   <ds:schemaRefs/>
 </ds:datastoreItem>
 </file>
--- a/WebContent/docx/HRR45_HRDscore基因检测报告-完整版-病理科.docx
+++ b/WebContent/docx/HRR45_HRDscore基因检测报告-完整版-病理科.docx
@@ -1624,12 +1624,6 @@
             <w:insideH w:val="none" w:color="auto" w:sz="0" w:space="0"/>
             <w:insideV w:val="single" w:color="auto" w:sz="4" w:space="0"/>
           </w:tblBorders>
-          <w:tblCellMar>
-            <w:top w:w="0" w:type="dxa"/>
-            <w:left w:w="108" w:type="dxa"/>
-            <w:bottom w:w="0" w:type="dxa"/>
-            <w:right w:w="108" w:type="dxa"/>
-          </w:tblCellMar>
         </w:tblPrEx>
         <w:tc>
           <w:tcPr>
@@ -2122,12 +2116,6 @@
             <w:insideH w:val="none" w:color="auto" w:sz="0" w:space="0"/>
             <w:insideV w:val="single" w:color="auto" w:sz="4" w:space="0"/>
           </w:tblBorders>
-          <w:tblCellMar>
-            <w:top w:w="0" w:type="dxa"/>
-            <w:left w:w="108" w:type="dxa"/>
-            <w:bottom w:w="0" w:type="dxa"/>
-            <w:right w:w="108" w:type="dxa"/>
-          </w:tblCellMar>
         </w:tblPrEx>
         <w:trPr>
           <w:trHeight w:val="90" w:hRule="atLeast"/>
@@ -2338,12 +2326,6 @@
             <w:insideH w:val="none" w:color="auto" w:sz="0" w:space="0"/>
             <w:insideV w:val="single" w:color="auto" w:sz="4" w:space="0"/>
           </w:tblBorders>
-          <w:tblCellMar>
-            <w:top w:w="0" w:type="dxa"/>
-            <w:left w:w="108" w:type="dxa"/>
-            <w:bottom w:w="0" w:type="dxa"/>
-            <w:right w:w="108" w:type="dxa"/>
-          </w:tblCellMar>
         </w:tblPrEx>
         <w:trPr>
           <w:trHeight w:val="90" w:hRule="atLeast"/>
@@ -3531,7 +3513,6 @@
             <w:insideH w:val="none" w:color="auto" w:sz="0" w:space="0"/>
             <w:insideV w:val="none" w:color="auto" w:sz="0" w:space="0"/>
           </w:tblBorders>
-          <w:shd w:val="clear" w:color="auto" w:fill="auto"/>
           <w:tblCellMar>
             <w:top w:w="0" w:type="dxa"/>
             <w:left w:w="0" w:type="dxa"/>
@@ -4067,6 +4048,7 @@
             <w:insideH w:val="none" w:color="auto" w:sz="0" w:space="0"/>
             <w:insideV w:val="none" w:color="auto" w:sz="0" w:space="0"/>
           </w:tblBorders>
+          <w:shd w:val="clear" w:color="auto" w:fill="auto"/>
           <w:tblCellMar>
             <w:top w:w="0" w:type="dxa"/>
             <w:left w:w="0" w:type="dxa"/>
@@ -4189,6 +4171,7 @@
             <w:insideH w:val="none" w:color="auto" w:sz="0" w:space="0"/>
             <w:insideV w:val="none" w:color="auto" w:sz="0" w:space="0"/>
           </w:tblBorders>
+          <w:shd w:val="clear" w:color="auto" w:fill="auto"/>
           <w:tblCellMar>
             <w:top w:w="0" w:type="dxa"/>
             <w:left w:w="0" w:type="dxa"/>
@@ -4426,8 +4409,7 @@
       </w:tblPr>
       <w:tblGrid>
         <w:gridCol w:w="2004"/>
-        <w:gridCol w:w="1859"/>
-        <w:gridCol w:w="4036"/>
+        <w:gridCol w:w="5895"/>
         <w:gridCol w:w="1960"/>
       </w:tblGrid>
       <w:tr>
@@ -4492,47 +4474,7 @@
         </w:tc>
         <w:tc>
           <w:tcPr>
-            <w:tcW w:w="1859" w:type="dxa"/>
-            <w:tcBorders>
-              <w:top w:val="single" w:color="31849B" w:sz="12" w:space="0"/>
-              <w:left w:val="single" w:color="31849B" w:sz="8" w:space="0"/>
-              <w:bottom w:val="single" w:color="31849B" w:sz="8" w:space="0"/>
-              <w:right w:val="single" w:color="31849B" w:sz="8" w:space="0"/>
-            </w:tcBorders>
-            <w:shd w:val="clear" w:color="auto" w:fill="DAEEF3"/>
-            <w:vAlign w:val="center"/>
-          </w:tcPr>
-          <w:p>
-            <w:pPr>
-              <w:widowControl/>
-              <w:jc w:val="center"/>
-              <w:textAlignment w:val="center"/>
-              <w:rPr>
-                <w:rFonts w:hint="default" w:ascii="Times New Roman" w:hAnsi="Times New Roman" w:eastAsia="微软雅黑" w:cs="Times New Roman"/>
-                <w:b/>
-                <w:bCs/>
-                <w:color w:val="31849B"/>
-                <w:sz w:val="21"/>
-                <w:szCs w:val="21"/>
-              </w:rPr>
-            </w:pPr>
-            <w:r>
-              <w:rPr>
-                <w:rFonts w:hint="default" w:ascii="Times New Roman" w:hAnsi="Times New Roman" w:eastAsia="微软雅黑" w:cs="Times New Roman"/>
-                <w:b/>
-                <w:bCs/>
-                <w:color w:val="31849B"/>
-                <w:sz w:val="21"/>
-                <w:szCs w:val="21"/>
-                <w:lang w:eastAsia="zh-CN" w:bidi="ar"/>
-              </w:rPr>
-              <w:t>变异类型</w:t>
-            </w:r>
-          </w:p>
-        </w:tc>
-        <w:tc>
-          <w:tcPr>
-            <w:tcW w:w="4036" w:type="dxa"/>
+            <w:tcW w:w="5895" w:type="dxa"/>
             <w:tcBorders>
               <w:top w:val="single" w:color="31849B" w:sz="12" w:space="0"/>
               <w:left w:val="single" w:color="31849B" w:sz="8" w:space="0"/>
@@ -4671,7 +4613,7 @@
         <w:tc>
           <w:tcPr>
             <w:tcW w:w="9859" w:type="dxa"/>
-            <w:gridSpan w:val="4"/>
+            <w:gridSpan w:val="3"/>
             <w:tcBorders>
               <w:top w:val="single" w:color="31849B" w:sz="8" w:space="0"/>
               <w:bottom w:val="single" w:color="31849B" w:sz="8" w:space="0"/>
@@ -4758,7 +4700,7 @@
         </w:tc>
         <w:tc>
           <w:tcPr>
-            <w:tcW w:w="1859" w:type="dxa"/>
+            <w:tcW w:w="5895" w:type="dxa"/>
             <w:tcBorders>
               <w:top w:val="single" w:color="31849B" w:sz="8" w:space="0"/>
               <w:left w:val="single" w:color="31849B" w:sz="8" w:space="0"/>
@@ -4767,39 +4709,6 @@
             </w:tcBorders>
             <w:shd w:val="clear" w:color="auto" w:fill="auto"/>
             <w:noWrap/>
-            <w:vAlign w:val="center"/>
-          </w:tcPr>
-          <w:p>
-            <w:pPr>
-              <w:jc w:val="center"/>
-              <w:rPr>
-                <w:rFonts w:hint="default" w:ascii="Times New Roman" w:hAnsi="Times New Roman" w:eastAsia="微软雅黑" w:cs="Times New Roman"/>
-                <w:color w:val="000000"/>
-                <w:sz w:val="21"/>
-                <w:szCs w:val="21"/>
-              </w:rPr>
-            </w:pPr>
-            <w:r>
-              <w:rPr>
-                <w:rFonts w:hint="default" w:ascii="Times New Roman" w:hAnsi="Times New Roman" w:eastAsia="微软雅黑" w:cs="Times New Roman"/>
-                <w:sz w:val="21"/>
-                <w:szCs w:val="21"/>
-                <w:lang w:eastAsia="zh-CN"/>
-              </w:rPr>
-              <w:t>{{ it.info }}</w:t>
-            </w:r>
-          </w:p>
-        </w:tc>
-        <w:tc>
-          <w:tcPr>
-            <w:tcW w:w="4036" w:type="dxa"/>
-            <w:tcBorders>
-              <w:top w:val="single" w:color="31849B" w:sz="8" w:space="0"/>
-              <w:left w:val="single" w:color="31849B" w:sz="8" w:space="0"/>
-              <w:bottom w:val="single" w:color="31849B" w:sz="8" w:space="0"/>
-              <w:right w:val="single" w:color="31849B" w:sz="8" w:space="0"/>
-            </w:tcBorders>
-            <w:shd w:val="clear" w:color="auto" w:fill="auto"/>
             <w:vAlign w:val="center"/>
           </w:tcPr>
           <w:p>
@@ -4984,7 +4893,7 @@
         <w:tc>
           <w:tcPr>
             <w:tcW w:w="9859" w:type="dxa"/>
-            <w:gridSpan w:val="4"/>
+            <w:gridSpan w:val="3"/>
             <w:tcBorders>
               <w:top w:val="single" w:color="31849B" w:sz="8" w:space="0"/>
               <w:bottom w:val="single" w:color="31849B" w:sz="12" w:space="0"/>
@@ -5152,8 +5061,8 @@
         </w:rPr>
       </w:pPr>
       <w:bookmarkStart w:id="3" w:name="_Toc13492"/>
-      <w:bookmarkStart w:id="4" w:name="_Toc107825551"/>
-      <w:bookmarkStart w:id="5" w:name="_Toc17240"/>
+      <w:bookmarkStart w:id="4" w:name="_Toc17240"/>
+      <w:bookmarkStart w:id="5" w:name="_Toc107825551"/>
       <w:bookmarkStart w:id="6" w:name="_Toc149837258"/>
       <w:bookmarkStart w:id="7" w:name="_Toc23434"/>
       <w:r>
@@ -8354,8 +8263,8 @@
           <w:lang w:eastAsia="zh-CN"/>
         </w:rPr>
       </w:pPr>
-      <w:bookmarkStart w:id="8" w:name="_Toc149837259"/>
-      <w:bookmarkStart w:id="9" w:name="_Toc7697"/>
+      <w:bookmarkStart w:id="8" w:name="_Toc7697"/>
+      <w:bookmarkStart w:id="9" w:name="_Toc149837259"/>
       <w:r>
         <w:rPr>
           <w:rFonts w:hint="eastAsia"/>
@@ -10886,8 +10795,10 @@
         </w:tblCellMar>
       </w:tblPr>
       <w:tblGrid>
-        <w:gridCol w:w="4536"/>
-        <w:gridCol w:w="5245"/>
+        <w:gridCol w:w="1045"/>
+        <w:gridCol w:w="3491"/>
+        <w:gridCol w:w="962"/>
+        <w:gridCol w:w="4283"/>
       </w:tblGrid>
       <w:tr>
         <w:tblPrEx>
@@ -10907,12 +10818,15 @@
           </w:tblCellMar>
         </w:tblPrEx>
         <w:trPr>
-          <w:trHeight w:val="227" w:hRule="atLeast"/>
+          <w:trHeight w:val="510" w:hRule="atLeast"/>
           <w:jc w:val="center"/>
         </w:trPr>
         <w:tc>
           <w:tcPr>
-            <w:tcW w:w="4536" w:type="dxa"/>
+            <w:tcW w:w="1045" w:type="dxa"/>
+            <w:tcBorders>
+              <w:right w:val="nil"/>
+            </w:tcBorders>
             <w:shd w:val="clear" w:color="auto" w:fill="auto"/>
             <w:tcMar>
               <w:top w:w="28" w:type="dxa"/>
@@ -10920,10 +10834,11 @@
               <w:bottom w:w="28" w:type="dxa"/>
               <w:right w:w="108" w:type="dxa"/>
             </w:tcMar>
-            <w:vAlign w:val="top"/>
-          </w:tcPr>
-          <w:p>
-            <w:pPr>
+            <w:vAlign w:val="center"/>
+          </w:tcPr>
+          <w:p>
+            <w:pPr>
+              <w:jc w:val="left"/>
               <w:rPr>
                 <w:color w:val="262626"/>
               </w:rPr>
@@ -10935,145 +10850,14 @@
               </w:rPr>
               <w:t>检测者：</w:t>
             </w:r>
-            <w:r>
-              <w:rPr>
-                <w:sz w:val="22"/>
-              </w:rPr>
-              <mc:AlternateContent>
-                <mc:Choice Requires="wpg">
-                  <w:drawing>
-                    <wp:anchor distT="0" distB="0" distL="114300" distR="114300" simplePos="0" relativeHeight="251667456" behindDoc="0" locked="0" layoutInCell="1" allowOverlap="1">
-                      <wp:simplePos x="0" y="0"/>
-                      <wp:positionH relativeFrom="column">
-                        <wp:posOffset>661035</wp:posOffset>
-                      </wp:positionH>
-                      <wp:positionV relativeFrom="paragraph">
-                        <wp:posOffset>-88265</wp:posOffset>
-                      </wp:positionV>
-                      <wp:extent cx="3409950" cy="360045"/>
-                      <wp:effectExtent l="0" t="0" r="0" b="5715"/>
-                      <wp:wrapNone/>
-                      <wp:docPr id="12" name="组合 12"/>
-                      <wp:cNvGraphicFramePr/>
-                      <a:graphic xmlns:a="http://schemas.openxmlformats.org/drawingml/2006/main">
-                        <a:graphicData uri="http://schemas.microsoft.com/office/word/2010/wordprocessingGroup">
-                          <wpg:wgp>
-                            <wpg:cNvGrpSpPr/>
-                            <wpg:grpSpPr>
-                              <a:xfrm>
-                                <a:off x="0" y="0"/>
-                                <a:ext cx="3409950" cy="360045"/>
-                                <a:chOff x="9632" y="12252"/>
-                                <a:chExt cx="5370" cy="567"/>
-                              </a:xfrm>
-                            </wpg:grpSpPr>
-                            <pic:pic xmlns:pic="http://schemas.openxmlformats.org/drawingml/2006/picture">
-                              <pic:nvPicPr>
-                                <pic:cNvPr id="16" name="图片 6" descr="蔡冬雪"/>
-                                <pic:cNvPicPr>
-                                  <a:picLocks noChangeAspect="1"/>
-                                </pic:cNvPicPr>
-                              </pic:nvPicPr>
-                              <pic:blipFill>
-                                <a:blip r:embed="rId11">
-                                  <a:clrChange>
-                                    <a:clrFrom>
-                                      <a:srgbClr val="FFFFFF">
-                                        <a:alpha val="100000"/>
-                                      </a:srgbClr>
-                                    </a:clrFrom>
-                                    <a:clrTo>
-                                      <a:srgbClr val="FFFFFF">
-                                        <a:alpha val="100000"/>
-                                        <a:alpha val="0"/>
-                                      </a:srgbClr>
-                                    </a:clrTo>
-                                  </a:clrChange>
-                                </a:blip>
-                                <a:srcRect l="18656" t="33322" r="18897" b="26699"/>
-                                <a:stretch>
-                                  <a:fillRect/>
-                                </a:stretch>
-                              </pic:blipFill>
-                              <pic:spPr>
-                                <a:xfrm>
-                                  <a:off x="9632" y="12347"/>
-                                  <a:ext cx="1010" cy="454"/>
-                                </a:xfrm>
-                                <a:prstGeom prst="rect">
-                                  <a:avLst/>
-                                </a:prstGeom>
-                              </pic:spPr>
-                            </pic:pic>
-                            <pic:pic xmlns:pic="http://schemas.openxmlformats.org/drawingml/2006/picture">
-                              <pic:nvPicPr>
-                                <pic:cNvPr id="13" name="图片 4" descr="王建丽"/>
-                                <pic:cNvPicPr>
-                                  <a:picLocks noChangeAspect="1"/>
-                                </pic:cNvPicPr>
-                              </pic:nvPicPr>
-                              <pic:blipFill>
-                                <a:blip r:embed="rId12">
-                                  <a:clrChange>
-                                    <a:clrFrom>
-                                      <a:srgbClr val="FFFFFF">
-                                        <a:alpha val="100000"/>
-                                      </a:srgbClr>
-                                    </a:clrFrom>
-                                    <a:clrTo>
-                                      <a:srgbClr val="FFFFFF">
-                                        <a:alpha val="100000"/>
-                                        <a:alpha val="0"/>
-                                      </a:srgbClr>
-                                    </a:clrTo>
-                                  </a:clrChange>
-                                </a:blip>
-                                <a:stretch>
-                                  <a:fillRect/>
-                                </a:stretch>
-                              </pic:blipFill>
-                              <pic:spPr>
-                                <a:xfrm>
-                                  <a:off x="14002" y="12252"/>
-                                  <a:ext cx="1000" cy="567"/>
-                                </a:xfrm>
-                                <a:prstGeom prst="rect">
-                                  <a:avLst/>
-                                </a:prstGeom>
-                              </pic:spPr>
-                            </pic:pic>
-                          </wpg:wgp>
-                        </a:graphicData>
-                      </a:graphic>
-                    </wp:anchor>
-                  </w:drawing>
-                </mc:Choice>
-                <mc:Fallback>
-                  <w:pict>
-                    <v:group id="_x0000_s1026" o:spid="_x0000_s1026" o:spt="203" style="position:absolute;left:0pt;margin-left:52.05pt;margin-top:-6.95pt;height:28.35pt;width:268.5pt;z-index:251667456;mso-width-relative:page;mso-height-relative:page;" coordorigin="9632,12252" coordsize="5370,567" o:gfxdata="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">
-                      <o:lock v:ext="edit" aspectratio="f"/>
-                      <v:shape id="图片 6" o:spid="_x0000_s1026" o:spt="75" alt="蔡冬雪" type="#_x0000_t75" style="position:absolute;left:9632;top:12347;height:454;width:1010;" filled="f" o:preferrelative="t" stroked="f" coordsize="21600,21600" o:gfxdata="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">
-                        <v:fill on="f" focussize="0,0"/>
-                        <v:stroke on="f"/>
-                        <v:imagedata r:id="rId11" cropleft="12226f" croptop="21838f" cropright="12384f" cropbottom="17497f" chromakey="#FFFFFF" o:title=""/>
-                        <o:lock v:ext="edit" aspectratio="t"/>
-                      </v:shape>
-                      <v:shape id="图片 4" o:spid="_x0000_s1026" o:spt="75" alt="王建丽" type="#_x0000_t75" style="position:absolute;left:14002;top:12252;height:567;width:1000;" filled="f" o:preferrelative="t" stroked="f" coordsize="21600,21600" o:gfxdata="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">
-                        <v:fill on="f" focussize="0,0"/>
-                        <v:stroke on="f"/>
-                        <v:imagedata r:id="rId12" chromakey="#FFFFFF" o:title=""/>
-                        <o:lock v:ext="edit" aspectratio="t"/>
-                      </v:shape>
-                    </v:group>
-                  </w:pict>
-                </mc:Fallback>
-              </mc:AlternateContent>
-            </w:r>
-          </w:p>
-        </w:tc>
-        <w:tc>
-          <w:tcPr>
-            <w:tcW w:w="5245" w:type="dxa"/>
+          </w:p>
+        </w:tc>
+        <w:tc>
+          <w:tcPr>
+            <w:tcW w:w="3491" w:type="dxa"/>
+            <w:tcBorders>
+              <w:left w:val="nil"/>
+            </w:tcBorders>
             <w:shd w:val="clear" w:color="auto" w:fill="auto"/>
             <w:tcMar>
               <w:top w:w="28" w:type="dxa"/>
@@ -11081,20 +10865,145 @@
               <w:bottom w:w="28" w:type="dxa"/>
               <w:right w:w="108" w:type="dxa"/>
             </w:tcMar>
-            <w:vAlign w:val="top"/>
-          </w:tcPr>
-          <w:p>
-            <w:pPr>
-              <w:rPr>
-                <w:color w:val="262626"/>
-              </w:rPr>
-            </w:pPr>
-            <w:r>
+            <w:vAlign w:val="center"/>
+          </w:tcPr>
+          <w:p>
+            <w:pPr>
+              <w:jc w:val="left"/>
               <w:rPr>
                 <w:rFonts w:hint="eastAsia"/>
                 <w:color w:val="262626"/>
               </w:rPr>
+            </w:pPr>
+            <w:r>
+              <w:rPr>
+                <w:rFonts w:hint="eastAsia"/>
+                <w:color w:val="262626"/>
+              </w:rPr>
+              <w:t>{{"ty_tianjin1"|sign(</w:t>
+            </w:r>
+            <w:r>
+              <w:rPr>
+                <w:rFonts w:hint="eastAsia"/>
+                <w:color w:val="262626"/>
+                <w:lang w:val="en-US" w:eastAsia="zh-CN"/>
+              </w:rPr>
+              <w:t>51</w:t>
+            </w:r>
+            <w:r>
+              <w:rPr>
+                <w:rFonts w:hint="eastAsia"/>
+                <w:color w:val="262626"/>
+              </w:rPr>
+              <w:t>,2</w:t>
+            </w:r>
+            <w:r>
+              <w:rPr>
+                <w:rFonts w:hint="eastAsia"/>
+                <w:color w:val="262626"/>
+                <w:lang w:val="en-US" w:eastAsia="zh-CN"/>
+              </w:rPr>
+              <w:t>3</w:t>
+            </w:r>
+            <w:r>
+              <w:rPr>
+                <w:rFonts w:hint="eastAsia"/>
+                <w:color w:val="262626"/>
+              </w:rPr>
+              <w:t>)}}</w:t>
+            </w:r>
+          </w:p>
+        </w:tc>
+        <w:tc>
+          <w:tcPr>
+            <w:tcW w:w="962" w:type="dxa"/>
+            <w:tcBorders>
+              <w:right w:val="nil"/>
+            </w:tcBorders>
+            <w:shd w:val="clear" w:color="auto" w:fill="auto"/>
+            <w:tcMar>
+              <w:top w:w="28" w:type="dxa"/>
+              <w:left w:w="108" w:type="dxa"/>
+              <w:bottom w:w="28" w:type="dxa"/>
+              <w:right w:w="108" w:type="dxa"/>
+            </w:tcMar>
+            <w:vAlign w:val="center"/>
+          </w:tcPr>
+          <w:p>
+            <w:pPr>
+              <w:jc w:val="left"/>
+              <w:rPr>
+                <w:color w:val="262626"/>
+              </w:rPr>
+            </w:pPr>
+            <w:r>
+              <w:rPr>
+                <w:rFonts w:hint="eastAsia"/>
+                <w:color w:val="262626"/>
+              </w:rPr>
               <w:t>审核者：</w:t>
+            </w:r>
+          </w:p>
+        </w:tc>
+        <w:tc>
+          <w:tcPr>
+            <w:tcW w:w="4283" w:type="dxa"/>
+            <w:tcBorders>
+              <w:left w:val="nil"/>
+            </w:tcBorders>
+            <w:shd w:val="clear" w:color="auto" w:fill="auto"/>
+            <w:tcMar>
+              <w:top w:w="28" w:type="dxa"/>
+              <w:left w:w="108" w:type="dxa"/>
+              <w:bottom w:w="28" w:type="dxa"/>
+              <w:right w:w="108" w:type="dxa"/>
+            </w:tcMar>
+            <w:vAlign w:val="center"/>
+          </w:tcPr>
+          <w:p>
+            <w:pPr>
+              <w:jc w:val="left"/>
+              <w:rPr>
+                <w:rFonts w:hint="eastAsia"/>
+                <w:color w:val="262626"/>
+              </w:rPr>
+            </w:pPr>
+            <w:r>
+              <w:rPr>
+                <w:rFonts w:hint="eastAsia"/>
+                <w:color w:val="262626"/>
+              </w:rPr>
+              <w:t>{{"ty_tianjin2"|sign(</w:t>
+            </w:r>
+            <w:r>
+              <w:rPr>
+                <w:rFonts w:hint="eastAsia"/>
+                <w:color w:val="262626"/>
+                <w:lang w:val="en-US" w:eastAsia="zh-CN"/>
+              </w:rPr>
+              <w:t>49</w:t>
+            </w:r>
+            <w:r>
+              <w:rPr>
+                <w:rFonts w:hint="eastAsia"/>
+                <w:color w:val="262626"/>
+              </w:rPr>
+              <w:t>,</w:t>
+            </w:r>
+            <w:r>
+              <w:rPr>
+                <w:rFonts w:hint="eastAsia"/>
+                <w:color w:val="262626"/>
+                <w:lang w:val="en-US" w:eastAsia="zh-CN"/>
+              </w:rPr>
+              <w:t>27</w:t>
+            </w:r>
+            <w:r>
+              <w:rPr>
+                <w:rFonts w:hint="eastAsia"/>
+                <w:color w:val="262626"/>
+              </w:rPr>
+              <w:t>)}}</w:t>
             </w:r>
           </w:p>
         </w:tc>
@@ -11117,13 +11026,13 @@
           </w:tblCellMar>
         </w:tblPrEx>
         <w:trPr>
-          <w:trHeight w:val="227" w:hRule="atLeast"/>
+          <w:trHeight w:val="510" w:hRule="atLeast"/>
           <w:jc w:val="center"/>
         </w:trPr>
         <w:tc>
           <w:tcPr>
             <w:tcW w:w="9781" w:type="dxa"/>
-            <w:gridSpan w:val="2"/>
+            <w:gridSpan w:val="4"/>
             <w:shd w:val="clear" w:color="auto" w:fill="auto"/>
             <w:tcMar>
               <w:top w:w="28" w:type="dxa"/>
@@ -11131,10 +11040,11 @@
               <w:bottom w:w="28" w:type="dxa"/>
               <w:right w:w="108" w:type="dxa"/>
             </w:tcMar>
-            <w:vAlign w:val="top"/>
-          </w:tcPr>
-          <w:p>
-            <w:pPr>
+            <w:vAlign w:val="center"/>
+          </w:tcPr>
+          <w:p>
+            <w:pPr>
+              <w:jc w:val="left"/>
               <w:rPr>
                 <w:rFonts w:hint="default" w:eastAsia="微软雅黑"/>
                 <w:color w:val="262626"/>
@@ -11262,8 +11172,10 @@
         </w:tblCellMar>
       </w:tblPr>
       <w:tblGrid>
-        <w:gridCol w:w="4536"/>
-        <w:gridCol w:w="5245"/>
+        <w:gridCol w:w="1058"/>
+        <w:gridCol w:w="3478"/>
+        <w:gridCol w:w="962"/>
+        <w:gridCol w:w="4283"/>
       </w:tblGrid>
       <w:tr>
         <w:tblPrEx>
@@ -11283,12 +11195,15 @@
           </w:tblCellMar>
         </w:tblPrEx>
         <w:trPr>
-          <w:trHeight w:val="227" w:hRule="atLeast"/>
+          <w:trHeight w:val="510" w:hRule="atLeast"/>
           <w:jc w:val="center"/>
         </w:trPr>
         <w:tc>
           <w:tcPr>
-            <w:tcW w:w="4536" w:type="dxa"/>
+            <w:tcW w:w="1058" w:type="dxa"/>
+            <w:tcBorders>
+              <w:right w:val="nil"/>
+            </w:tcBorders>
             <w:shd w:val="clear" w:color="auto" w:fill="auto"/>
             <w:tcMar>
               <w:top w:w="28" w:type="dxa"/>
@@ -11296,10 +11211,11 @@
               <w:bottom w:w="28" w:type="dxa"/>
               <w:right w:w="108" w:type="dxa"/>
             </w:tcMar>
-            <w:vAlign w:val="top"/>
-          </w:tcPr>
-          <w:p>
-            <w:pPr>
+            <w:vAlign w:val="center"/>
+          </w:tcPr>
+          <w:p>
+            <w:pPr>
+              <w:jc w:val="left"/>
               <w:rPr>
                 <w:color w:val="262626"/>
               </w:rPr>
@@ -11311,149 +11227,14 @@
               </w:rPr>
               <w:t>检测者：</w:t>
             </w:r>
-            <w:r>
-              <w:rPr>
-                <w:sz w:val="24"/>
-              </w:rPr>
-              <mc:AlternateContent>
-                <mc:Choice Requires="wpg">
-                  <w:drawing>
-                    <wp:anchor distT="0" distB="0" distL="114300" distR="114300" simplePos="0" relativeHeight="251668480" behindDoc="0" locked="0" layoutInCell="1" allowOverlap="1">
-                      <wp:simplePos x="0" y="0"/>
-                      <wp:positionH relativeFrom="column">
-                        <wp:posOffset>619760</wp:posOffset>
-                      </wp:positionH>
-                      <wp:positionV relativeFrom="paragraph">
-                        <wp:posOffset>-96520</wp:posOffset>
-                      </wp:positionV>
-                      <wp:extent cx="3439795" cy="431800"/>
-                      <wp:effectExtent l="0" t="0" r="0" b="0"/>
-                      <wp:wrapNone/>
-                      <wp:docPr id="17" name="组合 17"/>
-                      <wp:cNvGraphicFramePr/>
-                      <a:graphic xmlns:a="http://schemas.openxmlformats.org/drawingml/2006/main">
-                        <a:graphicData uri="http://schemas.microsoft.com/office/word/2010/wordprocessingGroup">
-                          <wpg:wgp>
-                            <wpg:cNvGrpSpPr/>
-                            <wpg:grpSpPr>
-                              <a:xfrm>
-                                <a:off x="0" y="0"/>
-                                <a:ext cx="3439795" cy="431800"/>
-                                <a:chOff x="9633" y="114512"/>
-                                <a:chExt cx="5417" cy="680"/>
-                              </a:xfrm>
-                            </wpg:grpSpPr>
-                            <pic:pic xmlns:pic="http://schemas.openxmlformats.org/drawingml/2006/picture">
-                              <pic:nvPicPr>
-                                <pic:cNvPr id="15" name="图片 1"/>
-                                <pic:cNvPicPr>
-                                  <a:picLocks noChangeAspect="1"/>
-                                </pic:cNvPicPr>
-                              </pic:nvPicPr>
-                              <pic:blipFill>
-                                <a:blip r:embed="rId13">
-                                  <a:clrChange>
-                                    <a:clrFrom>
-                                      <a:srgbClr val="FFFFFF">
-                                        <a:alpha val="100000"/>
-                                      </a:srgbClr>
-                                    </a:clrFrom>
-                                    <a:clrTo>
-                                      <a:srgbClr val="FFFFFF">
-                                        <a:alpha val="100000"/>
-                                        <a:alpha val="0"/>
-                                      </a:srgbClr>
-                                    </a:clrTo>
-                                  </a:clrChange>
-                                </a:blip>
-                                <a:srcRect l="10922" t="11667"/>
-                                <a:stretch>
-                                  <a:fillRect/>
-                                </a:stretch>
-                              </pic:blipFill>
-                              <pic:spPr>
-                                <a:xfrm>
-                                  <a:off x="9633" y="114512"/>
-                                  <a:ext cx="1262" cy="680"/>
-                                </a:xfrm>
-                                <a:prstGeom prst="rect">
-                                  <a:avLst/>
-                                </a:prstGeom>
-                                <a:noFill/>
-                                <a:ln>
-                                  <a:noFill/>
-                                </a:ln>
-                              </pic:spPr>
-                            </pic:pic>
-                            <pic:pic xmlns:pic="http://schemas.openxmlformats.org/drawingml/2006/picture">
-                              <pic:nvPicPr>
-                                <pic:cNvPr id="11" name="图片 11" descr="王建丽"/>
-                                <pic:cNvPicPr>
-                                  <a:picLocks noChangeAspect="1"/>
-                                </pic:cNvPicPr>
-                              </pic:nvPicPr>
-                              <pic:blipFill>
-                                <a:blip r:embed="rId12">
-                                  <a:clrChange>
-                                    <a:clrFrom>
-                                      <a:srgbClr val="FFFFFF">
-                                        <a:alpha val="100000"/>
-                                      </a:srgbClr>
-                                    </a:clrFrom>
-                                    <a:clrTo>
-                                      <a:srgbClr val="FFFFFF">
-                                        <a:alpha val="100000"/>
-                                        <a:alpha val="0"/>
-                                      </a:srgbClr>
-                                    </a:clrTo>
-                                  </a:clrChange>
-                                </a:blip>
-                                <a:stretch>
-                                  <a:fillRect/>
-                                </a:stretch>
-                              </pic:blipFill>
-                              <pic:spPr>
-                                <a:xfrm>
-                                  <a:off x="14048" y="114524"/>
-                                  <a:ext cx="1002" cy="567"/>
-                                </a:xfrm>
-                                <a:prstGeom prst="rect">
-                                  <a:avLst/>
-                                </a:prstGeom>
-                              </pic:spPr>
-                            </pic:pic>
-                          </wpg:wgp>
-                        </a:graphicData>
-                      </a:graphic>
-                    </wp:anchor>
-                  </w:drawing>
-                </mc:Choice>
-                <mc:Fallback>
-                  <w:pict>
-                    <v:group id="_x0000_s1026" o:spid="_x0000_s1026" o:spt="203" style="position:absolute;left:0pt;margin-left:48.8pt;margin-top:-7.6pt;height:34pt;width:270.85pt;z-index:251668480;mso-width-relative:page;mso-height-relative:page;" coordorigin="9633,114512" coordsize="5417,680" o:gfxdata="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">
-                      <o:lock v:ext="edit" aspectratio="f"/>
-                      <v:shape id="图片 1" o:spid="_x0000_s1026" o:spt="75" type="#_x0000_t75" style="position:absolute;left:9633;top:114512;height:680;width:1262;" filled="f" o:preferrelative="t" stroked="f" coordsize="21600,21600" o:gfxdata="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">
-                        <v:fill on="f" focussize="0,0"/>
-                        <v:stroke on="f"/>
-                        <v:imagedata r:id="rId13" cropleft="7158f" croptop="7646f" chromakey="#FFFFFF" o:title=""/>
-                        <o:lock v:ext="edit" aspectratio="t"/>
-                      </v:shape>
-                      <v:shape id="_x0000_s1026" o:spid="_x0000_s1026" o:spt="75" alt="王建丽" type="#_x0000_t75" style="position:absolute;left:14048;top:114524;height:567;width:1002;" filled="f" o:preferrelative="t" stroked="f" coordsize="21600,21600" o:gfxdata="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">
-                        <v:fill on="f" focussize="0,0"/>
-                        <v:stroke on="f"/>
-                        <v:imagedata r:id="rId12" chromakey="#FFFFFF" o:title=""/>
-                        <o:lock v:ext="edit" aspectratio="t"/>
-                      </v:shape>
-                    </v:group>
-                  </w:pict>
-                </mc:Fallback>
-              </mc:AlternateContent>
-            </w:r>
-          </w:p>
-        </w:tc>
-        <w:tc>
-          <w:tcPr>
-            <w:tcW w:w="5245" w:type="dxa"/>
+          </w:p>
+        </w:tc>
+        <w:tc>
+          <w:tcPr>
+            <w:tcW w:w="3478" w:type="dxa"/>
+            <w:tcBorders>
+              <w:left w:val="nil"/>
+            </w:tcBorders>
             <w:shd w:val="clear" w:color="auto" w:fill="auto"/>
             <w:tcMar>
               <w:top w:w="28" w:type="dxa"/>
@@ -11461,20 +11242,162 @@
               <w:bottom w:w="28" w:type="dxa"/>
               <w:right w:w="108" w:type="dxa"/>
             </w:tcMar>
-            <w:vAlign w:val="top"/>
-          </w:tcPr>
-          <w:p>
-            <w:pPr>
-              <w:rPr>
-                <w:color w:val="262626"/>
-              </w:rPr>
-            </w:pPr>
-            <w:r>
+            <w:vAlign w:val="center"/>
+          </w:tcPr>
+          <w:p>
+            <w:pPr>
+              <w:jc w:val="left"/>
               <w:rPr>
                 <w:rFonts w:hint="eastAsia"/>
                 <w:color w:val="262626"/>
               </w:rPr>
+            </w:pPr>
+            <w:r>
+              <w:rPr>
+                <w:rFonts w:hint="eastAsia"/>
+                <w:color w:val="262626"/>
+              </w:rPr>
+              <w:t>{{"ty_guangzhou1"|sign(</w:t>
+            </w:r>
+            <w:r>
+              <w:rPr>
+                <w:rFonts w:hint="eastAsia"/>
+                <w:color w:val="262626"/>
+                <w:lang w:val="en-US" w:eastAsia="zh-CN"/>
+              </w:rPr>
+              <w:t>46</w:t>
+            </w:r>
+            <w:r>
+              <w:rPr>
+                <w:rFonts w:hint="eastAsia"/>
+                <w:color w:val="262626"/>
+              </w:rPr>
+              <w:t>,</w:t>
+            </w:r>
+            <w:r>
+              <w:rPr>
+                <w:rFonts w:hint="eastAsia"/>
+                <w:color w:val="262626"/>
+                <w:lang w:val="en-US" w:eastAsia="zh-CN"/>
+              </w:rPr>
+              <w:t>25</w:t>
+            </w:r>
+            <w:r>
+              <w:rPr>
+                <w:rFonts w:hint="eastAsia"/>
+                <w:color w:val="262626"/>
+              </w:rPr>
+              <w:t>)}}</w:t>
+            </w:r>
+          </w:p>
+        </w:tc>
+        <w:tc>
+          <w:tcPr>
+            <w:tcW w:w="962" w:type="dxa"/>
+            <w:tcBorders>
+              <w:right w:val="nil"/>
+            </w:tcBorders>
+            <w:shd w:val="clear" w:color="auto" w:fill="auto"/>
+            <w:tcMar>
+              <w:top w:w="28" w:type="dxa"/>
+              <w:left w:w="108" w:type="dxa"/>
+              <w:bottom w:w="28" w:type="dxa"/>
+              <w:right w:w="108" w:type="dxa"/>
+            </w:tcMar>
+            <w:vAlign w:val="center"/>
+          </w:tcPr>
+          <w:p>
+            <w:pPr>
+              <w:jc w:val="left"/>
+              <w:rPr>
+                <w:color w:val="262626"/>
+              </w:rPr>
+            </w:pPr>
+            <w:r>
+              <w:rPr>
+                <w:rFonts w:hint="eastAsia"/>
+                <w:color w:val="262626"/>
+              </w:rPr>
               <w:t>审核者：</w:t>
+            </w:r>
+          </w:p>
+        </w:tc>
+        <w:tc>
+          <w:tcPr>
+            <w:tcW w:w="4283" w:type="dxa"/>
+            <w:tcBorders>
+              <w:left w:val="nil"/>
+            </w:tcBorders>
+            <w:shd w:val="clear" w:color="auto" w:fill="auto"/>
+            <w:tcMar>
+              <w:top w:w="28" w:type="dxa"/>
+              <w:left w:w="108" w:type="dxa"/>
+              <w:bottom w:w="28" w:type="dxa"/>
+              <w:right w:w="108" w:type="dxa"/>
+            </w:tcMar>
+            <w:vAlign w:val="center"/>
+          </w:tcPr>
+          <w:p>
+            <w:pPr>
+              <w:jc w:val="left"/>
+              <w:rPr>
+                <w:rFonts w:hint="eastAsia"/>
+                <w:color w:val="262626"/>
+              </w:rPr>
+            </w:pPr>
+            <w:r>
+              <w:rPr>
+                <w:rFonts w:hint="eastAsia"/>
+                <w:color w:val="262626"/>
+              </w:rPr>
+              <w:t>{{"</w:t>
+            </w:r>
+            <w:r>
+              <w:rPr>
+                <w:rFonts w:hint="eastAsia" w:ascii="微软雅黑" w:hAnsi="微软雅黑" w:eastAsia="微软雅黑" w:cs="微软雅黑"/>
+                <w:b w:val="0"/>
+                <w:bCs w:val="0"/>
+                <w:sz w:val="20"/>
+                <w:szCs w:val="20"/>
+              </w:rPr>
+              <w:t>ty_guangzhou</w:t>
+            </w:r>
+            <w:r>
+              <w:rPr>
+                <w:rFonts w:hint="eastAsia"/>
+                <w:color w:val="262626"/>
+              </w:rPr>
+              <w:t>2"|sign(</w:t>
+            </w:r>
+            <w:r>
+              <w:rPr>
+                <w:rFonts w:hint="eastAsia"/>
+                <w:color w:val="262626"/>
+                <w:lang w:val="en-US" w:eastAsia="zh-CN"/>
+              </w:rPr>
+              <w:t>49</w:t>
+            </w:r>
+            <w:r>
+              <w:rPr>
+                <w:rFonts w:hint="eastAsia"/>
+                <w:color w:val="262626"/>
+              </w:rPr>
+              <w:t>,</w:t>
+            </w:r>
+            <w:r>
+              <w:rPr>
+                <w:rFonts w:hint="eastAsia"/>
+                <w:color w:val="262626"/>
+                <w:lang w:val="en-US" w:eastAsia="zh-CN"/>
+              </w:rPr>
+              <w:t>27</w:t>
+            </w:r>
+            <w:r>
+              <w:rPr>
+                <w:rFonts w:hint="eastAsia"/>
+                <w:color w:val="262626"/>
+              </w:rPr>
+              <w:t>)}}</w:t>
             </w:r>
           </w:p>
         </w:tc>
@@ -11497,13 +11420,13 @@
           </w:tblCellMar>
         </w:tblPrEx>
         <w:trPr>
-          <w:trHeight w:val="227" w:hRule="atLeast"/>
+          <w:trHeight w:val="510" w:hRule="atLeast"/>
           <w:jc w:val="center"/>
         </w:trPr>
         <w:tc>
           <w:tcPr>
             <w:tcW w:w="9781" w:type="dxa"/>
-            <w:gridSpan w:val="2"/>
+            <w:gridSpan w:val="4"/>
             <w:shd w:val="clear" w:color="auto" w:fill="auto"/>
             <w:tcMar>
               <w:top w:w="28" w:type="dxa"/>
@@ -11511,10 +11434,11 @@
               <w:bottom w:w="28" w:type="dxa"/>
               <w:right w:w="108" w:type="dxa"/>
             </w:tcMar>
-            <w:vAlign w:val="top"/>
-          </w:tcPr>
-          <w:p>
-            <w:pPr>
+            <w:vAlign w:val="center"/>
+          </w:tcPr>
+          <w:p>
+            <w:pPr>
+              <w:jc w:val="left"/>
               <w:rPr>
                 <w:rFonts w:hint="default" w:eastAsia="微软雅黑"/>
                 <w:color w:val="262626"/>
@@ -12579,8 +12503,8 @@
           <w:lang w:eastAsia="zh-CN"/>
         </w:rPr>
       </w:pPr>
-      <w:bookmarkStart w:id="12" w:name="_Toc289"/>
-      <w:bookmarkStart w:id="13" w:name="_Toc17537"/>
+      <w:bookmarkStart w:id="12" w:name="_Toc17537"/>
+      <w:bookmarkStart w:id="13" w:name="_Toc289"/>
       <w:r>
         <w:rPr>
           <w:rFonts w:hint="eastAsia" w:ascii="Times New Roman" w:hAnsi="Times New Roman" w:cs="Times New Roman"/>
@@ -13294,8 +13218,6 @@
               </w:rPr>
               <w:t>{{ brca.cHGVS }}</w:t>
             </w:r>
-            <w:bookmarkStart w:id="39" w:name="_GoBack"/>
-            <w:bookmarkEnd w:id="39"/>
           </w:p>
         </w:tc>
         <w:tc>
@@ -17323,6 +17245,12 @@
             <w:insideH w:val="single" w:color="31849B" w:sz="8" w:space="0"/>
             <w:insideV w:val="single" w:color="31849B" w:sz="8" w:space="0"/>
           </w:tblBorders>
+          <w:tblCellMar>
+            <w:top w:w="0" w:type="dxa"/>
+            <w:left w:w="108" w:type="dxa"/>
+            <w:bottom w:w="0" w:type="dxa"/>
+            <w:right w:w="108" w:type="dxa"/>
+          </w:tblCellMar>
         </w:tblPrEx>
         <w:trPr>
           <w:trHeight w:val="420" w:hRule="atLeast"/>
@@ -20723,6 +20651,12 @@
             <w:insideH w:val="dotted" w:color="45A3A7" w:sz="4" w:space="0"/>
             <w:insideV w:val="dotted" w:color="45A3A7" w:sz="4" w:space="0"/>
           </w:tblBorders>
+          <w:tblCellMar>
+            <w:top w:w="0" w:type="dxa"/>
+            <w:left w:w="108" w:type="dxa"/>
+            <w:bottom w:w="0" w:type="dxa"/>
+            <w:right w:w="108" w:type="dxa"/>
+          </w:tblCellMar>
         </w:tblPrEx>
         <w:trPr>
           <w:trHeight w:val="417" w:hRule="atLeast"/>
@@ -26530,6 +26464,12 @@
             <w:insideH w:val="dotted" w:color="45A3A7" w:sz="4" w:space="0"/>
             <w:insideV w:val="dotted" w:color="45A3A7" w:sz="4" w:space="0"/>
           </w:tblBorders>
+          <w:tblCellMar>
+            <w:top w:w="0" w:type="dxa"/>
+            <w:left w:w="108" w:type="dxa"/>
+            <w:bottom w:w="0" w:type="dxa"/>
+            <w:right w:w="108" w:type="dxa"/>
+          </w:tblCellMar>
         </w:tblPrEx>
         <w:trPr>
           <w:trHeight w:val="417" w:hRule="atLeast"/>
@@ -29775,12 +29715,6 @@
             <w:insideH w:val="dotted" w:color="45A3A7" w:sz="4" w:space="0"/>
             <w:insideV w:val="dotted" w:color="45A3A7" w:sz="4" w:space="0"/>
           </w:tblBorders>
-          <w:tblCellMar>
-            <w:top w:w="0" w:type="dxa"/>
-            <w:left w:w="108" w:type="dxa"/>
-            <w:bottom w:w="0" w:type="dxa"/>
-            <w:right w:w="108" w:type="dxa"/>
-          </w:tblCellMar>
         </w:tblPrEx>
         <w:trPr>
           <w:trHeight w:val="420" w:hRule="atLeast"/>
@@ -30946,7 +30880,29 @@
                 <w:szCs w:val="21"/>
                 <w:lang w:val="en-US" w:eastAsia="zh-CN" w:bidi="ar-SA"/>
               </w:rPr>
-              <w:t xml:space="preserve"> tumorcellcontent and (tumorcellcontent|percent_to_float) &gt;= 10 %}合格</w:t>
+              <w:t xml:space="preserve"> tumorcellcontent and (tumorcellcontent|percent_to_float) &gt;= </w:t>
+            </w:r>
+            <w:r>
+              <w:rPr>
+                <w:rFonts w:hint="eastAsia" w:ascii="Times New Roman" w:hAnsi="Times New Roman" w:eastAsia="微软雅黑" w:cs="Times New Roman"/>
+                <w:color w:val="262626"/>
+                <w:kern w:val="2"/>
+                <w:sz w:val="21"/>
+                <w:szCs w:val="21"/>
+                <w:lang w:val="en-US" w:eastAsia="zh-CN" w:bidi="ar-SA"/>
+              </w:rPr>
+              <w:t>2</w:t>
+            </w:r>
+            <w:r>
+              <w:rPr>
+                <w:rFonts w:hint="default" w:ascii="Times New Roman" w:hAnsi="Times New Roman" w:eastAsia="微软雅黑" w:cs="Times New Roman"/>
+                <w:color w:val="262626"/>
+                <w:kern w:val="2"/>
+                <w:sz w:val="21"/>
+                <w:szCs w:val="21"/>
+                <w:lang w:val="en-US" w:eastAsia="zh-CN" w:bidi="ar-SA"/>
+              </w:rPr>
+              <w:t>0 %}合格</w:t>
             </w:r>
             <w:r>
               <w:rPr>
@@ -31367,7 +31323,27 @@
                 <w:szCs w:val="21"/>
                 <w:lang w:val="en-US" w:eastAsia="zh-CN"/>
               </w:rPr>
-              <w:t xml:space="preserve"> &gt;= 200 %}合格{% else %}不合格{% endif %}</w:t>
+              <w:t xml:space="preserve"> &gt;= 2</w:t>
+            </w:r>
+            <w:r>
+              <w:rPr>
+                <w:rFonts w:hint="eastAsia" w:ascii="Times New Roman" w:hAnsi="Times New Roman" w:cs="Times New Roman"/>
+                <w:color w:val="262626"/>
+                <w:sz w:val="21"/>
+                <w:szCs w:val="21"/>
+                <w:lang w:val="en-US" w:eastAsia="zh-CN"/>
+              </w:rPr>
+              <w:t>5</w:t>
+            </w:r>
+            <w:r>
+              <w:rPr>
+                <w:rFonts w:hint="default" w:ascii="Times New Roman" w:hAnsi="Times New Roman" w:eastAsia="微软雅黑" w:cs="Times New Roman"/>
+                <w:color w:val="262626"/>
+                <w:sz w:val="21"/>
+                <w:szCs w:val="21"/>
+                <w:lang w:val="en-US" w:eastAsia="zh-CN"/>
+              </w:rPr>
+              <w:t>0 %}合格{% else %}不合格{% endif %}</w:t>
             </w:r>
           </w:p>
         </w:tc>
@@ -31542,7 +31518,47 @@
                 <w:szCs w:val="21"/>
                 <w:lang w:val="en-US" w:eastAsia="zh-CN"/>
               </w:rPr>
-              <w:t xml:space="preserve"> in [‘A’, ‘B’, ‘C’] %}合格{% else %}不合格{% endif %}</w:t>
+              <w:t xml:space="preserve"> in [‘</w:t>
+            </w:r>
+            <w:r>
+              <w:rPr>
+                <w:rFonts w:hint="eastAsia" w:ascii="Times New Roman" w:hAnsi="Times New Roman" w:cs="Times New Roman"/>
+                <w:color w:val="262626"/>
+                <w:sz w:val="21"/>
+                <w:szCs w:val="21"/>
+                <w:lang w:val="en-US" w:eastAsia="zh-CN"/>
+              </w:rPr>
+              <w:t>1</w:t>
+            </w:r>
+            <w:r>
+              <w:rPr>
+                <w:rFonts w:hint="default" w:ascii="Times New Roman" w:hAnsi="Times New Roman" w:eastAsia="微软雅黑" w:cs="Times New Roman"/>
+                <w:color w:val="262626"/>
+                <w:sz w:val="21"/>
+                <w:szCs w:val="21"/>
+                <w:lang w:val="en-US" w:eastAsia="zh-CN"/>
+              </w:rPr>
+              <w:t>’, ‘</w:t>
+            </w:r>
+            <w:r>
+              <w:rPr>
+                <w:rFonts w:hint="eastAsia" w:ascii="Times New Roman" w:hAnsi="Times New Roman" w:cs="Times New Roman"/>
+                <w:color w:val="262626"/>
+                <w:sz w:val="21"/>
+                <w:szCs w:val="21"/>
+                <w:lang w:val="en-US" w:eastAsia="zh-CN"/>
+              </w:rPr>
+              <w:t>2</w:t>
+            </w:r>
+            <w:r>
+              <w:rPr>
+                <w:rFonts w:hint="default" w:ascii="Times New Roman" w:hAnsi="Times New Roman" w:eastAsia="微软雅黑" w:cs="Times New Roman"/>
+                <w:color w:val="262626"/>
+                <w:sz w:val="21"/>
+                <w:szCs w:val="21"/>
+                <w:lang w:val="en-US" w:eastAsia="zh-CN"/>
+              </w:rPr>
+              <w:t>’] %}合格{% else %}不合格{% endif %}</w:t>
             </w:r>
           </w:p>
         </w:tc>
@@ -31749,7 +31765,27 @@
                 <w:szCs w:val="21"/>
                 <w:lang w:val="en-US" w:eastAsia="zh-CN"/>
               </w:rPr>
-              <w:t xml:space="preserve"> &gt;= 500 %}合格{% else %}不合格{% endif %}</w:t>
+              <w:t xml:space="preserve"> &gt;= </w:t>
+            </w:r>
+            <w:r>
+              <w:rPr>
+                <w:rFonts w:hint="eastAsia" w:ascii="Times New Roman" w:hAnsi="Times New Roman" w:cs="Times New Roman"/>
+                <w:color w:val="262626"/>
+                <w:sz w:val="21"/>
+                <w:szCs w:val="21"/>
+                <w:lang w:val="en-US" w:eastAsia="zh-CN"/>
+              </w:rPr>
+              <w:t>64</w:t>
+            </w:r>
+            <w:r>
+              <w:rPr>
+                <w:rFonts w:hint="default" w:ascii="Times New Roman" w:hAnsi="Times New Roman" w:eastAsia="微软雅黑" w:cs="Times New Roman"/>
+                <w:color w:val="262626"/>
+                <w:sz w:val="21"/>
+                <w:szCs w:val="21"/>
+                <w:lang w:val="en-US" w:eastAsia="zh-CN"/>
+              </w:rPr>
+              <w:t>0 %}合格{% else %}不合格{% endif %}</w:t>
             </w:r>
           </w:p>
         </w:tc>
@@ -33006,10 +33042,9 @@
         <w:textAlignment w:val="auto"/>
         <w:rPr>
           <w:rFonts w:hint="default" w:ascii="Times New Roman" w:hAnsi="Times New Roman" w:eastAsia="微软雅黑" w:cs="Times New Roman"/>
-          <w:b/>
-          <w:bCs/>
           <w:sz w:val="18"/>
-          <w:lang w:eastAsia="zh-CN"/>
+          <w:szCs w:val="18"/>
+          <w:lang w:val="en-US" w:eastAsia="zh-CN"/>
         </w:rPr>
       </w:pPr>
       <w:r>
@@ -33022,63 +33057,42 @@
         </w:rPr>
         <w:t>注：</w:t>
       </w:r>
-    </w:p>
-    <w:p>
-      <w:pPr>
-        <w:numPr>
-          <w:ilvl w:val="0"/>
-          <w:numId w:val="0"/>
-        </w:numPr>
-        <w:ind w:leftChars="0"/>
+      <w:r>
         <w:rPr>
           <w:rFonts w:hint="default" w:ascii="Times New Roman" w:hAnsi="Times New Roman" w:eastAsia="微软雅黑" w:cs="Times New Roman"/>
           <w:sz w:val="18"/>
           <w:szCs w:val="18"/>
           <w:lang w:val="en-US" w:eastAsia="zh-CN"/>
         </w:rPr>
-      </w:pPr>
-      <w:r>
-        <w:rPr>
-          <w:rFonts w:hint="default" w:ascii="Times New Roman" w:hAnsi="Times New Roman" w:eastAsia="微软雅黑" w:cs="Times New Roman"/>
-          <w:sz w:val="18"/>
-          <w:szCs w:val="18"/>
-          <w:lang w:val="en-US" w:eastAsia="zh-CN"/>
-        </w:rPr>
-        <w:t>{% for n in note.qcNoteList %}{{n}}</w:t>
+        <w:t>{% for n in note.qcNoteList %}</w:t>
       </w:r>
     </w:p>
     <w:p>
       <w:pPr>
+        <w:pStyle w:val="66"/>
         <w:numPr>
           <w:ilvl w:val="0"/>
-          <w:numId w:val="0"/>
+          <w:numId w:val="10"/>
         </w:numPr>
-        <w:spacing w:before="53" w:line="301" w:lineRule="exact"/>
-        <w:rPr>
-          <w:rFonts w:ascii="Times New Roman" w:hAnsi="Times New Roman" w:eastAsia="微软雅黑" w:cs="Times New Roman"/>
-          <w:bCs/>
-          <w:sz w:val="18"/>
-          <w:szCs w:val="18"/>
-          <w:lang w:eastAsia="zh-CN"/>
+        <w:autoSpaceDE w:val="0"/>
+        <w:autoSpaceDN w:val="0"/>
+        <w:ind w:firstLineChars="0"/>
+        <w:rPr>
+          <w:sz w:val="21"/>
+          <w:szCs w:val="21"/>
         </w:rPr>
       </w:pPr>
       <w:r>
         <w:rPr>
-          <w:rFonts w:hint="default" w:ascii="Times New Roman" w:hAnsi="Times New Roman" w:eastAsia="微软雅黑" w:cs="Times New Roman"/>
+          <w:rFonts w:hint="default" w:ascii="Times New Roman" w:hAnsi="Times New Roman" w:eastAsia="微软雅黑"/>
           <w:sz w:val="18"/>
           <w:szCs w:val="18"/>
           <w:lang w:val="en-US" w:eastAsia="zh-CN"/>
         </w:rPr>
-        <w:t>{% endfor %}</w:t>
+        <w:t>{{n}}{% endfor %}</w:t>
       </w:r>
-    </w:p>
-    <w:p>
-      <w:pPr>
-        <w:rPr>
-          <w:sz w:val="21"/>
-          <w:szCs w:val="21"/>
-        </w:rPr>
-      </w:pPr>
+      <w:bookmarkStart w:id="39" w:name="_GoBack"/>
+      <w:bookmarkEnd w:id="39"/>
       <w:r>
         <w:br w:type="page"/>
       </w:r>
@@ -33877,7 +33891,7 @@
         <w:pStyle w:val="66"/>
         <w:numPr>
           <w:ilvl w:val="0"/>
-          <w:numId w:val="10"/>
+          <w:numId w:val="11"/>
         </w:numPr>
         <w:autoSpaceDE w:val="0"/>
         <w:autoSpaceDN w:val="0"/>
@@ -33958,7 +33972,7 @@
         <w:pStyle w:val="66"/>
         <w:numPr>
           <w:ilvl w:val="0"/>
-          <w:numId w:val="10"/>
+          <w:numId w:val="11"/>
         </w:numPr>
         <w:autoSpaceDE w:val="0"/>
         <w:autoSpaceDN w:val="0"/>
@@ -34003,7 +34017,7 @@
         <w:pStyle w:val="66"/>
         <w:numPr>
           <w:ilvl w:val="0"/>
-          <w:numId w:val="10"/>
+          <w:numId w:val="11"/>
         </w:numPr>
         <w:autoSpaceDE w:val="0"/>
         <w:autoSpaceDN w:val="0"/>
@@ -34912,7 +34926,7 @@
                     </pic:cNvPicPr>
                   </pic:nvPicPr>
                   <pic:blipFill>
-                    <a:blip r:embed="rId14"/>
+                    <a:blip r:embed="rId11"/>
                     <a:stretch>
                       <a:fillRect/>
                     </a:stretch>
@@ -40532,7 +40546,7 @@
         <w:widowControl/>
         <w:numPr>
           <w:ilvl w:val="0"/>
-          <w:numId w:val="11"/>
+          <w:numId w:val="12"/>
         </w:numPr>
         <w:spacing w:before="26"/>
         <w:ind w:firstLine="200" w:firstLineChars="100"/>
@@ -40848,8 +40862,8 @@
           <w:lang w:eastAsia="zh-CN"/>
         </w:rPr>
       </w:pPr>
-      <w:bookmarkStart w:id="21" w:name="_Toc23705"/>
-      <w:bookmarkStart w:id="22" w:name="_Toc15830"/>
+      <w:bookmarkStart w:id="21" w:name="_Toc15830"/>
+      <w:bookmarkStart w:id="22" w:name="_Toc23705"/>
     </w:p>
     <w:p>
       <w:pPr>
@@ -41156,9 +41170,9 @@
         </w:rPr>
       </w:pPr>
       <w:bookmarkStart w:id="23" w:name="_Toc5400"/>
-      <w:bookmarkStart w:id="24" w:name="_Toc3846"/>
-      <w:bookmarkStart w:id="25" w:name="_Toc331"/>
-      <w:bookmarkStart w:id="26" w:name="_Toc32060"/>
+      <w:bookmarkStart w:id="24" w:name="_Toc32060"/>
+      <w:bookmarkStart w:id="25" w:name="_Toc3846"/>
+      <w:bookmarkStart w:id="26" w:name="_Toc331"/>
       <w:r>
         <w:rPr>
           <w:rFonts w:ascii="Times New Roman" w:hAnsi="Times New Roman" w:eastAsia="微软雅黑" w:cs="Times New Roman"/>
@@ -41289,10 +41303,10 @@
           <w:lang w:eastAsia="zh-CN"/>
         </w:rPr>
       </w:pPr>
-      <w:bookmarkStart w:id="27" w:name="_Toc22196"/>
-      <w:bookmarkStart w:id="28" w:name="_Toc5423"/>
-      <w:bookmarkStart w:id="29" w:name="_Toc10299"/>
-      <w:bookmarkStart w:id="30" w:name="_Toc126"/>
+      <w:bookmarkStart w:id="27" w:name="_Toc5423"/>
+      <w:bookmarkStart w:id="28" w:name="_Toc126"/>
+      <w:bookmarkStart w:id="29" w:name="_Toc22196"/>
+      <w:bookmarkStart w:id="30" w:name="_Toc10299"/>
       <w:r>
         <w:rPr>
           <w:rFonts w:ascii="Times New Roman" w:hAnsi="Times New Roman" w:eastAsia="微软雅黑" w:cs="Times New Roman"/>
@@ -41520,13 +41534,13 @@
           <w:lang w:eastAsia="zh-CN"/>
         </w:rPr>
       </w:pPr>
-      <w:bookmarkStart w:id="31" w:name="_Toc11193_WPSOffice_Level2"/>
-      <w:bookmarkStart w:id="32" w:name="_Toc6304_WPSOffice_Level2"/>
-      <w:bookmarkStart w:id="33" w:name="_Toc3488_WPSOffice_Level2"/>
-      <w:bookmarkStart w:id="34" w:name="_Toc19280_WPSOffice_Level2"/>
-      <w:bookmarkStart w:id="35" w:name="_Toc6931_WPSOffice_Level2"/>
-      <w:bookmarkStart w:id="36" w:name="_Toc17111_WPSOffice_Level2"/>
-      <w:bookmarkStart w:id="37" w:name="_Toc31515_WPSOffice_Level2"/>
+      <w:bookmarkStart w:id="31" w:name="_Toc6931_WPSOffice_Level2"/>
+      <w:bookmarkStart w:id="32" w:name="_Toc17111_WPSOffice_Level2"/>
+      <w:bookmarkStart w:id="33" w:name="_Toc31515_WPSOffice_Level2"/>
+      <w:bookmarkStart w:id="34" w:name="_Toc3488_WPSOffice_Level2"/>
+      <w:bookmarkStart w:id="35" w:name="_Toc11193_WPSOffice_Level2"/>
+      <w:bookmarkStart w:id="36" w:name="_Toc19280_WPSOffice_Level2"/>
+      <w:bookmarkStart w:id="37" w:name="_Toc6304_WPSOffice_Level2"/>
       <w:r>
         <w:rPr>
           <w:rFonts w:hint="default" w:ascii="Times New Roman" w:hAnsi="Times New Roman" w:eastAsia="微软雅黑" w:cs="Times New Roman"/>
@@ -41954,7 +41968,7 @@
       <w:pPr>
         <w:numPr>
           <w:ilvl w:val="0"/>
-          <w:numId w:val="12"/>
+          <w:numId w:val="13"/>
         </w:numPr>
         <w:ind w:leftChars="0"/>
         <w:rPr>
@@ -41978,7 +41992,7 @@
       <w:pPr>
         <w:numPr>
           <w:ilvl w:val="0"/>
-          <w:numId w:val="12"/>
+          <w:numId w:val="13"/>
         </w:numPr>
         <w:ind w:leftChars="0"/>
         <w:rPr>
@@ -42277,7 +42291,7 @@
         <w:widowControl/>
         <w:numPr>
           <w:ilvl w:val="0"/>
-          <w:numId w:val="13"/>
+          <w:numId w:val="14"/>
         </w:numPr>
         <w:kinsoku/>
         <w:wordWrap/>
@@ -42392,7 +42406,7 @@
                     </pic:cNvPicPr>
                   </pic:nvPicPr>
                   <pic:blipFill>
-                    <a:blip r:embed="rId15"/>
+                    <a:blip r:embed="rId12"/>
                     <a:stretch>
                       <a:fillRect/>
                     </a:stretch>
@@ -43818,9 +43832,9 @@
         <w:ind w:left="420" w:hanging="420"/>
       </w:pPr>
       <w:rPr>
-        <w:rFonts w:hint="default"/>
-        <w:sz w:val="20"/>
-        <w:szCs w:val="20"/>
+        <w:rFonts w:hint="default" w:ascii="Times New Roman" w:hAnsi="Times New Roman" w:cs="Times New Roman"/>
+        <w:sz w:val="18"/>
+        <w:szCs w:val="18"/>
       </w:rPr>
     </w:lvl>
     <w:lvl w:ilvl="1" w:tentative="0">
@@ -44024,6 +44038,97 @@
     </w:lvl>
   </w:abstractNum>
   <w:abstractNum w:abstractNumId="10">
+    <w:nsid w:val="47A87E4C"/>
+    <w:multiLevelType w:val="multilevel"/>
+    <w:tmpl w:val="47A87E4C"/>
+    <w:lvl w:ilvl="0" w:tentative="0">
+      <w:start w:val="1"/>
+      <w:numFmt w:val="decimal"/>
+      <w:lvlText w:val="%1."/>
+      <w:lvlJc w:val="left"/>
+      <w:pPr>
+        <w:ind w:left="420" w:hanging="420"/>
+      </w:pPr>
+      <w:rPr>
+        <w:rFonts w:hint="default"/>
+        <w:sz w:val="20"/>
+        <w:szCs w:val="20"/>
+      </w:rPr>
+    </w:lvl>
+    <w:lvl w:ilvl="1" w:tentative="0">
+      <w:start w:val="1"/>
+      <w:numFmt w:val="lowerLetter"/>
+      <w:lvlText w:val="%2)"/>
+      <w:lvlJc w:val="left"/>
+      <w:pPr>
+        <w:ind w:left="840" w:hanging="420"/>
+      </w:pPr>
+    </w:lvl>
+    <w:lvl w:ilvl="2" w:tentative="0">
+      <w:start w:val="1"/>
+      <w:numFmt w:val="lowerRoman"/>
+      <w:lvlText w:val="%3."/>
+      <w:lvlJc w:val="right"/>
+      <w:pPr>
+        <w:ind w:left="1260" w:hanging="420"/>
+      </w:pPr>
+    </w:lvl>
+    <w:lvl w:ilvl="3" w:tentative="0">
+      <w:start w:val="1"/>
+      <w:numFmt w:val="decimal"/>
+      <w:lvlText w:val="%4."/>
+      <w:lvlJc w:val="left"/>
+      <w:pPr>
+        <w:ind w:left="1680" w:hanging="420"/>
+      </w:pPr>
+    </w:lvl>
+    <w:lvl w:ilvl="4" w:tentative="0">
+      <w:start w:val="1"/>
+      <w:numFmt w:val="lowerLetter"/>
+      <w:lvlText w:val="%5)"/>
+      <w:lvlJc w:val="left"/>
+      <w:pPr>
+        <w:ind w:left="2100" w:hanging="420"/>
+      </w:pPr>
+    </w:lvl>
+    <w:lvl w:ilvl="5" w:tentative="0">
+      <w:start w:val="1"/>
+      <w:numFmt w:val="lowerRoman"/>
+      <w:lvlText w:val="%6."/>
+      <w:lvlJc w:val="right"/>
+      <w:pPr>
+        <w:ind w:left="2520" w:hanging="420"/>
+      </w:pPr>
+    </w:lvl>
+    <w:lvl w:ilvl="6" w:tentative="0">
+      <w:start w:val="1"/>
+      <w:numFmt w:val="decimal"/>
+      <w:lvlText w:val="%7."/>
+      <w:lvlJc w:val="left"/>
+      <w:pPr>
+        <w:ind w:left="2940" w:hanging="420"/>
+      </w:pPr>
+    </w:lvl>
+    <w:lvl w:ilvl="7" w:tentative="0">
+      <w:start w:val="1"/>
+      <w:numFmt w:val="lowerLetter"/>
+      <w:lvlText w:val="%8)"/>
+      <w:lvlJc w:val="left"/>
+      <w:pPr>
+        <w:ind w:left="3360" w:hanging="420"/>
+      </w:pPr>
+    </w:lvl>
+    <w:lvl w:ilvl="8" w:tentative="0">
+      <w:start w:val="1"/>
+      <w:numFmt w:val="lowerRoman"/>
+      <w:lvlText w:val="%9."/>
+      <w:lvlJc w:val="right"/>
+      <w:pPr>
+        <w:ind w:left="3780" w:hanging="420"/>
+      </w:pPr>
+    </w:lvl>
+  </w:abstractNum>
+  <w:abstractNum w:abstractNumId="11">
     <w:nsid w:val="5EFAFD38"/>
     <w:multiLevelType w:val="multilevel"/>
     <w:tmpl w:val="5EFAFD38"/>
@@ -44136,7 +44241,7 @@
       </w:rPr>
     </w:lvl>
   </w:abstractNum>
-  <w:abstractNum w:abstractNumId="11">
+  <w:abstractNum w:abstractNumId="12">
     <w:nsid w:val="6BAC6FD5"/>
     <w:multiLevelType w:val="singleLevel"/>
     <w:tmpl w:val="6BAC6FD5"/>
@@ -44148,7 +44253,7 @@
       <w:lvlJc w:val="left"/>
     </w:lvl>
   </w:abstractNum>
-  <w:abstractNum w:abstractNumId="12">
+  <w:abstractNum w:abstractNumId="13">
     <w:nsid w:val="7C0A0902"/>
     <w:multiLevelType w:val="multilevel"/>
     <w:tmpl w:val="7C0A0902"/>
@@ -44274,7 +44379,7 @@
     <w:abstractNumId w:val="3"/>
   </w:num>
   <w:num w:numId="5">
-    <w:abstractNumId w:val="10"/>
+    <w:abstractNumId w:val="11"/>
   </w:num>
   <w:num w:numId="6">
     <w:abstractNumId w:val="9"/>
@@ -44283,7 +44388,7 @@
     <w:abstractNumId w:val="7"/>
   </w:num>
   <w:num w:numId="8">
-    <w:abstractNumId w:val="12"/>
+    <w:abstractNumId w:val="13"/>
   </w:num>
   <w:num w:numId="9">
     <w:abstractNumId w:val="2"/>
@@ -44292,12 +44397,15 @@
     <w:abstractNumId w:val="6"/>
   </w:num>
   <w:num w:numId="11">
-    <w:abstractNumId w:val="11"/>
+    <w:abstractNumId w:val="10"/>
   </w:num>
   <w:num w:numId="12">
+    <w:abstractNumId w:val="12"/>
+  </w:num>
+  <w:num w:numId="13">
     <w:abstractNumId w:val="8"/>
   </w:num>
-  <w:num w:numId="13">
+  <w:num w:numId="14">
     <w:abstractNumId w:val="0"/>
   </w:num>
 </w:numbering>
